--- a/docs/SRS_Portfolio_TranVuThien.docx
+++ b/docs/SRS_Portfolio_TranVuThien.docx
@@ -3004,287 +3004,65 @@
     </w:p>
     <w:p>
       <w:pPr>
-        <w:spacing w:after="20" w:before="20"/>
-      </w:pPr>
-      <w:r>
-        <w:rPr>
-          <w:rFonts w:ascii="Consolas" w:cs="Consolas" w:eastAsia="Consolas" w:hAnsi="Consolas"/>
-          <w:color w:val="1E293B"/>
+        <w:spacing w:after="80" w:before="200"/>
+        <w:jc w:val="center"/>
+      </w:pPr>
+      <w:r>
+        <w:drawing>
+          <wp:inline distT="0" distB="0" distL="0" distR="0">
+            <wp:extent cx="5334000" cy="590550"/>
+            <wp:effectExtent t="0" r="0" b="0" l="0"/>
+            <wp:docPr id="1" name="" descr="" title=""/>
+            <wp:cNvGraphicFramePr>
+              <a:graphicFrameLocks xmlns:a="http://schemas.openxmlformats.org/drawingml/2006/main" noChangeAspect="1"/>
+            </wp:cNvGraphicFramePr>
+            <a:graphic xmlns:a="http://schemas.openxmlformats.org/drawingml/2006/main">
+              <a:graphicData uri="http://schemas.openxmlformats.org/drawingml/2006/picture">
+                <pic:pic xmlns:pic="http://schemas.openxmlformats.org/drawingml/2006/picture">
+                  <pic:nvPicPr>
+                    <pic:cNvPr id="0" name="" descr=""/>
+                    <pic:cNvPicPr>
+                      <a:picLocks noChangeAspect="1" noChangeArrowheads="1"/>
+                    </pic:cNvPicPr>
+                  </pic:nvPicPr>
+                  <pic:blipFill>
+                    <a:blip r:embed="rId9" cstate="none"/>
+                    <a:srcRect/>
+                    <a:stretch>
+                      <a:fillRect/>
+                    </a:stretch>
+                  </pic:blipFill>
+                  <pic:spPr bwMode="auto">
+                    <a:xfrm>
+                      <a:off x="0" y="0"/>
+                      <a:ext cx="5334000" cy="590550"/>
+                    </a:xfrm>
+                    <a:prstGeom prst="rect">
+                      <a:avLst/>
+                    </a:prstGeom>
+                  </pic:spPr>
+                </pic:pic>
+              </a:graphicData>
+            </a:graphic>
+          </wp:inline>
+        </w:drawing>
+      </w:r>
+    </w:p>
+    <w:p>
+      <w:pPr>
+        <w:spacing w:after="200"/>
+        <w:jc w:val="center"/>
+      </w:pPr>
+      <w:r>
+        <w:rPr>
+          <w:rFonts w:ascii="Arial" w:cs="Arial" w:eastAsia="Arial" w:hAnsi="Arial"/>
+          <w:i/>
+          <w:iCs/>
+          <w:color w:val="64748B"/>
           <w:sz w:val="18"/>
           <w:szCs w:val="18"/>
         </w:rPr>
-        <w:t xml:space="preserve">graph TD
-</w:t>
-      </w:r>
-    </w:p>
-    <w:p>
-      <w:pPr>
-        <w:spacing w:after="20" w:before="20"/>
-      </w:pPr>
-      <w:r>
-        <w:rPr>
-          <w:rFonts w:ascii="Consolas" w:cs="Consolas" w:eastAsia="Consolas" w:hAnsi="Consolas"/>
-          <w:color w:val="1E293B"/>
-          <w:sz w:val="18"/>
-          <w:szCs w:val="18"/>
-        </w:rPr>
-        <w:t xml:space="preserve">    A[Hệ thống Portfolio &amp; Admin Platform] --&gt; B[Phân hệ Public Web]
-</w:t>
-      </w:r>
-    </w:p>
-    <w:p>
-      <w:pPr>
-        <w:spacing w:after="20" w:before="20"/>
-      </w:pPr>
-      <w:r>
-        <w:rPr>
-          <w:rFonts w:ascii="Consolas" w:cs="Consolas" w:eastAsia="Consolas" w:hAnsi="Consolas"/>
-          <w:color w:val="1E293B"/>
-          <w:sz w:val="18"/>
-          <w:szCs w:val="18"/>
-        </w:rPr>
-        <w:t xml:space="preserve">    A --&gt; C[Phân hệ Admin CMS]
-</w:t>
-      </w:r>
-    </w:p>
-    <w:p>
-      <w:pPr>
-        <w:spacing w:after="20" w:before="20"/>
-      </w:pPr>
-      <w:r>
-        <w:rPr>
-          <w:rFonts w:ascii="Consolas" w:cs="Consolas" w:eastAsia="Consolas" w:hAnsi="Consolas"/>
-          <w:color w:val="1E293B"/>
-          <w:sz w:val="18"/>
-          <w:szCs w:val="18"/>
-        </w:rPr>
-        <w:t xml:space="preserve">    A --&gt; D[Phân hệ Hệ thống &amp; Backend API]
-</w:t>
-      </w:r>
-    </w:p>
-    <w:p>
-      <w:pPr>
-        <w:spacing w:after="20" w:before="20"/>
-      </w:pPr>
-      <w:r>
-        <w:rPr>
-          <w:rFonts w:ascii="Consolas" w:cs="Consolas" w:eastAsia="Consolas" w:hAnsi="Consolas"/>
-          <w:color w:val="1E293B"/>
-          <w:sz w:val="18"/>
-          <w:szCs w:val="18"/>
-        </w:rPr>
-        <w:t xml:space="preserve">
-</w:t>
-      </w:r>
-    </w:p>
-    <w:p>
-      <w:pPr>
-        <w:spacing w:after="20" w:before="20"/>
-      </w:pPr>
-      <w:r>
-        <w:rPr>
-          <w:rFonts w:ascii="Consolas" w:cs="Consolas" w:eastAsia="Consolas" w:hAnsi="Consolas"/>
-          <w:color w:val="1E293B"/>
-          <w:sz w:val="18"/>
-          <w:szCs w:val="18"/>
-        </w:rPr>
-        <w:t xml:space="preserve">    B --&gt; B1[Trang chủ tương tác: Hero 3D, About, Timeline, Projects, Skills]
-</w:t>
-      </w:r>
-    </w:p>
-    <w:p>
-      <w:pPr>
-        <w:spacing w:after="20" w:before="20"/>
-      </w:pPr>
-      <w:r>
-        <w:rPr>
-          <w:rFonts w:ascii="Consolas" w:cs="Consolas" w:eastAsia="Consolas" w:hAnsi="Consolas"/>
-          <w:color w:val="1E293B"/>
-          <w:sz w:val="18"/>
-          <w:szCs w:val="18"/>
-        </w:rPr>
-        <w:t xml:space="preserve">    B --&gt; B2[Trang Blog chuyên ngành &amp; Đọc bài viết Markdown]
-</w:t>
-      </w:r>
-    </w:p>
-    <w:p>
-      <w:pPr>
-        <w:spacing w:after="20" w:before="20"/>
-      </w:pPr>
-      <w:r>
-        <w:rPr>
-          <w:rFonts w:ascii="Consolas" w:cs="Consolas" w:eastAsia="Consolas" w:hAnsi="Consolas"/>
-          <w:color w:val="1E293B"/>
-          <w:sz w:val="18"/>
-          <w:szCs w:val="18"/>
-        </w:rPr>
-        <w:t xml:space="preserve">    B --&gt; B3[Form Liên hệ &amp; Gửi phản hồi]
-</w:t>
-      </w:r>
-    </w:p>
-    <w:p>
-      <w:pPr>
-        <w:spacing w:after="20" w:before="20"/>
-      </w:pPr>
-      <w:r>
-        <w:rPr>
-          <w:rFonts w:ascii="Consolas" w:cs="Consolas" w:eastAsia="Consolas" w:hAnsi="Consolas"/>
-          <w:color w:val="1E293B"/>
-          <w:sz w:val="18"/>
-          <w:szCs w:val="18"/>
-        </w:rPr>
-        <w:t xml:space="preserve">    B --&gt; B4[Tiện ích: Interactive Terminal, Modal xem CV EN/VI, GitHub Stats]
-</w:t>
-      </w:r>
-    </w:p>
-    <w:p>
-      <w:pPr>
-        <w:spacing w:after="20" w:before="20"/>
-      </w:pPr>
-      <w:r>
-        <w:rPr>
-          <w:rFonts w:ascii="Consolas" w:cs="Consolas" w:eastAsia="Consolas" w:hAnsi="Consolas"/>
-          <w:color w:val="1E293B"/>
-          <w:sz w:val="18"/>
-          <w:szCs w:val="18"/>
-        </w:rPr>
-        <w:t xml:space="preserve">
-</w:t>
-      </w:r>
-    </w:p>
-    <w:p>
-      <w:pPr>
-        <w:spacing w:after="20" w:before="20"/>
-      </w:pPr>
-      <w:r>
-        <w:rPr>
-          <w:rFonts w:ascii="Consolas" w:cs="Consolas" w:eastAsia="Consolas" w:hAnsi="Consolas"/>
-          <w:color w:val="1E293B"/>
-          <w:sz w:val="18"/>
-          <w:szCs w:val="18"/>
-        </w:rPr>
-        <w:t xml:space="preserve">    C --&gt; C1[Xác thực đăng nhập JWT &amp; Quản lý phiên]
-</w:t>
-      </w:r>
-    </w:p>
-    <w:p>
-      <w:pPr>
-        <w:spacing w:after="20" w:before="20"/>
-      </w:pPr>
-      <w:r>
-        <w:rPr>
-          <w:rFonts w:ascii="Consolas" w:cs="Consolas" w:eastAsia="Consolas" w:hAnsi="Consolas"/>
-          <w:color w:val="1E293B"/>
-          <w:sz w:val="18"/>
-          <w:szCs w:val="18"/>
-        </w:rPr>
-        <w:t xml:space="preserve">    C --&gt; C2[Dashboard phân tích truy cập thời gian thực]
-</w:t>
-      </w:r>
-    </w:p>
-    <w:p>
-      <w:pPr>
-        <w:spacing w:after="20" w:before="20"/>
-      </w:pPr>
-      <w:r>
-        <w:rPr>
-          <w:rFonts w:ascii="Consolas" w:cs="Consolas" w:eastAsia="Consolas" w:hAnsi="Consolas"/>
-          <w:color w:val="1E293B"/>
-          <w:sz w:val="18"/>
-          <w:szCs w:val="18"/>
-        </w:rPr>
-        <w:t xml:space="preserve">    C --&gt; C3[Quản lý tài nguyên CRUD &amp; Kéo thả sắp xếp]
-</w:t>
-      </w:r>
-    </w:p>
-    <w:p>
-      <w:pPr>
-        <w:spacing w:after="20" w:before="20"/>
-      </w:pPr>
-      <w:r>
-        <w:rPr>
-          <w:rFonts w:ascii="Consolas" w:cs="Consolas" w:eastAsia="Consolas" w:hAnsi="Consolas"/>
-          <w:color w:val="1E293B"/>
-          <w:sz w:val="18"/>
-          <w:szCs w:val="18"/>
-        </w:rPr>
-        <w:t xml:space="preserve">    C --&gt; C4[Hộp thư tin nhắn liên hệ &amp; Tải ảnh Supabase Storage]
-</w:t>
-      </w:r>
-    </w:p>
-    <w:p>
-      <w:pPr>
-        <w:spacing w:after="20" w:before="20"/>
-      </w:pPr>
-      <w:r>
-        <w:rPr>
-          <w:rFonts w:ascii="Consolas" w:cs="Consolas" w:eastAsia="Consolas" w:hAnsi="Consolas"/>
-          <w:color w:val="1E293B"/>
-          <w:sz w:val="18"/>
-          <w:szCs w:val="18"/>
-        </w:rPr>
-        <w:t xml:space="preserve">
-</w:t>
-      </w:r>
-    </w:p>
-    <w:p>
-      <w:pPr>
-        <w:spacing w:after="20" w:before="20"/>
-      </w:pPr>
-      <w:r>
-        <w:rPr>
-          <w:rFonts w:ascii="Consolas" w:cs="Consolas" w:eastAsia="Consolas" w:hAnsi="Consolas"/>
-          <w:color w:val="1E293B"/>
-          <w:sz w:val="18"/>
-          <w:szCs w:val="18"/>
-        </w:rPr>
-        <w:t xml:space="preserve">    D --&gt; D1[Spring Boot RESTful Services &amp; Cache 10-min]
-</w:t>
-      </w:r>
-    </w:p>
-    <w:p>
-      <w:pPr>
-        <w:spacing w:after="20" w:before="20"/>
-      </w:pPr>
-      <w:r>
-        <w:rPr>
-          <w:rFonts w:ascii="Consolas" w:cs="Consolas" w:eastAsia="Consolas" w:hAnsi="Consolas"/>
-          <w:color w:val="1E293B"/>
-          <w:sz w:val="18"/>
-          <w:szCs w:val="18"/>
-        </w:rPr>
-        <w:t xml:space="preserve">    D --&gt; D2[Bảo mật đa tầng: Rate-limit, Lockout, CSRF/CORS]
-</w:t>
-      </w:r>
-    </w:p>
-    <w:p>
-      <w:pPr>
-        <w:spacing w:after="20" w:before="20"/>
-      </w:pPr>
-      <w:r>
-        <w:rPr>
-          <w:rFonts w:ascii="Consolas" w:cs="Consolas" w:eastAsia="Consolas" w:hAnsi="Consolas"/>
-          <w:color w:val="1E293B"/>
-          <w:sz w:val="18"/>
-          <w:szCs w:val="18"/>
-        </w:rPr>
-        <w:t xml:space="preserve">    D --&gt; D3[Xử lý tác vụ bất đồng bộ: Dual Mail Sender SMTP/Resend]
-</w:t>
-      </w:r>
-    </w:p>
-    <w:p>
-      <w:pPr>
-        <w:spacing w:after="20" w:before="20"/>
-      </w:pPr>
-      <w:r>
-        <w:rPr>
-          <w:rFonts w:ascii="Consolas" w:cs="Consolas" w:eastAsia="Consolas" w:hAnsi="Consolas"/>
-          <w:color w:val="1E293B"/>
-          <w:sz w:val="18"/>
-          <w:szCs w:val="18"/>
-        </w:rPr>
-        <w:t xml:space="preserve">    D --&gt; D4[Supabase PostgreSQL &amp; Flyway Migration]
-</w:t>
+        <w:t xml:space="preserve">Hình: Sơ đồ phân hệ chức năng chính</w:t>
       </w:r>
     </w:p>
     <w:p>
@@ -9191,1397 +8969,65 @@
     </w:p>
     <w:p>
       <w:pPr>
-        <w:spacing w:after="20" w:before="20"/>
-      </w:pPr>
-      <w:r>
-        <w:rPr>
-          <w:rFonts w:ascii="Consolas" w:cs="Consolas" w:eastAsia="Consolas" w:hAnsi="Consolas"/>
-          <w:color w:val="1E293B"/>
+        <w:spacing w:after="80" w:before="200"/>
+        <w:jc w:val="center"/>
+      </w:pPr>
+      <w:r>
+        <w:drawing>
+          <wp:inline distT="0" distB="0" distL="0" distR="0">
+            <wp:extent cx="5334000" cy="1666875"/>
+            <wp:effectExtent t="0" r="0" b="0" l="0"/>
+            <wp:docPr id="1" name="" descr="" title=""/>
+            <wp:cNvGraphicFramePr>
+              <a:graphicFrameLocks xmlns:a="http://schemas.openxmlformats.org/drawingml/2006/main" noChangeAspect="1"/>
+            </wp:cNvGraphicFramePr>
+            <a:graphic xmlns:a="http://schemas.openxmlformats.org/drawingml/2006/main">
+              <a:graphicData uri="http://schemas.openxmlformats.org/drawingml/2006/picture">
+                <pic:pic xmlns:pic="http://schemas.openxmlformats.org/drawingml/2006/picture">
+                  <pic:nvPicPr>
+                    <pic:cNvPr id="0" name="" descr=""/>
+                    <pic:cNvPicPr>
+                      <a:picLocks noChangeAspect="1" noChangeArrowheads="1"/>
+                    </pic:cNvPicPr>
+                  </pic:nvPicPr>
+                  <pic:blipFill>
+                    <a:blip r:embed="rId10" cstate="none"/>
+                    <a:srcRect/>
+                    <a:stretch>
+                      <a:fillRect/>
+                    </a:stretch>
+                  </pic:blipFill>
+                  <pic:spPr bwMode="auto">
+                    <a:xfrm>
+                      <a:off x="0" y="0"/>
+                      <a:ext cx="5334000" cy="1666875"/>
+                    </a:xfrm>
+                    <a:prstGeom prst="rect">
+                      <a:avLst/>
+                    </a:prstGeom>
+                  </pic:spPr>
+                </pic:pic>
+              </a:graphicData>
+            </a:graphic>
+          </wp:inline>
+        </w:drawing>
+      </w:r>
+    </w:p>
+    <w:p>
+      <w:pPr>
+        <w:spacing w:after="200"/>
+        <w:jc w:val="center"/>
+      </w:pPr>
+      <w:r>
+        <w:rPr>
+          <w:rFonts w:ascii="Arial" w:cs="Arial" w:eastAsia="Arial" w:hAnsi="Arial"/>
+          <w:i/>
+          <w:iCs/>
+          <w:color w:val="64748B"/>
           <w:sz w:val="18"/>
           <w:szCs w:val="18"/>
         </w:rPr>
-        <w:t xml:space="preserve">erDiagram
-</w:t>
-      </w:r>
-    </w:p>
-    <w:p>
-      <w:pPr>
-        <w:spacing w:after="20" w:before="20"/>
-      </w:pPr>
-      <w:r>
-        <w:rPr>
-          <w:rFonts w:ascii="Consolas" w:cs="Consolas" w:eastAsia="Consolas" w:hAnsi="Consolas"/>
-          <w:color w:val="1E293B"/>
-          <w:sz w:val="18"/>
-          <w:szCs w:val="18"/>
-        </w:rPr>
-        <w:t xml:space="preserve">    users ||--o{ refresh_tokens : "owns"
-</w:t>
-      </w:r>
-    </w:p>
-    <w:p>
-      <w:pPr>
-        <w:spacing w:after="20" w:before="20"/>
-      </w:pPr>
-      <w:r>
-        <w:rPr>
-          <w:rFonts w:ascii="Consolas" w:cs="Consolas" w:eastAsia="Consolas" w:hAnsi="Consolas"/>
-          <w:color w:val="1E293B"/>
-          <w:sz w:val="18"/>
-          <w:szCs w:val="18"/>
-        </w:rPr>
-        <w:t xml:space="preserve">    profile {
-</w:t>
-      </w:r>
-    </w:p>
-    <w:p>
-      <w:pPr>
-        <w:spacing w:after="20" w:before="20"/>
-      </w:pPr>
-      <w:r>
-        <w:rPr>
-          <w:rFonts w:ascii="Consolas" w:cs="Consolas" w:eastAsia="Consolas" w:hAnsi="Consolas"/>
-          <w:color w:val="1E293B"/>
-          <w:sz w:val="18"/>
-          <w:szCs w:val="18"/>
-        </w:rPr>
-        <w:t xml:space="preserve">        BIGINT id PK
-</w:t>
-      </w:r>
-    </w:p>
-    <w:p>
-      <w:pPr>
-        <w:spacing w:after="20" w:before="20"/>
-      </w:pPr>
-      <w:r>
-        <w:rPr>
-          <w:rFonts w:ascii="Consolas" w:cs="Consolas" w:eastAsia="Consolas" w:hAnsi="Consolas"/>
-          <w:color w:val="1E293B"/>
-          <w:sz w:val="18"/>
-          <w:szCs w:val="18"/>
-        </w:rPr>
-        <w:t xml:space="preserve">        VARCHAR full_name
-</w:t>
-      </w:r>
-    </w:p>
-    <w:p>
-      <w:pPr>
-        <w:spacing w:after="20" w:before="20"/>
-      </w:pPr>
-      <w:r>
-        <w:rPr>
-          <w:rFonts w:ascii="Consolas" w:cs="Consolas" w:eastAsia="Consolas" w:hAnsi="Consolas"/>
-          <w:color w:val="1E293B"/>
-          <w:sz w:val="18"/>
-          <w:szCs w:val="18"/>
-        </w:rPr>
-        <w:t xml:space="preserve">        VARCHAR title
-</w:t>
-      </w:r>
-    </w:p>
-    <w:p>
-      <w:pPr>
-        <w:spacing w:after="20" w:before="20"/>
-      </w:pPr>
-      <w:r>
-        <w:rPr>
-          <w:rFonts w:ascii="Consolas" w:cs="Consolas" w:eastAsia="Consolas" w:hAnsi="Consolas"/>
-          <w:color w:val="1E293B"/>
-          <w:sz w:val="18"/>
-          <w:szCs w:val="18"/>
-        </w:rPr>
-        <w:t xml:space="preserve">        TEXT summary
-</w:t>
-      </w:r>
-    </w:p>
-    <w:p>
-      <w:pPr>
-        <w:spacing w:after="20" w:before="20"/>
-      </w:pPr>
-      <w:r>
-        <w:rPr>
-          <w:rFonts w:ascii="Consolas" w:cs="Consolas" w:eastAsia="Consolas" w:hAnsi="Consolas"/>
-          <w:color w:val="1E293B"/>
-          <w:sz w:val="18"/>
-          <w:szCs w:val="18"/>
-        </w:rPr>
-        <w:t xml:space="preserve">        VARCHAR avatar_url
-</w:t>
-      </w:r>
-    </w:p>
-    <w:p>
-      <w:pPr>
-        <w:spacing w:after="20" w:before="20"/>
-      </w:pPr>
-      <w:r>
-        <w:rPr>
-          <w:rFonts w:ascii="Consolas" w:cs="Consolas" w:eastAsia="Consolas" w:hAnsi="Consolas"/>
-          <w:color w:val="1E293B"/>
-          <w:sz w:val="18"/>
-          <w:szCs w:val="18"/>
-        </w:rPr>
-        <w:t xml:space="preserve">        VARCHAR email
-</w:t>
-      </w:r>
-    </w:p>
-    <w:p>
-      <w:pPr>
-        <w:spacing w:after="20" w:before="20"/>
-      </w:pPr>
-      <w:r>
-        <w:rPr>
-          <w:rFonts w:ascii="Consolas" w:cs="Consolas" w:eastAsia="Consolas" w:hAnsi="Consolas"/>
-          <w:color w:val="1E293B"/>
-          <w:sz w:val="18"/>
-          <w:szCs w:val="18"/>
-        </w:rPr>
-        <w:t xml:space="preserve">        VARCHAR phone
-</w:t>
-      </w:r>
-    </w:p>
-    <w:p>
-      <w:pPr>
-        <w:spacing w:after="20" w:before="20"/>
-      </w:pPr>
-      <w:r>
-        <w:rPr>
-          <w:rFonts w:ascii="Consolas" w:cs="Consolas" w:eastAsia="Consolas" w:hAnsi="Consolas"/>
-          <w:color w:val="1E293B"/>
-          <w:sz w:val="18"/>
-          <w:szCs w:val="18"/>
-        </w:rPr>
-        <w:t xml:space="preserve">        VARCHAR location
-</w:t>
-      </w:r>
-    </w:p>
-    <w:p>
-      <w:pPr>
-        <w:spacing w:after="20" w:before="20"/>
-      </w:pPr>
-      <w:r>
-        <w:rPr>
-          <w:rFonts w:ascii="Consolas" w:cs="Consolas" w:eastAsia="Consolas" w:hAnsi="Consolas"/>
-          <w:color w:val="1E293B"/>
-          <w:sz w:val="18"/>
-          <w:szCs w:val="18"/>
-        </w:rPr>
-        <w:t xml:space="preserve">        VARCHAR cv_url
-</w:t>
-      </w:r>
-    </w:p>
-    <w:p>
-      <w:pPr>
-        <w:spacing w:after="20" w:before="20"/>
-      </w:pPr>
-      <w:r>
-        <w:rPr>
-          <w:rFonts w:ascii="Consolas" w:cs="Consolas" w:eastAsia="Consolas" w:hAnsi="Consolas"/>
-          <w:color w:val="1E293B"/>
-          <w:sz w:val="18"/>
-          <w:szCs w:val="18"/>
-        </w:rPr>
-        <w:t xml:space="preserve">        TEXT typing_roles
-</w:t>
-      </w:r>
-    </w:p>
-    <w:p>
-      <w:pPr>
-        <w:spacing w:after="20" w:before="20"/>
-      </w:pPr>
-      <w:r>
-        <w:rPr>
-          <w:rFonts w:ascii="Consolas" w:cs="Consolas" w:eastAsia="Consolas" w:hAnsi="Consolas"/>
-          <w:color w:val="1E293B"/>
-          <w:sz w:val="18"/>
-          <w:szCs w:val="18"/>
-        </w:rPr>
-        <w:t xml:space="preserve">        INT years_experience
-</w:t>
-      </w:r>
-    </w:p>
-    <w:p>
-      <w:pPr>
-        <w:spacing w:after="20" w:before="20"/>
-      </w:pPr>
-      <w:r>
-        <w:rPr>
-          <w:rFonts w:ascii="Consolas" w:cs="Consolas" w:eastAsia="Consolas" w:hAnsi="Consolas"/>
-          <w:color w:val="1E293B"/>
-          <w:sz w:val="18"/>
-          <w:szCs w:val="18"/>
-        </w:rPr>
-        <w:t xml:space="preserve">    }
-</w:t>
-      </w:r>
-    </w:p>
-    <w:p>
-      <w:pPr>
-        <w:spacing w:after="20" w:before="20"/>
-      </w:pPr>
-      <w:r>
-        <w:rPr>
-          <w:rFonts w:ascii="Consolas" w:cs="Consolas" w:eastAsia="Consolas" w:hAnsi="Consolas"/>
-          <w:color w:val="1E293B"/>
-          <w:sz w:val="18"/>
-          <w:szCs w:val="18"/>
-        </w:rPr>
-        <w:t xml:space="preserve">    skills {
-</w:t>
-      </w:r>
-    </w:p>
-    <w:p>
-      <w:pPr>
-        <w:spacing w:after="20" w:before="20"/>
-      </w:pPr>
-      <w:r>
-        <w:rPr>
-          <w:rFonts w:ascii="Consolas" w:cs="Consolas" w:eastAsia="Consolas" w:hAnsi="Consolas"/>
-          <w:color w:val="1E293B"/>
-          <w:sz w:val="18"/>
-          <w:szCs w:val="18"/>
-        </w:rPr>
-        <w:t xml:space="preserve">        BIGINT id PK
-</w:t>
-      </w:r>
-    </w:p>
-    <w:p>
-      <w:pPr>
-        <w:spacing w:after="20" w:before="20"/>
-      </w:pPr>
-      <w:r>
-        <w:rPr>
-          <w:rFonts w:ascii="Consolas" w:cs="Consolas" w:eastAsia="Consolas" w:hAnsi="Consolas"/>
-          <w:color w:val="1E293B"/>
-          <w:sz w:val="18"/>
-          <w:szCs w:val="18"/>
-        </w:rPr>
-        <w:t xml:space="preserve">        VARCHAR name
-</w:t>
-      </w:r>
-    </w:p>
-    <w:p>
-      <w:pPr>
-        <w:spacing w:after="20" w:before="20"/>
-      </w:pPr>
-      <w:r>
-        <w:rPr>
-          <w:rFonts w:ascii="Consolas" w:cs="Consolas" w:eastAsia="Consolas" w:hAnsi="Consolas"/>
-          <w:color w:val="1E293B"/>
-          <w:sz w:val="18"/>
-          <w:szCs w:val="18"/>
-        </w:rPr>
-        <w:t xml:space="preserve">        VARCHAR category
-</w:t>
-      </w:r>
-    </w:p>
-    <w:p>
-      <w:pPr>
-        <w:spacing w:after="20" w:before="20"/>
-      </w:pPr>
-      <w:r>
-        <w:rPr>
-          <w:rFonts w:ascii="Consolas" w:cs="Consolas" w:eastAsia="Consolas" w:hAnsi="Consolas"/>
-          <w:color w:val="1E293B"/>
-          <w:sz w:val="18"/>
-          <w:szCs w:val="18"/>
-        </w:rPr>
-        <w:t xml:space="preserve">        INT proficiency
-</w:t>
-      </w:r>
-    </w:p>
-    <w:p>
-      <w:pPr>
-        <w:spacing w:after="20" w:before="20"/>
-      </w:pPr>
-      <w:r>
-        <w:rPr>
-          <w:rFonts w:ascii="Consolas" w:cs="Consolas" w:eastAsia="Consolas" w:hAnsi="Consolas"/>
-          <w:color w:val="1E293B"/>
-          <w:sz w:val="18"/>
-          <w:szCs w:val="18"/>
-        </w:rPr>
-        <w:t xml:space="preserve">        VARCHAR icon
-</w:t>
-      </w:r>
-    </w:p>
-    <w:p>
-      <w:pPr>
-        <w:spacing w:after="20" w:before="20"/>
-      </w:pPr>
-      <w:r>
-        <w:rPr>
-          <w:rFonts w:ascii="Consolas" w:cs="Consolas" w:eastAsia="Consolas" w:hAnsi="Consolas"/>
-          <w:color w:val="1E293B"/>
-          <w:sz w:val="18"/>
-          <w:szCs w:val="18"/>
-        </w:rPr>
-        <w:t xml:space="preserve">        INT sort_order
-</w:t>
-      </w:r>
-    </w:p>
-    <w:p>
-      <w:pPr>
-        <w:spacing w:after="20" w:before="20"/>
-      </w:pPr>
-      <w:r>
-        <w:rPr>
-          <w:rFonts w:ascii="Consolas" w:cs="Consolas" w:eastAsia="Consolas" w:hAnsi="Consolas"/>
-          <w:color w:val="1E293B"/>
-          <w:sz w:val="18"/>
-          <w:szCs w:val="18"/>
-        </w:rPr>
-        <w:t xml:space="preserve">    }
-</w:t>
-      </w:r>
-    </w:p>
-    <w:p>
-      <w:pPr>
-        <w:spacing w:after="20" w:before="20"/>
-      </w:pPr>
-      <w:r>
-        <w:rPr>
-          <w:rFonts w:ascii="Consolas" w:cs="Consolas" w:eastAsia="Consolas" w:hAnsi="Consolas"/>
-          <w:color w:val="1E293B"/>
-          <w:sz w:val="18"/>
-          <w:szCs w:val="18"/>
-        </w:rPr>
-        <w:t xml:space="preserve">    experiences {
-</w:t>
-      </w:r>
-    </w:p>
-    <w:p>
-      <w:pPr>
-        <w:spacing w:after="20" w:before="20"/>
-      </w:pPr>
-      <w:r>
-        <w:rPr>
-          <w:rFonts w:ascii="Consolas" w:cs="Consolas" w:eastAsia="Consolas" w:hAnsi="Consolas"/>
-          <w:color w:val="1E293B"/>
-          <w:sz w:val="18"/>
-          <w:szCs w:val="18"/>
-        </w:rPr>
-        <w:t xml:space="preserve">        BIGINT id PK
-</w:t>
-      </w:r>
-    </w:p>
-    <w:p>
-      <w:pPr>
-        <w:spacing w:after="20" w:before="20"/>
-      </w:pPr>
-      <w:r>
-        <w:rPr>
-          <w:rFonts w:ascii="Consolas" w:cs="Consolas" w:eastAsia="Consolas" w:hAnsi="Consolas"/>
-          <w:color w:val="1E293B"/>
-          <w:sz w:val="18"/>
-          <w:szCs w:val="18"/>
-        </w:rPr>
-        <w:t xml:space="preserve">        VARCHAR company
-</w:t>
-      </w:r>
-    </w:p>
-    <w:p>
-      <w:pPr>
-        <w:spacing w:after="20" w:before="20"/>
-      </w:pPr>
-      <w:r>
-        <w:rPr>
-          <w:rFonts w:ascii="Consolas" w:cs="Consolas" w:eastAsia="Consolas" w:hAnsi="Consolas"/>
-          <w:color w:val="1E293B"/>
-          <w:sz w:val="18"/>
-          <w:szCs w:val="18"/>
-        </w:rPr>
-        <w:t xml:space="preserve">        VARCHAR role
-</w:t>
-      </w:r>
-    </w:p>
-    <w:p>
-      <w:pPr>
-        <w:spacing w:after="20" w:before="20"/>
-      </w:pPr>
-      <w:r>
-        <w:rPr>
-          <w:rFonts w:ascii="Consolas" w:cs="Consolas" w:eastAsia="Consolas" w:hAnsi="Consolas"/>
-          <w:color w:val="1E293B"/>
-          <w:sz w:val="18"/>
-          <w:szCs w:val="18"/>
-        </w:rPr>
-        <w:t xml:space="preserve">        VARCHAR period
-</w:t>
-      </w:r>
-    </w:p>
-    <w:p>
-      <w:pPr>
-        <w:spacing w:after="20" w:before="20"/>
-      </w:pPr>
-      <w:r>
-        <w:rPr>
-          <w:rFonts w:ascii="Consolas" w:cs="Consolas" w:eastAsia="Consolas" w:hAnsi="Consolas"/>
-          <w:color w:val="1E293B"/>
-          <w:sz w:val="18"/>
-          <w:szCs w:val="18"/>
-        </w:rPr>
-        <w:t xml:space="preserve">        TEXT description
-</w:t>
-      </w:r>
-    </w:p>
-    <w:p>
-      <w:pPr>
-        <w:spacing w:after="20" w:before="20"/>
-      </w:pPr>
-      <w:r>
-        <w:rPr>
-          <w:rFonts w:ascii="Consolas" w:cs="Consolas" w:eastAsia="Consolas" w:hAnsi="Consolas"/>
-          <w:color w:val="1E293B"/>
-          <w:sz w:val="18"/>
-          <w:szCs w:val="18"/>
-        </w:rPr>
-        <w:t xml:space="preserve">        TEXT tech_stack
-</w:t>
-      </w:r>
-    </w:p>
-    <w:p>
-      <w:pPr>
-        <w:spacing w:after="20" w:before="20"/>
-      </w:pPr>
-      <w:r>
-        <w:rPr>
-          <w:rFonts w:ascii="Consolas" w:cs="Consolas" w:eastAsia="Consolas" w:hAnsi="Consolas"/>
-          <w:color w:val="1E293B"/>
-          <w:sz w:val="18"/>
-          <w:szCs w:val="18"/>
-        </w:rPr>
-        <w:t xml:space="preserve">        INT sort_order
-</w:t>
-      </w:r>
-    </w:p>
-    <w:p>
-      <w:pPr>
-        <w:spacing w:after="20" w:before="20"/>
-      </w:pPr>
-      <w:r>
-        <w:rPr>
-          <w:rFonts w:ascii="Consolas" w:cs="Consolas" w:eastAsia="Consolas" w:hAnsi="Consolas"/>
-          <w:color w:val="1E293B"/>
-          <w:sz w:val="18"/>
-          <w:szCs w:val="18"/>
-        </w:rPr>
-        <w:t xml:space="preserve">    }
-</w:t>
-      </w:r>
-    </w:p>
-    <w:p>
-      <w:pPr>
-        <w:spacing w:after="20" w:before="20"/>
-      </w:pPr>
-      <w:r>
-        <w:rPr>
-          <w:rFonts w:ascii="Consolas" w:cs="Consolas" w:eastAsia="Consolas" w:hAnsi="Consolas"/>
-          <w:color w:val="1E293B"/>
-          <w:sz w:val="18"/>
-          <w:szCs w:val="18"/>
-        </w:rPr>
-        <w:t xml:space="preserve">    projects {
-</w:t>
-      </w:r>
-    </w:p>
-    <w:p>
-      <w:pPr>
-        <w:spacing w:after="20" w:before="20"/>
-      </w:pPr>
-      <w:r>
-        <w:rPr>
-          <w:rFonts w:ascii="Consolas" w:cs="Consolas" w:eastAsia="Consolas" w:hAnsi="Consolas"/>
-          <w:color w:val="1E293B"/>
-          <w:sz w:val="18"/>
-          <w:szCs w:val="18"/>
-        </w:rPr>
-        <w:t xml:space="preserve">        BIGINT id PK
-</w:t>
-      </w:r>
-    </w:p>
-    <w:p>
-      <w:pPr>
-        <w:spacing w:after="20" w:before="20"/>
-      </w:pPr>
-      <w:r>
-        <w:rPr>
-          <w:rFonts w:ascii="Consolas" w:cs="Consolas" w:eastAsia="Consolas" w:hAnsi="Consolas"/>
-          <w:color w:val="1E293B"/>
-          <w:sz w:val="18"/>
-          <w:szCs w:val="18"/>
-        </w:rPr>
-        <w:t xml:space="preserve">        VARCHAR name
-</w:t>
-      </w:r>
-    </w:p>
-    <w:p>
-      <w:pPr>
-        <w:spacing w:after="20" w:before="20"/>
-      </w:pPr>
-      <w:r>
-        <w:rPr>
-          <w:rFonts w:ascii="Consolas" w:cs="Consolas" w:eastAsia="Consolas" w:hAnsi="Consolas"/>
-          <w:color w:val="1E293B"/>
-          <w:sz w:val="18"/>
-          <w:szCs w:val="18"/>
-        </w:rPr>
-        <w:t xml:space="preserve">        VARCHAR period
-</w:t>
-      </w:r>
-    </w:p>
-    <w:p>
-      <w:pPr>
-        <w:spacing w:after="20" w:before="20"/>
-      </w:pPr>
-      <w:r>
-        <w:rPr>
-          <w:rFonts w:ascii="Consolas" w:cs="Consolas" w:eastAsia="Consolas" w:hAnsi="Consolas"/>
-          <w:color w:val="1E293B"/>
-          <w:sz w:val="18"/>
-          <w:szCs w:val="18"/>
-        </w:rPr>
-        <w:t xml:space="preserve">        TEXT description
-</w:t>
-      </w:r>
-    </w:p>
-    <w:p>
-      <w:pPr>
-        <w:spacing w:after="20" w:before="20"/>
-      </w:pPr>
-      <w:r>
-        <w:rPr>
-          <w:rFonts w:ascii="Consolas" w:cs="Consolas" w:eastAsia="Consolas" w:hAnsi="Consolas"/>
-          <w:color w:val="1E293B"/>
-          <w:sz w:val="18"/>
-          <w:szCs w:val="18"/>
-        </w:rPr>
-        <w:t xml:space="preserve">        TEXT tech_stack
-</w:t>
-      </w:r>
-    </w:p>
-    <w:p>
-      <w:pPr>
-        <w:spacing w:after="20" w:before="20"/>
-      </w:pPr>
-      <w:r>
-        <w:rPr>
-          <w:rFonts w:ascii="Consolas" w:cs="Consolas" w:eastAsia="Consolas" w:hAnsi="Consolas"/>
-          <w:color w:val="1E293B"/>
-          <w:sz w:val="18"/>
-          <w:szCs w:val="18"/>
-        </w:rPr>
-        <w:t xml:space="preserve">        VARCHAR image_url
-</w:t>
-      </w:r>
-    </w:p>
-    <w:p>
-      <w:pPr>
-        <w:spacing w:after="20" w:before="20"/>
-      </w:pPr>
-      <w:r>
-        <w:rPr>
-          <w:rFonts w:ascii="Consolas" w:cs="Consolas" w:eastAsia="Consolas" w:hAnsi="Consolas"/>
-          <w:color w:val="1E293B"/>
-          <w:sz w:val="18"/>
-          <w:szCs w:val="18"/>
-        </w:rPr>
-        <w:t xml:space="preserve">        VARCHAR demo_url
-</w:t>
-      </w:r>
-    </w:p>
-    <w:p>
-      <w:pPr>
-        <w:spacing w:after="20" w:before="20"/>
-      </w:pPr>
-      <w:r>
-        <w:rPr>
-          <w:rFonts w:ascii="Consolas" w:cs="Consolas" w:eastAsia="Consolas" w:hAnsi="Consolas"/>
-          <w:color w:val="1E293B"/>
-          <w:sz w:val="18"/>
-          <w:szCs w:val="18"/>
-        </w:rPr>
-        <w:t xml:space="preserve">        VARCHAR repo_url
-</w:t>
-      </w:r>
-    </w:p>
-    <w:p>
-      <w:pPr>
-        <w:spacing w:after="20" w:before="20"/>
-      </w:pPr>
-      <w:r>
-        <w:rPr>
-          <w:rFonts w:ascii="Consolas" w:cs="Consolas" w:eastAsia="Consolas" w:hAnsi="Consolas"/>
-          <w:color w:val="1E293B"/>
-          <w:sz w:val="18"/>
-          <w:szCs w:val="18"/>
-        </w:rPr>
-        <w:t xml:space="preserve">        BOOLEAN featured
-</w:t>
-      </w:r>
-    </w:p>
-    <w:p>
-      <w:pPr>
-        <w:spacing w:after="20" w:before="20"/>
-      </w:pPr>
-      <w:r>
-        <w:rPr>
-          <w:rFonts w:ascii="Consolas" w:cs="Consolas" w:eastAsia="Consolas" w:hAnsi="Consolas"/>
-          <w:color w:val="1E293B"/>
-          <w:sz w:val="18"/>
-          <w:szCs w:val="18"/>
-        </w:rPr>
-        <w:t xml:space="preserve">        INT sort_order
-</w:t>
-      </w:r>
-    </w:p>
-    <w:p>
-      <w:pPr>
-        <w:spacing w:after="20" w:before="20"/>
-      </w:pPr>
-      <w:r>
-        <w:rPr>
-          <w:rFonts w:ascii="Consolas" w:cs="Consolas" w:eastAsia="Consolas" w:hAnsi="Consolas"/>
-          <w:color w:val="1E293B"/>
-          <w:sz w:val="18"/>
-          <w:szCs w:val="18"/>
-        </w:rPr>
-        <w:t xml:space="preserve">    }
-</w:t>
-      </w:r>
-    </w:p>
-    <w:p>
-      <w:pPr>
-        <w:spacing w:after="20" w:before="20"/>
-      </w:pPr>
-      <w:r>
-        <w:rPr>
-          <w:rFonts w:ascii="Consolas" w:cs="Consolas" w:eastAsia="Consolas" w:hAnsi="Consolas"/>
-          <w:color w:val="1E293B"/>
-          <w:sz w:val="18"/>
-          <w:szCs w:val="18"/>
-        </w:rPr>
-        <w:t xml:space="preserve">    posts {
-</w:t>
-      </w:r>
-    </w:p>
-    <w:p>
-      <w:pPr>
-        <w:spacing w:after="20" w:before="20"/>
-      </w:pPr>
-      <w:r>
-        <w:rPr>
-          <w:rFonts w:ascii="Consolas" w:cs="Consolas" w:eastAsia="Consolas" w:hAnsi="Consolas"/>
-          <w:color w:val="1E293B"/>
-          <w:sz w:val="18"/>
-          <w:szCs w:val="18"/>
-        </w:rPr>
-        <w:t xml:space="preserve">        BIGINT id PK
-</w:t>
-      </w:r>
-    </w:p>
-    <w:p>
-      <w:pPr>
-        <w:spacing w:after="20" w:before="20"/>
-      </w:pPr>
-      <w:r>
-        <w:rPr>
-          <w:rFonts w:ascii="Consolas" w:cs="Consolas" w:eastAsia="Consolas" w:hAnsi="Consolas"/>
-          <w:color w:val="1E293B"/>
-          <w:sz w:val="18"/>
-          <w:szCs w:val="18"/>
-        </w:rPr>
-        <w:t xml:space="preserve">        VARCHAR title
-</w:t>
-      </w:r>
-    </w:p>
-    <w:p>
-      <w:pPr>
-        <w:spacing w:after="20" w:before="20"/>
-      </w:pPr>
-      <w:r>
-        <w:rPr>
-          <w:rFonts w:ascii="Consolas" w:cs="Consolas" w:eastAsia="Consolas" w:hAnsi="Consolas"/>
-          <w:color w:val="1E293B"/>
-          <w:sz w:val="18"/>
-          <w:szCs w:val="18"/>
-        </w:rPr>
-        <w:t xml:space="preserve">        VARCHAR slug UK
-</w:t>
-      </w:r>
-    </w:p>
-    <w:p>
-      <w:pPr>
-        <w:spacing w:after="20" w:before="20"/>
-      </w:pPr>
-      <w:r>
-        <w:rPr>
-          <w:rFonts w:ascii="Consolas" w:cs="Consolas" w:eastAsia="Consolas" w:hAnsi="Consolas"/>
-          <w:color w:val="1E293B"/>
-          <w:sz w:val="18"/>
-          <w:szCs w:val="18"/>
-        </w:rPr>
-        <w:t xml:space="preserve">        TEXT summary
-</w:t>
-      </w:r>
-    </w:p>
-    <w:p>
-      <w:pPr>
-        <w:spacing w:after="20" w:before="20"/>
-      </w:pPr>
-      <w:r>
-        <w:rPr>
-          <w:rFonts w:ascii="Consolas" w:cs="Consolas" w:eastAsia="Consolas" w:hAnsi="Consolas"/>
-          <w:color w:val="1E293B"/>
-          <w:sz w:val="18"/>
-          <w:szCs w:val="18"/>
-        </w:rPr>
-        <w:t xml:space="preserve">        TEXT content
-</w:t>
-      </w:r>
-    </w:p>
-    <w:p>
-      <w:pPr>
-        <w:spacing w:after="20" w:before="20"/>
-      </w:pPr>
-      <w:r>
-        <w:rPr>
-          <w:rFonts w:ascii="Consolas" w:cs="Consolas" w:eastAsia="Consolas" w:hAnsi="Consolas"/>
-          <w:color w:val="1E293B"/>
-          <w:sz w:val="18"/>
-          <w:szCs w:val="18"/>
-        </w:rPr>
-        <w:t xml:space="preserve">        VARCHAR cover_image_url
-</w:t>
-      </w:r>
-    </w:p>
-    <w:p>
-      <w:pPr>
-        <w:spacing w:after="20" w:before="20"/>
-      </w:pPr>
-      <w:r>
-        <w:rPr>
-          <w:rFonts w:ascii="Consolas" w:cs="Consolas" w:eastAsia="Consolas" w:hAnsi="Consolas"/>
-          <w:color w:val="1E293B"/>
-          <w:sz w:val="18"/>
-          <w:szCs w:val="18"/>
-        </w:rPr>
-        <w:t xml:space="preserve">        VARCHAR tags
-</w:t>
-      </w:r>
-    </w:p>
-    <w:p>
-      <w:pPr>
-        <w:spacing w:after="20" w:before="20"/>
-      </w:pPr>
-      <w:r>
-        <w:rPr>
-          <w:rFonts w:ascii="Consolas" w:cs="Consolas" w:eastAsia="Consolas" w:hAnsi="Consolas"/>
-          <w:color w:val="1E293B"/>
-          <w:sz w:val="18"/>
-          <w:szCs w:val="18"/>
-        </w:rPr>
-        <w:t xml:space="preserve">        BOOLEAN published
-</w:t>
-      </w:r>
-    </w:p>
-    <w:p>
-      <w:pPr>
-        <w:spacing w:after="20" w:before="20"/>
-      </w:pPr>
-      <w:r>
-        <w:rPr>
-          <w:rFonts w:ascii="Consolas" w:cs="Consolas" w:eastAsia="Consolas" w:hAnsi="Consolas"/>
-          <w:color w:val="1E293B"/>
-          <w:sz w:val="18"/>
-          <w:szCs w:val="18"/>
-        </w:rPr>
-        <w:t xml:space="preserve">        INT views_count
-</w:t>
-      </w:r>
-    </w:p>
-    <w:p>
-      <w:pPr>
-        <w:spacing w:after="20" w:before="20"/>
-      </w:pPr>
-      <w:r>
-        <w:rPr>
-          <w:rFonts w:ascii="Consolas" w:cs="Consolas" w:eastAsia="Consolas" w:hAnsi="Consolas"/>
-          <w:color w:val="1E293B"/>
-          <w:sz w:val="18"/>
-          <w:szCs w:val="18"/>
-        </w:rPr>
-        <w:t xml:space="preserve">        INT reading_time_minutes
-</w:t>
-      </w:r>
-    </w:p>
-    <w:p>
-      <w:pPr>
-        <w:spacing w:after="20" w:before="20"/>
-      </w:pPr>
-      <w:r>
-        <w:rPr>
-          <w:rFonts w:ascii="Consolas" w:cs="Consolas" w:eastAsia="Consolas" w:hAnsi="Consolas"/>
-          <w:color w:val="1E293B"/>
-          <w:sz w:val="18"/>
-          <w:szCs w:val="18"/>
-        </w:rPr>
-        <w:t xml:space="preserve">        INT sort_order
-</w:t>
-      </w:r>
-    </w:p>
-    <w:p>
-      <w:pPr>
-        <w:spacing w:after="20" w:before="20"/>
-      </w:pPr>
-      <w:r>
-        <w:rPr>
-          <w:rFonts w:ascii="Consolas" w:cs="Consolas" w:eastAsia="Consolas" w:hAnsi="Consolas"/>
-          <w:color w:val="1E293B"/>
-          <w:sz w:val="18"/>
-          <w:szCs w:val="18"/>
-        </w:rPr>
-        <w:t xml:space="preserve">        TIMESTAMP created_at
-</w:t>
-      </w:r>
-    </w:p>
-    <w:p>
-      <w:pPr>
-        <w:spacing w:after="20" w:before="20"/>
-      </w:pPr>
-      <w:r>
-        <w:rPr>
-          <w:rFonts w:ascii="Consolas" w:cs="Consolas" w:eastAsia="Consolas" w:hAnsi="Consolas"/>
-          <w:color w:val="1E293B"/>
-          <w:sz w:val="18"/>
-          <w:szCs w:val="18"/>
-        </w:rPr>
-        <w:t xml:space="preserve">        TIMESTAMP updated_at
-</w:t>
-      </w:r>
-    </w:p>
-    <w:p>
-      <w:pPr>
-        <w:spacing w:after="20" w:before="20"/>
-      </w:pPr>
-      <w:r>
-        <w:rPr>
-          <w:rFonts w:ascii="Consolas" w:cs="Consolas" w:eastAsia="Consolas" w:hAnsi="Consolas"/>
-          <w:color w:val="1E293B"/>
-          <w:sz w:val="18"/>
-          <w:szCs w:val="18"/>
-        </w:rPr>
-        <w:t xml:space="preserve">    }
-</w:t>
-      </w:r>
-    </w:p>
-    <w:p>
-      <w:pPr>
-        <w:spacing w:after="20" w:before="20"/>
-      </w:pPr>
-      <w:r>
-        <w:rPr>
-          <w:rFonts w:ascii="Consolas" w:cs="Consolas" w:eastAsia="Consolas" w:hAnsi="Consolas"/>
-          <w:color w:val="1E293B"/>
-          <w:sz w:val="18"/>
-          <w:szCs w:val="18"/>
-        </w:rPr>
-        <w:t xml:space="preserve">    contact_messages {
-</w:t>
-      </w:r>
-    </w:p>
-    <w:p>
-      <w:pPr>
-        <w:spacing w:after="20" w:before="20"/>
-      </w:pPr>
-      <w:r>
-        <w:rPr>
-          <w:rFonts w:ascii="Consolas" w:cs="Consolas" w:eastAsia="Consolas" w:hAnsi="Consolas"/>
-          <w:color w:val="1E293B"/>
-          <w:sz w:val="18"/>
-          <w:szCs w:val="18"/>
-        </w:rPr>
-        <w:t xml:space="preserve">        BIGINT id PK
-</w:t>
-      </w:r>
-    </w:p>
-    <w:p>
-      <w:pPr>
-        <w:spacing w:after="20" w:before="20"/>
-      </w:pPr>
-      <w:r>
-        <w:rPr>
-          <w:rFonts w:ascii="Consolas" w:cs="Consolas" w:eastAsia="Consolas" w:hAnsi="Consolas"/>
-          <w:color w:val="1E293B"/>
-          <w:sz w:val="18"/>
-          <w:szCs w:val="18"/>
-        </w:rPr>
-        <w:t xml:space="preserve">        VARCHAR name
-</w:t>
-      </w:r>
-    </w:p>
-    <w:p>
-      <w:pPr>
-        <w:spacing w:after="20" w:before="20"/>
-      </w:pPr>
-      <w:r>
-        <w:rPr>
-          <w:rFonts w:ascii="Consolas" w:cs="Consolas" w:eastAsia="Consolas" w:hAnsi="Consolas"/>
-          <w:color w:val="1E293B"/>
-          <w:sz w:val="18"/>
-          <w:szCs w:val="18"/>
-        </w:rPr>
-        <w:t xml:space="preserve">        VARCHAR email
-</w:t>
-      </w:r>
-    </w:p>
-    <w:p>
-      <w:pPr>
-        <w:spacing w:after="20" w:before="20"/>
-      </w:pPr>
-      <w:r>
-        <w:rPr>
-          <w:rFonts w:ascii="Consolas" w:cs="Consolas" w:eastAsia="Consolas" w:hAnsi="Consolas"/>
-          <w:color w:val="1E293B"/>
-          <w:sz w:val="18"/>
-          <w:szCs w:val="18"/>
-        </w:rPr>
-        <w:t xml:space="preserve">        VARCHAR subject
-</w:t>
-      </w:r>
-    </w:p>
-    <w:p>
-      <w:pPr>
-        <w:spacing w:after="20" w:before="20"/>
-      </w:pPr>
-      <w:r>
-        <w:rPr>
-          <w:rFonts w:ascii="Consolas" w:cs="Consolas" w:eastAsia="Consolas" w:hAnsi="Consolas"/>
-          <w:color w:val="1E293B"/>
-          <w:sz w:val="18"/>
-          <w:szCs w:val="18"/>
-        </w:rPr>
-        <w:t xml:space="preserve">        TEXT message
-</w:t>
-      </w:r>
-    </w:p>
-    <w:p>
-      <w:pPr>
-        <w:spacing w:after="20" w:before="20"/>
-      </w:pPr>
-      <w:r>
-        <w:rPr>
-          <w:rFonts w:ascii="Consolas" w:cs="Consolas" w:eastAsia="Consolas" w:hAnsi="Consolas"/>
-          <w:color w:val="1E293B"/>
-          <w:sz w:val="18"/>
-          <w:szCs w:val="18"/>
-        </w:rPr>
-        <w:t xml:space="preserve">        TIMESTAMP created_at
-</w:t>
-      </w:r>
-    </w:p>
-    <w:p>
-      <w:pPr>
-        <w:spacing w:after="20" w:before="20"/>
-      </w:pPr>
-      <w:r>
-        <w:rPr>
-          <w:rFonts w:ascii="Consolas" w:cs="Consolas" w:eastAsia="Consolas" w:hAnsi="Consolas"/>
-          <w:color w:val="1E293B"/>
-          <w:sz w:val="18"/>
-          <w:szCs w:val="18"/>
-        </w:rPr>
-        <w:t xml:space="preserve">        BOOLEAN is_read
-</w:t>
-      </w:r>
-    </w:p>
-    <w:p>
-      <w:pPr>
-        <w:spacing w:after="20" w:before="20"/>
-      </w:pPr>
-      <w:r>
-        <w:rPr>
-          <w:rFonts w:ascii="Consolas" w:cs="Consolas" w:eastAsia="Consolas" w:hAnsi="Consolas"/>
-          <w:color w:val="1E293B"/>
-          <w:sz w:val="18"/>
-          <w:szCs w:val="18"/>
-        </w:rPr>
-        <w:t xml:space="preserve">    }
-</w:t>
-      </w:r>
-    </w:p>
-    <w:p>
-      <w:pPr>
-        <w:spacing w:after="20" w:before="20"/>
-      </w:pPr>
-      <w:r>
-        <w:rPr>
-          <w:rFonts w:ascii="Consolas" w:cs="Consolas" w:eastAsia="Consolas" w:hAnsi="Consolas"/>
-          <w:color w:val="1E293B"/>
-          <w:sz w:val="18"/>
-          <w:szCs w:val="18"/>
-        </w:rPr>
-        <w:t xml:space="preserve">    analytics_events {
-</w:t>
-      </w:r>
-    </w:p>
-    <w:p>
-      <w:pPr>
-        <w:spacing w:after="20" w:before="20"/>
-      </w:pPr>
-      <w:r>
-        <w:rPr>
-          <w:rFonts w:ascii="Consolas" w:cs="Consolas" w:eastAsia="Consolas" w:hAnsi="Consolas"/>
-          <w:color w:val="1E293B"/>
-          <w:sz w:val="18"/>
-          <w:szCs w:val="18"/>
-        </w:rPr>
-        <w:t xml:space="preserve">        BIGINT id PK
-</w:t>
-      </w:r>
-    </w:p>
-    <w:p>
-      <w:pPr>
-        <w:spacing w:after="20" w:before="20"/>
-      </w:pPr>
-      <w:r>
-        <w:rPr>
-          <w:rFonts w:ascii="Consolas" w:cs="Consolas" w:eastAsia="Consolas" w:hAnsi="Consolas"/>
-          <w:color w:val="1E293B"/>
-          <w:sz w:val="18"/>
-          <w:szCs w:val="18"/>
-        </w:rPr>
-        <w:t xml:space="preserve">        VARCHAR event_type
-</w:t>
-      </w:r>
-    </w:p>
-    <w:p>
-      <w:pPr>
-        <w:spacing w:after="20" w:before="20"/>
-      </w:pPr>
-      <w:r>
-        <w:rPr>
-          <w:rFonts w:ascii="Consolas" w:cs="Consolas" w:eastAsia="Consolas" w:hAnsi="Consolas"/>
-          <w:color w:val="1E293B"/>
-          <w:sz w:val="18"/>
-          <w:szCs w:val="18"/>
-        </w:rPr>
-        <w:t xml:space="preserve">        VARCHAR path
-</w:t>
-      </w:r>
-    </w:p>
-    <w:p>
-      <w:pPr>
-        <w:spacing w:after="20" w:before="20"/>
-      </w:pPr>
-      <w:r>
-        <w:rPr>
-          <w:rFonts w:ascii="Consolas" w:cs="Consolas" w:eastAsia="Consolas" w:hAnsi="Consolas"/>
-          <w:color w:val="1E293B"/>
-          <w:sz w:val="18"/>
-          <w:szCs w:val="18"/>
-        </w:rPr>
-        <w:t xml:space="preserve">        VARCHAR referrer
-</w:t>
-      </w:r>
-    </w:p>
-    <w:p>
-      <w:pPr>
-        <w:spacing w:after="20" w:before="20"/>
-      </w:pPr>
-      <w:r>
-        <w:rPr>
-          <w:rFonts w:ascii="Consolas" w:cs="Consolas" w:eastAsia="Consolas" w:hAnsi="Consolas"/>
-          <w:color w:val="1E293B"/>
-          <w:sz w:val="18"/>
-          <w:szCs w:val="18"/>
-        </w:rPr>
-        <w:t xml:space="preserve">        VARCHAR ip_hash
-</w:t>
-      </w:r>
-    </w:p>
-    <w:p>
-      <w:pPr>
-        <w:spacing w:after="20" w:before="20"/>
-      </w:pPr>
-      <w:r>
-        <w:rPr>
-          <w:rFonts w:ascii="Consolas" w:cs="Consolas" w:eastAsia="Consolas" w:hAnsi="Consolas"/>
-          <w:color w:val="1E293B"/>
-          <w:sz w:val="18"/>
-          <w:szCs w:val="18"/>
-        </w:rPr>
-        <w:t xml:space="preserve">        VARCHAR device_type
-</w:t>
-      </w:r>
-    </w:p>
-    <w:p>
-      <w:pPr>
-        <w:spacing w:after="20" w:before="20"/>
-      </w:pPr>
-      <w:r>
-        <w:rPr>
-          <w:rFonts w:ascii="Consolas" w:cs="Consolas" w:eastAsia="Consolas" w:hAnsi="Consolas"/>
-          <w:color w:val="1E293B"/>
-          <w:sz w:val="18"/>
-          <w:szCs w:val="18"/>
-        </w:rPr>
-        <w:t xml:space="preserve">        TIMESTAMP created_at
-</w:t>
-      </w:r>
-    </w:p>
-    <w:p>
-      <w:pPr>
-        <w:spacing w:after="20" w:before="20"/>
-      </w:pPr>
-      <w:r>
-        <w:rPr>
-          <w:rFonts w:ascii="Consolas" w:cs="Consolas" w:eastAsia="Consolas" w:hAnsi="Consolas"/>
-          <w:color w:val="1E293B"/>
-          <w:sz w:val="18"/>
-          <w:szCs w:val="18"/>
-        </w:rPr>
-        <w:t xml:space="preserve">    }
-</w:t>
-      </w:r>
-    </w:p>
-    <w:p>
-      <w:pPr>
-        <w:spacing w:after="20" w:before="20"/>
-      </w:pPr>
-      <w:r>
-        <w:rPr>
-          <w:rFonts w:ascii="Consolas" w:cs="Consolas" w:eastAsia="Consolas" w:hAnsi="Consolas"/>
-          <w:color w:val="1E293B"/>
-          <w:sz w:val="18"/>
-          <w:szCs w:val="18"/>
-        </w:rPr>
-        <w:t xml:space="preserve">    users {
-</w:t>
-      </w:r>
-    </w:p>
-    <w:p>
-      <w:pPr>
-        <w:spacing w:after="20" w:before="20"/>
-      </w:pPr>
-      <w:r>
-        <w:rPr>
-          <w:rFonts w:ascii="Consolas" w:cs="Consolas" w:eastAsia="Consolas" w:hAnsi="Consolas"/>
-          <w:color w:val="1E293B"/>
-          <w:sz w:val="18"/>
-          <w:szCs w:val="18"/>
-        </w:rPr>
-        <w:t xml:space="preserve">        BIGINT id PK
-</w:t>
-      </w:r>
-    </w:p>
-    <w:p>
-      <w:pPr>
-        <w:spacing w:after="20" w:before="20"/>
-      </w:pPr>
-      <w:r>
-        <w:rPr>
-          <w:rFonts w:ascii="Consolas" w:cs="Consolas" w:eastAsia="Consolas" w:hAnsi="Consolas"/>
-          <w:color w:val="1E293B"/>
-          <w:sz w:val="18"/>
-          <w:szCs w:val="18"/>
-        </w:rPr>
-        <w:t xml:space="preserve">        VARCHAR email UK
-</w:t>
-      </w:r>
-    </w:p>
-    <w:p>
-      <w:pPr>
-        <w:spacing w:after="20" w:before="20"/>
-      </w:pPr>
-      <w:r>
-        <w:rPr>
-          <w:rFonts w:ascii="Consolas" w:cs="Consolas" w:eastAsia="Consolas" w:hAnsi="Consolas"/>
-          <w:color w:val="1E293B"/>
-          <w:sz w:val="18"/>
-          <w:szCs w:val="18"/>
-        </w:rPr>
-        <w:t xml:space="preserve">        VARCHAR password_hash
-</w:t>
-      </w:r>
-    </w:p>
-    <w:p>
-      <w:pPr>
-        <w:spacing w:after="20" w:before="20"/>
-      </w:pPr>
-      <w:r>
-        <w:rPr>
-          <w:rFonts w:ascii="Consolas" w:cs="Consolas" w:eastAsia="Consolas" w:hAnsi="Consolas"/>
-          <w:color w:val="1E293B"/>
-          <w:sz w:val="18"/>
-          <w:szCs w:val="18"/>
-        </w:rPr>
-        <w:t xml:space="preserve">        VARCHAR role
-</w:t>
-      </w:r>
-    </w:p>
-    <w:p>
-      <w:pPr>
-        <w:spacing w:after="20" w:before="20"/>
-      </w:pPr>
-      <w:r>
-        <w:rPr>
-          <w:rFonts w:ascii="Consolas" w:cs="Consolas" w:eastAsia="Consolas" w:hAnsi="Consolas"/>
-          <w:color w:val="1E293B"/>
-          <w:sz w:val="18"/>
-          <w:szCs w:val="18"/>
-        </w:rPr>
-        <w:t xml:space="preserve">        INT failed_attempts
-</w:t>
-      </w:r>
-    </w:p>
-    <w:p>
-      <w:pPr>
-        <w:spacing w:after="20" w:before="20"/>
-      </w:pPr>
-      <w:r>
-        <w:rPr>
-          <w:rFonts w:ascii="Consolas" w:cs="Consolas" w:eastAsia="Consolas" w:hAnsi="Consolas"/>
-          <w:color w:val="1E293B"/>
-          <w:sz w:val="18"/>
-          <w:szCs w:val="18"/>
-        </w:rPr>
-        <w:t xml:space="preserve">        TIMESTAMP locked_until
-</w:t>
-      </w:r>
-    </w:p>
-    <w:p>
-      <w:pPr>
-        <w:spacing w:after="20" w:before="20"/>
-      </w:pPr>
-      <w:r>
-        <w:rPr>
-          <w:rFonts w:ascii="Consolas" w:cs="Consolas" w:eastAsia="Consolas" w:hAnsi="Consolas"/>
-          <w:color w:val="1E293B"/>
-          <w:sz w:val="18"/>
-          <w:szCs w:val="18"/>
-        </w:rPr>
-        <w:t xml:space="preserve">    }
-</w:t>
-      </w:r>
-    </w:p>
-    <w:p>
-      <w:pPr>
-        <w:spacing w:after="20" w:before="20"/>
-      </w:pPr>
-      <w:r>
-        <w:rPr>
-          <w:rFonts w:ascii="Consolas" w:cs="Consolas" w:eastAsia="Consolas" w:hAnsi="Consolas"/>
-          <w:color w:val="1E293B"/>
-          <w:sz w:val="18"/>
-          <w:szCs w:val="18"/>
-        </w:rPr>
-        <w:t xml:space="preserve">    refresh_tokens {
-</w:t>
-      </w:r>
-    </w:p>
-    <w:p>
-      <w:pPr>
-        <w:spacing w:after="20" w:before="20"/>
-      </w:pPr>
-      <w:r>
-        <w:rPr>
-          <w:rFonts w:ascii="Consolas" w:cs="Consolas" w:eastAsia="Consolas" w:hAnsi="Consolas"/>
-          <w:color w:val="1E293B"/>
-          <w:sz w:val="18"/>
-          <w:szCs w:val="18"/>
-        </w:rPr>
-        <w:t xml:space="preserve">        BIGINT id PK
-</w:t>
-      </w:r>
-    </w:p>
-    <w:p>
-      <w:pPr>
-        <w:spacing w:after="20" w:before="20"/>
-      </w:pPr>
-      <w:r>
-        <w:rPr>
-          <w:rFonts w:ascii="Consolas" w:cs="Consolas" w:eastAsia="Consolas" w:hAnsi="Consolas"/>
-          <w:color w:val="1E293B"/>
-          <w:sz w:val="18"/>
-          <w:szCs w:val="18"/>
-        </w:rPr>
-        <w:t xml:space="preserve">        BIGINT user_id FK
-</w:t>
-      </w:r>
-    </w:p>
-    <w:p>
-      <w:pPr>
-        <w:spacing w:after="20" w:before="20"/>
-      </w:pPr>
-      <w:r>
-        <w:rPr>
-          <w:rFonts w:ascii="Consolas" w:cs="Consolas" w:eastAsia="Consolas" w:hAnsi="Consolas"/>
-          <w:color w:val="1E293B"/>
-          <w:sz w:val="18"/>
-          <w:szCs w:val="18"/>
-        </w:rPr>
-        <w:t xml:space="preserve">        VARCHAR token_hash UK
-</w:t>
-      </w:r>
-    </w:p>
-    <w:p>
-      <w:pPr>
-        <w:spacing w:after="20" w:before="20"/>
-      </w:pPr>
-      <w:r>
-        <w:rPr>
-          <w:rFonts w:ascii="Consolas" w:cs="Consolas" w:eastAsia="Consolas" w:hAnsi="Consolas"/>
-          <w:color w:val="1E293B"/>
-          <w:sz w:val="18"/>
-          <w:szCs w:val="18"/>
-        </w:rPr>
-        <w:t xml:space="preserve">        TIMESTAMP expires_at
-</w:t>
-      </w:r>
-    </w:p>
-    <w:p>
-      <w:pPr>
-        <w:spacing w:after="20" w:before="20"/>
-      </w:pPr>
-      <w:r>
-        <w:rPr>
-          <w:rFonts w:ascii="Consolas" w:cs="Consolas" w:eastAsia="Consolas" w:hAnsi="Consolas"/>
-          <w:color w:val="1E293B"/>
-          <w:sz w:val="18"/>
-          <w:szCs w:val="18"/>
-        </w:rPr>
-        <w:t xml:space="preserve">        BOOLEAN revoked
-</w:t>
-      </w:r>
-    </w:p>
-    <w:p>
-      <w:pPr>
-        <w:spacing w:after="20" w:before="20"/>
-      </w:pPr>
-      <w:r>
-        <w:rPr>
-          <w:rFonts w:ascii="Consolas" w:cs="Consolas" w:eastAsia="Consolas" w:hAnsi="Consolas"/>
-          <w:color w:val="1E293B"/>
-          <w:sz w:val="18"/>
-          <w:szCs w:val="18"/>
-        </w:rPr>
-        <w:t xml:space="preserve">        TIMESTAMP created_at
-</w:t>
-      </w:r>
-    </w:p>
-    <w:p>
-      <w:pPr>
-        <w:spacing w:after="20" w:before="20"/>
-      </w:pPr>
-      <w:r>
-        <w:rPr>
-          <w:rFonts w:ascii="Consolas" w:cs="Consolas" w:eastAsia="Consolas" w:hAnsi="Consolas"/>
-          <w:color w:val="1E293B"/>
-          <w:sz w:val="18"/>
-          <w:szCs w:val="18"/>
-        </w:rPr>
-        <w:t xml:space="preserve">    }
-</w:t>
+        <w:t xml:space="preserve">Hình: Sơ đồ thực thể liên kết ERD</w:t>
       </w:r>
     </w:p>
     <w:p>

--- a/docs/SRS_Portfolio_TranVuThien.docx
+++ b/docs/SRS_Portfolio_TranVuThien.docx
@@ -3010,7 +3010,7 @@
       <w:r>
         <w:drawing>
           <wp:inline distT="0" distB="0" distL="0" distR="0">
-            <wp:extent cx="5334000" cy="590550"/>
+            <wp:extent cx="5429250" cy="847725"/>
             <wp:effectExtent t="0" r="0" b="0" l="0"/>
             <wp:docPr id="1" name="" descr="" title=""/>
             <wp:cNvGraphicFramePr>
@@ -3035,7 +3035,7 @@
                   <pic:spPr bwMode="auto">
                     <a:xfrm>
                       <a:off x="0" y="0"/>
-                      <a:ext cx="5334000" cy="590550"/>
+                      <a:ext cx="5429250" cy="847725"/>
                     </a:xfrm>
                     <a:prstGeom prst="rect">
                       <a:avLst/>
@@ -3067,7 +3067,1930 @@
     </w:p>
     <w:p>
       <w:pPr>
-        <w:spacing w:after="120"/>
+        <w:pStyle w:val="Heading3"/>
+        <w:spacing w:after="80" w:before="180"/>
+      </w:pPr>
+      <w:r>
+        <w:rPr>
+          <w:rFonts w:ascii="Arial" w:cs="Arial" w:eastAsia="Arial" w:hAnsi="Arial"/>
+          <w:b/>
+          <w:bCs/>
+          <w:color w:val="334155"/>
+          <w:sz w:val="22"/>
+          <w:szCs w:val="22"/>
+        </w:rPr>
+        <w:t xml:space="preserve">Bảng 2.2: Bảng phân rã chi tiết các phân hệ chức năng</w:t>
+      </w:r>
+    </w:p>
+    <w:tbl>
+      <w:tblPr>
+        <w:tblW w:type="dxa" w:w="9360"/>
+        <w:tblBorders>
+          <w:top w:val="single" w:color="auto" w:sz="4"/>
+          <w:left w:val="single" w:color="auto" w:sz="4"/>
+          <w:bottom w:val="single" w:color="auto" w:sz="4"/>
+          <w:right w:val="single" w:color="auto" w:sz="4"/>
+          <w:insideH w:val="single" w:color="auto" w:sz="4"/>
+          <w:insideV w:val="single" w:color="auto" w:sz="4"/>
+        </w:tblBorders>
+      </w:tblPr>
+      <w:tblGrid>
+        <w:gridCol w:w="1800"/>
+        <w:gridCol w:w="1800"/>
+        <w:gridCol w:w="2200"/>
+        <w:gridCol w:w="3560"/>
+      </w:tblGrid>
+      <w:tr>
+        <w:trPr>
+          <w:tblHeader/>
+        </w:trPr>
+        <w:tc>
+          <w:tcPr>
+            <w:tcW w:type="dxa" w:w="1800"/>
+            <w:tcBorders>
+              <w:top w:val="single" w:color="CBD5E1" w:sz="4"/>
+              <w:left w:val="single" w:color="CBD5E1" w:sz="4"/>
+              <w:bottom w:val="single" w:color="CBD5E1" w:sz="4"/>
+              <w:right w:val="single" w:color="CBD5E1" w:sz="4"/>
+            </w:tcBorders>
+            <w:shd w:fill="1E3A8A" w:color="auto" w:val="solid"/>
+            <w:tcMar>
+              <w:top w:type="dxa" w:w="100"/>
+              <w:left w:type="dxa" w:w="140"/>
+              <w:bottom w:type="dxa" w:w="100"/>
+              <w:right w:type="dxa" w:w="140"/>
+            </w:tcMar>
+          </w:tcPr>
+          <w:p>
+            <w:pPr>
+              <w:spacing w:after="40" w:before="40"/>
+            </w:pPr>
+            <w:r>
+              <w:rPr>
+                <w:rFonts w:ascii="Arial" w:cs="Arial" w:eastAsia="Arial" w:hAnsi="Arial"/>
+                <w:b/>
+                <w:bCs/>
+                <w:color w:val="FFFFFF"/>
+                <w:sz w:val="19"/>
+                <w:szCs w:val="19"/>
+              </w:rPr>
+              <w:t xml:space="preserve">Phân hệ chính</w:t>
+            </w:r>
+          </w:p>
+        </w:tc>
+        <w:tc>
+          <w:tcPr>
+            <w:tcW w:type="dxa" w:w="1800"/>
+            <w:tcBorders>
+              <w:top w:val="single" w:color="CBD5E1" w:sz="4"/>
+              <w:left w:val="single" w:color="CBD5E1" w:sz="4"/>
+              <w:bottom w:val="single" w:color="CBD5E1" w:sz="4"/>
+              <w:right w:val="single" w:color="CBD5E1" w:sz="4"/>
+            </w:tcBorders>
+            <w:shd w:fill="1E3A8A" w:color="auto" w:val="solid"/>
+            <w:tcMar>
+              <w:top w:type="dxa" w:w="100"/>
+              <w:left w:type="dxa" w:w="140"/>
+              <w:bottom w:type="dxa" w:w="100"/>
+              <w:right w:type="dxa" w:w="140"/>
+            </w:tcMar>
+          </w:tcPr>
+          <w:p>
+            <w:pPr>
+              <w:spacing w:after="40" w:before="40"/>
+            </w:pPr>
+            <w:r>
+              <w:rPr>
+                <w:rFonts w:ascii="Arial" w:cs="Arial" w:eastAsia="Arial" w:hAnsi="Arial"/>
+                <w:b/>
+                <w:bCs/>
+                <w:color w:val="FFFFFF"/>
+                <w:sz w:val="19"/>
+                <w:szCs w:val="19"/>
+              </w:rPr>
+              <w:t xml:space="preserve">Thành phần / Chức năng con</w:t>
+            </w:r>
+          </w:p>
+        </w:tc>
+        <w:tc>
+          <w:tcPr>
+            <w:tcW w:type="dxa" w:w="2200"/>
+            <w:tcBorders>
+              <w:top w:val="single" w:color="CBD5E1" w:sz="4"/>
+              <w:left w:val="single" w:color="CBD5E1" w:sz="4"/>
+              <w:bottom w:val="single" w:color="CBD5E1" w:sz="4"/>
+              <w:right w:val="single" w:color="CBD5E1" w:sz="4"/>
+            </w:tcBorders>
+            <w:shd w:fill="1E3A8A" w:color="auto" w:val="solid"/>
+            <w:tcMar>
+              <w:top w:type="dxa" w:w="100"/>
+              <w:left w:type="dxa" w:w="140"/>
+              <w:bottom w:type="dxa" w:w="100"/>
+              <w:right w:type="dxa" w:w="140"/>
+            </w:tcMar>
+          </w:tcPr>
+          <w:p>
+            <w:pPr>
+              <w:spacing w:after="40" w:before="40"/>
+            </w:pPr>
+            <w:r>
+              <w:rPr>
+                <w:rFonts w:ascii="Arial" w:cs="Arial" w:eastAsia="Arial" w:hAnsi="Arial"/>
+                <w:b/>
+                <w:bCs/>
+                <w:color w:val="FFFFFF"/>
+                <w:sz w:val="19"/>
+                <w:szCs w:val="19"/>
+              </w:rPr>
+              <w:t xml:space="preserve">Công nghệ chủ đạo</w:t>
+            </w:r>
+          </w:p>
+        </w:tc>
+        <w:tc>
+          <w:tcPr>
+            <w:tcW w:type="dxa" w:w="3560"/>
+            <w:tcBorders>
+              <w:top w:val="single" w:color="CBD5E1" w:sz="4"/>
+              <w:left w:val="single" w:color="CBD5E1" w:sz="4"/>
+              <w:bottom w:val="single" w:color="CBD5E1" w:sz="4"/>
+              <w:right w:val="single" w:color="CBD5E1" w:sz="4"/>
+            </w:tcBorders>
+            <w:shd w:fill="1E3A8A" w:color="auto" w:val="solid"/>
+            <w:tcMar>
+              <w:top w:type="dxa" w:w="100"/>
+              <w:left w:type="dxa" w:w="140"/>
+              <w:bottom w:type="dxa" w:w="100"/>
+              <w:right w:type="dxa" w:w="140"/>
+            </w:tcMar>
+          </w:tcPr>
+          <w:p>
+            <w:pPr>
+              <w:spacing w:after="40" w:before="40"/>
+            </w:pPr>
+            <w:r>
+              <w:rPr>
+                <w:rFonts w:ascii="Arial" w:cs="Arial" w:eastAsia="Arial" w:hAnsi="Arial"/>
+                <w:b/>
+                <w:bCs/>
+                <w:color w:val="FFFFFF"/>
+                <w:sz w:val="19"/>
+                <w:szCs w:val="19"/>
+              </w:rPr>
+              <w:t xml:space="preserve">Trách nhiệm &amp; Mô tả hoạt động</w:t>
+            </w:r>
+          </w:p>
+        </w:tc>
+      </w:tr>
+      <w:tr>
+        <w:tc>
+          <w:tcPr>
+            <w:tcW w:type="dxa" w:w="1800"/>
+            <w:tcBorders>
+              <w:top w:val="single" w:color="CBD5E1" w:sz="4"/>
+              <w:left w:val="single" w:color="CBD5E1" w:sz="4"/>
+              <w:bottom w:val="single" w:color="CBD5E1" w:sz="4"/>
+              <w:right w:val="single" w:color="CBD5E1" w:sz="4"/>
+            </w:tcBorders>
+            <w:tcMar>
+              <w:top w:type="dxa" w:w="100"/>
+              <w:left w:type="dxa" w:w="140"/>
+              <w:bottom w:type="dxa" w:w="100"/>
+              <w:right w:type="dxa" w:w="140"/>
+            </w:tcMar>
+          </w:tcPr>
+          <w:p>
+            <w:pPr>
+              <w:spacing w:after="20" w:before="40"/>
+            </w:pPr>
+            <w:r>
+              <w:rPr>
+                <w:rFonts w:ascii="Arial" w:cs="Arial" w:eastAsia="Arial" w:hAnsi="Arial"/>
+                <w:b/>
+                <w:bCs/>
+                <w:color w:val="1F2937"/>
+                <w:sz w:val="19"/>
+                <w:szCs w:val="19"/>
+              </w:rPr>
+              <w:t xml:space="preserve">1. Public Web</w:t>
+            </w:r>
+          </w:p>
+          <w:p>
+            <w:pPr>
+              <w:spacing w:after="40" w:before="20"/>
+            </w:pPr>
+            <w:r>
+              <w:rPr>
+                <w:rFonts w:ascii="Arial" w:cs="Arial" w:eastAsia="Arial" w:hAnsi="Arial"/>
+                <w:b w:val="false"/>
+                <w:bCs w:val="false"/>
+                <w:color w:val="1F2937"/>
+                <w:sz w:val="19"/>
+                <w:szCs w:val="19"/>
+              </w:rPr>
+              <w:t xml:space="preserve">*(Frontend SPA)*</w:t>
+            </w:r>
+          </w:p>
+        </w:tc>
+        <w:tc>
+          <w:tcPr>
+            <w:tcW w:type="dxa" w:w="1800"/>
+            <w:tcBorders>
+              <w:top w:val="single" w:color="CBD5E1" w:sz="4"/>
+              <w:left w:val="single" w:color="CBD5E1" w:sz="4"/>
+              <w:bottom w:val="single" w:color="CBD5E1" w:sz="4"/>
+              <w:right w:val="single" w:color="CBD5E1" w:sz="4"/>
+            </w:tcBorders>
+            <w:tcMar>
+              <w:top w:type="dxa" w:w="100"/>
+              <w:left w:type="dxa" w:w="140"/>
+              <w:bottom w:type="dxa" w:w="100"/>
+              <w:right w:type="dxa" w:w="140"/>
+            </w:tcMar>
+          </w:tcPr>
+          <w:p>
+            <w:pPr>
+              <w:spacing w:after="40" w:before="40"/>
+            </w:pPr>
+            <w:r>
+              <w:rPr>
+                <w:rFonts w:ascii="Arial" w:cs="Arial" w:eastAsia="Arial" w:hAnsi="Arial"/>
+                <w:b/>
+                <w:bCs/>
+                <w:color w:val="1F2937"/>
+                <w:sz w:val="19"/>
+                <w:szCs w:val="19"/>
+              </w:rPr>
+              <w:t xml:space="preserve">Trang chủ tương tác</w:t>
+            </w:r>
+          </w:p>
+        </w:tc>
+        <w:tc>
+          <w:tcPr>
+            <w:tcW w:type="dxa" w:w="2200"/>
+            <w:tcBorders>
+              <w:top w:val="single" w:color="CBD5E1" w:sz="4"/>
+              <w:left w:val="single" w:color="CBD5E1" w:sz="4"/>
+              <w:bottom w:val="single" w:color="CBD5E1" w:sz="4"/>
+              <w:right w:val="single" w:color="CBD5E1" w:sz="4"/>
+            </w:tcBorders>
+            <w:tcMar>
+              <w:top w:type="dxa" w:w="100"/>
+              <w:left w:type="dxa" w:w="140"/>
+              <w:bottom w:type="dxa" w:w="100"/>
+              <w:right w:type="dxa" w:w="140"/>
+            </w:tcMar>
+          </w:tcPr>
+          <w:p>
+            <w:pPr>
+              <w:spacing w:after="40" w:before="40"/>
+            </w:pPr>
+            <w:r>
+              <w:rPr>
+                <w:rFonts w:ascii="Arial" w:cs="Arial" w:eastAsia="Arial" w:hAnsi="Arial"/>
+                <w:b w:val="false"/>
+                <w:bCs w:val="false"/>
+                <w:color w:val="1F2937"/>
+                <w:sz w:val="19"/>
+                <w:szCs w:val="19"/>
+              </w:rPr>
+              <w:t xml:space="preserve">Angular 20, TailwindCSS, three.js</w:t>
+            </w:r>
+          </w:p>
+        </w:tc>
+        <w:tc>
+          <w:tcPr>
+            <w:tcW w:type="dxa" w:w="3560"/>
+            <w:tcBorders>
+              <w:top w:val="single" w:color="CBD5E1" w:sz="4"/>
+              <w:left w:val="single" w:color="CBD5E1" w:sz="4"/>
+              <w:bottom w:val="single" w:color="CBD5E1" w:sz="4"/>
+              <w:right w:val="single" w:color="CBD5E1" w:sz="4"/>
+            </w:tcBorders>
+            <w:tcMar>
+              <w:top w:type="dxa" w:w="100"/>
+              <w:left w:type="dxa" w:w="140"/>
+              <w:bottom w:type="dxa" w:w="100"/>
+              <w:right w:type="dxa" w:w="140"/>
+            </w:tcMar>
+          </w:tcPr>
+          <w:p>
+            <w:pPr>
+              <w:spacing w:after="40" w:before="40"/>
+            </w:pPr>
+            <w:r>
+              <w:rPr>
+                <w:rFonts w:ascii="Arial" w:cs="Arial" w:eastAsia="Arial" w:hAnsi="Arial"/>
+                <w:b w:val="false"/>
+                <w:bCs w:val="false"/>
+                <w:color w:val="1F2937"/>
+                <w:sz w:val="19"/>
+                <w:szCs w:val="19"/>
+              </w:rPr>
+              <w:t xml:space="preserve">Hiển thị Hero 3D, About, kỹ năng với thanh đo %, timeline kinh nghiệm trượt 2 bên, lưới dự án kèm bộ lọc công nghệ.</w:t>
+            </w:r>
+          </w:p>
+        </w:tc>
+      </w:tr>
+      <w:tr>
+        <w:tc>
+          <w:tcPr>
+            <w:tcW w:type="dxa" w:w="1800"/>
+            <w:tcBorders>
+              <w:top w:val="single" w:color="CBD5E1" w:sz="4"/>
+              <w:left w:val="single" w:color="CBD5E1" w:sz="4"/>
+              <w:bottom w:val="single" w:color="CBD5E1" w:sz="4"/>
+              <w:right w:val="single" w:color="CBD5E1" w:sz="4"/>
+            </w:tcBorders>
+            <w:tcMar>
+              <w:top w:type="dxa" w:w="100"/>
+              <w:left w:type="dxa" w:w="140"/>
+              <w:bottom w:type="dxa" w:w="100"/>
+              <w:right w:type="dxa" w:w="140"/>
+            </w:tcMar>
+          </w:tcPr>
+          <w:p>
+            <w:r>
+              <w:t xml:space="preserve"/>
+            </w:r>
+          </w:p>
+        </w:tc>
+        <w:tc>
+          <w:tcPr>
+            <w:tcW w:type="dxa" w:w="1800"/>
+            <w:tcBorders>
+              <w:top w:val="single" w:color="CBD5E1" w:sz="4"/>
+              <w:left w:val="single" w:color="CBD5E1" w:sz="4"/>
+              <w:bottom w:val="single" w:color="CBD5E1" w:sz="4"/>
+              <w:right w:val="single" w:color="CBD5E1" w:sz="4"/>
+            </w:tcBorders>
+            <w:tcMar>
+              <w:top w:type="dxa" w:w="100"/>
+              <w:left w:type="dxa" w:w="140"/>
+              <w:bottom w:type="dxa" w:w="100"/>
+              <w:right w:type="dxa" w:w="140"/>
+            </w:tcMar>
+          </w:tcPr>
+          <w:p>
+            <w:pPr>
+              <w:spacing w:after="40" w:before="40"/>
+            </w:pPr>
+            <w:r>
+              <w:rPr>
+                <w:rFonts w:ascii="Arial" w:cs="Arial" w:eastAsia="Arial" w:hAnsi="Arial"/>
+                <w:b/>
+                <w:bCs/>
+                <w:color w:val="1F2937"/>
+                <w:sz w:val="19"/>
+                <w:szCs w:val="19"/>
+              </w:rPr>
+              <w:t xml:space="preserve">Technical Blog</w:t>
+            </w:r>
+          </w:p>
+        </w:tc>
+        <w:tc>
+          <w:tcPr>
+            <w:tcW w:type="dxa" w:w="2200"/>
+            <w:tcBorders>
+              <w:top w:val="single" w:color="CBD5E1" w:sz="4"/>
+              <w:left w:val="single" w:color="CBD5E1" w:sz="4"/>
+              <w:bottom w:val="single" w:color="CBD5E1" w:sz="4"/>
+              <w:right w:val="single" w:color="CBD5E1" w:sz="4"/>
+            </w:tcBorders>
+            <w:tcMar>
+              <w:top w:type="dxa" w:w="100"/>
+              <w:left w:type="dxa" w:w="140"/>
+              <w:bottom w:type="dxa" w:w="100"/>
+              <w:right w:type="dxa" w:w="140"/>
+            </w:tcMar>
+          </w:tcPr>
+          <w:p>
+            <w:pPr>
+              <w:spacing w:after="40" w:before="40"/>
+            </w:pPr>
+            <w:r>
+              <w:rPr>
+                <w:rFonts w:ascii="Arial" w:cs="Arial" w:eastAsia="Arial" w:hAnsi="Arial"/>
+                <w:b w:val="false"/>
+                <w:bCs w:val="false"/>
+                <w:color w:val="1F2937"/>
+                <w:sz w:val="19"/>
+                <w:szCs w:val="19"/>
+              </w:rPr>
+              <w:t xml:space="preserve">Angular, Markdown Renderer</w:t>
+            </w:r>
+          </w:p>
+        </w:tc>
+        <w:tc>
+          <w:tcPr>
+            <w:tcW w:type="dxa" w:w="3560"/>
+            <w:tcBorders>
+              <w:top w:val="single" w:color="CBD5E1" w:sz="4"/>
+              <w:left w:val="single" w:color="CBD5E1" w:sz="4"/>
+              <w:bottom w:val="single" w:color="CBD5E1" w:sz="4"/>
+              <w:right w:val="single" w:color="CBD5E1" w:sz="4"/>
+            </w:tcBorders>
+            <w:tcMar>
+              <w:top w:type="dxa" w:w="100"/>
+              <w:left w:type="dxa" w:w="140"/>
+              <w:bottom w:type="dxa" w:w="100"/>
+              <w:right w:type="dxa" w:w="140"/>
+            </w:tcMar>
+          </w:tcPr>
+          <w:p>
+            <w:pPr>
+              <w:spacing w:after="40" w:before="40"/>
+            </w:pPr>
+            <w:r>
+              <w:rPr>
+                <w:rFonts w:ascii="Arial" w:cs="Arial" w:eastAsia="Arial" w:hAnsi="Arial"/>
+                <w:b w:val="false"/>
+                <w:bCs w:val="false"/>
+                <w:color w:val="1F2937"/>
+                <w:sz w:val="19"/>
+                <w:szCs w:val="19"/>
+              </w:rPr>
+              <w:t xml:space="preserve">Danh sách bài viết </w:t>
+            </w:r>
+            <w:r>
+              <w:rPr>
+                <w:rFonts w:ascii="Consolas" w:cs="Consolas" w:eastAsia="Consolas" w:hAnsi="Consolas"/>
+                <w:color w:val="0F172A"/>
+                <w:sz w:val="17"/>
+                <w:szCs w:val="17"/>
+                <w:shd w:fill="F1F5F9" w:color="auto" w:val="solid"/>
+              </w:rPr>
+              <w:t xml:space="preserve">/blog</w:t>
+            </w:r>
+            <w:r>
+              <w:rPr>
+                <w:rFonts w:ascii="Arial" w:cs="Arial" w:eastAsia="Arial" w:hAnsi="Arial"/>
+                <w:b w:val="false"/>
+                <w:bCs w:val="false"/>
+                <w:color w:val="1F2937"/>
+                <w:sz w:val="19"/>
+                <w:szCs w:val="19"/>
+              </w:rPr>
+              <w:t xml:space="preserve">, đọc chi tiết bài viết </w:t>
+            </w:r>
+            <w:r>
+              <w:rPr>
+                <w:rFonts w:ascii="Consolas" w:cs="Consolas" w:eastAsia="Consolas" w:hAnsi="Consolas"/>
+                <w:color w:val="0F172A"/>
+                <w:sz w:val="17"/>
+                <w:szCs w:val="17"/>
+                <w:shd w:fill="F1F5F9" w:color="auto" w:val="solid"/>
+              </w:rPr>
+              <w:t xml:space="preserve">/blog/:slug</w:t>
+            </w:r>
+            <w:r>
+              <w:rPr>
+                <w:rFonts w:ascii="Arial" w:cs="Arial" w:eastAsia="Arial" w:hAnsi="Arial"/>
+                <w:b w:val="false"/>
+                <w:bCs w:val="false"/>
+                <w:color w:val="1F2937"/>
+                <w:sz w:val="19"/>
+                <w:szCs w:val="19"/>
+              </w:rPr>
+              <w:t xml:space="preserve">, syntax highlight cho code block, bộ đếm lượt xem.</w:t>
+            </w:r>
+          </w:p>
+        </w:tc>
+      </w:tr>
+      <w:tr>
+        <w:tc>
+          <w:tcPr>
+            <w:tcW w:type="dxa" w:w="1800"/>
+            <w:tcBorders>
+              <w:top w:val="single" w:color="CBD5E1" w:sz="4"/>
+              <w:left w:val="single" w:color="CBD5E1" w:sz="4"/>
+              <w:bottom w:val="single" w:color="CBD5E1" w:sz="4"/>
+              <w:right w:val="single" w:color="CBD5E1" w:sz="4"/>
+            </w:tcBorders>
+            <w:tcMar>
+              <w:top w:type="dxa" w:w="100"/>
+              <w:left w:type="dxa" w:w="140"/>
+              <w:bottom w:type="dxa" w:w="100"/>
+              <w:right w:type="dxa" w:w="140"/>
+            </w:tcMar>
+          </w:tcPr>
+          <w:p>
+            <w:r>
+              <w:t xml:space="preserve"/>
+            </w:r>
+          </w:p>
+        </w:tc>
+        <w:tc>
+          <w:tcPr>
+            <w:tcW w:type="dxa" w:w="1800"/>
+            <w:tcBorders>
+              <w:top w:val="single" w:color="CBD5E1" w:sz="4"/>
+              <w:left w:val="single" w:color="CBD5E1" w:sz="4"/>
+              <w:bottom w:val="single" w:color="CBD5E1" w:sz="4"/>
+              <w:right w:val="single" w:color="CBD5E1" w:sz="4"/>
+            </w:tcBorders>
+            <w:tcMar>
+              <w:top w:type="dxa" w:w="100"/>
+              <w:left w:type="dxa" w:w="140"/>
+              <w:bottom w:type="dxa" w:w="100"/>
+              <w:right w:type="dxa" w:w="140"/>
+            </w:tcMar>
+          </w:tcPr>
+          <w:p>
+            <w:pPr>
+              <w:spacing w:after="40" w:before="40"/>
+            </w:pPr>
+            <w:r>
+              <w:rPr>
+                <w:rFonts w:ascii="Arial" w:cs="Arial" w:eastAsia="Arial" w:hAnsi="Arial"/>
+                <w:b/>
+                <w:bCs/>
+                <w:color w:val="1F2937"/>
+                <w:sz w:val="19"/>
+                <w:szCs w:val="19"/>
+              </w:rPr>
+              <w:t xml:space="preserve">Kênh liên hệ trực tuyến</w:t>
+            </w:r>
+          </w:p>
+        </w:tc>
+        <w:tc>
+          <w:tcPr>
+            <w:tcW w:type="dxa" w:w="2200"/>
+            <w:tcBorders>
+              <w:top w:val="single" w:color="CBD5E1" w:sz="4"/>
+              <w:left w:val="single" w:color="CBD5E1" w:sz="4"/>
+              <w:bottom w:val="single" w:color="CBD5E1" w:sz="4"/>
+              <w:right w:val="single" w:color="CBD5E1" w:sz="4"/>
+            </w:tcBorders>
+            <w:tcMar>
+              <w:top w:type="dxa" w:w="100"/>
+              <w:left w:type="dxa" w:w="140"/>
+              <w:bottom w:type="dxa" w:w="100"/>
+              <w:right w:type="dxa" w:w="140"/>
+            </w:tcMar>
+          </w:tcPr>
+          <w:p>
+            <w:pPr>
+              <w:spacing w:after="40" w:before="40"/>
+            </w:pPr>
+            <w:r>
+              <w:rPr>
+                <w:rFonts w:ascii="Arial" w:cs="Arial" w:eastAsia="Arial" w:hAnsi="Arial"/>
+                <w:b w:val="false"/>
+                <w:bCs w:val="false"/>
+                <w:color w:val="1F2937"/>
+                <w:sz w:val="19"/>
+                <w:szCs w:val="19"/>
+              </w:rPr>
+              <w:t xml:space="preserve">Reactive Forms, Rate Limit</w:t>
+            </w:r>
+          </w:p>
+        </w:tc>
+        <w:tc>
+          <w:tcPr>
+            <w:tcW w:type="dxa" w:w="3560"/>
+            <w:tcBorders>
+              <w:top w:val="single" w:color="CBD5E1" w:sz="4"/>
+              <w:left w:val="single" w:color="CBD5E1" w:sz="4"/>
+              <w:bottom w:val="single" w:color="CBD5E1" w:sz="4"/>
+              <w:right w:val="single" w:color="CBD5E1" w:sz="4"/>
+            </w:tcBorders>
+            <w:tcMar>
+              <w:top w:type="dxa" w:w="100"/>
+              <w:left w:type="dxa" w:w="140"/>
+              <w:bottom w:type="dxa" w:w="100"/>
+              <w:right w:type="dxa" w:w="140"/>
+            </w:tcMar>
+          </w:tcPr>
+          <w:p>
+            <w:pPr>
+              <w:spacing w:after="40" w:before="40"/>
+            </w:pPr>
+            <w:r>
+              <w:rPr>
+                <w:rFonts w:ascii="Arial" w:cs="Arial" w:eastAsia="Arial" w:hAnsi="Arial"/>
+                <w:b w:val="false"/>
+                <w:bCs w:val="false"/>
+                <w:color w:val="1F2937"/>
+                <w:sz w:val="19"/>
+                <w:szCs w:val="19"/>
+              </w:rPr>
+              <w:t xml:space="preserve">Form nhập thông điệp liên hệ, xác thực dữ liệu tức thì, rate-limit 3 req/phút/IP, kích hoạt gửi mail thông báo ngầm.</w:t>
+            </w:r>
+          </w:p>
+        </w:tc>
+      </w:tr>
+      <w:tr>
+        <w:tc>
+          <w:tcPr>
+            <w:tcW w:type="dxa" w:w="1800"/>
+            <w:tcBorders>
+              <w:top w:val="single" w:color="CBD5E1" w:sz="4"/>
+              <w:left w:val="single" w:color="CBD5E1" w:sz="4"/>
+              <w:bottom w:val="single" w:color="CBD5E1" w:sz="4"/>
+              <w:right w:val="single" w:color="CBD5E1" w:sz="4"/>
+            </w:tcBorders>
+            <w:tcMar>
+              <w:top w:type="dxa" w:w="100"/>
+              <w:left w:type="dxa" w:w="140"/>
+              <w:bottom w:type="dxa" w:w="100"/>
+              <w:right w:type="dxa" w:w="140"/>
+            </w:tcMar>
+          </w:tcPr>
+          <w:p>
+            <w:r>
+              <w:t xml:space="preserve"/>
+            </w:r>
+          </w:p>
+        </w:tc>
+        <w:tc>
+          <w:tcPr>
+            <w:tcW w:type="dxa" w:w="1800"/>
+            <w:tcBorders>
+              <w:top w:val="single" w:color="CBD5E1" w:sz="4"/>
+              <w:left w:val="single" w:color="CBD5E1" w:sz="4"/>
+              <w:bottom w:val="single" w:color="CBD5E1" w:sz="4"/>
+              <w:right w:val="single" w:color="CBD5E1" w:sz="4"/>
+            </w:tcBorders>
+            <w:tcMar>
+              <w:top w:type="dxa" w:w="100"/>
+              <w:left w:type="dxa" w:w="140"/>
+              <w:bottom w:type="dxa" w:w="100"/>
+              <w:right w:type="dxa" w:w="140"/>
+            </w:tcMar>
+          </w:tcPr>
+          <w:p>
+            <w:pPr>
+              <w:spacing w:after="40" w:before="40"/>
+            </w:pPr>
+            <w:r>
+              <w:rPr>
+                <w:rFonts w:ascii="Arial" w:cs="Arial" w:eastAsia="Arial" w:hAnsi="Arial"/>
+                <w:b/>
+                <w:bCs/>
+                <w:color w:val="1F2937"/>
+                <w:sz w:val="19"/>
+                <w:szCs w:val="19"/>
+              </w:rPr>
+              <w:t xml:space="preserve">Tiện ích tương tác</w:t>
+            </w:r>
+          </w:p>
+        </w:tc>
+        <w:tc>
+          <w:tcPr>
+            <w:tcW w:type="dxa" w:w="2200"/>
+            <w:tcBorders>
+              <w:top w:val="single" w:color="CBD5E1" w:sz="4"/>
+              <w:left w:val="single" w:color="CBD5E1" w:sz="4"/>
+              <w:bottom w:val="single" w:color="CBD5E1" w:sz="4"/>
+              <w:right w:val="single" w:color="CBD5E1" w:sz="4"/>
+            </w:tcBorders>
+            <w:tcMar>
+              <w:top w:type="dxa" w:w="100"/>
+              <w:left w:type="dxa" w:w="140"/>
+              <w:bottom w:type="dxa" w:w="100"/>
+              <w:right w:type="dxa" w:w="140"/>
+            </w:tcMar>
+          </w:tcPr>
+          <w:p>
+            <w:pPr>
+              <w:spacing w:after="40" w:before="40"/>
+            </w:pPr>
+            <w:r>
+              <w:rPr>
+                <w:rFonts w:ascii="Arial" w:cs="Arial" w:eastAsia="Arial" w:hAnsi="Arial"/>
+                <w:b w:val="false"/>
+                <w:bCs w:val="false"/>
+                <w:color w:val="1F2937"/>
+                <w:sz w:val="19"/>
+                <w:szCs w:val="19"/>
+              </w:rPr>
+              <w:t xml:space="preserve">Angular Signals, CDK</w:t>
+            </w:r>
+          </w:p>
+        </w:tc>
+        <w:tc>
+          <w:tcPr>
+            <w:tcW w:type="dxa" w:w="3560"/>
+            <w:tcBorders>
+              <w:top w:val="single" w:color="CBD5E1" w:sz="4"/>
+              <w:left w:val="single" w:color="CBD5E1" w:sz="4"/>
+              <w:bottom w:val="single" w:color="CBD5E1" w:sz="4"/>
+              <w:right w:val="single" w:color="CBD5E1" w:sz="4"/>
+            </w:tcBorders>
+            <w:tcMar>
+              <w:top w:type="dxa" w:w="100"/>
+              <w:left w:type="dxa" w:w="140"/>
+              <w:bottom w:type="dxa" w:w="100"/>
+              <w:right w:type="dxa" w:w="140"/>
+            </w:tcMar>
+          </w:tcPr>
+          <w:p>
+            <w:pPr>
+              <w:spacing w:after="40" w:before="40"/>
+            </w:pPr>
+            <w:r>
+              <w:rPr>
+                <w:rFonts w:ascii="Arial" w:cs="Arial" w:eastAsia="Arial" w:hAnsi="Arial"/>
+                <w:b w:val="false"/>
+                <w:bCs w:val="false"/>
+                <w:color w:val="1F2937"/>
+                <w:sz w:val="19"/>
+                <w:szCs w:val="19"/>
+              </w:rPr>
+              <w:t xml:space="preserve">Terminal giả lập (</w:t>
+            </w:r>
+            <w:r>
+              <w:rPr>
+                <w:rFonts w:ascii="Consolas" w:cs="Consolas" w:eastAsia="Consolas" w:hAnsi="Consolas"/>
+                <w:color w:val="0F172A"/>
+                <w:sz w:val="17"/>
+                <w:szCs w:val="17"/>
+                <w:shd w:fill="F1F5F9" w:color="auto" w:val="solid"/>
+              </w:rPr>
+              <w:t xml:space="preserve">Ctrl + ~</w:t>
+            </w:r>
+            <w:r>
+              <w:rPr>
+                <w:rFonts w:ascii="Arial" w:cs="Arial" w:eastAsia="Arial" w:hAnsi="Arial"/>
+                <w:b w:val="false"/>
+                <w:bCs w:val="false"/>
+                <w:color w:val="1F2937"/>
+                <w:sz w:val="19"/>
+                <w:szCs w:val="19"/>
+              </w:rPr>
+              <w:t xml:space="preserve">), Modal xem/tải CV đa ngôn ngữ (</w:t>
+            </w:r>
+            <w:r>
+              <w:rPr>
+                <w:rFonts w:ascii="Consolas" w:cs="Consolas" w:eastAsia="Consolas" w:hAnsi="Consolas"/>
+                <w:color w:val="0F172A"/>
+                <w:sz w:val="17"/>
+                <w:szCs w:val="17"/>
+                <w:shd w:fill="F1F5F9" w:color="auto" w:val="solid"/>
+              </w:rPr>
+              <w:t xml:space="preserve">/cv-vi.pdf</w:t>
+            </w:r>
+            <w:r>
+              <w:rPr>
+                <w:rFonts w:ascii="Arial" w:cs="Arial" w:eastAsia="Arial" w:hAnsi="Arial"/>
+                <w:b w:val="false"/>
+                <w:bCs w:val="false"/>
+                <w:color w:val="1F2937"/>
+                <w:sz w:val="19"/>
+                <w:szCs w:val="19"/>
+              </w:rPr>
+              <w:t xml:space="preserve">, </w:t>
+            </w:r>
+            <w:r>
+              <w:rPr>
+                <w:rFonts w:ascii="Consolas" w:cs="Consolas" w:eastAsia="Consolas" w:hAnsi="Consolas"/>
+                <w:color w:val="0F172A"/>
+                <w:sz w:val="17"/>
+                <w:szCs w:val="17"/>
+                <w:shd w:fill="F1F5F9" w:color="auto" w:val="solid"/>
+              </w:rPr>
+              <w:t xml:space="preserve">/cv-en.pdf</w:t>
+            </w:r>
+            <w:r>
+              <w:rPr>
+                <w:rFonts w:ascii="Arial" w:cs="Arial" w:eastAsia="Arial" w:hAnsi="Arial"/>
+                <w:b w:val="false"/>
+                <w:bCs w:val="false"/>
+                <w:color w:val="1F2937"/>
+                <w:sz w:val="19"/>
+                <w:szCs w:val="19"/>
+              </w:rPr>
+              <w:t xml:space="preserve">), GitHub live stats counter.</w:t>
+            </w:r>
+          </w:p>
+        </w:tc>
+      </w:tr>
+      <w:tr>
+        <w:tc>
+          <w:tcPr>
+            <w:tcW w:type="dxa" w:w="1800"/>
+            <w:tcBorders>
+              <w:top w:val="single" w:color="CBD5E1" w:sz="4"/>
+              <w:left w:val="single" w:color="CBD5E1" w:sz="4"/>
+              <w:bottom w:val="single" w:color="CBD5E1" w:sz="4"/>
+              <w:right w:val="single" w:color="CBD5E1" w:sz="4"/>
+            </w:tcBorders>
+            <w:tcMar>
+              <w:top w:type="dxa" w:w="100"/>
+              <w:left w:type="dxa" w:w="140"/>
+              <w:bottom w:type="dxa" w:w="100"/>
+              <w:right w:type="dxa" w:w="140"/>
+            </w:tcMar>
+          </w:tcPr>
+          <w:p>
+            <w:pPr>
+              <w:spacing w:after="20" w:before="40"/>
+            </w:pPr>
+            <w:r>
+              <w:rPr>
+                <w:rFonts w:ascii="Arial" w:cs="Arial" w:eastAsia="Arial" w:hAnsi="Arial"/>
+                <w:b/>
+                <w:bCs/>
+                <w:color w:val="1F2937"/>
+                <w:sz w:val="19"/>
+                <w:szCs w:val="19"/>
+              </w:rPr>
+              <w:t xml:space="preserve">2. Admin CMS</w:t>
+            </w:r>
+          </w:p>
+          <w:p>
+            <w:pPr>
+              <w:spacing w:after="40" w:before="20"/>
+            </w:pPr>
+            <w:r>
+              <w:rPr>
+                <w:rFonts w:ascii="Arial" w:cs="Arial" w:eastAsia="Arial" w:hAnsi="Arial"/>
+                <w:b w:val="false"/>
+                <w:bCs w:val="false"/>
+                <w:color w:val="1F2937"/>
+                <w:sz w:val="19"/>
+                <w:szCs w:val="19"/>
+              </w:rPr>
+              <w:t xml:space="preserve">*(Bảo mật cao)*</w:t>
+            </w:r>
+          </w:p>
+        </w:tc>
+        <w:tc>
+          <w:tcPr>
+            <w:tcW w:type="dxa" w:w="1800"/>
+            <w:tcBorders>
+              <w:top w:val="single" w:color="CBD5E1" w:sz="4"/>
+              <w:left w:val="single" w:color="CBD5E1" w:sz="4"/>
+              <w:bottom w:val="single" w:color="CBD5E1" w:sz="4"/>
+              <w:right w:val="single" w:color="CBD5E1" w:sz="4"/>
+            </w:tcBorders>
+            <w:tcMar>
+              <w:top w:type="dxa" w:w="100"/>
+              <w:left w:type="dxa" w:w="140"/>
+              <w:bottom w:type="dxa" w:w="100"/>
+              <w:right w:type="dxa" w:w="140"/>
+            </w:tcMar>
+          </w:tcPr>
+          <w:p>
+            <w:pPr>
+              <w:spacing w:after="40" w:before="40"/>
+            </w:pPr>
+            <w:r>
+              <w:rPr>
+                <w:rFonts w:ascii="Arial" w:cs="Arial" w:eastAsia="Arial" w:hAnsi="Arial"/>
+                <w:b/>
+                <w:bCs/>
+                <w:color w:val="1F2937"/>
+                <w:sz w:val="19"/>
+                <w:szCs w:val="19"/>
+              </w:rPr>
+              <w:t xml:space="preserve">Xác thực &amp; Quản lý phiên</w:t>
+            </w:r>
+          </w:p>
+        </w:tc>
+        <w:tc>
+          <w:tcPr>
+            <w:tcW w:type="dxa" w:w="2200"/>
+            <w:tcBorders>
+              <w:top w:val="single" w:color="CBD5E1" w:sz="4"/>
+              <w:left w:val="single" w:color="CBD5E1" w:sz="4"/>
+              <w:bottom w:val="single" w:color="CBD5E1" w:sz="4"/>
+              <w:right w:val="single" w:color="CBD5E1" w:sz="4"/>
+            </w:tcBorders>
+            <w:tcMar>
+              <w:top w:type="dxa" w:w="100"/>
+              <w:left w:type="dxa" w:w="140"/>
+              <w:bottom w:type="dxa" w:w="100"/>
+              <w:right w:type="dxa" w:w="140"/>
+            </w:tcMar>
+          </w:tcPr>
+          <w:p>
+            <w:pPr>
+              <w:spacing w:after="40" w:before="40"/>
+            </w:pPr>
+            <w:r>
+              <w:rPr>
+                <w:rFonts w:ascii="Arial" w:cs="Arial" w:eastAsia="Arial" w:hAnsi="Arial"/>
+                <w:b w:val="false"/>
+                <w:bCs w:val="false"/>
+                <w:color w:val="1F2937"/>
+                <w:sz w:val="19"/>
+                <w:szCs w:val="19"/>
+              </w:rPr>
+              <w:t xml:space="preserve">Spring Security 6, JWT, BCrypt</w:t>
+            </w:r>
+          </w:p>
+        </w:tc>
+        <w:tc>
+          <w:tcPr>
+            <w:tcW w:type="dxa" w:w="3560"/>
+            <w:tcBorders>
+              <w:top w:val="single" w:color="CBD5E1" w:sz="4"/>
+              <w:left w:val="single" w:color="CBD5E1" w:sz="4"/>
+              <w:bottom w:val="single" w:color="CBD5E1" w:sz="4"/>
+              <w:right w:val="single" w:color="CBD5E1" w:sz="4"/>
+            </w:tcBorders>
+            <w:tcMar>
+              <w:top w:type="dxa" w:w="100"/>
+              <w:left w:type="dxa" w:w="140"/>
+              <w:bottom w:type="dxa" w:w="100"/>
+              <w:right w:type="dxa" w:w="140"/>
+            </w:tcMar>
+          </w:tcPr>
+          <w:p>
+            <w:pPr>
+              <w:spacing w:after="40" w:before="40"/>
+            </w:pPr>
+            <w:r>
+              <w:rPr>
+                <w:rFonts w:ascii="Arial" w:cs="Arial" w:eastAsia="Arial" w:hAnsi="Arial"/>
+                <w:b w:val="false"/>
+                <w:bCs w:val="false"/>
+                <w:color w:val="1F2937"/>
+                <w:sz w:val="19"/>
+                <w:szCs w:val="19"/>
+              </w:rPr>
+              <w:t xml:space="preserve">Đăng nhập tài khoản quản trị, cấp JWT 15m + Refresh Token 7 ngày qua HttpOnly Cookie, khóa tài khoản khi sai 5 lần.</w:t>
+            </w:r>
+          </w:p>
+        </w:tc>
+      </w:tr>
+      <w:tr>
+        <w:tc>
+          <w:tcPr>
+            <w:tcW w:type="dxa" w:w="1800"/>
+            <w:tcBorders>
+              <w:top w:val="single" w:color="CBD5E1" w:sz="4"/>
+              <w:left w:val="single" w:color="CBD5E1" w:sz="4"/>
+              <w:bottom w:val="single" w:color="CBD5E1" w:sz="4"/>
+              <w:right w:val="single" w:color="CBD5E1" w:sz="4"/>
+            </w:tcBorders>
+            <w:tcMar>
+              <w:top w:type="dxa" w:w="100"/>
+              <w:left w:type="dxa" w:w="140"/>
+              <w:bottom w:type="dxa" w:w="100"/>
+              <w:right w:type="dxa" w:w="140"/>
+            </w:tcMar>
+          </w:tcPr>
+          <w:p>
+            <w:r>
+              <w:t xml:space="preserve"/>
+            </w:r>
+          </w:p>
+        </w:tc>
+        <w:tc>
+          <w:tcPr>
+            <w:tcW w:type="dxa" w:w="1800"/>
+            <w:tcBorders>
+              <w:top w:val="single" w:color="CBD5E1" w:sz="4"/>
+              <w:left w:val="single" w:color="CBD5E1" w:sz="4"/>
+              <w:bottom w:val="single" w:color="CBD5E1" w:sz="4"/>
+              <w:right w:val="single" w:color="CBD5E1" w:sz="4"/>
+            </w:tcBorders>
+            <w:tcMar>
+              <w:top w:type="dxa" w:w="100"/>
+              <w:left w:type="dxa" w:w="140"/>
+              <w:bottom w:type="dxa" w:w="100"/>
+              <w:right w:type="dxa" w:w="140"/>
+            </w:tcMar>
+          </w:tcPr>
+          <w:p>
+            <w:pPr>
+              <w:spacing w:after="40" w:before="40"/>
+            </w:pPr>
+            <w:r>
+              <w:rPr>
+                <w:rFonts w:ascii="Arial" w:cs="Arial" w:eastAsia="Arial" w:hAnsi="Arial"/>
+                <w:b/>
+                <w:bCs/>
+                <w:color w:val="1F2937"/>
+                <w:sz w:val="19"/>
+                <w:szCs w:val="19"/>
+              </w:rPr>
+              <w:t xml:space="preserve">Dashboard Analytics</w:t>
+            </w:r>
+          </w:p>
+        </w:tc>
+        <w:tc>
+          <w:tcPr>
+            <w:tcW w:type="dxa" w:w="2200"/>
+            <w:tcBorders>
+              <w:top w:val="single" w:color="CBD5E1" w:sz="4"/>
+              <w:left w:val="single" w:color="CBD5E1" w:sz="4"/>
+              <w:bottom w:val="single" w:color="CBD5E1" w:sz="4"/>
+              <w:right w:val="single" w:color="CBD5E1" w:sz="4"/>
+            </w:tcBorders>
+            <w:tcMar>
+              <w:top w:type="dxa" w:w="100"/>
+              <w:left w:type="dxa" w:w="140"/>
+              <w:bottom w:type="dxa" w:w="100"/>
+              <w:right w:type="dxa" w:w="140"/>
+            </w:tcMar>
+          </w:tcPr>
+          <w:p>
+            <w:pPr>
+              <w:spacing w:after="40" w:before="40"/>
+            </w:pPr>
+            <w:r>
+              <w:rPr>
+                <w:rFonts w:ascii="Arial" w:cs="Arial" w:eastAsia="Arial" w:hAnsi="Arial"/>
+                <w:b w:val="false"/>
+                <w:bCs w:val="false"/>
+                <w:color w:val="1F2937"/>
+                <w:sz w:val="19"/>
+                <w:szCs w:val="19"/>
+              </w:rPr>
+              <w:t xml:space="preserve">Chart / Signal state</w:t>
+            </w:r>
+          </w:p>
+        </w:tc>
+        <w:tc>
+          <w:tcPr>
+            <w:tcW w:type="dxa" w:w="3560"/>
+            <w:tcBorders>
+              <w:top w:val="single" w:color="CBD5E1" w:sz="4"/>
+              <w:left w:val="single" w:color="CBD5E1" w:sz="4"/>
+              <w:bottom w:val="single" w:color="CBD5E1" w:sz="4"/>
+              <w:right w:val="single" w:color="CBD5E1" w:sz="4"/>
+            </w:tcBorders>
+            <w:tcMar>
+              <w:top w:type="dxa" w:w="100"/>
+              <w:left w:type="dxa" w:w="140"/>
+              <w:bottom w:type="dxa" w:w="100"/>
+              <w:right w:type="dxa" w:w="140"/>
+            </w:tcMar>
+          </w:tcPr>
+          <w:p>
+            <w:pPr>
+              <w:spacing w:after="40" w:before="40"/>
+            </w:pPr>
+            <w:r>
+              <w:rPr>
+                <w:rFonts w:ascii="Arial" w:cs="Arial" w:eastAsia="Arial" w:hAnsi="Arial"/>
+                <w:b w:val="false"/>
+                <w:bCs w:val="false"/>
+                <w:color w:val="1F2937"/>
+                <w:sz w:val="19"/>
+                <w:szCs w:val="19"/>
+              </w:rPr>
+              <w:t xml:space="preserve">Biểu đồ theo dõi tổng lượt xem, người dùng duy nhất, tỷ lệ thiết bị (desktop/mobile) và danh sách bài viết xem nhiều nhất.</w:t>
+            </w:r>
+          </w:p>
+        </w:tc>
+      </w:tr>
+      <w:tr>
+        <w:tc>
+          <w:tcPr>
+            <w:tcW w:type="dxa" w:w="1800"/>
+            <w:tcBorders>
+              <w:top w:val="single" w:color="CBD5E1" w:sz="4"/>
+              <w:left w:val="single" w:color="CBD5E1" w:sz="4"/>
+              <w:bottom w:val="single" w:color="CBD5E1" w:sz="4"/>
+              <w:right w:val="single" w:color="CBD5E1" w:sz="4"/>
+            </w:tcBorders>
+            <w:tcMar>
+              <w:top w:type="dxa" w:w="100"/>
+              <w:left w:type="dxa" w:w="140"/>
+              <w:bottom w:type="dxa" w:w="100"/>
+              <w:right w:type="dxa" w:w="140"/>
+            </w:tcMar>
+          </w:tcPr>
+          <w:p>
+            <w:r>
+              <w:t xml:space="preserve"/>
+            </w:r>
+          </w:p>
+        </w:tc>
+        <w:tc>
+          <w:tcPr>
+            <w:tcW w:type="dxa" w:w="1800"/>
+            <w:tcBorders>
+              <w:top w:val="single" w:color="CBD5E1" w:sz="4"/>
+              <w:left w:val="single" w:color="CBD5E1" w:sz="4"/>
+              <w:bottom w:val="single" w:color="CBD5E1" w:sz="4"/>
+              <w:right w:val="single" w:color="CBD5E1" w:sz="4"/>
+            </w:tcBorders>
+            <w:tcMar>
+              <w:top w:type="dxa" w:w="100"/>
+              <w:left w:type="dxa" w:w="140"/>
+              <w:bottom w:type="dxa" w:w="100"/>
+              <w:right w:type="dxa" w:w="140"/>
+            </w:tcMar>
+          </w:tcPr>
+          <w:p>
+            <w:pPr>
+              <w:spacing w:after="40" w:before="40"/>
+            </w:pPr>
+            <w:r>
+              <w:rPr>
+                <w:rFonts w:ascii="Arial" w:cs="Arial" w:eastAsia="Arial" w:hAnsi="Arial"/>
+                <w:b/>
+                <w:bCs/>
+                <w:color w:val="1F2937"/>
+                <w:sz w:val="19"/>
+                <w:szCs w:val="19"/>
+              </w:rPr>
+              <w:t xml:space="preserve">Quản lý tài nguyên CMS</w:t>
+            </w:r>
+          </w:p>
+        </w:tc>
+        <w:tc>
+          <w:tcPr>
+            <w:tcW w:type="dxa" w:w="2200"/>
+            <w:tcBorders>
+              <w:top w:val="single" w:color="CBD5E1" w:sz="4"/>
+              <w:left w:val="single" w:color="CBD5E1" w:sz="4"/>
+              <w:bottom w:val="single" w:color="CBD5E1" w:sz="4"/>
+              <w:right w:val="single" w:color="CBD5E1" w:sz="4"/>
+            </w:tcBorders>
+            <w:tcMar>
+              <w:top w:type="dxa" w:w="100"/>
+              <w:left w:type="dxa" w:w="140"/>
+              <w:bottom w:type="dxa" w:w="100"/>
+              <w:right w:type="dxa" w:w="140"/>
+            </w:tcMar>
+          </w:tcPr>
+          <w:p>
+            <w:pPr>
+              <w:spacing w:after="40" w:before="40"/>
+            </w:pPr>
+            <w:r>
+              <w:rPr>
+                <w:rFonts w:ascii="Arial" w:cs="Arial" w:eastAsia="Arial" w:hAnsi="Arial"/>
+                <w:b w:val="false"/>
+                <w:bCs w:val="false"/>
+                <w:color w:val="1F2937"/>
+                <w:sz w:val="19"/>
+                <w:szCs w:val="19"/>
+              </w:rPr>
+              <w:t xml:space="preserve">Angular Dynamic CRUD</w:t>
+            </w:r>
+          </w:p>
+        </w:tc>
+        <w:tc>
+          <w:tcPr>
+            <w:tcW w:type="dxa" w:w="3560"/>
+            <w:tcBorders>
+              <w:top w:val="single" w:color="CBD5E1" w:sz="4"/>
+              <w:left w:val="single" w:color="CBD5E1" w:sz="4"/>
+              <w:bottom w:val="single" w:color="CBD5E1" w:sz="4"/>
+              <w:right w:val="single" w:color="CBD5E1" w:sz="4"/>
+            </w:tcBorders>
+            <w:tcMar>
+              <w:top w:type="dxa" w:w="100"/>
+              <w:left w:type="dxa" w:w="140"/>
+              <w:bottom w:type="dxa" w:w="100"/>
+              <w:right w:type="dxa" w:w="140"/>
+            </w:tcMar>
+          </w:tcPr>
+          <w:p>
+            <w:pPr>
+              <w:spacing w:after="40" w:before="40"/>
+            </w:pPr>
+            <w:r>
+              <w:rPr>
+                <w:rFonts w:ascii="Arial" w:cs="Arial" w:eastAsia="Arial" w:hAnsi="Arial"/>
+                <w:b w:val="false"/>
+                <w:bCs w:val="false"/>
+                <w:color w:val="1F2937"/>
+                <w:sz w:val="19"/>
+                <w:szCs w:val="19"/>
+              </w:rPr>
+              <w:t xml:space="preserve">Toàn diện Create/Read/Update/Delete 6 thực thể (kỹ năng, kinh nghiệm, dự án, học vấn, chứng chỉ, bài viết); kéo thả sắp xếp thứ tự.</w:t>
+            </w:r>
+          </w:p>
+        </w:tc>
+      </w:tr>
+      <w:tr>
+        <w:tc>
+          <w:tcPr>
+            <w:tcW w:type="dxa" w:w="1800"/>
+            <w:tcBorders>
+              <w:top w:val="single" w:color="CBD5E1" w:sz="4"/>
+              <w:left w:val="single" w:color="CBD5E1" w:sz="4"/>
+              <w:bottom w:val="single" w:color="CBD5E1" w:sz="4"/>
+              <w:right w:val="single" w:color="CBD5E1" w:sz="4"/>
+            </w:tcBorders>
+            <w:tcMar>
+              <w:top w:type="dxa" w:w="100"/>
+              <w:left w:type="dxa" w:w="140"/>
+              <w:bottom w:type="dxa" w:w="100"/>
+              <w:right w:type="dxa" w:w="140"/>
+            </w:tcMar>
+          </w:tcPr>
+          <w:p>
+            <w:r>
+              <w:t xml:space="preserve"/>
+            </w:r>
+          </w:p>
+        </w:tc>
+        <w:tc>
+          <w:tcPr>
+            <w:tcW w:type="dxa" w:w="1800"/>
+            <w:tcBorders>
+              <w:top w:val="single" w:color="CBD5E1" w:sz="4"/>
+              <w:left w:val="single" w:color="CBD5E1" w:sz="4"/>
+              <w:bottom w:val="single" w:color="CBD5E1" w:sz="4"/>
+              <w:right w:val="single" w:color="CBD5E1" w:sz="4"/>
+            </w:tcBorders>
+            <w:tcMar>
+              <w:top w:type="dxa" w:w="100"/>
+              <w:left w:type="dxa" w:w="140"/>
+              <w:bottom w:type="dxa" w:w="100"/>
+              <w:right w:type="dxa" w:w="140"/>
+            </w:tcMar>
+          </w:tcPr>
+          <w:p>
+            <w:pPr>
+              <w:spacing w:after="40" w:before="40"/>
+            </w:pPr>
+            <w:r>
+              <w:rPr>
+                <w:rFonts w:ascii="Arial" w:cs="Arial" w:eastAsia="Arial" w:hAnsi="Arial"/>
+                <w:b/>
+                <w:bCs/>
+                <w:color w:val="1F2937"/>
+                <w:sz w:val="19"/>
+                <w:szCs w:val="19"/>
+              </w:rPr>
+              <w:t xml:space="preserve">Hộp thư &amp; Lưu trữ tệp</w:t>
+            </w:r>
+          </w:p>
+        </w:tc>
+        <w:tc>
+          <w:tcPr>
+            <w:tcW w:type="dxa" w:w="2200"/>
+            <w:tcBorders>
+              <w:top w:val="single" w:color="CBD5E1" w:sz="4"/>
+              <w:left w:val="single" w:color="CBD5E1" w:sz="4"/>
+              <w:bottom w:val="single" w:color="CBD5E1" w:sz="4"/>
+              <w:right w:val="single" w:color="CBD5E1" w:sz="4"/>
+            </w:tcBorders>
+            <w:tcMar>
+              <w:top w:type="dxa" w:w="100"/>
+              <w:left w:type="dxa" w:w="140"/>
+              <w:bottom w:type="dxa" w:w="100"/>
+              <w:right w:type="dxa" w:w="140"/>
+            </w:tcMar>
+          </w:tcPr>
+          <w:p>
+            <w:pPr>
+              <w:spacing w:after="40" w:before="40"/>
+            </w:pPr>
+            <w:r>
+              <w:rPr>
+                <w:rFonts w:ascii="Arial" w:cs="Arial" w:eastAsia="Arial" w:hAnsi="Arial"/>
+                <w:b w:val="false"/>
+                <w:bCs w:val="false"/>
+                <w:color w:val="1F2937"/>
+                <w:sz w:val="19"/>
+                <w:szCs w:val="19"/>
+              </w:rPr>
+              <w:t xml:space="preserve">Supabase Storage REST API</w:t>
+            </w:r>
+          </w:p>
+        </w:tc>
+        <w:tc>
+          <w:tcPr>
+            <w:tcW w:type="dxa" w:w="3560"/>
+            <w:tcBorders>
+              <w:top w:val="single" w:color="CBD5E1" w:sz="4"/>
+              <w:left w:val="single" w:color="CBD5E1" w:sz="4"/>
+              <w:bottom w:val="single" w:color="CBD5E1" w:sz="4"/>
+              <w:right w:val="single" w:color="CBD5E1" w:sz="4"/>
+            </w:tcBorders>
+            <w:tcMar>
+              <w:top w:type="dxa" w:w="100"/>
+              <w:left w:type="dxa" w:w="140"/>
+              <w:bottom w:type="dxa" w:w="100"/>
+              <w:right w:type="dxa" w:w="140"/>
+            </w:tcMar>
+          </w:tcPr>
+          <w:p>
+            <w:pPr>
+              <w:spacing w:after="40" w:before="40"/>
+            </w:pPr>
+            <w:r>
+              <w:rPr>
+                <w:rFonts w:ascii="Arial" w:cs="Arial" w:eastAsia="Arial" w:hAnsi="Arial"/>
+                <w:b w:val="false"/>
+                <w:bCs w:val="false"/>
+                <w:color w:val="1F2937"/>
+                <w:sz w:val="19"/>
+                <w:szCs w:val="19"/>
+              </w:rPr>
+              <w:t xml:space="preserve">Xem và quản lý tin nhắn liên hệ gửi đến, tải ảnh avatar/dự án lên bucket đám mây với kiểm tra định dạng và dung lượng ≤2MB.</w:t>
+            </w:r>
+          </w:p>
+        </w:tc>
+      </w:tr>
+      <w:tr>
+        <w:tc>
+          <w:tcPr>
+            <w:tcW w:type="dxa" w:w="1800"/>
+            <w:tcBorders>
+              <w:top w:val="single" w:color="CBD5E1" w:sz="4"/>
+              <w:left w:val="single" w:color="CBD5E1" w:sz="4"/>
+              <w:bottom w:val="single" w:color="CBD5E1" w:sz="4"/>
+              <w:right w:val="single" w:color="CBD5E1" w:sz="4"/>
+            </w:tcBorders>
+            <w:tcMar>
+              <w:top w:type="dxa" w:w="100"/>
+              <w:left w:type="dxa" w:w="140"/>
+              <w:bottom w:type="dxa" w:w="100"/>
+              <w:right w:type="dxa" w:w="140"/>
+            </w:tcMar>
+          </w:tcPr>
+          <w:p>
+            <w:pPr>
+              <w:spacing w:after="20" w:before="40"/>
+            </w:pPr>
+            <w:r>
+              <w:rPr>
+                <w:rFonts w:ascii="Arial" w:cs="Arial" w:eastAsia="Arial" w:hAnsi="Arial"/>
+                <w:b/>
+                <w:bCs/>
+                <w:color w:val="1F2937"/>
+                <w:sz w:val="19"/>
+                <w:szCs w:val="19"/>
+              </w:rPr>
+              <w:t xml:space="preserve">3. Backend &amp; Hạ tầng</w:t>
+            </w:r>
+          </w:p>
+          <w:p>
+            <w:pPr>
+              <w:spacing w:after="40" w:before="20"/>
+            </w:pPr>
+            <w:r>
+              <w:rPr>
+                <w:rFonts w:ascii="Arial" w:cs="Arial" w:eastAsia="Arial" w:hAnsi="Arial"/>
+                <w:b w:val="false"/>
+                <w:bCs w:val="false"/>
+                <w:color w:val="1F2937"/>
+                <w:sz w:val="19"/>
+                <w:szCs w:val="19"/>
+              </w:rPr>
+              <w:t xml:space="preserve">*(Core Services)*</w:t>
+            </w:r>
+          </w:p>
+        </w:tc>
+        <w:tc>
+          <w:tcPr>
+            <w:tcW w:type="dxa" w:w="1800"/>
+            <w:tcBorders>
+              <w:top w:val="single" w:color="CBD5E1" w:sz="4"/>
+              <w:left w:val="single" w:color="CBD5E1" w:sz="4"/>
+              <w:bottom w:val="single" w:color="CBD5E1" w:sz="4"/>
+              <w:right w:val="single" w:color="CBD5E1" w:sz="4"/>
+            </w:tcBorders>
+            <w:tcMar>
+              <w:top w:type="dxa" w:w="100"/>
+              <w:left w:type="dxa" w:w="140"/>
+              <w:bottom w:type="dxa" w:w="100"/>
+              <w:right w:type="dxa" w:w="140"/>
+            </w:tcMar>
+          </w:tcPr>
+          <w:p>
+            <w:pPr>
+              <w:spacing w:after="40" w:before="40"/>
+            </w:pPr>
+            <w:r>
+              <w:rPr>
+                <w:rFonts w:ascii="Arial" w:cs="Arial" w:eastAsia="Arial" w:hAnsi="Arial"/>
+                <w:b/>
+                <w:bCs/>
+                <w:color w:val="1F2937"/>
+                <w:sz w:val="19"/>
+                <w:szCs w:val="19"/>
+              </w:rPr>
+              <w:t xml:space="preserve">REST API &amp; Caching</w:t>
+            </w:r>
+          </w:p>
+        </w:tc>
+        <w:tc>
+          <w:tcPr>
+            <w:tcW w:type="dxa" w:w="2200"/>
+            <w:tcBorders>
+              <w:top w:val="single" w:color="CBD5E1" w:sz="4"/>
+              <w:left w:val="single" w:color="CBD5E1" w:sz="4"/>
+              <w:bottom w:val="single" w:color="CBD5E1" w:sz="4"/>
+              <w:right w:val="single" w:color="CBD5E1" w:sz="4"/>
+            </w:tcBorders>
+            <w:tcMar>
+              <w:top w:type="dxa" w:w="100"/>
+              <w:left w:type="dxa" w:w="140"/>
+              <w:bottom w:type="dxa" w:w="100"/>
+              <w:right w:type="dxa" w:w="140"/>
+            </w:tcMar>
+          </w:tcPr>
+          <w:p>
+            <w:pPr>
+              <w:spacing w:after="40" w:before="40"/>
+            </w:pPr>
+            <w:r>
+              <w:rPr>
+                <w:rFonts w:ascii="Arial" w:cs="Arial" w:eastAsia="Arial" w:hAnsi="Arial"/>
+                <w:b w:val="false"/>
+                <w:bCs w:val="false"/>
+                <w:color w:val="1F2937"/>
+                <w:sz w:val="19"/>
+                <w:szCs w:val="19"/>
+              </w:rPr>
+              <w:t xml:space="preserve">Spring Boot 3.5, Cacheable</w:t>
+            </w:r>
+          </w:p>
+        </w:tc>
+        <w:tc>
+          <w:tcPr>
+            <w:tcW w:type="dxa" w:w="3560"/>
+            <w:tcBorders>
+              <w:top w:val="single" w:color="CBD5E1" w:sz="4"/>
+              <w:left w:val="single" w:color="CBD5E1" w:sz="4"/>
+              <w:bottom w:val="single" w:color="CBD5E1" w:sz="4"/>
+              <w:right w:val="single" w:color="CBD5E1" w:sz="4"/>
+            </w:tcBorders>
+            <w:tcMar>
+              <w:top w:type="dxa" w:w="100"/>
+              <w:left w:type="dxa" w:w="140"/>
+              <w:bottom w:type="dxa" w:w="100"/>
+              <w:right w:type="dxa" w:w="140"/>
+            </w:tcMar>
+          </w:tcPr>
+          <w:p>
+            <w:pPr>
+              <w:spacing w:after="40" w:before="40"/>
+            </w:pPr>
+            <w:r>
+              <w:rPr>
+                <w:rFonts w:ascii="Arial" w:cs="Arial" w:eastAsia="Arial" w:hAnsi="Arial"/>
+                <w:b w:val="false"/>
+                <w:bCs w:val="false"/>
+                <w:color w:val="1F2937"/>
+                <w:sz w:val="19"/>
+                <w:szCs w:val="19"/>
+              </w:rPr>
+              <w:t xml:space="preserve">Cung cấp chuẩn REST API </w:t>
+            </w:r>
+            <w:r>
+              <w:rPr>
+                <w:rFonts w:ascii="Consolas" w:cs="Consolas" w:eastAsia="Consolas" w:hAnsi="Consolas"/>
+                <w:color w:val="0F172A"/>
+                <w:sz w:val="17"/>
+                <w:szCs w:val="17"/>
+                <w:shd w:fill="F1F5F9" w:color="auto" w:val="solid"/>
+              </w:rPr>
+              <w:t xml:space="preserve">/api/v1</w:t>
+            </w:r>
+            <w:r>
+              <w:rPr>
+                <w:rFonts w:ascii="Arial" w:cs="Arial" w:eastAsia="Arial" w:hAnsi="Arial"/>
+                <w:b w:val="false"/>
+                <w:bCs w:val="false"/>
+                <w:color w:val="1F2937"/>
+                <w:sz w:val="19"/>
+                <w:szCs w:val="19"/>
+              </w:rPr>
+              <w:t xml:space="preserve">, endpoint tổng hợp </w:t>
+            </w:r>
+            <w:r>
+              <w:rPr>
+                <w:rFonts w:ascii="Consolas" w:cs="Consolas" w:eastAsia="Consolas" w:hAnsi="Consolas"/>
+                <w:color w:val="0F172A"/>
+                <w:sz w:val="17"/>
+                <w:szCs w:val="17"/>
+                <w:shd w:fill="F1F5F9" w:color="auto" w:val="solid"/>
+              </w:rPr>
+              <w:t xml:space="preserve">/portfolio</w:t>
+            </w:r>
+            <w:r>
+              <w:rPr>
+                <w:rFonts w:ascii="Arial" w:cs="Arial" w:eastAsia="Arial" w:hAnsi="Arial"/>
+                <w:b w:val="false"/>
+                <w:bCs w:val="false"/>
+                <w:color w:val="1F2937"/>
+                <w:sz w:val="19"/>
+                <w:szCs w:val="19"/>
+              </w:rPr>
+              <w:t xml:space="preserve"> cache 10 phút, Global Exception Envelope chuẩn hóa.</w:t>
+            </w:r>
+          </w:p>
+        </w:tc>
+      </w:tr>
+      <w:tr>
+        <w:tc>
+          <w:tcPr>
+            <w:tcW w:type="dxa" w:w="1800"/>
+            <w:tcBorders>
+              <w:top w:val="single" w:color="CBD5E1" w:sz="4"/>
+              <w:left w:val="single" w:color="CBD5E1" w:sz="4"/>
+              <w:bottom w:val="single" w:color="CBD5E1" w:sz="4"/>
+              <w:right w:val="single" w:color="CBD5E1" w:sz="4"/>
+            </w:tcBorders>
+            <w:tcMar>
+              <w:top w:type="dxa" w:w="100"/>
+              <w:left w:type="dxa" w:w="140"/>
+              <w:bottom w:type="dxa" w:w="100"/>
+              <w:right w:type="dxa" w:w="140"/>
+            </w:tcMar>
+          </w:tcPr>
+          <w:p>
+            <w:r>
+              <w:t xml:space="preserve"/>
+            </w:r>
+          </w:p>
+        </w:tc>
+        <w:tc>
+          <w:tcPr>
+            <w:tcW w:type="dxa" w:w="1800"/>
+            <w:tcBorders>
+              <w:top w:val="single" w:color="CBD5E1" w:sz="4"/>
+              <w:left w:val="single" w:color="CBD5E1" w:sz="4"/>
+              <w:bottom w:val="single" w:color="CBD5E1" w:sz="4"/>
+              <w:right w:val="single" w:color="CBD5E1" w:sz="4"/>
+            </w:tcBorders>
+            <w:tcMar>
+              <w:top w:type="dxa" w:w="100"/>
+              <w:left w:type="dxa" w:w="140"/>
+              <w:bottom w:type="dxa" w:w="100"/>
+              <w:right w:type="dxa" w:w="140"/>
+            </w:tcMar>
+          </w:tcPr>
+          <w:p>
+            <w:pPr>
+              <w:spacing w:after="40" w:before="40"/>
+            </w:pPr>
+            <w:r>
+              <w:rPr>
+                <w:rFonts w:ascii="Arial" w:cs="Arial" w:eastAsia="Arial" w:hAnsi="Arial"/>
+                <w:b/>
+                <w:bCs/>
+                <w:color w:val="1F2937"/>
+                <w:sz w:val="19"/>
+                <w:szCs w:val="19"/>
+              </w:rPr>
+              <w:t xml:space="preserve">Bảo mật mạng đa tầng</w:t>
+            </w:r>
+          </w:p>
+        </w:tc>
+        <w:tc>
+          <w:tcPr>
+            <w:tcW w:type="dxa" w:w="2200"/>
+            <w:tcBorders>
+              <w:top w:val="single" w:color="CBD5E1" w:sz="4"/>
+              <w:left w:val="single" w:color="CBD5E1" w:sz="4"/>
+              <w:bottom w:val="single" w:color="CBD5E1" w:sz="4"/>
+              <w:right w:val="single" w:color="CBD5E1" w:sz="4"/>
+            </w:tcBorders>
+            <w:tcMar>
+              <w:top w:type="dxa" w:w="100"/>
+              <w:left w:type="dxa" w:w="140"/>
+              <w:bottom w:type="dxa" w:w="100"/>
+              <w:right w:type="dxa" w:w="140"/>
+            </w:tcMar>
+          </w:tcPr>
+          <w:p>
+            <w:pPr>
+              <w:spacing w:after="40" w:before="40"/>
+            </w:pPr>
+            <w:r>
+              <w:rPr>
+                <w:rFonts w:ascii="Arial" w:cs="Arial" w:eastAsia="Arial" w:hAnsi="Arial"/>
+                <w:b w:val="false"/>
+                <w:bCs w:val="false"/>
+                <w:color w:val="1F2937"/>
+                <w:sz w:val="19"/>
+                <w:szCs w:val="19"/>
+              </w:rPr>
+              <w:t xml:space="preserve">Bucket4j, CORS, HSTS, CSP</w:t>
+            </w:r>
+          </w:p>
+        </w:tc>
+        <w:tc>
+          <w:tcPr>
+            <w:tcW w:type="dxa" w:w="3560"/>
+            <w:tcBorders>
+              <w:top w:val="single" w:color="CBD5E1" w:sz="4"/>
+              <w:left w:val="single" w:color="CBD5E1" w:sz="4"/>
+              <w:bottom w:val="single" w:color="CBD5E1" w:sz="4"/>
+              <w:right w:val="single" w:color="CBD5E1" w:sz="4"/>
+            </w:tcBorders>
+            <w:tcMar>
+              <w:top w:type="dxa" w:w="100"/>
+              <w:left w:type="dxa" w:w="140"/>
+              <w:bottom w:type="dxa" w:w="100"/>
+              <w:right w:type="dxa" w:w="140"/>
+            </w:tcMar>
+          </w:tcPr>
+          <w:p>
+            <w:pPr>
+              <w:spacing w:after="40" w:before="40"/>
+            </w:pPr>
+            <w:r>
+              <w:rPr>
+                <w:rFonts w:ascii="Arial" w:cs="Arial" w:eastAsia="Arial" w:hAnsi="Arial"/>
+                <w:b w:val="false"/>
+                <w:bCs w:val="false"/>
+                <w:color w:val="1F2937"/>
+                <w:sz w:val="19"/>
+                <w:szCs w:val="19"/>
+              </w:rPr>
+              <w:t xml:space="preserve">Giới hạn tốc độ request per IP, kiểm soát chặt domain gọi API qua CORS allowed origins, tiêu đề an ninh HTTP chống XSS/Clickjacking.</w:t>
+            </w:r>
+          </w:p>
+        </w:tc>
+      </w:tr>
+      <w:tr>
+        <w:tc>
+          <w:tcPr>
+            <w:tcW w:type="dxa" w:w="1800"/>
+            <w:tcBorders>
+              <w:top w:val="single" w:color="CBD5E1" w:sz="4"/>
+              <w:left w:val="single" w:color="CBD5E1" w:sz="4"/>
+              <w:bottom w:val="single" w:color="CBD5E1" w:sz="4"/>
+              <w:right w:val="single" w:color="CBD5E1" w:sz="4"/>
+            </w:tcBorders>
+            <w:tcMar>
+              <w:top w:type="dxa" w:w="100"/>
+              <w:left w:type="dxa" w:w="140"/>
+              <w:bottom w:type="dxa" w:w="100"/>
+              <w:right w:type="dxa" w:w="140"/>
+            </w:tcMar>
+          </w:tcPr>
+          <w:p>
+            <w:r>
+              <w:t xml:space="preserve"/>
+            </w:r>
+          </w:p>
+        </w:tc>
+        <w:tc>
+          <w:tcPr>
+            <w:tcW w:type="dxa" w:w="1800"/>
+            <w:tcBorders>
+              <w:top w:val="single" w:color="CBD5E1" w:sz="4"/>
+              <w:left w:val="single" w:color="CBD5E1" w:sz="4"/>
+              <w:bottom w:val="single" w:color="CBD5E1" w:sz="4"/>
+              <w:right w:val="single" w:color="CBD5E1" w:sz="4"/>
+            </w:tcBorders>
+            <w:tcMar>
+              <w:top w:type="dxa" w:w="100"/>
+              <w:left w:type="dxa" w:w="140"/>
+              <w:bottom w:type="dxa" w:w="100"/>
+              <w:right w:type="dxa" w:w="140"/>
+            </w:tcMar>
+          </w:tcPr>
+          <w:p>
+            <w:pPr>
+              <w:spacing w:after="40" w:before="40"/>
+            </w:pPr>
+            <w:r>
+              <w:rPr>
+                <w:rFonts w:ascii="Arial" w:cs="Arial" w:eastAsia="Arial" w:hAnsi="Arial"/>
+                <w:b/>
+                <w:bCs/>
+                <w:color w:val="1F2937"/>
+                <w:sz w:val="19"/>
+                <w:szCs w:val="19"/>
+              </w:rPr>
+              <w:t xml:space="preserve">Gửi Email bất đồng bộ</w:t>
+            </w:r>
+          </w:p>
+        </w:tc>
+        <w:tc>
+          <w:tcPr>
+            <w:tcW w:type="dxa" w:w="2200"/>
+            <w:tcBorders>
+              <w:top w:val="single" w:color="CBD5E1" w:sz="4"/>
+              <w:left w:val="single" w:color="CBD5E1" w:sz="4"/>
+              <w:bottom w:val="single" w:color="CBD5E1" w:sz="4"/>
+              <w:right w:val="single" w:color="CBD5E1" w:sz="4"/>
+            </w:tcBorders>
+            <w:tcMar>
+              <w:top w:type="dxa" w:w="100"/>
+              <w:left w:type="dxa" w:w="140"/>
+              <w:bottom w:type="dxa" w:w="100"/>
+              <w:right w:type="dxa" w:w="140"/>
+            </w:tcMar>
+          </w:tcPr>
+          <w:p>
+            <w:pPr>
+              <w:spacing w:after="40" w:before="40"/>
+            </w:pPr>
+            <w:r>
+              <w:rPr>
+                <w:rFonts w:ascii="Arial" w:cs="Arial" w:eastAsia="Arial" w:hAnsi="Arial"/>
+                <w:b w:val="false"/>
+                <w:bCs w:val="false"/>
+                <w:color w:val="1F2937"/>
+                <w:sz w:val="19"/>
+                <w:szCs w:val="19"/>
+              </w:rPr>
+              <w:t xml:space="preserve">JavaMail, Resend HTTPS API</w:t>
+            </w:r>
+          </w:p>
+        </w:tc>
+        <w:tc>
+          <w:tcPr>
+            <w:tcW w:type="dxa" w:w="3560"/>
+            <w:tcBorders>
+              <w:top w:val="single" w:color="CBD5E1" w:sz="4"/>
+              <w:left w:val="single" w:color="CBD5E1" w:sz="4"/>
+              <w:bottom w:val="single" w:color="CBD5E1" w:sz="4"/>
+              <w:right w:val="single" w:color="CBD5E1" w:sz="4"/>
+            </w:tcBorders>
+            <w:tcMar>
+              <w:top w:type="dxa" w:w="100"/>
+              <w:left w:type="dxa" w:w="140"/>
+              <w:bottom w:type="dxa" w:w="100"/>
+              <w:right w:type="dxa" w:w="140"/>
+            </w:tcMar>
+          </w:tcPr>
+          <w:p>
+            <w:pPr>
+              <w:spacing w:after="40" w:before="40"/>
+            </w:pPr>
+            <w:r>
+              <w:rPr>
+                <w:rFonts w:ascii="Arial" w:cs="Arial" w:eastAsia="Arial" w:hAnsi="Arial"/>
+                <w:b w:val="false"/>
+                <w:bCs w:val="false"/>
+                <w:color w:val="1F2937"/>
+                <w:sz w:val="19"/>
+                <w:szCs w:val="19"/>
+              </w:rPr>
+              <w:t xml:space="preserve">Kiến trúc Dual Mail Sender: tự động chuyển đổi giữa Gmail SMTP và Resend API (cổng 443 không bị chặn bởi đám mây).</w:t>
+            </w:r>
+          </w:p>
+        </w:tc>
+      </w:tr>
+      <w:tr>
+        <w:tc>
+          <w:tcPr>
+            <w:tcW w:type="dxa" w:w="1800"/>
+            <w:tcBorders>
+              <w:top w:val="single" w:color="CBD5E1" w:sz="4"/>
+              <w:left w:val="single" w:color="CBD5E1" w:sz="4"/>
+              <w:bottom w:val="single" w:color="CBD5E1" w:sz="4"/>
+              <w:right w:val="single" w:color="CBD5E1" w:sz="4"/>
+            </w:tcBorders>
+            <w:tcMar>
+              <w:top w:type="dxa" w:w="100"/>
+              <w:left w:type="dxa" w:w="140"/>
+              <w:bottom w:type="dxa" w:w="100"/>
+              <w:right w:type="dxa" w:w="140"/>
+            </w:tcMar>
+          </w:tcPr>
+          <w:p>
+            <w:r>
+              <w:t xml:space="preserve"/>
+            </w:r>
+          </w:p>
+        </w:tc>
+        <w:tc>
+          <w:tcPr>
+            <w:tcW w:type="dxa" w:w="1800"/>
+            <w:tcBorders>
+              <w:top w:val="single" w:color="CBD5E1" w:sz="4"/>
+              <w:left w:val="single" w:color="CBD5E1" w:sz="4"/>
+              <w:bottom w:val="single" w:color="CBD5E1" w:sz="4"/>
+              <w:right w:val="single" w:color="CBD5E1" w:sz="4"/>
+            </w:tcBorders>
+            <w:tcMar>
+              <w:top w:type="dxa" w:w="100"/>
+              <w:left w:type="dxa" w:w="140"/>
+              <w:bottom w:type="dxa" w:w="100"/>
+              <w:right w:type="dxa" w:w="140"/>
+            </w:tcMar>
+          </w:tcPr>
+          <w:p>
+            <w:pPr>
+              <w:spacing w:after="40" w:before="40"/>
+            </w:pPr>
+            <w:r>
+              <w:rPr>
+                <w:rFonts w:ascii="Arial" w:cs="Arial" w:eastAsia="Arial" w:hAnsi="Arial"/>
+                <w:b/>
+                <w:bCs/>
+                <w:color w:val="1F2937"/>
+                <w:sz w:val="19"/>
+                <w:szCs w:val="19"/>
+              </w:rPr>
+              <w:t xml:space="preserve">Cơ sở dữ liệu &amp; DevOps</w:t>
+            </w:r>
+          </w:p>
+        </w:tc>
+        <w:tc>
+          <w:tcPr>
+            <w:tcW w:type="dxa" w:w="2200"/>
+            <w:tcBorders>
+              <w:top w:val="single" w:color="CBD5E1" w:sz="4"/>
+              <w:left w:val="single" w:color="CBD5E1" w:sz="4"/>
+              <w:bottom w:val="single" w:color="CBD5E1" w:sz="4"/>
+              <w:right w:val="single" w:color="CBD5E1" w:sz="4"/>
+            </w:tcBorders>
+            <w:tcMar>
+              <w:top w:type="dxa" w:w="100"/>
+              <w:left w:type="dxa" w:w="140"/>
+              <w:bottom w:type="dxa" w:w="100"/>
+              <w:right w:type="dxa" w:w="140"/>
+            </w:tcMar>
+          </w:tcPr>
+          <w:p>
+            <w:pPr>
+              <w:spacing w:after="40" w:before="40"/>
+            </w:pPr>
+            <w:r>
+              <w:rPr>
+                <w:rFonts w:ascii="Arial" w:cs="Arial" w:eastAsia="Arial" w:hAnsi="Arial"/>
+                <w:b w:val="false"/>
+                <w:bCs w:val="false"/>
+                <w:color w:val="1F2937"/>
+                <w:sz w:val="19"/>
+                <w:szCs w:val="19"/>
+              </w:rPr>
+              <w:t xml:space="preserve">Supabase PostgreSQL, Flyway</w:t>
+            </w:r>
+          </w:p>
+        </w:tc>
+        <w:tc>
+          <w:tcPr>
+            <w:tcW w:type="dxa" w:w="3560"/>
+            <w:tcBorders>
+              <w:top w:val="single" w:color="CBD5E1" w:sz="4"/>
+              <w:left w:val="single" w:color="CBD5E1" w:sz="4"/>
+              <w:bottom w:val="single" w:color="CBD5E1" w:sz="4"/>
+              <w:right w:val="single" w:color="CBD5E1" w:sz="4"/>
+            </w:tcBorders>
+            <w:tcMar>
+              <w:top w:type="dxa" w:w="100"/>
+              <w:left w:type="dxa" w:w="140"/>
+              <w:bottom w:type="dxa" w:w="100"/>
+              <w:right w:type="dxa" w:w="140"/>
+            </w:tcMar>
+          </w:tcPr>
+          <w:p>
+            <w:pPr>
+              <w:spacing w:after="40" w:before="40"/>
+            </w:pPr>
+            <w:r>
+              <w:rPr>
+                <w:rFonts w:ascii="Arial" w:cs="Arial" w:eastAsia="Arial" w:hAnsi="Arial"/>
+                <w:b w:val="false"/>
+                <w:bCs w:val="false"/>
+                <w:color w:val="1F2937"/>
+                <w:sz w:val="19"/>
+                <w:szCs w:val="19"/>
+              </w:rPr>
+              <w:t xml:space="preserve">Quản lý 11 bảng CSDL, tự động nạp dữ liệu và kiểm soát phiên bản qua Flyway migrations (</w:t>
+            </w:r>
+            <w:r>
+              <w:rPr>
+                <w:rFonts w:ascii="Consolas" w:cs="Consolas" w:eastAsia="Consolas" w:hAnsi="Consolas"/>
+                <w:color w:val="0F172A"/>
+                <w:sz w:val="17"/>
+                <w:szCs w:val="17"/>
+                <w:shd w:fill="F1F5F9" w:color="auto" w:val="solid"/>
+              </w:rPr>
+              <w:t xml:space="preserve">V1__schema.sql</w:t>
+            </w:r>
+            <w:r>
+              <w:rPr>
+                <w:rFonts w:ascii="Arial" w:cs="Arial" w:eastAsia="Arial" w:hAnsi="Arial"/>
+                <w:b w:val="false"/>
+                <w:bCs w:val="false"/>
+                <w:color w:val="1F2937"/>
+                <w:sz w:val="19"/>
+                <w:szCs w:val="19"/>
+              </w:rPr>
+              <w:t xml:space="preserve">, </w:t>
+            </w:r>
+            <w:r>
+              <w:rPr>
+                <w:rFonts w:ascii="Consolas" w:cs="Consolas" w:eastAsia="Consolas" w:hAnsi="Consolas"/>
+                <w:color w:val="0F172A"/>
+                <w:sz w:val="17"/>
+                <w:szCs w:val="17"/>
+                <w:shd w:fill="F1F5F9" w:color="auto" w:val="solid"/>
+              </w:rPr>
+              <w:t xml:space="preserve">V2__seed.sql</w:t>
+            </w:r>
+            <w:r>
+              <w:rPr>
+                <w:rFonts w:ascii="Arial" w:cs="Arial" w:eastAsia="Arial" w:hAnsi="Arial"/>
+                <w:b w:val="false"/>
+                <w:bCs w:val="false"/>
+                <w:color w:val="1F2937"/>
+                <w:sz w:val="19"/>
+                <w:szCs w:val="19"/>
+              </w:rPr>
+              <w:t xml:space="preserve">).</w:t>
+            </w:r>
+          </w:p>
+        </w:tc>
+      </w:tr>
+    </w:tbl>
+    <w:p>
+      <w:pPr>
+        <w:spacing w:after="140"/>
       </w:pPr>
     </w:p>
     <w:p>
@@ -8975,7 +10898,7 @@
       <w:r>
         <w:drawing>
           <wp:inline distT="0" distB="0" distL="0" distR="0">
-            <wp:extent cx="5334000" cy="1666875"/>
+            <wp:extent cx="5429250" cy="2800350"/>
             <wp:effectExtent t="0" r="0" b="0" l="0"/>
             <wp:docPr id="1" name="" descr="" title=""/>
             <wp:cNvGraphicFramePr>
@@ -9000,7 +10923,7 @@
                   <pic:spPr bwMode="auto">
                     <a:xfrm>
                       <a:off x="0" y="0"/>
-                      <a:ext cx="5334000" cy="1666875"/>
+                      <a:ext cx="5429250" cy="2800350"/>
                     </a:xfrm>
                     <a:prstGeom prst="rect">
                       <a:avLst/>
@@ -9029,6 +10952,1559 @@
         </w:rPr>
         <w:t xml:space="preserve">Hình: Sơ đồ thực thể liên kết ERD</w:t>
       </w:r>
+    </w:p>
+    <w:p>
+      <w:pPr>
+        <w:pStyle w:val="Heading3"/>
+        <w:spacing w:after="80" w:before="180"/>
+      </w:pPr>
+      <w:r>
+        <w:rPr>
+          <w:rFonts w:ascii="Arial" w:cs="Arial" w:eastAsia="Arial" w:hAnsi="Arial"/>
+          <w:b/>
+          <w:bCs/>
+          <w:color w:val="334155"/>
+          <w:sz w:val="22"/>
+          <w:szCs w:val="22"/>
+        </w:rPr>
+        <w:t xml:space="preserve">Bảng 5.1: Danh mục quan hệ và ràng buộc khóa giữa các thực thể CSDL</w:t>
+      </w:r>
+    </w:p>
+    <w:tbl>
+      <w:tblPr>
+        <w:tblW w:type="dxa" w:w="9360"/>
+        <w:tblBorders>
+          <w:top w:val="single" w:color="auto" w:sz="4"/>
+          <w:left w:val="single" w:color="auto" w:sz="4"/>
+          <w:bottom w:val="single" w:color="auto" w:sz="4"/>
+          <w:right w:val="single" w:color="auto" w:sz="4"/>
+          <w:insideH w:val="single" w:color="auto" w:sz="4"/>
+          <w:insideV w:val="single" w:color="auto" w:sz="4"/>
+        </w:tblBorders>
+      </w:tblPr>
+      <w:tblGrid>
+        <w:gridCol w:w="1800"/>
+        <w:gridCol w:w="1800"/>
+        <w:gridCol w:w="2200"/>
+        <w:gridCol w:w="3560"/>
+      </w:tblGrid>
+      <w:tr>
+        <w:trPr>
+          <w:tblHeader/>
+        </w:trPr>
+        <w:tc>
+          <w:tcPr>
+            <w:tcW w:type="dxa" w:w="1800"/>
+            <w:tcBorders>
+              <w:top w:val="single" w:color="CBD5E1" w:sz="4"/>
+              <w:left w:val="single" w:color="CBD5E1" w:sz="4"/>
+              <w:bottom w:val="single" w:color="CBD5E1" w:sz="4"/>
+              <w:right w:val="single" w:color="CBD5E1" w:sz="4"/>
+            </w:tcBorders>
+            <w:shd w:fill="1E3A8A" w:color="auto" w:val="solid"/>
+            <w:tcMar>
+              <w:top w:type="dxa" w:w="100"/>
+              <w:left w:type="dxa" w:w="140"/>
+              <w:bottom w:type="dxa" w:w="100"/>
+              <w:right w:type="dxa" w:w="140"/>
+            </w:tcMar>
+          </w:tcPr>
+          <w:p>
+            <w:pPr>
+              <w:spacing w:after="40" w:before="40"/>
+            </w:pPr>
+            <w:r>
+              <w:rPr>
+                <w:rFonts w:ascii="Arial" w:cs="Arial" w:eastAsia="Arial" w:hAnsi="Arial"/>
+                <w:b/>
+                <w:bCs/>
+                <w:color w:val="FFFFFF"/>
+                <w:sz w:val="19"/>
+                <w:szCs w:val="19"/>
+              </w:rPr>
+              <w:t xml:space="preserve">Thực thể cha (Parent)</w:t>
+            </w:r>
+          </w:p>
+        </w:tc>
+        <w:tc>
+          <w:tcPr>
+            <w:tcW w:type="dxa" w:w="1800"/>
+            <w:tcBorders>
+              <w:top w:val="single" w:color="CBD5E1" w:sz="4"/>
+              <w:left w:val="single" w:color="CBD5E1" w:sz="4"/>
+              <w:bottom w:val="single" w:color="CBD5E1" w:sz="4"/>
+              <w:right w:val="single" w:color="CBD5E1" w:sz="4"/>
+            </w:tcBorders>
+            <w:shd w:fill="1E3A8A" w:color="auto" w:val="solid"/>
+            <w:tcMar>
+              <w:top w:type="dxa" w:w="100"/>
+              <w:left w:type="dxa" w:w="140"/>
+              <w:bottom w:type="dxa" w:w="100"/>
+              <w:right w:type="dxa" w:w="140"/>
+            </w:tcMar>
+          </w:tcPr>
+          <w:p>
+            <w:pPr>
+              <w:spacing w:after="40" w:before="40"/>
+            </w:pPr>
+            <w:r>
+              <w:rPr>
+                <w:rFonts w:ascii="Arial" w:cs="Arial" w:eastAsia="Arial" w:hAnsi="Arial"/>
+                <w:b/>
+                <w:bCs/>
+                <w:color w:val="FFFFFF"/>
+                <w:sz w:val="19"/>
+                <w:szCs w:val="19"/>
+              </w:rPr>
+              <w:t xml:space="preserve">Bản số (Cardinality)</w:t>
+            </w:r>
+          </w:p>
+        </w:tc>
+        <w:tc>
+          <w:tcPr>
+            <w:tcW w:type="dxa" w:w="2200"/>
+            <w:tcBorders>
+              <w:top w:val="single" w:color="CBD5E1" w:sz="4"/>
+              <w:left w:val="single" w:color="CBD5E1" w:sz="4"/>
+              <w:bottom w:val="single" w:color="CBD5E1" w:sz="4"/>
+              <w:right w:val="single" w:color="CBD5E1" w:sz="4"/>
+            </w:tcBorders>
+            <w:shd w:fill="1E3A8A" w:color="auto" w:val="solid"/>
+            <w:tcMar>
+              <w:top w:type="dxa" w:w="100"/>
+              <w:left w:type="dxa" w:w="140"/>
+              <w:bottom w:type="dxa" w:w="100"/>
+              <w:right w:type="dxa" w:w="140"/>
+            </w:tcMar>
+          </w:tcPr>
+          <w:p>
+            <w:pPr>
+              <w:spacing w:after="40" w:before="40"/>
+            </w:pPr>
+            <w:r>
+              <w:rPr>
+                <w:rFonts w:ascii="Arial" w:cs="Arial" w:eastAsia="Arial" w:hAnsi="Arial"/>
+                <w:b/>
+                <w:bCs/>
+                <w:color w:val="FFFFFF"/>
+                <w:sz w:val="19"/>
+                <w:szCs w:val="19"/>
+              </w:rPr>
+              <w:t xml:space="preserve">Thực thể con (Child)</w:t>
+            </w:r>
+          </w:p>
+        </w:tc>
+        <w:tc>
+          <w:tcPr>
+            <w:tcW w:type="dxa" w:w="3560"/>
+            <w:tcBorders>
+              <w:top w:val="single" w:color="CBD5E1" w:sz="4"/>
+              <w:left w:val="single" w:color="CBD5E1" w:sz="4"/>
+              <w:bottom w:val="single" w:color="CBD5E1" w:sz="4"/>
+              <w:right w:val="single" w:color="CBD5E1" w:sz="4"/>
+            </w:tcBorders>
+            <w:shd w:fill="1E3A8A" w:color="auto" w:val="solid"/>
+            <w:tcMar>
+              <w:top w:type="dxa" w:w="100"/>
+              <w:left w:type="dxa" w:w="140"/>
+              <w:bottom w:type="dxa" w:w="100"/>
+              <w:right w:type="dxa" w:w="140"/>
+            </w:tcMar>
+          </w:tcPr>
+          <w:p>
+            <w:pPr>
+              <w:spacing w:after="40" w:before="40"/>
+            </w:pPr>
+            <w:r>
+              <w:rPr>
+                <w:rFonts w:ascii="Arial" w:cs="Arial" w:eastAsia="Arial" w:hAnsi="Arial"/>
+                <w:b/>
+                <w:bCs/>
+                <w:color w:val="FFFFFF"/>
+                <w:sz w:val="19"/>
+                <w:szCs w:val="19"/>
+              </w:rPr>
+              <w:t xml:space="preserve">Khóa ngoại (FK) &amp; Ràng buộc toàn vẹn</w:t>
+            </w:r>
+          </w:p>
+        </w:tc>
+      </w:tr>
+      <w:tr>
+        <w:tc>
+          <w:tcPr>
+            <w:tcW w:type="dxa" w:w="1800"/>
+            <w:tcBorders>
+              <w:top w:val="single" w:color="CBD5E1" w:sz="4"/>
+              <w:left w:val="single" w:color="CBD5E1" w:sz="4"/>
+              <w:bottom w:val="single" w:color="CBD5E1" w:sz="4"/>
+              <w:right w:val="single" w:color="CBD5E1" w:sz="4"/>
+            </w:tcBorders>
+            <w:tcMar>
+              <w:top w:type="dxa" w:w="100"/>
+              <w:left w:type="dxa" w:w="140"/>
+              <w:bottom w:type="dxa" w:w="100"/>
+              <w:right w:type="dxa" w:w="140"/>
+            </w:tcMar>
+          </w:tcPr>
+          <w:p>
+            <w:pPr>
+              <w:spacing w:after="40" w:before="40"/>
+            </w:pPr>
+            <w:r>
+              <w:rPr>
+                <w:rFonts w:ascii="Arial" w:cs="Arial" w:eastAsia="Arial" w:hAnsi="Arial"/>
+                <w:b/>
+                <w:bCs/>
+                <w:color w:val="1F2937"/>
+                <w:sz w:val="19"/>
+                <w:szCs w:val="19"/>
+              </w:rPr>
+              <w:t xml:space="preserve">users</w:t>
+            </w:r>
+          </w:p>
+        </w:tc>
+        <w:tc>
+          <w:tcPr>
+            <w:tcW w:type="dxa" w:w="1800"/>
+            <w:tcBorders>
+              <w:top w:val="single" w:color="CBD5E1" w:sz="4"/>
+              <w:left w:val="single" w:color="CBD5E1" w:sz="4"/>
+              <w:bottom w:val="single" w:color="CBD5E1" w:sz="4"/>
+              <w:right w:val="single" w:color="CBD5E1" w:sz="4"/>
+            </w:tcBorders>
+            <w:tcMar>
+              <w:top w:type="dxa" w:w="100"/>
+              <w:left w:type="dxa" w:w="140"/>
+              <w:bottom w:type="dxa" w:w="100"/>
+              <w:right w:type="dxa" w:w="140"/>
+            </w:tcMar>
+          </w:tcPr>
+          <w:p>
+            <w:pPr>
+              <w:spacing w:after="40" w:before="40"/>
+            </w:pPr>
+            <w:r>
+              <w:rPr>
+                <w:rFonts w:ascii="Arial" w:cs="Arial" w:eastAsia="Arial" w:hAnsi="Arial"/>
+                <w:b w:val="false"/>
+                <w:bCs w:val="false"/>
+                <w:color w:val="1F2937"/>
+                <w:sz w:val="19"/>
+                <w:szCs w:val="19"/>
+              </w:rPr>
+              <w:t xml:space="preserve">1 — N *(Một - Nhiều)*</w:t>
+            </w:r>
+          </w:p>
+        </w:tc>
+        <w:tc>
+          <w:tcPr>
+            <w:tcW w:type="dxa" w:w="2200"/>
+            <w:tcBorders>
+              <w:top w:val="single" w:color="CBD5E1" w:sz="4"/>
+              <w:left w:val="single" w:color="CBD5E1" w:sz="4"/>
+              <w:bottom w:val="single" w:color="CBD5E1" w:sz="4"/>
+              <w:right w:val="single" w:color="CBD5E1" w:sz="4"/>
+            </w:tcBorders>
+            <w:tcMar>
+              <w:top w:type="dxa" w:w="100"/>
+              <w:left w:type="dxa" w:w="140"/>
+              <w:bottom w:type="dxa" w:w="100"/>
+              <w:right w:type="dxa" w:w="140"/>
+            </w:tcMar>
+          </w:tcPr>
+          <w:p>
+            <w:pPr>
+              <w:spacing w:after="40" w:before="40"/>
+            </w:pPr>
+            <w:r>
+              <w:rPr>
+                <w:rFonts w:ascii="Arial" w:cs="Arial" w:eastAsia="Arial" w:hAnsi="Arial"/>
+                <w:b/>
+                <w:bCs/>
+                <w:color w:val="1F2937"/>
+                <w:sz w:val="19"/>
+                <w:szCs w:val="19"/>
+              </w:rPr>
+              <w:t xml:space="preserve">refresh_tokens</w:t>
+            </w:r>
+          </w:p>
+        </w:tc>
+        <w:tc>
+          <w:tcPr>
+            <w:tcW w:type="dxa" w:w="3560"/>
+            <w:tcBorders>
+              <w:top w:val="single" w:color="CBD5E1" w:sz="4"/>
+              <w:left w:val="single" w:color="CBD5E1" w:sz="4"/>
+              <w:bottom w:val="single" w:color="CBD5E1" w:sz="4"/>
+              <w:right w:val="single" w:color="CBD5E1" w:sz="4"/>
+            </w:tcBorders>
+            <w:tcMar>
+              <w:top w:type="dxa" w:w="100"/>
+              <w:left w:type="dxa" w:w="140"/>
+              <w:bottom w:type="dxa" w:w="100"/>
+              <w:right w:type="dxa" w:w="140"/>
+            </w:tcMar>
+          </w:tcPr>
+          <w:p>
+            <w:pPr>
+              <w:spacing w:after="40" w:before="40"/>
+            </w:pPr>
+            <w:r>
+              <w:rPr>
+                <w:rFonts w:ascii="Consolas" w:cs="Consolas" w:eastAsia="Consolas" w:hAnsi="Consolas"/>
+                <w:color w:val="0F172A"/>
+                <w:sz w:val="17"/>
+                <w:szCs w:val="17"/>
+                <w:shd w:fill="F1F5F9" w:color="auto" w:val="solid"/>
+              </w:rPr>
+              <w:t xml:space="preserve">user_id</w:t>
+            </w:r>
+            <w:r>
+              <w:rPr>
+                <w:rFonts w:ascii="Arial" w:cs="Arial" w:eastAsia="Arial" w:hAnsi="Arial"/>
+                <w:b w:val="false"/>
+                <w:bCs w:val="false"/>
+                <w:color w:val="1F2937"/>
+                <w:sz w:val="19"/>
+                <w:szCs w:val="19"/>
+              </w:rPr>
+              <w:t xml:space="preserve"> FK → </w:t>
+            </w:r>
+            <w:r>
+              <w:rPr>
+                <w:rFonts w:ascii="Consolas" w:cs="Consolas" w:eastAsia="Consolas" w:hAnsi="Consolas"/>
+                <w:color w:val="0F172A"/>
+                <w:sz w:val="17"/>
+                <w:szCs w:val="17"/>
+                <w:shd w:fill="F1F5F9" w:color="auto" w:val="solid"/>
+              </w:rPr>
+              <w:t xml:space="preserve">users(id)</w:t>
+            </w:r>
+            <w:r>
+              <w:rPr>
+                <w:rFonts w:ascii="Arial" w:cs="Arial" w:eastAsia="Arial" w:hAnsi="Arial"/>
+                <w:b w:val="false"/>
+                <w:bCs w:val="false"/>
+                <w:color w:val="1F2937"/>
+                <w:sz w:val="19"/>
+                <w:szCs w:val="19"/>
+              </w:rPr>
+              <w:t xml:space="preserve"> (ON DELETE CASCADE, revoked status).</w:t>
+            </w:r>
+          </w:p>
+        </w:tc>
+      </w:tr>
+      <w:tr>
+        <w:tc>
+          <w:tcPr>
+            <w:tcW w:type="dxa" w:w="1800"/>
+            <w:tcBorders>
+              <w:top w:val="single" w:color="CBD5E1" w:sz="4"/>
+              <w:left w:val="single" w:color="CBD5E1" w:sz="4"/>
+              <w:bottom w:val="single" w:color="CBD5E1" w:sz="4"/>
+              <w:right w:val="single" w:color="CBD5E1" w:sz="4"/>
+            </w:tcBorders>
+            <w:tcMar>
+              <w:top w:type="dxa" w:w="100"/>
+              <w:left w:type="dxa" w:w="140"/>
+              <w:bottom w:type="dxa" w:w="100"/>
+              <w:right w:type="dxa" w:w="140"/>
+            </w:tcMar>
+          </w:tcPr>
+          <w:p>
+            <w:pPr>
+              <w:spacing w:after="40" w:before="40"/>
+            </w:pPr>
+            <w:r>
+              <w:rPr>
+                <w:rFonts w:ascii="Arial" w:cs="Arial" w:eastAsia="Arial" w:hAnsi="Arial"/>
+                <w:b/>
+                <w:bCs/>
+                <w:color w:val="1F2937"/>
+                <w:sz w:val="19"/>
+                <w:szCs w:val="19"/>
+              </w:rPr>
+              <w:t xml:space="preserve">users</w:t>
+            </w:r>
+          </w:p>
+        </w:tc>
+        <w:tc>
+          <w:tcPr>
+            <w:tcW w:type="dxa" w:w="1800"/>
+            <w:tcBorders>
+              <w:top w:val="single" w:color="CBD5E1" w:sz="4"/>
+              <w:left w:val="single" w:color="CBD5E1" w:sz="4"/>
+              <w:bottom w:val="single" w:color="CBD5E1" w:sz="4"/>
+              <w:right w:val="single" w:color="CBD5E1" w:sz="4"/>
+            </w:tcBorders>
+            <w:tcMar>
+              <w:top w:type="dxa" w:w="100"/>
+              <w:left w:type="dxa" w:w="140"/>
+              <w:bottom w:type="dxa" w:w="100"/>
+              <w:right w:type="dxa" w:w="140"/>
+            </w:tcMar>
+          </w:tcPr>
+          <w:p>
+            <w:pPr>
+              <w:spacing w:after="40" w:before="40"/>
+            </w:pPr>
+            <w:r>
+              <w:rPr>
+                <w:rFonts w:ascii="Arial" w:cs="Arial" w:eastAsia="Arial" w:hAnsi="Arial"/>
+                <w:b w:val="false"/>
+                <w:bCs w:val="false"/>
+                <w:color w:val="1F2937"/>
+                <w:sz w:val="19"/>
+                <w:szCs w:val="19"/>
+              </w:rPr>
+              <w:t xml:space="preserve">1 — 1 *(Một - Một)*</w:t>
+            </w:r>
+          </w:p>
+        </w:tc>
+        <w:tc>
+          <w:tcPr>
+            <w:tcW w:type="dxa" w:w="2200"/>
+            <w:tcBorders>
+              <w:top w:val="single" w:color="CBD5E1" w:sz="4"/>
+              <w:left w:val="single" w:color="CBD5E1" w:sz="4"/>
+              <w:bottom w:val="single" w:color="CBD5E1" w:sz="4"/>
+              <w:right w:val="single" w:color="CBD5E1" w:sz="4"/>
+            </w:tcBorders>
+            <w:tcMar>
+              <w:top w:type="dxa" w:w="100"/>
+              <w:left w:type="dxa" w:w="140"/>
+              <w:bottom w:type="dxa" w:w="100"/>
+              <w:right w:type="dxa" w:w="140"/>
+            </w:tcMar>
+          </w:tcPr>
+          <w:p>
+            <w:pPr>
+              <w:spacing w:after="40" w:before="40"/>
+            </w:pPr>
+            <w:r>
+              <w:rPr>
+                <w:rFonts w:ascii="Arial" w:cs="Arial" w:eastAsia="Arial" w:hAnsi="Arial"/>
+                <w:b/>
+                <w:bCs/>
+                <w:color w:val="1F2937"/>
+                <w:sz w:val="19"/>
+                <w:szCs w:val="19"/>
+              </w:rPr>
+              <w:t xml:space="preserve">profile</w:t>
+            </w:r>
+          </w:p>
+        </w:tc>
+        <w:tc>
+          <w:tcPr>
+            <w:tcW w:type="dxa" w:w="3560"/>
+            <w:tcBorders>
+              <w:top w:val="single" w:color="CBD5E1" w:sz="4"/>
+              <w:left w:val="single" w:color="CBD5E1" w:sz="4"/>
+              <w:bottom w:val="single" w:color="CBD5E1" w:sz="4"/>
+              <w:right w:val="single" w:color="CBD5E1" w:sz="4"/>
+            </w:tcBorders>
+            <w:tcMar>
+              <w:top w:type="dxa" w:w="100"/>
+              <w:left w:type="dxa" w:w="140"/>
+              <w:bottom w:type="dxa" w:w="100"/>
+              <w:right w:type="dxa" w:w="140"/>
+            </w:tcMar>
+          </w:tcPr>
+          <w:p>
+            <w:pPr>
+              <w:spacing w:after="40" w:before="40"/>
+            </w:pPr>
+            <w:r>
+              <w:rPr>
+                <w:rFonts w:ascii="Arial" w:cs="Arial" w:eastAsia="Arial" w:hAnsi="Arial"/>
+                <w:b w:val="false"/>
+                <w:bCs w:val="false"/>
+                <w:color w:val="1F2937"/>
+                <w:sz w:val="19"/>
+                <w:szCs w:val="19"/>
+              </w:rPr>
+              <w:t xml:space="preserve">Quản lý thông tin hồ sơ cá nhân và tiểu sử hiển thị.</w:t>
+            </w:r>
+          </w:p>
+        </w:tc>
+      </w:tr>
+      <w:tr>
+        <w:tc>
+          <w:tcPr>
+            <w:tcW w:type="dxa" w:w="1800"/>
+            <w:tcBorders>
+              <w:top w:val="single" w:color="CBD5E1" w:sz="4"/>
+              <w:left w:val="single" w:color="CBD5E1" w:sz="4"/>
+              <w:bottom w:val="single" w:color="CBD5E1" w:sz="4"/>
+              <w:right w:val="single" w:color="CBD5E1" w:sz="4"/>
+            </w:tcBorders>
+            <w:tcMar>
+              <w:top w:type="dxa" w:w="100"/>
+              <w:left w:type="dxa" w:w="140"/>
+              <w:bottom w:type="dxa" w:w="100"/>
+              <w:right w:type="dxa" w:w="140"/>
+            </w:tcMar>
+          </w:tcPr>
+          <w:p>
+            <w:pPr>
+              <w:spacing w:after="40" w:before="40"/>
+            </w:pPr>
+            <w:r>
+              <w:rPr>
+                <w:rFonts w:ascii="Arial" w:cs="Arial" w:eastAsia="Arial" w:hAnsi="Arial"/>
+                <w:b/>
+                <w:bCs/>
+                <w:color w:val="1F2937"/>
+                <w:sz w:val="19"/>
+                <w:szCs w:val="19"/>
+              </w:rPr>
+              <w:t xml:space="preserve">users</w:t>
+            </w:r>
+          </w:p>
+        </w:tc>
+        <w:tc>
+          <w:tcPr>
+            <w:tcW w:type="dxa" w:w="1800"/>
+            <w:tcBorders>
+              <w:top w:val="single" w:color="CBD5E1" w:sz="4"/>
+              <w:left w:val="single" w:color="CBD5E1" w:sz="4"/>
+              <w:bottom w:val="single" w:color="CBD5E1" w:sz="4"/>
+              <w:right w:val="single" w:color="CBD5E1" w:sz="4"/>
+            </w:tcBorders>
+            <w:tcMar>
+              <w:top w:type="dxa" w:w="100"/>
+              <w:left w:type="dxa" w:w="140"/>
+              <w:bottom w:type="dxa" w:w="100"/>
+              <w:right w:type="dxa" w:w="140"/>
+            </w:tcMar>
+          </w:tcPr>
+          <w:p>
+            <w:pPr>
+              <w:spacing w:after="40" w:before="40"/>
+            </w:pPr>
+            <w:r>
+              <w:rPr>
+                <w:rFonts w:ascii="Arial" w:cs="Arial" w:eastAsia="Arial" w:hAnsi="Arial"/>
+                <w:b w:val="false"/>
+                <w:bCs w:val="false"/>
+                <w:color w:val="1F2937"/>
+                <w:sz w:val="19"/>
+                <w:szCs w:val="19"/>
+              </w:rPr>
+              <w:t xml:space="preserve">1 — N *(Một - Nhiều)*</w:t>
+            </w:r>
+          </w:p>
+        </w:tc>
+        <w:tc>
+          <w:tcPr>
+            <w:tcW w:type="dxa" w:w="2200"/>
+            <w:tcBorders>
+              <w:top w:val="single" w:color="CBD5E1" w:sz="4"/>
+              <w:left w:val="single" w:color="CBD5E1" w:sz="4"/>
+              <w:bottom w:val="single" w:color="CBD5E1" w:sz="4"/>
+              <w:right w:val="single" w:color="CBD5E1" w:sz="4"/>
+            </w:tcBorders>
+            <w:tcMar>
+              <w:top w:type="dxa" w:w="100"/>
+              <w:left w:type="dxa" w:w="140"/>
+              <w:bottom w:type="dxa" w:w="100"/>
+              <w:right w:type="dxa" w:w="140"/>
+            </w:tcMar>
+          </w:tcPr>
+          <w:p>
+            <w:pPr>
+              <w:spacing w:after="40" w:before="40"/>
+            </w:pPr>
+            <w:r>
+              <w:rPr>
+                <w:rFonts w:ascii="Arial" w:cs="Arial" w:eastAsia="Arial" w:hAnsi="Arial"/>
+                <w:b/>
+                <w:bCs/>
+                <w:color w:val="1F2937"/>
+                <w:sz w:val="19"/>
+                <w:szCs w:val="19"/>
+              </w:rPr>
+              <w:t xml:space="preserve">posts</w:t>
+            </w:r>
+          </w:p>
+        </w:tc>
+        <w:tc>
+          <w:tcPr>
+            <w:tcW w:type="dxa" w:w="3560"/>
+            <w:tcBorders>
+              <w:top w:val="single" w:color="CBD5E1" w:sz="4"/>
+              <w:left w:val="single" w:color="CBD5E1" w:sz="4"/>
+              <w:bottom w:val="single" w:color="CBD5E1" w:sz="4"/>
+              <w:right w:val="single" w:color="CBD5E1" w:sz="4"/>
+            </w:tcBorders>
+            <w:tcMar>
+              <w:top w:type="dxa" w:w="100"/>
+              <w:left w:type="dxa" w:w="140"/>
+              <w:bottom w:type="dxa" w:w="100"/>
+              <w:right w:type="dxa" w:w="140"/>
+            </w:tcMar>
+          </w:tcPr>
+          <w:p>
+            <w:pPr>
+              <w:spacing w:after="40" w:before="40"/>
+            </w:pPr>
+            <w:r>
+              <w:rPr>
+                <w:rFonts w:ascii="Arial" w:cs="Arial" w:eastAsia="Arial" w:hAnsi="Arial"/>
+                <w:b w:val="false"/>
+                <w:bCs w:val="false"/>
+                <w:color w:val="1F2937"/>
+                <w:sz w:val="19"/>
+                <w:szCs w:val="19"/>
+              </w:rPr>
+              <w:t xml:space="preserve">Quản lý danh sách và xuất bản các bài viết kỹ thuật trên blog.</w:t>
+            </w:r>
+          </w:p>
+        </w:tc>
+      </w:tr>
+      <w:tr>
+        <w:tc>
+          <w:tcPr>
+            <w:tcW w:type="dxa" w:w="1800"/>
+            <w:tcBorders>
+              <w:top w:val="single" w:color="CBD5E1" w:sz="4"/>
+              <w:left w:val="single" w:color="CBD5E1" w:sz="4"/>
+              <w:bottom w:val="single" w:color="CBD5E1" w:sz="4"/>
+              <w:right w:val="single" w:color="CBD5E1" w:sz="4"/>
+            </w:tcBorders>
+            <w:tcMar>
+              <w:top w:type="dxa" w:w="100"/>
+              <w:left w:type="dxa" w:w="140"/>
+              <w:bottom w:type="dxa" w:w="100"/>
+              <w:right w:type="dxa" w:w="140"/>
+            </w:tcMar>
+          </w:tcPr>
+          <w:p>
+            <w:pPr>
+              <w:spacing w:after="40" w:before="40"/>
+            </w:pPr>
+            <w:r>
+              <w:rPr>
+                <w:rFonts w:ascii="Arial" w:cs="Arial" w:eastAsia="Arial" w:hAnsi="Arial"/>
+                <w:b/>
+                <w:bCs/>
+                <w:color w:val="1F2937"/>
+                <w:sz w:val="19"/>
+                <w:szCs w:val="19"/>
+              </w:rPr>
+              <w:t xml:space="preserve">profile</w:t>
+            </w:r>
+          </w:p>
+        </w:tc>
+        <w:tc>
+          <w:tcPr>
+            <w:tcW w:type="dxa" w:w="1800"/>
+            <w:tcBorders>
+              <w:top w:val="single" w:color="CBD5E1" w:sz="4"/>
+              <w:left w:val="single" w:color="CBD5E1" w:sz="4"/>
+              <w:bottom w:val="single" w:color="CBD5E1" w:sz="4"/>
+              <w:right w:val="single" w:color="CBD5E1" w:sz="4"/>
+            </w:tcBorders>
+            <w:tcMar>
+              <w:top w:type="dxa" w:w="100"/>
+              <w:left w:type="dxa" w:w="140"/>
+              <w:bottom w:type="dxa" w:w="100"/>
+              <w:right w:type="dxa" w:w="140"/>
+            </w:tcMar>
+          </w:tcPr>
+          <w:p>
+            <w:pPr>
+              <w:spacing w:after="40" w:before="40"/>
+            </w:pPr>
+            <w:r>
+              <w:rPr>
+                <w:rFonts w:ascii="Arial" w:cs="Arial" w:eastAsia="Arial" w:hAnsi="Arial"/>
+                <w:b w:val="false"/>
+                <w:bCs w:val="false"/>
+                <w:color w:val="1F2937"/>
+                <w:sz w:val="19"/>
+                <w:szCs w:val="19"/>
+              </w:rPr>
+              <w:t xml:space="preserve">1 — N *(Một - Nhiều)*</w:t>
+            </w:r>
+          </w:p>
+        </w:tc>
+        <w:tc>
+          <w:tcPr>
+            <w:tcW w:type="dxa" w:w="2200"/>
+            <w:tcBorders>
+              <w:top w:val="single" w:color="CBD5E1" w:sz="4"/>
+              <w:left w:val="single" w:color="CBD5E1" w:sz="4"/>
+              <w:bottom w:val="single" w:color="CBD5E1" w:sz="4"/>
+              <w:right w:val="single" w:color="CBD5E1" w:sz="4"/>
+            </w:tcBorders>
+            <w:tcMar>
+              <w:top w:type="dxa" w:w="100"/>
+              <w:left w:type="dxa" w:w="140"/>
+              <w:bottom w:type="dxa" w:w="100"/>
+              <w:right w:type="dxa" w:w="140"/>
+            </w:tcMar>
+          </w:tcPr>
+          <w:p>
+            <w:pPr>
+              <w:spacing w:after="40" w:before="40"/>
+            </w:pPr>
+            <w:r>
+              <w:rPr>
+                <w:rFonts w:ascii="Arial" w:cs="Arial" w:eastAsia="Arial" w:hAnsi="Arial"/>
+                <w:b/>
+                <w:bCs/>
+                <w:color w:val="1F2937"/>
+                <w:sz w:val="19"/>
+                <w:szCs w:val="19"/>
+              </w:rPr>
+              <w:t xml:space="preserve">skills</w:t>
+            </w:r>
+          </w:p>
+        </w:tc>
+        <w:tc>
+          <w:tcPr>
+            <w:tcW w:type="dxa" w:w="3560"/>
+            <w:tcBorders>
+              <w:top w:val="single" w:color="CBD5E1" w:sz="4"/>
+              <w:left w:val="single" w:color="CBD5E1" w:sz="4"/>
+              <w:bottom w:val="single" w:color="CBD5E1" w:sz="4"/>
+              <w:right w:val="single" w:color="CBD5E1" w:sz="4"/>
+            </w:tcBorders>
+            <w:tcMar>
+              <w:top w:type="dxa" w:w="100"/>
+              <w:left w:type="dxa" w:w="140"/>
+              <w:bottom w:type="dxa" w:w="100"/>
+              <w:right w:type="dxa" w:w="140"/>
+            </w:tcMar>
+          </w:tcPr>
+          <w:p>
+            <w:pPr>
+              <w:spacing w:after="40" w:before="40"/>
+            </w:pPr>
+            <w:r>
+              <w:rPr>
+                <w:rFonts w:ascii="Arial" w:cs="Arial" w:eastAsia="Arial" w:hAnsi="Arial"/>
+                <w:b w:val="false"/>
+                <w:bCs w:val="false"/>
+                <w:color w:val="1F2937"/>
+                <w:sz w:val="19"/>
+                <w:szCs w:val="19"/>
+              </w:rPr>
+              <w:t xml:space="preserve">Danh mục kỹ năng phân loại theo 5 nhóm chuyên môn.</w:t>
+            </w:r>
+          </w:p>
+        </w:tc>
+      </w:tr>
+      <w:tr>
+        <w:tc>
+          <w:tcPr>
+            <w:tcW w:type="dxa" w:w="1800"/>
+            <w:tcBorders>
+              <w:top w:val="single" w:color="CBD5E1" w:sz="4"/>
+              <w:left w:val="single" w:color="CBD5E1" w:sz="4"/>
+              <w:bottom w:val="single" w:color="CBD5E1" w:sz="4"/>
+              <w:right w:val="single" w:color="CBD5E1" w:sz="4"/>
+            </w:tcBorders>
+            <w:tcMar>
+              <w:top w:type="dxa" w:w="100"/>
+              <w:left w:type="dxa" w:w="140"/>
+              <w:bottom w:type="dxa" w:w="100"/>
+              <w:right w:type="dxa" w:w="140"/>
+            </w:tcMar>
+          </w:tcPr>
+          <w:p>
+            <w:pPr>
+              <w:spacing w:after="40" w:before="40"/>
+            </w:pPr>
+            <w:r>
+              <w:rPr>
+                <w:rFonts w:ascii="Arial" w:cs="Arial" w:eastAsia="Arial" w:hAnsi="Arial"/>
+                <w:b/>
+                <w:bCs/>
+                <w:color w:val="1F2937"/>
+                <w:sz w:val="19"/>
+                <w:szCs w:val="19"/>
+              </w:rPr>
+              <w:t xml:space="preserve">profile</w:t>
+            </w:r>
+          </w:p>
+        </w:tc>
+        <w:tc>
+          <w:tcPr>
+            <w:tcW w:type="dxa" w:w="1800"/>
+            <w:tcBorders>
+              <w:top w:val="single" w:color="CBD5E1" w:sz="4"/>
+              <w:left w:val="single" w:color="CBD5E1" w:sz="4"/>
+              <w:bottom w:val="single" w:color="CBD5E1" w:sz="4"/>
+              <w:right w:val="single" w:color="CBD5E1" w:sz="4"/>
+            </w:tcBorders>
+            <w:tcMar>
+              <w:top w:type="dxa" w:w="100"/>
+              <w:left w:type="dxa" w:w="140"/>
+              <w:bottom w:type="dxa" w:w="100"/>
+              <w:right w:type="dxa" w:w="140"/>
+            </w:tcMar>
+          </w:tcPr>
+          <w:p>
+            <w:pPr>
+              <w:spacing w:after="40" w:before="40"/>
+            </w:pPr>
+            <w:r>
+              <w:rPr>
+                <w:rFonts w:ascii="Arial" w:cs="Arial" w:eastAsia="Arial" w:hAnsi="Arial"/>
+                <w:b w:val="false"/>
+                <w:bCs w:val="false"/>
+                <w:color w:val="1F2937"/>
+                <w:sz w:val="19"/>
+                <w:szCs w:val="19"/>
+              </w:rPr>
+              <w:t xml:space="preserve">1 — N *(Một - Nhiều)*</w:t>
+            </w:r>
+          </w:p>
+        </w:tc>
+        <w:tc>
+          <w:tcPr>
+            <w:tcW w:type="dxa" w:w="2200"/>
+            <w:tcBorders>
+              <w:top w:val="single" w:color="CBD5E1" w:sz="4"/>
+              <w:left w:val="single" w:color="CBD5E1" w:sz="4"/>
+              <w:bottom w:val="single" w:color="CBD5E1" w:sz="4"/>
+              <w:right w:val="single" w:color="CBD5E1" w:sz="4"/>
+            </w:tcBorders>
+            <w:tcMar>
+              <w:top w:type="dxa" w:w="100"/>
+              <w:left w:type="dxa" w:w="140"/>
+              <w:bottom w:type="dxa" w:w="100"/>
+              <w:right w:type="dxa" w:w="140"/>
+            </w:tcMar>
+          </w:tcPr>
+          <w:p>
+            <w:pPr>
+              <w:spacing w:after="40" w:before="40"/>
+            </w:pPr>
+            <w:r>
+              <w:rPr>
+                <w:rFonts w:ascii="Arial" w:cs="Arial" w:eastAsia="Arial" w:hAnsi="Arial"/>
+                <w:b/>
+                <w:bCs/>
+                <w:color w:val="1F2937"/>
+                <w:sz w:val="19"/>
+                <w:szCs w:val="19"/>
+              </w:rPr>
+              <w:t xml:space="preserve">experiences</w:t>
+            </w:r>
+          </w:p>
+        </w:tc>
+        <w:tc>
+          <w:tcPr>
+            <w:tcW w:type="dxa" w:w="3560"/>
+            <w:tcBorders>
+              <w:top w:val="single" w:color="CBD5E1" w:sz="4"/>
+              <w:left w:val="single" w:color="CBD5E1" w:sz="4"/>
+              <w:bottom w:val="single" w:color="CBD5E1" w:sz="4"/>
+              <w:right w:val="single" w:color="CBD5E1" w:sz="4"/>
+            </w:tcBorders>
+            <w:tcMar>
+              <w:top w:type="dxa" w:w="100"/>
+              <w:left w:type="dxa" w:w="140"/>
+              <w:bottom w:type="dxa" w:w="100"/>
+              <w:right w:type="dxa" w:w="140"/>
+            </w:tcMar>
+          </w:tcPr>
+          <w:p>
+            <w:pPr>
+              <w:spacing w:after="40" w:before="40"/>
+            </w:pPr>
+            <w:r>
+              <w:rPr>
+                <w:rFonts w:ascii="Arial" w:cs="Arial" w:eastAsia="Arial" w:hAnsi="Arial"/>
+                <w:b w:val="false"/>
+                <w:bCs w:val="false"/>
+                <w:color w:val="1F2937"/>
+                <w:sz w:val="19"/>
+                <w:szCs w:val="19"/>
+              </w:rPr>
+              <w:t xml:space="preserve">Các mốc kinh nghiệm làm việc sắp xếp theo thứ tự thời gian.</w:t>
+            </w:r>
+          </w:p>
+        </w:tc>
+      </w:tr>
+      <w:tr>
+        <w:tc>
+          <w:tcPr>
+            <w:tcW w:type="dxa" w:w="1800"/>
+            <w:tcBorders>
+              <w:top w:val="single" w:color="CBD5E1" w:sz="4"/>
+              <w:left w:val="single" w:color="CBD5E1" w:sz="4"/>
+              <w:bottom w:val="single" w:color="CBD5E1" w:sz="4"/>
+              <w:right w:val="single" w:color="CBD5E1" w:sz="4"/>
+            </w:tcBorders>
+            <w:tcMar>
+              <w:top w:type="dxa" w:w="100"/>
+              <w:left w:type="dxa" w:w="140"/>
+              <w:bottom w:type="dxa" w:w="100"/>
+              <w:right w:type="dxa" w:w="140"/>
+            </w:tcMar>
+          </w:tcPr>
+          <w:p>
+            <w:pPr>
+              <w:spacing w:after="40" w:before="40"/>
+            </w:pPr>
+            <w:r>
+              <w:rPr>
+                <w:rFonts w:ascii="Arial" w:cs="Arial" w:eastAsia="Arial" w:hAnsi="Arial"/>
+                <w:b/>
+                <w:bCs/>
+                <w:color w:val="1F2937"/>
+                <w:sz w:val="19"/>
+                <w:szCs w:val="19"/>
+              </w:rPr>
+              <w:t xml:space="preserve">profile</w:t>
+            </w:r>
+          </w:p>
+        </w:tc>
+        <w:tc>
+          <w:tcPr>
+            <w:tcW w:type="dxa" w:w="1800"/>
+            <w:tcBorders>
+              <w:top w:val="single" w:color="CBD5E1" w:sz="4"/>
+              <w:left w:val="single" w:color="CBD5E1" w:sz="4"/>
+              <w:bottom w:val="single" w:color="CBD5E1" w:sz="4"/>
+              <w:right w:val="single" w:color="CBD5E1" w:sz="4"/>
+            </w:tcBorders>
+            <w:tcMar>
+              <w:top w:type="dxa" w:w="100"/>
+              <w:left w:type="dxa" w:w="140"/>
+              <w:bottom w:type="dxa" w:w="100"/>
+              <w:right w:type="dxa" w:w="140"/>
+            </w:tcMar>
+          </w:tcPr>
+          <w:p>
+            <w:pPr>
+              <w:spacing w:after="40" w:before="40"/>
+            </w:pPr>
+            <w:r>
+              <w:rPr>
+                <w:rFonts w:ascii="Arial" w:cs="Arial" w:eastAsia="Arial" w:hAnsi="Arial"/>
+                <w:b w:val="false"/>
+                <w:bCs w:val="false"/>
+                <w:color w:val="1F2937"/>
+                <w:sz w:val="19"/>
+                <w:szCs w:val="19"/>
+              </w:rPr>
+              <w:t xml:space="preserve">1 — N *(Một - Nhiều)*</w:t>
+            </w:r>
+          </w:p>
+        </w:tc>
+        <w:tc>
+          <w:tcPr>
+            <w:tcW w:type="dxa" w:w="2200"/>
+            <w:tcBorders>
+              <w:top w:val="single" w:color="CBD5E1" w:sz="4"/>
+              <w:left w:val="single" w:color="CBD5E1" w:sz="4"/>
+              <w:bottom w:val="single" w:color="CBD5E1" w:sz="4"/>
+              <w:right w:val="single" w:color="CBD5E1" w:sz="4"/>
+            </w:tcBorders>
+            <w:tcMar>
+              <w:top w:type="dxa" w:w="100"/>
+              <w:left w:type="dxa" w:w="140"/>
+              <w:bottom w:type="dxa" w:w="100"/>
+              <w:right w:type="dxa" w:w="140"/>
+            </w:tcMar>
+          </w:tcPr>
+          <w:p>
+            <w:pPr>
+              <w:spacing w:after="40" w:before="40"/>
+            </w:pPr>
+            <w:r>
+              <w:rPr>
+                <w:rFonts w:ascii="Arial" w:cs="Arial" w:eastAsia="Arial" w:hAnsi="Arial"/>
+                <w:b/>
+                <w:bCs/>
+                <w:color w:val="1F2937"/>
+                <w:sz w:val="19"/>
+                <w:szCs w:val="19"/>
+              </w:rPr>
+              <w:t xml:space="preserve">projects</w:t>
+            </w:r>
+          </w:p>
+        </w:tc>
+        <w:tc>
+          <w:tcPr>
+            <w:tcW w:type="dxa" w:w="3560"/>
+            <w:tcBorders>
+              <w:top w:val="single" w:color="CBD5E1" w:sz="4"/>
+              <w:left w:val="single" w:color="CBD5E1" w:sz="4"/>
+              <w:bottom w:val="single" w:color="CBD5E1" w:sz="4"/>
+              <w:right w:val="single" w:color="CBD5E1" w:sz="4"/>
+            </w:tcBorders>
+            <w:tcMar>
+              <w:top w:type="dxa" w:w="100"/>
+              <w:left w:type="dxa" w:w="140"/>
+              <w:bottom w:type="dxa" w:w="100"/>
+              <w:right w:type="dxa" w:w="140"/>
+            </w:tcMar>
+          </w:tcPr>
+          <w:p>
+            <w:pPr>
+              <w:spacing w:after="40" w:before="40"/>
+            </w:pPr>
+            <w:r>
+              <w:rPr>
+                <w:rFonts w:ascii="Arial" w:cs="Arial" w:eastAsia="Arial" w:hAnsi="Arial"/>
+                <w:b w:val="false"/>
+                <w:bCs w:val="false"/>
+                <w:color w:val="1F2937"/>
+                <w:sz w:val="19"/>
+                <w:szCs w:val="19"/>
+              </w:rPr>
+              <w:t xml:space="preserve">Danh sách các dự án thực tế tiêu biểu kèm liên kết demo/repo.</w:t>
+            </w:r>
+          </w:p>
+        </w:tc>
+      </w:tr>
+      <w:tr>
+        <w:tc>
+          <w:tcPr>
+            <w:tcW w:type="dxa" w:w="1800"/>
+            <w:tcBorders>
+              <w:top w:val="single" w:color="CBD5E1" w:sz="4"/>
+              <w:left w:val="single" w:color="CBD5E1" w:sz="4"/>
+              <w:bottom w:val="single" w:color="CBD5E1" w:sz="4"/>
+              <w:right w:val="single" w:color="CBD5E1" w:sz="4"/>
+            </w:tcBorders>
+            <w:tcMar>
+              <w:top w:type="dxa" w:w="100"/>
+              <w:left w:type="dxa" w:w="140"/>
+              <w:bottom w:type="dxa" w:w="100"/>
+              <w:right w:type="dxa" w:w="140"/>
+            </w:tcMar>
+          </w:tcPr>
+          <w:p>
+            <w:pPr>
+              <w:spacing w:after="40" w:before="40"/>
+            </w:pPr>
+            <w:r>
+              <w:rPr>
+                <w:rFonts w:ascii="Arial" w:cs="Arial" w:eastAsia="Arial" w:hAnsi="Arial"/>
+                <w:b/>
+                <w:bCs/>
+                <w:color w:val="1F2937"/>
+                <w:sz w:val="19"/>
+                <w:szCs w:val="19"/>
+              </w:rPr>
+              <w:t xml:space="preserve">profile</w:t>
+            </w:r>
+          </w:p>
+        </w:tc>
+        <w:tc>
+          <w:tcPr>
+            <w:tcW w:type="dxa" w:w="1800"/>
+            <w:tcBorders>
+              <w:top w:val="single" w:color="CBD5E1" w:sz="4"/>
+              <w:left w:val="single" w:color="CBD5E1" w:sz="4"/>
+              <w:bottom w:val="single" w:color="CBD5E1" w:sz="4"/>
+              <w:right w:val="single" w:color="CBD5E1" w:sz="4"/>
+            </w:tcBorders>
+            <w:tcMar>
+              <w:top w:type="dxa" w:w="100"/>
+              <w:left w:type="dxa" w:w="140"/>
+              <w:bottom w:type="dxa" w:w="100"/>
+              <w:right w:type="dxa" w:w="140"/>
+            </w:tcMar>
+          </w:tcPr>
+          <w:p>
+            <w:pPr>
+              <w:spacing w:after="40" w:before="40"/>
+            </w:pPr>
+            <w:r>
+              <w:rPr>
+                <w:rFonts w:ascii="Arial" w:cs="Arial" w:eastAsia="Arial" w:hAnsi="Arial"/>
+                <w:b w:val="false"/>
+                <w:bCs w:val="false"/>
+                <w:color w:val="1F2937"/>
+                <w:sz w:val="19"/>
+                <w:szCs w:val="19"/>
+              </w:rPr>
+              <w:t xml:space="preserve">1 — N *(Một - Nhiều)*</w:t>
+            </w:r>
+          </w:p>
+        </w:tc>
+        <w:tc>
+          <w:tcPr>
+            <w:tcW w:type="dxa" w:w="2200"/>
+            <w:tcBorders>
+              <w:top w:val="single" w:color="CBD5E1" w:sz="4"/>
+              <w:left w:val="single" w:color="CBD5E1" w:sz="4"/>
+              <w:bottom w:val="single" w:color="CBD5E1" w:sz="4"/>
+              <w:right w:val="single" w:color="CBD5E1" w:sz="4"/>
+            </w:tcBorders>
+            <w:tcMar>
+              <w:top w:type="dxa" w:w="100"/>
+              <w:left w:type="dxa" w:w="140"/>
+              <w:bottom w:type="dxa" w:w="100"/>
+              <w:right w:type="dxa" w:w="140"/>
+            </w:tcMar>
+          </w:tcPr>
+          <w:p>
+            <w:pPr>
+              <w:spacing w:after="40" w:before="40"/>
+            </w:pPr>
+            <w:r>
+              <w:rPr>
+                <w:rFonts w:ascii="Arial" w:cs="Arial" w:eastAsia="Arial" w:hAnsi="Arial"/>
+                <w:b/>
+                <w:bCs/>
+                <w:color w:val="1F2937"/>
+                <w:sz w:val="19"/>
+                <w:szCs w:val="19"/>
+              </w:rPr>
+              <w:t xml:space="preserve">education</w:t>
+            </w:r>
+          </w:p>
+        </w:tc>
+        <w:tc>
+          <w:tcPr>
+            <w:tcW w:type="dxa" w:w="3560"/>
+            <w:tcBorders>
+              <w:top w:val="single" w:color="CBD5E1" w:sz="4"/>
+              <w:left w:val="single" w:color="CBD5E1" w:sz="4"/>
+              <w:bottom w:val="single" w:color="CBD5E1" w:sz="4"/>
+              <w:right w:val="single" w:color="CBD5E1" w:sz="4"/>
+            </w:tcBorders>
+            <w:tcMar>
+              <w:top w:type="dxa" w:w="100"/>
+              <w:left w:type="dxa" w:w="140"/>
+              <w:bottom w:type="dxa" w:w="100"/>
+              <w:right w:type="dxa" w:w="140"/>
+            </w:tcMar>
+          </w:tcPr>
+          <w:p>
+            <w:pPr>
+              <w:spacing w:after="40" w:before="40"/>
+            </w:pPr>
+            <w:r>
+              <w:rPr>
+                <w:rFonts w:ascii="Arial" w:cs="Arial" w:eastAsia="Arial" w:hAnsi="Arial"/>
+                <w:b w:val="false"/>
+                <w:bCs w:val="false"/>
+                <w:color w:val="1F2937"/>
+                <w:sz w:val="19"/>
+                <w:szCs w:val="19"/>
+              </w:rPr>
+              <w:t xml:space="preserve">Quá trình đào tạo đại học và học vấn chuyên ngành.</w:t>
+            </w:r>
+          </w:p>
+        </w:tc>
+      </w:tr>
+      <w:tr>
+        <w:tc>
+          <w:tcPr>
+            <w:tcW w:type="dxa" w:w="1800"/>
+            <w:tcBorders>
+              <w:top w:val="single" w:color="CBD5E1" w:sz="4"/>
+              <w:left w:val="single" w:color="CBD5E1" w:sz="4"/>
+              <w:bottom w:val="single" w:color="CBD5E1" w:sz="4"/>
+              <w:right w:val="single" w:color="CBD5E1" w:sz="4"/>
+            </w:tcBorders>
+            <w:tcMar>
+              <w:top w:type="dxa" w:w="100"/>
+              <w:left w:type="dxa" w:w="140"/>
+              <w:bottom w:type="dxa" w:w="100"/>
+              <w:right w:type="dxa" w:w="140"/>
+            </w:tcMar>
+          </w:tcPr>
+          <w:p>
+            <w:pPr>
+              <w:spacing w:after="40" w:before="40"/>
+            </w:pPr>
+            <w:r>
+              <w:rPr>
+                <w:rFonts w:ascii="Arial" w:cs="Arial" w:eastAsia="Arial" w:hAnsi="Arial"/>
+                <w:b/>
+                <w:bCs/>
+                <w:color w:val="1F2937"/>
+                <w:sz w:val="19"/>
+                <w:szCs w:val="19"/>
+              </w:rPr>
+              <w:t xml:space="preserve">profile</w:t>
+            </w:r>
+          </w:p>
+        </w:tc>
+        <w:tc>
+          <w:tcPr>
+            <w:tcW w:type="dxa" w:w="1800"/>
+            <w:tcBorders>
+              <w:top w:val="single" w:color="CBD5E1" w:sz="4"/>
+              <w:left w:val="single" w:color="CBD5E1" w:sz="4"/>
+              <w:bottom w:val="single" w:color="CBD5E1" w:sz="4"/>
+              <w:right w:val="single" w:color="CBD5E1" w:sz="4"/>
+            </w:tcBorders>
+            <w:tcMar>
+              <w:top w:type="dxa" w:w="100"/>
+              <w:left w:type="dxa" w:w="140"/>
+              <w:bottom w:type="dxa" w:w="100"/>
+              <w:right w:type="dxa" w:w="140"/>
+            </w:tcMar>
+          </w:tcPr>
+          <w:p>
+            <w:pPr>
+              <w:spacing w:after="40" w:before="40"/>
+            </w:pPr>
+            <w:r>
+              <w:rPr>
+                <w:rFonts w:ascii="Arial" w:cs="Arial" w:eastAsia="Arial" w:hAnsi="Arial"/>
+                <w:b w:val="false"/>
+                <w:bCs w:val="false"/>
+                <w:color w:val="1F2937"/>
+                <w:sz w:val="19"/>
+                <w:szCs w:val="19"/>
+              </w:rPr>
+              <w:t xml:space="preserve">1 — N *(Một - Nhiều)*</w:t>
+            </w:r>
+          </w:p>
+        </w:tc>
+        <w:tc>
+          <w:tcPr>
+            <w:tcW w:type="dxa" w:w="2200"/>
+            <w:tcBorders>
+              <w:top w:val="single" w:color="CBD5E1" w:sz="4"/>
+              <w:left w:val="single" w:color="CBD5E1" w:sz="4"/>
+              <w:bottom w:val="single" w:color="CBD5E1" w:sz="4"/>
+              <w:right w:val="single" w:color="CBD5E1" w:sz="4"/>
+            </w:tcBorders>
+            <w:tcMar>
+              <w:top w:type="dxa" w:w="100"/>
+              <w:left w:type="dxa" w:w="140"/>
+              <w:bottom w:type="dxa" w:w="100"/>
+              <w:right w:type="dxa" w:w="140"/>
+            </w:tcMar>
+          </w:tcPr>
+          <w:p>
+            <w:pPr>
+              <w:spacing w:after="40" w:before="40"/>
+            </w:pPr>
+            <w:r>
+              <w:rPr>
+                <w:rFonts w:ascii="Arial" w:cs="Arial" w:eastAsia="Arial" w:hAnsi="Arial"/>
+                <w:b/>
+                <w:bCs/>
+                <w:color w:val="1F2937"/>
+                <w:sz w:val="19"/>
+                <w:szCs w:val="19"/>
+              </w:rPr>
+              <w:t xml:space="preserve">certifications</w:t>
+            </w:r>
+          </w:p>
+        </w:tc>
+        <w:tc>
+          <w:tcPr>
+            <w:tcW w:type="dxa" w:w="3560"/>
+            <w:tcBorders>
+              <w:top w:val="single" w:color="CBD5E1" w:sz="4"/>
+              <w:left w:val="single" w:color="CBD5E1" w:sz="4"/>
+              <w:bottom w:val="single" w:color="CBD5E1" w:sz="4"/>
+              <w:right w:val="single" w:color="CBD5E1" w:sz="4"/>
+            </w:tcBorders>
+            <w:tcMar>
+              <w:top w:type="dxa" w:w="100"/>
+              <w:left w:type="dxa" w:w="140"/>
+              <w:bottom w:type="dxa" w:w="100"/>
+              <w:right w:type="dxa" w:w="140"/>
+            </w:tcMar>
+          </w:tcPr>
+          <w:p>
+            <w:pPr>
+              <w:spacing w:after="40" w:before="40"/>
+            </w:pPr>
+            <w:r>
+              <w:rPr>
+                <w:rFonts w:ascii="Arial" w:cs="Arial" w:eastAsia="Arial" w:hAnsi="Arial"/>
+                <w:b w:val="false"/>
+                <w:bCs w:val="false"/>
+                <w:color w:val="1F2937"/>
+                <w:sz w:val="19"/>
+                <w:szCs w:val="19"/>
+              </w:rPr>
+              <w:t xml:space="preserve">Danh mục chứng chỉ chuyên môn với liên kết xác minh.</w:t>
+            </w:r>
+          </w:p>
+        </w:tc>
+      </w:tr>
+      <w:tr>
+        <w:tc>
+          <w:tcPr>
+            <w:tcW w:type="dxa" w:w="1800"/>
+            <w:tcBorders>
+              <w:top w:val="single" w:color="CBD5E1" w:sz="4"/>
+              <w:left w:val="single" w:color="CBD5E1" w:sz="4"/>
+              <w:bottom w:val="single" w:color="CBD5E1" w:sz="4"/>
+              <w:right w:val="single" w:color="CBD5E1" w:sz="4"/>
+            </w:tcBorders>
+            <w:tcMar>
+              <w:top w:type="dxa" w:w="100"/>
+              <w:left w:type="dxa" w:w="140"/>
+              <w:bottom w:type="dxa" w:w="100"/>
+              <w:right w:type="dxa" w:w="140"/>
+            </w:tcMar>
+          </w:tcPr>
+          <w:p>
+            <w:pPr>
+              <w:spacing w:after="40" w:before="40"/>
+            </w:pPr>
+            <w:r>
+              <w:rPr>
+                <w:rFonts w:ascii="Arial" w:cs="Arial" w:eastAsia="Arial" w:hAnsi="Arial"/>
+                <w:b/>
+                <w:bCs/>
+                <w:color w:val="1F2937"/>
+                <w:sz w:val="19"/>
+                <w:szCs w:val="19"/>
+              </w:rPr>
+              <w:t xml:space="preserve">system</w:t>
+            </w:r>
+          </w:p>
+        </w:tc>
+        <w:tc>
+          <w:tcPr>
+            <w:tcW w:type="dxa" w:w="1800"/>
+            <w:tcBorders>
+              <w:top w:val="single" w:color="CBD5E1" w:sz="4"/>
+              <w:left w:val="single" w:color="CBD5E1" w:sz="4"/>
+              <w:bottom w:val="single" w:color="CBD5E1" w:sz="4"/>
+              <w:right w:val="single" w:color="CBD5E1" w:sz="4"/>
+            </w:tcBorders>
+            <w:tcMar>
+              <w:top w:type="dxa" w:w="100"/>
+              <w:left w:type="dxa" w:w="140"/>
+              <w:bottom w:type="dxa" w:w="100"/>
+              <w:right w:type="dxa" w:w="140"/>
+            </w:tcMar>
+          </w:tcPr>
+          <w:p>
+            <w:pPr>
+              <w:spacing w:after="40" w:before="40"/>
+            </w:pPr>
+            <w:r>
+              <w:rPr>
+                <w:rFonts w:ascii="Arial" w:cs="Arial" w:eastAsia="Arial" w:hAnsi="Arial"/>
+                <w:b w:val="false"/>
+                <w:bCs w:val="false"/>
+                <w:color w:val="1F2937"/>
+                <w:sz w:val="19"/>
+                <w:szCs w:val="19"/>
+              </w:rPr>
+              <w:t xml:space="preserve">1 — N *(Một - Nhiều)*</w:t>
+            </w:r>
+          </w:p>
+        </w:tc>
+        <w:tc>
+          <w:tcPr>
+            <w:tcW w:type="dxa" w:w="2200"/>
+            <w:tcBorders>
+              <w:top w:val="single" w:color="CBD5E1" w:sz="4"/>
+              <w:left w:val="single" w:color="CBD5E1" w:sz="4"/>
+              <w:bottom w:val="single" w:color="CBD5E1" w:sz="4"/>
+              <w:right w:val="single" w:color="CBD5E1" w:sz="4"/>
+            </w:tcBorders>
+            <w:tcMar>
+              <w:top w:type="dxa" w:w="100"/>
+              <w:left w:type="dxa" w:w="140"/>
+              <w:bottom w:type="dxa" w:w="100"/>
+              <w:right w:type="dxa" w:w="140"/>
+            </w:tcMar>
+          </w:tcPr>
+          <w:p>
+            <w:pPr>
+              <w:spacing w:after="40" w:before="40"/>
+            </w:pPr>
+            <w:r>
+              <w:rPr>
+                <w:rFonts w:ascii="Arial" w:cs="Arial" w:eastAsia="Arial" w:hAnsi="Arial"/>
+                <w:b/>
+                <w:bCs/>
+                <w:color w:val="1F2937"/>
+                <w:sz w:val="19"/>
+                <w:szCs w:val="19"/>
+              </w:rPr>
+              <w:t xml:space="preserve">contact_messages</w:t>
+            </w:r>
+          </w:p>
+        </w:tc>
+        <w:tc>
+          <w:tcPr>
+            <w:tcW w:type="dxa" w:w="3560"/>
+            <w:tcBorders>
+              <w:top w:val="single" w:color="CBD5E1" w:sz="4"/>
+              <w:left w:val="single" w:color="CBD5E1" w:sz="4"/>
+              <w:bottom w:val="single" w:color="CBD5E1" w:sz="4"/>
+              <w:right w:val="single" w:color="CBD5E1" w:sz="4"/>
+            </w:tcBorders>
+            <w:tcMar>
+              <w:top w:type="dxa" w:w="100"/>
+              <w:left w:type="dxa" w:w="140"/>
+              <w:bottom w:type="dxa" w:w="100"/>
+              <w:right w:type="dxa" w:w="140"/>
+            </w:tcMar>
+          </w:tcPr>
+          <w:p>
+            <w:pPr>
+              <w:spacing w:after="40" w:before="40"/>
+            </w:pPr>
+            <w:r>
+              <w:rPr>
+                <w:rFonts w:ascii="Arial" w:cs="Arial" w:eastAsia="Arial" w:hAnsi="Arial"/>
+                <w:b w:val="false"/>
+                <w:bCs w:val="false"/>
+                <w:color w:val="1F2937"/>
+                <w:sz w:val="19"/>
+                <w:szCs w:val="19"/>
+              </w:rPr>
+              <w:t xml:space="preserve">Hộp thư tiếp nhận thông điệp liên hệ gửi từ người dùng công khai.</w:t>
+            </w:r>
+          </w:p>
+        </w:tc>
+      </w:tr>
+      <w:tr>
+        <w:tc>
+          <w:tcPr>
+            <w:tcW w:type="dxa" w:w="1800"/>
+            <w:tcBorders>
+              <w:top w:val="single" w:color="CBD5E1" w:sz="4"/>
+              <w:left w:val="single" w:color="CBD5E1" w:sz="4"/>
+              <w:bottom w:val="single" w:color="CBD5E1" w:sz="4"/>
+              <w:right w:val="single" w:color="CBD5E1" w:sz="4"/>
+            </w:tcBorders>
+            <w:tcMar>
+              <w:top w:type="dxa" w:w="100"/>
+              <w:left w:type="dxa" w:w="140"/>
+              <w:bottom w:type="dxa" w:w="100"/>
+              <w:right w:type="dxa" w:w="140"/>
+            </w:tcMar>
+          </w:tcPr>
+          <w:p>
+            <w:pPr>
+              <w:spacing w:after="40" w:before="40"/>
+            </w:pPr>
+            <w:r>
+              <w:rPr>
+                <w:rFonts w:ascii="Arial" w:cs="Arial" w:eastAsia="Arial" w:hAnsi="Arial"/>
+                <w:b/>
+                <w:bCs/>
+                <w:color w:val="1F2937"/>
+                <w:sz w:val="19"/>
+                <w:szCs w:val="19"/>
+              </w:rPr>
+              <w:t xml:space="preserve">system</w:t>
+            </w:r>
+          </w:p>
+        </w:tc>
+        <w:tc>
+          <w:tcPr>
+            <w:tcW w:type="dxa" w:w="1800"/>
+            <w:tcBorders>
+              <w:top w:val="single" w:color="CBD5E1" w:sz="4"/>
+              <w:left w:val="single" w:color="CBD5E1" w:sz="4"/>
+              <w:bottom w:val="single" w:color="CBD5E1" w:sz="4"/>
+              <w:right w:val="single" w:color="CBD5E1" w:sz="4"/>
+            </w:tcBorders>
+            <w:tcMar>
+              <w:top w:type="dxa" w:w="100"/>
+              <w:left w:type="dxa" w:w="140"/>
+              <w:bottom w:type="dxa" w:w="100"/>
+              <w:right w:type="dxa" w:w="140"/>
+            </w:tcMar>
+          </w:tcPr>
+          <w:p>
+            <w:pPr>
+              <w:spacing w:after="40" w:before="40"/>
+            </w:pPr>
+            <w:r>
+              <w:rPr>
+                <w:rFonts w:ascii="Arial" w:cs="Arial" w:eastAsia="Arial" w:hAnsi="Arial"/>
+                <w:b w:val="false"/>
+                <w:bCs w:val="false"/>
+                <w:color w:val="1F2937"/>
+                <w:sz w:val="19"/>
+                <w:szCs w:val="19"/>
+              </w:rPr>
+              <w:t xml:space="preserve">1 — N *(Một - Nhiều)*</w:t>
+            </w:r>
+          </w:p>
+        </w:tc>
+        <w:tc>
+          <w:tcPr>
+            <w:tcW w:type="dxa" w:w="2200"/>
+            <w:tcBorders>
+              <w:top w:val="single" w:color="CBD5E1" w:sz="4"/>
+              <w:left w:val="single" w:color="CBD5E1" w:sz="4"/>
+              <w:bottom w:val="single" w:color="CBD5E1" w:sz="4"/>
+              <w:right w:val="single" w:color="CBD5E1" w:sz="4"/>
+            </w:tcBorders>
+            <w:tcMar>
+              <w:top w:type="dxa" w:w="100"/>
+              <w:left w:type="dxa" w:w="140"/>
+              <w:bottom w:type="dxa" w:w="100"/>
+              <w:right w:type="dxa" w:w="140"/>
+            </w:tcMar>
+          </w:tcPr>
+          <w:p>
+            <w:pPr>
+              <w:spacing w:after="40" w:before="40"/>
+            </w:pPr>
+            <w:r>
+              <w:rPr>
+                <w:rFonts w:ascii="Arial" w:cs="Arial" w:eastAsia="Arial" w:hAnsi="Arial"/>
+                <w:b/>
+                <w:bCs/>
+                <w:color w:val="1F2937"/>
+                <w:sz w:val="19"/>
+                <w:szCs w:val="19"/>
+              </w:rPr>
+              <w:t xml:space="preserve">analytics_events</w:t>
+            </w:r>
+          </w:p>
+        </w:tc>
+        <w:tc>
+          <w:tcPr>
+            <w:tcW w:type="dxa" w:w="3560"/>
+            <w:tcBorders>
+              <w:top w:val="single" w:color="CBD5E1" w:sz="4"/>
+              <w:left w:val="single" w:color="CBD5E1" w:sz="4"/>
+              <w:bottom w:val="single" w:color="CBD5E1" w:sz="4"/>
+              <w:right w:val="single" w:color="CBD5E1" w:sz="4"/>
+            </w:tcBorders>
+            <w:tcMar>
+              <w:top w:type="dxa" w:w="100"/>
+              <w:left w:type="dxa" w:w="140"/>
+              <w:bottom w:type="dxa" w:w="100"/>
+              <w:right w:type="dxa" w:w="140"/>
+            </w:tcMar>
+          </w:tcPr>
+          <w:p>
+            <w:pPr>
+              <w:spacing w:after="40" w:before="40"/>
+            </w:pPr>
+            <w:r>
+              <w:rPr>
+                <w:rFonts w:ascii="Arial" w:cs="Arial" w:eastAsia="Arial" w:hAnsi="Arial"/>
+                <w:b w:val="false"/>
+                <w:bCs w:val="false"/>
+                <w:color w:val="1F2937"/>
+                <w:sz w:val="19"/>
+                <w:szCs w:val="19"/>
+              </w:rPr>
+              <w:t xml:space="preserve">Nhật ký ghi nhận sự kiện truy cập trang và hành vi người dùng.</w:t>
+            </w:r>
+          </w:p>
+        </w:tc>
+      </w:tr>
+    </w:tbl>
+    <w:p>
+      <w:pPr>
+        <w:spacing w:after="140"/>
+      </w:pPr>
     </w:p>
     <w:p>
       <w:pPr>

--- a/docs/SRS_Portfolio_TranVuThien.docx
+++ b/docs/SRS_Portfolio_TranVuThien.docx
@@ -2999,7 +2999,23 @@
           <w:sz w:val="24"/>
           <w:szCs w:val="24"/>
         </w:rPr>
-        <w:t xml:space="preserve">2.2 Các phân hệ chức năng chính (Major System Modules)</w:t>
+        <w:t xml:space="preserve">2.2 Kiến trúc phân tầng &amp; Các phân hệ chức năng chính (System Architecture &amp; Major Modules)</w:t>
+      </w:r>
+    </w:p>
+    <w:p>
+      <w:pPr>
+        <w:spacing w:after="80" w:before="40"/>
+      </w:pPr>
+      <w:r>
+        <w:rPr>
+          <w:rFonts w:ascii="Arial" w:cs="Arial" w:eastAsia="Arial" w:hAnsi="Arial"/>
+          <w:b w:val="false"/>
+          <w:bCs w:val="false"/>
+          <w:color w:val="1F2937"/>
+          <w:sz w:val="20"/>
+          <w:szCs w:val="20"/>
+        </w:rPr>
+        <w:t xml:space="preserve">Hệ thống được thiết kế theo mô hình kiến trúc phân tầng 4 lớp hiện đại (4-Tier Enterprise Architecture), phân định rõ ràng ranh giới trách nhiệm giữa các tầng giao diện người dùng, cổng bảo mật &amp; điều phối, tầng dịch vụ lõi và tầng lưu trữ đám mây.</w:t>
       </w:r>
     </w:p>
     <w:p>
@@ -3067,6 +3083,312 @@
     </w:p>
     <w:p>
       <w:pPr>
+        <w:spacing w:after="120"/>
+      </w:pPr>
+    </w:p>
+    <w:p>
+      <w:pPr>
+        <w:pStyle w:val="Heading3"/>
+        <w:spacing w:after="80" w:before="180"/>
+      </w:pPr>
+      <w:r>
+        <w:rPr>
+          <w:rFonts w:ascii="Arial" w:cs="Arial" w:eastAsia="Arial" w:hAnsi="Arial"/>
+          <w:b/>
+          <w:bCs/>
+          <w:color w:val="334155"/>
+          <w:sz w:val="22"/>
+          <w:szCs w:val="22"/>
+        </w:rPr>
+        <w:t xml:space="preserve">2.2.1 Phân hệ 1: Public Web SPA (Giao diện người dùng công khai)</w:t>
+      </w:r>
+    </w:p>
+    <w:p>
+      <w:pPr>
+        <w:spacing w:after="80" w:before="40"/>
+      </w:pPr>
+      <w:r>
+        <w:rPr>
+          <w:rFonts w:ascii="Arial" w:cs="Arial" w:eastAsia="Arial" w:hAnsi="Arial"/>
+          <w:b w:val="false"/>
+          <w:bCs w:val="false"/>
+          <w:color w:val="1F2937"/>
+          <w:sz w:val="20"/>
+          <w:szCs w:val="20"/>
+        </w:rPr>
+        <w:t xml:space="preserve">Phân hệ Public Web hướng đến các đối tượng người dùng bên ngoài như nhà tuyển dụng, đối tác và cộng đồng lập trình viên. Phân hệ được xây dựng bằng </w:t>
+      </w:r>
+      <w:r>
+        <w:rPr>
+          <w:rFonts w:ascii="Arial" w:cs="Arial" w:eastAsia="Arial" w:hAnsi="Arial"/>
+          <w:b/>
+          <w:bCs/>
+          <w:color w:val="1F2937"/>
+          <w:sz w:val="20"/>
+          <w:szCs w:val="20"/>
+        </w:rPr>
+        <w:t xml:space="preserve">Angular 20 Standalone Components</w:t>
+      </w:r>
+      <w:r>
+        <w:rPr>
+          <w:rFonts w:ascii="Arial" w:cs="Arial" w:eastAsia="Arial" w:hAnsi="Arial"/>
+          <w:b w:val="false"/>
+          <w:bCs w:val="false"/>
+          <w:color w:val="1F2937"/>
+          <w:sz w:val="20"/>
+          <w:szCs w:val="20"/>
+        </w:rPr>
+        <w:t xml:space="preserve"> kết hợp </w:t>
+      </w:r>
+      <w:r>
+        <w:rPr>
+          <w:rFonts w:ascii="Arial" w:cs="Arial" w:eastAsia="Arial" w:hAnsi="Arial"/>
+          <w:b/>
+          <w:bCs/>
+          <w:color w:val="1F2937"/>
+          <w:sz w:val="20"/>
+          <w:szCs w:val="20"/>
+        </w:rPr>
+        <w:t xml:space="preserve">TailwindCSS 3</w:t>
+      </w:r>
+      <w:r>
+        <w:rPr>
+          <w:rFonts w:ascii="Arial" w:cs="Arial" w:eastAsia="Arial" w:hAnsi="Arial"/>
+          <w:b w:val="false"/>
+          <w:bCs w:val="false"/>
+          <w:color w:val="1F2937"/>
+          <w:sz w:val="20"/>
+          <w:szCs w:val="20"/>
+        </w:rPr>
+        <w:t xml:space="preserve"> và đồ họa không gian 3 chiều </w:t>
+      </w:r>
+      <w:r>
+        <w:rPr>
+          <w:rFonts w:ascii="Arial" w:cs="Arial" w:eastAsia="Arial" w:hAnsi="Arial"/>
+          <w:b/>
+          <w:bCs/>
+          <w:color w:val="1F2937"/>
+          <w:sz w:val="20"/>
+          <w:szCs w:val="20"/>
+        </w:rPr>
+        <w:t xml:space="preserve">Three.js</w:t>
+      </w:r>
+      <w:r>
+        <w:rPr>
+          <w:rFonts w:ascii="Arial" w:cs="Arial" w:eastAsia="Arial" w:hAnsi="Arial"/>
+          <w:b w:val="false"/>
+          <w:bCs w:val="false"/>
+          <w:color w:val="1F2937"/>
+          <w:sz w:val="20"/>
+          <w:szCs w:val="20"/>
+        </w:rPr>
+        <w:t xml:space="preserve">:</w:t>
+      </w:r>
+    </w:p>
+    <w:p>
+      <w:pPr>
+        <w:pStyle w:val="ListParagraph"/>
+        <w:numPr>
+          <w:ilvl w:val="0"/>
+          <w:numId w:val="1"/>
+        </w:numPr>
+        <w:spacing w:after="30" w:before="30"/>
+      </w:pPr>
+      <w:r>
+        <w:rPr>
+          <w:rFonts w:ascii="Arial" w:cs="Arial" w:eastAsia="Arial" w:hAnsi="Arial"/>
+          <w:b/>
+          <w:bCs/>
+          <w:color w:val="1F2937"/>
+          <w:sz w:val="20"/>
+          <w:szCs w:val="20"/>
+        </w:rPr>
+        <w:t xml:space="preserve">Trải nghiệm thị giác trực quan:</w:t>
+      </w:r>
+      <w:r>
+        <w:rPr>
+          <w:rFonts w:ascii="Arial" w:cs="Arial" w:eastAsia="Arial" w:hAnsi="Arial"/>
+          <w:b w:val="false"/>
+          <w:bCs w:val="false"/>
+          <w:color w:val="1F2937"/>
+          <w:sz w:val="20"/>
+          <w:szCs w:val="20"/>
+        </w:rPr>
+        <w:t xml:space="preserve"> Áp dụng bảng màu Pastel Blue-Purple, hiệu ứng Glassmorphism bán trong suốt, hoạt cảnh 60fps mượt mà và chuyển đổi giao diện Sáng/Tối (Light/Dark Mode).</w:t>
+      </w:r>
+    </w:p>
+    <w:p>
+      <w:pPr>
+        <w:pStyle w:val="ListParagraph"/>
+        <w:numPr>
+          <w:ilvl w:val="0"/>
+          <w:numId w:val="1"/>
+        </w:numPr>
+        <w:spacing w:after="30" w:before="30"/>
+      </w:pPr>
+      <w:r>
+        <w:rPr>
+          <w:rFonts w:ascii="Arial" w:cs="Arial" w:eastAsia="Arial" w:hAnsi="Arial"/>
+          <w:b/>
+          <w:bCs/>
+          <w:color w:val="1F2937"/>
+          <w:sz w:val="20"/>
+          <w:szCs w:val="20"/>
+        </w:rPr>
+        <w:t xml:space="preserve">Hồ sơ năng lực động:</w:t>
+      </w:r>
+      <w:r>
+        <w:rPr>
+          <w:rFonts w:ascii="Arial" w:cs="Arial" w:eastAsia="Arial" w:hAnsi="Arial"/>
+          <w:b w:val="false"/>
+          <w:bCs w:val="false"/>
+          <w:color w:val="1F2937"/>
+          <w:sz w:val="20"/>
+          <w:szCs w:val="20"/>
+        </w:rPr>
+        <w:t xml:space="preserve"> Toàn bộ thông tin tiểu sử, kỹ năng, kinh nghiệm và dự án được nạp động từ API tổng hợp </w:t>
+      </w:r>
+      <w:r>
+        <w:rPr>
+          <w:rFonts w:ascii="Consolas" w:cs="Consolas" w:eastAsia="Consolas" w:hAnsi="Consolas"/>
+          <w:color w:val="0F172A"/>
+          <w:sz w:val="18"/>
+          <w:szCs w:val="18"/>
+          <w:shd w:fill="F1F5F9" w:color="auto" w:val="solid"/>
+        </w:rPr>
+        <w:t xml:space="preserve">/api/v1/portfolio</w:t>
+      </w:r>
+      <w:r>
+        <w:rPr>
+          <w:rFonts w:ascii="Arial" w:cs="Arial" w:eastAsia="Arial" w:hAnsi="Arial"/>
+          <w:b w:val="false"/>
+          <w:bCs w:val="false"/>
+          <w:color w:val="1F2937"/>
+          <w:sz w:val="20"/>
+          <w:szCs w:val="20"/>
+        </w:rPr>
+        <w:t xml:space="preserve"> với cơ chế cache in-memory 10 phút, đảm bảo tốc độ phản hồi dưới 100ms.</w:t>
+      </w:r>
+    </w:p>
+    <w:p>
+      <w:pPr>
+        <w:pStyle w:val="ListParagraph"/>
+        <w:numPr>
+          <w:ilvl w:val="0"/>
+          <w:numId w:val="1"/>
+        </w:numPr>
+        <w:spacing w:after="30" w:before="30"/>
+      </w:pPr>
+      <w:r>
+        <w:rPr>
+          <w:rFonts w:ascii="Arial" w:cs="Arial" w:eastAsia="Arial" w:hAnsi="Arial"/>
+          <w:b/>
+          <w:bCs/>
+          <w:color w:val="1F2937"/>
+          <w:sz w:val="20"/>
+          <w:szCs w:val="20"/>
+        </w:rPr>
+        <w:t xml:space="preserve">Nền tảng chia sẻ kiến thức:</w:t>
+      </w:r>
+      <w:r>
+        <w:rPr>
+          <w:rFonts w:ascii="Arial" w:cs="Arial" w:eastAsia="Arial" w:hAnsi="Arial"/>
+          <w:b w:val="false"/>
+          <w:bCs w:val="false"/>
+          <w:color w:val="1F2937"/>
+          <w:sz w:val="20"/>
+          <w:szCs w:val="20"/>
+        </w:rPr>
+        <w:t xml:space="preserve"> Chuyên mục Technical Blog tích hợp trình đọc Markdown, hỗ trợ hiển thị đoạn mã đa ngôn ngữ có syntax highlighting và bộ đếm lượt xem bài viết.</w:t>
+      </w:r>
+    </w:p>
+    <w:p>
+      <w:pPr>
+        <w:pStyle w:val="ListParagraph"/>
+        <w:numPr>
+          <w:ilvl w:val="0"/>
+          <w:numId w:val="1"/>
+        </w:numPr>
+        <w:spacing w:after="30" w:before="30"/>
+      </w:pPr>
+      <w:r>
+        <w:rPr>
+          <w:rFonts w:ascii="Arial" w:cs="Arial" w:eastAsia="Arial" w:hAnsi="Arial"/>
+          <w:b/>
+          <w:bCs/>
+          <w:color w:val="1F2937"/>
+          <w:sz w:val="20"/>
+          <w:szCs w:val="20"/>
+        </w:rPr>
+        <w:t xml:space="preserve">Kênh tương tác trực tiếp:</w:t>
+      </w:r>
+      <w:r>
+        <w:rPr>
+          <w:rFonts w:ascii="Arial" w:cs="Arial" w:eastAsia="Arial" w:hAnsi="Arial"/>
+          <w:b w:val="false"/>
+          <w:bCs w:val="false"/>
+          <w:color w:val="1F2937"/>
+          <w:sz w:val="20"/>
+          <w:szCs w:val="20"/>
+        </w:rPr>
+        <w:t xml:space="preserve"> Form liên hệ trực tuyến có kiểm thực chặt chẽ, kiểm soát tốc độ gửi tối đa 3 lần/phút/IP để ngăn chặn thư rác, đồng thời kích hoạt quy trình gửi email thông báo ngầm cho quản trị viên.</w:t>
+      </w:r>
+    </w:p>
+    <w:p>
+      <w:pPr>
+        <w:pStyle w:val="ListParagraph"/>
+        <w:numPr>
+          <w:ilvl w:val="0"/>
+          <w:numId w:val="1"/>
+        </w:numPr>
+        <w:spacing w:after="30" w:before="30"/>
+      </w:pPr>
+      <w:r>
+        <w:rPr>
+          <w:rFonts w:ascii="Arial" w:cs="Arial" w:eastAsia="Arial" w:hAnsi="Arial"/>
+          <w:b/>
+          <w:bCs/>
+          <w:color w:val="1F2937"/>
+          <w:sz w:val="20"/>
+          <w:szCs w:val="20"/>
+        </w:rPr>
+        <w:t xml:space="preserve">Tiện ích mở rộng tương tác:</w:t>
+      </w:r>
+      <w:r>
+        <w:rPr>
+          <w:rFonts w:ascii="Arial" w:cs="Arial" w:eastAsia="Arial" w:hAnsi="Arial"/>
+          <w:b w:val="false"/>
+          <w:bCs w:val="false"/>
+          <w:color w:val="1F2937"/>
+          <w:sz w:val="20"/>
+          <w:szCs w:val="20"/>
+        </w:rPr>
+        <w:t xml:space="preserve"> Terminal giả lập (phím tắt </w:t>
+      </w:r>
+      <w:r>
+        <w:rPr>
+          <w:rFonts w:ascii="Consolas" w:cs="Consolas" w:eastAsia="Consolas" w:hAnsi="Consolas"/>
+          <w:color w:val="0F172A"/>
+          <w:sz w:val="18"/>
+          <w:szCs w:val="18"/>
+          <w:shd w:fill="F1F5F9" w:color="auto" w:val="solid"/>
+        </w:rPr>
+        <w:t xml:space="preserve">Ctrl + ~</w:t>
+      </w:r>
+      <w:r>
+        <w:rPr>
+          <w:rFonts w:ascii="Arial" w:cs="Arial" w:eastAsia="Arial" w:hAnsi="Arial"/>
+          <w:b w:val="false"/>
+          <w:bCs w:val="false"/>
+          <w:color w:val="1F2937"/>
+          <w:sz w:val="20"/>
+          <w:szCs w:val="20"/>
+        </w:rPr>
+        <w:t xml:space="preserve">), cửa sổ xem trước và tải CV đa ngôn ngữ trực tiếp (tiếng Việt và tiếng Anh) và bộ đếm thống kê GitHub thời gian thực.</w:t>
+      </w:r>
+    </w:p>
+    <w:p>
+      <w:pPr>
         <w:spacing w:after="80" w:before="180"/>
         <w:jc w:val="center"/>
       </w:pPr>
@@ -3130,6 +3452,220 @@
     </w:p>
     <w:p>
       <w:pPr>
+        <w:pStyle w:val="Heading3"/>
+        <w:spacing w:after="80" w:before="180"/>
+      </w:pPr>
+      <w:r>
+        <w:rPr>
+          <w:rFonts w:ascii="Arial" w:cs="Arial" w:eastAsia="Arial" w:hAnsi="Arial"/>
+          <w:b/>
+          <w:bCs/>
+          <w:color w:val="334155"/>
+          <w:sz w:val="22"/>
+          <w:szCs w:val="22"/>
+        </w:rPr>
+        <w:t xml:space="preserve">2.2.2 Phân hệ 2: Admin CMS (Nền tảng quản trị nội dung an toàn)</w:t>
+      </w:r>
+    </w:p>
+    <w:p>
+      <w:pPr>
+        <w:spacing w:after="80" w:before="40"/>
+      </w:pPr>
+      <w:r>
+        <w:rPr>
+          <w:rFonts w:ascii="Arial" w:cs="Arial" w:eastAsia="Arial" w:hAnsi="Arial"/>
+          <w:b w:val="false"/>
+          <w:bCs w:val="false"/>
+          <w:color w:val="1F2937"/>
+          <w:sz w:val="20"/>
+          <w:szCs w:val="20"/>
+        </w:rPr>
+        <w:t xml:space="preserve">Phân hệ Admin CMS là không gian làm việc bảo mật cao dành riêng cho chủ nhân hồ sơ để điều hành toàn bộ dữ liệu hệ thống mà không cần can thiệp vào mã nguồn:</w:t>
+      </w:r>
+    </w:p>
+    <w:p>
+      <w:pPr>
+        <w:pStyle w:val="ListParagraph"/>
+        <w:numPr>
+          <w:ilvl w:val="0"/>
+          <w:numId w:val="1"/>
+        </w:numPr>
+        <w:spacing w:after="30" w:before="30"/>
+      </w:pPr>
+      <w:r>
+        <w:rPr>
+          <w:rFonts w:ascii="Arial" w:cs="Arial" w:eastAsia="Arial" w:hAnsi="Arial"/>
+          <w:b/>
+          <w:bCs/>
+          <w:color w:val="1F2937"/>
+          <w:sz w:val="20"/>
+          <w:szCs w:val="20"/>
+        </w:rPr>
+        <w:t xml:space="preserve">Bảo mật xác thực đa tầng:</w:t>
+      </w:r>
+      <w:r>
+        <w:rPr>
+          <w:rFonts w:ascii="Arial" w:cs="Arial" w:eastAsia="Arial" w:hAnsi="Arial"/>
+          <w:b w:val="false"/>
+          <w:bCs w:val="false"/>
+          <w:color w:val="1F2937"/>
+          <w:sz w:val="20"/>
+          <w:szCs w:val="20"/>
+        </w:rPr>
+        <w:t xml:space="preserve"> Sử dụng Spring Security 6 với kiến trúc mã hóa BCrypt cost 12, Dummy-hash Timing chống rà quét tài khoản, và cơ chế khóa tài khoản tự động trong 15 phút nếu nhập sai mật khẩu 5 lần liên tiếp.</w:t>
+      </w:r>
+    </w:p>
+    <w:p>
+      <w:pPr>
+        <w:pStyle w:val="ListParagraph"/>
+        <w:numPr>
+          <w:ilvl w:val="0"/>
+          <w:numId w:val="1"/>
+        </w:numPr>
+        <w:spacing w:after="30" w:before="30"/>
+      </w:pPr>
+      <w:r>
+        <w:rPr>
+          <w:rFonts w:ascii="Arial" w:cs="Arial" w:eastAsia="Arial" w:hAnsi="Arial"/>
+          <w:b/>
+          <w:bCs/>
+          <w:color w:val="1F2937"/>
+          <w:sz w:val="20"/>
+          <w:szCs w:val="20"/>
+        </w:rPr>
+        <w:t xml:space="preserve">Quản lý phiên làm việc tiên tiến:</w:t>
+      </w:r>
+      <w:r>
+        <w:rPr>
+          <w:rFonts w:ascii="Arial" w:cs="Arial" w:eastAsia="Arial" w:hAnsi="Arial"/>
+          <w:b w:val="false"/>
+          <w:bCs w:val="false"/>
+          <w:color w:val="1F2937"/>
+          <w:sz w:val="20"/>
+          <w:szCs w:val="20"/>
+        </w:rPr>
+        <w:t xml:space="preserve"> Cấp phát cặp token bao gồm Access Token JWT thời hạn ngắn (15 phút) lưu trên bộ nhớ RAM và Refresh Token thời hạn dài (7 ngày) lưu trong cookie an toàn </w:t>
+      </w:r>
+      <w:r>
+        <w:rPr>
+          <w:rFonts w:ascii="Consolas" w:cs="Consolas" w:eastAsia="Consolas" w:hAnsi="Consolas"/>
+          <w:color w:val="0F172A"/>
+          <w:sz w:val="18"/>
+          <w:szCs w:val="18"/>
+          <w:shd w:fill="F1F5F9" w:color="auto" w:val="solid"/>
+        </w:rPr>
+        <w:t xml:space="preserve">HttpOnly; Secure; SameSite=Strict</w:t>
+      </w:r>
+      <w:r>
+        <w:rPr>
+          <w:rFonts w:ascii="Arial" w:cs="Arial" w:eastAsia="Arial" w:hAnsi="Arial"/>
+          <w:b w:val="false"/>
+          <w:bCs w:val="false"/>
+          <w:color w:val="1F2937"/>
+          <w:sz w:val="20"/>
+          <w:szCs w:val="20"/>
+        </w:rPr>
+        <w:t xml:space="preserve">, hỗ trợ cơ chế xoay vòng token (RTR) và phát hiện đánh cắp phiên.</w:t>
+      </w:r>
+    </w:p>
+    <w:p>
+      <w:pPr>
+        <w:pStyle w:val="ListParagraph"/>
+        <w:numPr>
+          <w:ilvl w:val="0"/>
+          <w:numId w:val="1"/>
+        </w:numPr>
+        <w:spacing w:after="30" w:before="30"/>
+      </w:pPr>
+      <w:r>
+        <w:rPr>
+          <w:rFonts w:ascii="Arial" w:cs="Arial" w:eastAsia="Arial" w:hAnsi="Arial"/>
+          <w:b/>
+          <w:bCs/>
+          <w:color w:val="1F2937"/>
+          <w:sz w:val="20"/>
+          <w:szCs w:val="20"/>
+        </w:rPr>
+        <w:t xml:space="preserve">Trung tâm điều hành Analytics Dashboard:</w:t>
+      </w:r>
+      <w:r>
+        <w:rPr>
+          <w:rFonts w:ascii="Arial" w:cs="Arial" w:eastAsia="Arial" w:hAnsi="Arial"/>
+          <w:b w:val="false"/>
+          <w:bCs w:val="false"/>
+          <w:color w:val="1F2937"/>
+          <w:sz w:val="20"/>
+          <w:szCs w:val="20"/>
+        </w:rPr>
+        <w:t xml:space="preserve"> Biểu đồ giám sát thời gian thực về tổng lượt xem, số lượng người dùng duy nhất, tỷ lệ thiết bị truy cập và các bài viết được quan tâm nhiều nhất.</w:t>
+      </w:r>
+    </w:p>
+    <w:p>
+      <w:pPr>
+        <w:pStyle w:val="ListParagraph"/>
+        <w:numPr>
+          <w:ilvl w:val="0"/>
+          <w:numId w:val="1"/>
+        </w:numPr>
+        <w:spacing w:after="30" w:before="30"/>
+      </w:pPr>
+      <w:r>
+        <w:rPr>
+          <w:rFonts w:ascii="Arial" w:cs="Arial" w:eastAsia="Arial" w:hAnsi="Arial"/>
+          <w:b/>
+          <w:bCs/>
+          <w:color w:val="1F2937"/>
+          <w:sz w:val="20"/>
+          <w:szCs w:val="20"/>
+        </w:rPr>
+        <w:t xml:space="preserve">Quản lý toàn diện tài nguyên (Dynamic CRUD):</w:t>
+      </w:r>
+      <w:r>
+        <w:rPr>
+          <w:rFonts w:ascii="Arial" w:cs="Arial" w:eastAsia="Arial" w:hAnsi="Arial"/>
+          <w:b w:val="false"/>
+          <w:bCs w:val="false"/>
+          <w:color w:val="1F2937"/>
+          <w:sz w:val="20"/>
+          <w:szCs w:val="20"/>
+        </w:rPr>
+        <w:t xml:space="preserve"> Biên tập 6 thực thể dữ liệu (Kỹ năng, Kinh nghiệm, Dự án, Học vấn, Chứng chỉ, Bài viết Blog) kèm tính năng kéo thả (Drag-and-Drop) sắp xếp lại vị trí hiển thị tức thì.</w:t>
+      </w:r>
+    </w:p>
+    <w:p>
+      <w:pPr>
+        <w:pStyle w:val="ListParagraph"/>
+        <w:numPr>
+          <w:ilvl w:val="0"/>
+          <w:numId w:val="1"/>
+        </w:numPr>
+        <w:spacing w:after="30" w:before="30"/>
+      </w:pPr>
+      <w:r>
+        <w:rPr>
+          <w:rFonts w:ascii="Arial" w:cs="Arial" w:eastAsia="Arial" w:hAnsi="Arial"/>
+          <w:b/>
+          <w:bCs/>
+          <w:color w:val="1F2937"/>
+          <w:sz w:val="20"/>
+          <w:szCs w:val="20"/>
+        </w:rPr>
+        <w:t xml:space="preserve">Hộp thư liên hệ &amp; Quản lý tệp đám mây:</w:t>
+      </w:r>
+      <w:r>
+        <w:rPr>
+          <w:rFonts w:ascii="Arial" w:cs="Arial" w:eastAsia="Arial" w:hAnsi="Arial"/>
+          <w:b w:val="false"/>
+          <w:bCs w:val="false"/>
+          <w:color w:val="1F2937"/>
+          <w:sz w:val="20"/>
+          <w:szCs w:val="20"/>
+        </w:rPr>
+        <w:t xml:space="preserve"> Tiếp nhận và duyệt tin nhắn từ khách truy cập, tải lên trực tiếp các tệp ảnh đại diện hoặc ảnh dự án lên Supabase Storage với kiểm tra định dạng và giới hạn dung lượng ≤ 2MB.</w:t>
+      </w:r>
+    </w:p>
+    <w:p>
+      <w:pPr>
         <w:spacing w:after="80" w:before="180"/>
         <w:jc w:val="center"/>
       </w:pPr>
@@ -3193,26 +3729,6 @@
     </w:p>
     <w:p>
       <w:pPr>
-        <w:spacing w:after="120"/>
-      </w:pPr>
-    </w:p>
-    <w:p>
-      <w:pPr>
-        <w:spacing w:after="120"/>
-      </w:pPr>
-    </w:p>
-    <w:p>
-      <w:pPr>
-        <w:spacing w:after="120"/>
-      </w:pPr>
-    </w:p>
-    <w:p>
-      <w:pPr>
-        <w:spacing w:after="120"/>
-      </w:pPr>
-    </w:p>
-    <w:p>
-      <w:pPr>
         <w:pStyle w:val="Heading3"/>
         <w:spacing w:after="80" w:before="180"/>
       </w:pPr>
@@ -3225,7 +3741,189 @@
           <w:sz w:val="22"/>
           <w:szCs w:val="22"/>
         </w:rPr>
-        <w:t xml:space="preserve">Bảng 2.2: Bảng phân rã chi tiết các phân hệ chức năng</w:t>
+        <w:t xml:space="preserve">2.2.3 Phân hệ 3: Backend API &amp; Dịch vụ nền tảng (Core Services &amp; Infrastructure)</w:t>
+      </w:r>
+    </w:p>
+    <w:p>
+      <w:pPr>
+        <w:spacing w:after="80" w:before="40"/>
+      </w:pPr>
+      <w:r>
+        <w:rPr>
+          <w:rFonts w:ascii="Arial" w:cs="Arial" w:eastAsia="Arial" w:hAnsi="Arial"/>
+          <w:b w:val="false"/>
+          <w:bCs w:val="false"/>
+          <w:color w:val="1F2937"/>
+          <w:sz w:val="20"/>
+          <w:szCs w:val="20"/>
+        </w:rPr>
+        <w:t xml:space="preserve">Tầng dịch vụ nền tảng đóng vai trò trung tâm xử lý dữ liệu và tích hợp hạ tầng:</w:t>
+      </w:r>
+    </w:p>
+    <w:p>
+      <w:pPr>
+        <w:pStyle w:val="ListParagraph"/>
+        <w:numPr>
+          <w:ilvl w:val="0"/>
+          <w:numId w:val="1"/>
+        </w:numPr>
+        <w:spacing w:after="30" w:before="30"/>
+      </w:pPr>
+      <w:r>
+        <w:rPr>
+          <w:rFonts w:ascii="Arial" w:cs="Arial" w:eastAsia="Arial" w:hAnsi="Arial"/>
+          <w:b/>
+          <w:bCs/>
+          <w:color w:val="1F2937"/>
+          <w:sz w:val="20"/>
+          <w:szCs w:val="20"/>
+        </w:rPr>
+        <w:t xml:space="preserve">Chuẩn hóa RESTful Services:</w:t>
+      </w:r>
+      <w:r>
+        <w:rPr>
+          <w:rFonts w:ascii="Arial" w:cs="Arial" w:eastAsia="Arial" w:hAnsi="Arial"/>
+          <w:b w:val="false"/>
+          <w:bCs w:val="false"/>
+          <w:color w:val="1F2937"/>
+          <w:sz w:val="20"/>
+          <w:szCs w:val="20"/>
+        </w:rPr>
+        <w:t xml:space="preserve"> Cung cấp hệ thống API theo chuẩn RESTful tại tiền tố </w:t>
+      </w:r>
+      <w:r>
+        <w:rPr>
+          <w:rFonts w:ascii="Consolas" w:cs="Consolas" w:eastAsia="Consolas" w:hAnsi="Consolas"/>
+          <w:color w:val="0F172A"/>
+          <w:sz w:val="18"/>
+          <w:szCs w:val="18"/>
+          <w:shd w:fill="F1F5F9" w:color="auto" w:val="solid"/>
+        </w:rPr>
+        <w:t xml:space="preserve">/api/v1</w:t>
+      </w:r>
+      <w:r>
+        <w:rPr>
+          <w:rFonts w:ascii="Arial" w:cs="Arial" w:eastAsia="Arial" w:hAnsi="Arial"/>
+          <w:b w:val="false"/>
+          <w:bCs w:val="false"/>
+          <w:color w:val="1F2937"/>
+          <w:sz w:val="20"/>
+          <w:szCs w:val="20"/>
+        </w:rPr>
+        <w:t xml:space="preserve">, chuẩn hóa định dạng phản hồi toàn cục (Global Response Envelope) và cơ chế xử lý ngoại lệ tập trung.</w:t>
+      </w:r>
+    </w:p>
+    <w:p>
+      <w:pPr>
+        <w:pStyle w:val="ListParagraph"/>
+        <w:numPr>
+          <w:ilvl w:val="0"/>
+          <w:numId w:val="1"/>
+        </w:numPr>
+        <w:spacing w:after="30" w:before="30"/>
+      </w:pPr>
+      <w:r>
+        <w:rPr>
+          <w:rFonts w:ascii="Arial" w:cs="Arial" w:eastAsia="Arial" w:hAnsi="Arial"/>
+          <w:b/>
+          <w:bCs/>
+          <w:color w:val="1F2937"/>
+          <w:sz w:val="20"/>
+          <w:szCs w:val="20"/>
+        </w:rPr>
+        <w:t xml:space="preserve">Bảo vệ mạng đa tầng:</w:t>
+      </w:r>
+      <w:r>
+        <w:rPr>
+          <w:rFonts w:ascii="Arial" w:cs="Arial" w:eastAsia="Arial" w:hAnsi="Arial"/>
+          <w:b w:val="false"/>
+          <w:bCs w:val="false"/>
+          <w:color w:val="1F2937"/>
+          <w:sz w:val="20"/>
+          <w:szCs w:val="20"/>
+        </w:rPr>
+        <w:t xml:space="preserve"> Tích hợp Bucket4j để giới hạn tốc độ truy cập per IP, cấu hình CORS nghiêm ngặt chỉ chấp nhận các tên miền được chỉ định, cùng bộ tiêu đề an ninh HTTP (HSTS, CSP, X-Frame-Options).</w:t>
+      </w:r>
+    </w:p>
+    <w:p>
+      <w:pPr>
+        <w:pStyle w:val="ListParagraph"/>
+        <w:numPr>
+          <w:ilvl w:val="0"/>
+          <w:numId w:val="1"/>
+        </w:numPr>
+        <w:spacing w:after="30" w:before="30"/>
+      </w:pPr>
+      <w:r>
+        <w:rPr>
+          <w:rFonts w:ascii="Arial" w:cs="Arial" w:eastAsia="Arial" w:hAnsi="Arial"/>
+          <w:b/>
+          <w:bCs/>
+          <w:color w:val="1F2937"/>
+          <w:sz w:val="20"/>
+          <w:szCs w:val="20"/>
+        </w:rPr>
+        <w:t xml:space="preserve">Kiến trúc gửi thư Dual Mail Sender:</w:t>
+      </w:r>
+      <w:r>
+        <w:rPr>
+          <w:rFonts w:ascii="Arial" w:cs="Arial" w:eastAsia="Arial" w:hAnsi="Arial"/>
+          <w:b w:val="false"/>
+          <w:bCs w:val="false"/>
+          <w:color w:val="1F2937"/>
+          <w:sz w:val="20"/>
+          <w:szCs w:val="20"/>
+        </w:rPr>
+        <w:t xml:space="preserve"> Tự động phát hiện và chuyển đổi linh hoạt giữa giao thức SMTP truyền thống và Resend HTTPS API (cổng 443 không bao giờ bị chặn bởi tường lửa đám mây), đảm bảo độ tin cậy thông báo đạt 99.9%.</w:t>
+      </w:r>
+    </w:p>
+    <w:p>
+      <w:pPr>
+        <w:pStyle w:val="ListParagraph"/>
+        <w:numPr>
+          <w:ilvl w:val="0"/>
+          <w:numId w:val="1"/>
+        </w:numPr>
+        <w:spacing w:after="30" w:before="30"/>
+      </w:pPr>
+      <w:r>
+        <w:rPr>
+          <w:rFonts w:ascii="Arial" w:cs="Arial" w:eastAsia="Arial" w:hAnsi="Arial"/>
+          <w:b/>
+          <w:bCs/>
+          <w:color w:val="1F2937"/>
+          <w:sz w:val="20"/>
+          <w:szCs w:val="20"/>
+        </w:rPr>
+        <w:t xml:space="preserve">Quản trị CSDL và Migration tự động:</w:t>
+      </w:r>
+      <w:r>
+        <w:rPr>
+          <w:rFonts w:ascii="Arial" w:cs="Arial" w:eastAsia="Arial" w:hAnsi="Arial"/>
+          <w:b w:val="false"/>
+          <w:bCs w:val="false"/>
+          <w:color w:val="1F2937"/>
+          <w:sz w:val="20"/>
+          <w:szCs w:val="20"/>
+        </w:rPr>
+        <w:t xml:space="preserve"> Quản lý 11 bảng dữ liệu trên Supabase PostgreSQL thông qua Flyway Migrations, bảo đảm tính nhất quán cấu trúc cơ sở dữ liệu trên mọi môi trường triển khai.</w:t>
+      </w:r>
+    </w:p>
+    <w:p>
+      <w:pPr>
+        <w:pStyle w:val="Heading3"/>
+        <w:spacing w:after="80" w:before="180"/>
+      </w:pPr>
+      <w:r>
+        <w:rPr>
+          <w:rFonts w:ascii="Arial" w:cs="Arial" w:eastAsia="Arial" w:hAnsi="Arial"/>
+          <w:b/>
+          <w:bCs/>
+          <w:color w:val="334155"/>
+          <w:sz w:val="22"/>
+          <w:szCs w:val="22"/>
+        </w:rPr>
+        <w:t xml:space="preserve">Bảng 2.2: Bảng phân rã chi tiết kiến trúc &amp; trách nhiệm chức năng</w:t>
       </w:r>
     </w:p>
     <w:tbl>
@@ -3406,7 +4104,7 @@
           </w:tcPr>
           <w:p>
             <w:pPr>
-              <w:spacing w:after="20" w:before="40"/>
+              <w:spacing w:after="40" w:before="40"/>
             </w:pPr>
             <w:r>
               <w:rPr>
@@ -3420,22 +4118,6 @@
               <w:t xml:space="preserve">1. Public Web</w:t>
             </w:r>
           </w:p>
-          <w:p>
-            <w:pPr>
-              <w:spacing w:after="40" w:before="20"/>
-            </w:pPr>
-            <w:r>
-              <w:rPr>
-                <w:rFonts w:ascii="Arial" w:cs="Arial" w:eastAsia="Arial" w:hAnsi="Arial"/>
-                <w:b w:val="false"/>
-                <w:bCs w:val="false"/>
-                <w:color w:val="1F2937"/>
-                <w:sz w:val="19"/>
-                <w:szCs w:val="19"/>
-              </w:rPr>
-              <w:t xml:space="preserve">*(Frontend SPA)*</w:t>
-            </w:r>
-          </w:p>
         </w:tc>
         <w:tc>
           <w:tcPr>
@@ -3460,8 +4142,8 @@
             <w:r>
               <w:rPr>
                 <w:rFonts w:ascii="Arial" w:cs="Arial" w:eastAsia="Arial" w:hAnsi="Arial"/>
-                <w:b/>
-                <w:bCs/>
+                <w:b w:val="false"/>
+                <w:bCs w:val="false"/>
                 <w:color w:val="1F2937"/>
                 <w:sz w:val="19"/>
                 <w:szCs w:val="19"/>
@@ -3583,8 +4265,8 @@
             <w:r>
               <w:rPr>
                 <w:rFonts w:ascii="Arial" w:cs="Arial" w:eastAsia="Arial" w:hAnsi="Arial"/>
-                <w:b/>
-                <w:bCs/>
+                <w:b w:val="false"/>
+                <w:bCs w:val="false"/>
                 <w:color w:val="1F2937"/>
                 <w:sz w:val="19"/>
                 <w:szCs w:val="19"/>
@@ -3748,8 +4430,8 @@
             <w:r>
               <w:rPr>
                 <w:rFonts w:ascii="Arial" w:cs="Arial" w:eastAsia="Arial" w:hAnsi="Arial"/>
-                <w:b/>
-                <w:bCs/>
+                <w:b w:val="false"/>
+                <w:bCs w:val="false"/>
                 <w:color w:val="1F2937"/>
                 <w:sz w:val="19"/>
                 <w:szCs w:val="19"/>
@@ -3871,8 +4553,8 @@
             <w:r>
               <w:rPr>
                 <w:rFonts w:ascii="Arial" w:cs="Arial" w:eastAsia="Arial" w:hAnsi="Arial"/>
-                <w:b/>
-                <w:bCs/>
+                <w:b w:val="false"/>
+                <w:bCs w:val="false"/>
                 <w:color w:val="1F2937"/>
                 <w:sz w:val="19"/>
                 <w:szCs w:val="19"/>
@@ -4030,7 +4712,7 @@
           </w:tcPr>
           <w:p>
             <w:pPr>
-              <w:spacing w:after="20" w:before="40"/>
+              <w:spacing w:after="40" w:before="40"/>
             </w:pPr>
             <w:r>
               <w:rPr>
@@ -4044,23 +4726,477 @@
               <w:t xml:space="preserve">2. Admin CMS</w:t>
             </w:r>
           </w:p>
-          <w:p>
-            <w:pPr>
-              <w:spacing w:after="40" w:before="20"/>
-            </w:pPr>
-            <w:r>
-              <w:rPr>
-                <w:rFonts w:ascii="Arial" w:cs="Arial" w:eastAsia="Arial" w:hAnsi="Arial"/>
-                <w:b w:val="false"/>
-                <w:bCs w:val="false"/>
-                <w:color w:val="1F2937"/>
-                <w:sz w:val="19"/>
-                <w:szCs w:val="19"/>
-              </w:rPr>
-              <w:t xml:space="preserve">*(Bảo mật cao)*</w:t>
-            </w:r>
-          </w:p>
-        </w:tc>
+        </w:tc>
+        <w:tc>
+          <w:tcPr>
+            <w:tcW w:type="dxa" w:w="1800"/>
+            <w:tcBorders>
+              <w:top w:val="single" w:color="CBD5E1" w:sz="4"/>
+              <w:left w:val="single" w:color="CBD5E1" w:sz="4"/>
+              <w:bottom w:val="single" w:color="CBD5E1" w:sz="4"/>
+              <w:right w:val="single" w:color="CBD5E1" w:sz="4"/>
+            </w:tcBorders>
+            <w:tcMar>
+              <w:top w:type="dxa" w:w="100"/>
+              <w:left w:type="dxa" w:w="140"/>
+              <w:bottom w:type="dxa" w:w="100"/>
+              <w:right w:type="dxa" w:w="140"/>
+            </w:tcMar>
+          </w:tcPr>
+          <w:p>
+            <w:pPr>
+              <w:spacing w:after="40" w:before="40"/>
+            </w:pPr>
+            <w:r>
+              <w:rPr>
+                <w:rFonts w:ascii="Arial" w:cs="Arial" w:eastAsia="Arial" w:hAnsi="Arial"/>
+                <w:b w:val="false"/>
+                <w:bCs w:val="false"/>
+                <w:color w:val="1F2937"/>
+                <w:sz w:val="19"/>
+                <w:szCs w:val="19"/>
+              </w:rPr>
+              <w:t xml:space="preserve">Xác thực &amp; Quản lý phiên</w:t>
+            </w:r>
+          </w:p>
+        </w:tc>
+        <w:tc>
+          <w:tcPr>
+            <w:tcW w:type="dxa" w:w="2200"/>
+            <w:tcBorders>
+              <w:top w:val="single" w:color="CBD5E1" w:sz="4"/>
+              <w:left w:val="single" w:color="CBD5E1" w:sz="4"/>
+              <w:bottom w:val="single" w:color="CBD5E1" w:sz="4"/>
+              <w:right w:val="single" w:color="CBD5E1" w:sz="4"/>
+            </w:tcBorders>
+            <w:tcMar>
+              <w:top w:type="dxa" w:w="100"/>
+              <w:left w:type="dxa" w:w="140"/>
+              <w:bottom w:type="dxa" w:w="100"/>
+              <w:right w:type="dxa" w:w="140"/>
+            </w:tcMar>
+          </w:tcPr>
+          <w:p>
+            <w:pPr>
+              <w:spacing w:after="40" w:before="40"/>
+            </w:pPr>
+            <w:r>
+              <w:rPr>
+                <w:rFonts w:ascii="Arial" w:cs="Arial" w:eastAsia="Arial" w:hAnsi="Arial"/>
+                <w:b w:val="false"/>
+                <w:bCs w:val="false"/>
+                <w:color w:val="1F2937"/>
+                <w:sz w:val="19"/>
+                <w:szCs w:val="19"/>
+              </w:rPr>
+              <w:t xml:space="preserve">Spring Security 6, JWT, BCrypt</w:t>
+            </w:r>
+          </w:p>
+        </w:tc>
+        <w:tc>
+          <w:tcPr>
+            <w:tcW w:type="dxa" w:w="3560"/>
+            <w:tcBorders>
+              <w:top w:val="single" w:color="CBD5E1" w:sz="4"/>
+              <w:left w:val="single" w:color="CBD5E1" w:sz="4"/>
+              <w:bottom w:val="single" w:color="CBD5E1" w:sz="4"/>
+              <w:right w:val="single" w:color="CBD5E1" w:sz="4"/>
+            </w:tcBorders>
+            <w:tcMar>
+              <w:top w:type="dxa" w:w="100"/>
+              <w:left w:type="dxa" w:w="140"/>
+              <w:bottom w:type="dxa" w:w="100"/>
+              <w:right w:type="dxa" w:w="140"/>
+            </w:tcMar>
+          </w:tcPr>
+          <w:p>
+            <w:pPr>
+              <w:spacing w:after="40" w:before="40"/>
+            </w:pPr>
+            <w:r>
+              <w:rPr>
+                <w:rFonts w:ascii="Arial" w:cs="Arial" w:eastAsia="Arial" w:hAnsi="Arial"/>
+                <w:b w:val="false"/>
+                <w:bCs w:val="false"/>
+                <w:color w:val="1F2937"/>
+                <w:sz w:val="19"/>
+                <w:szCs w:val="19"/>
+              </w:rPr>
+              <w:t xml:space="preserve">Đăng nhập tài khoản quản trị, cấp JWT 15m + Refresh Token 7 ngày qua HttpOnly Cookie, khóa tài khoản khi sai 5 lần.</w:t>
+            </w:r>
+          </w:p>
+        </w:tc>
+      </w:tr>
+      <w:tr>
+        <w:tc>
+          <w:tcPr>
+            <w:tcW w:type="dxa" w:w="1800"/>
+            <w:tcBorders>
+              <w:top w:val="single" w:color="CBD5E1" w:sz="4"/>
+              <w:left w:val="single" w:color="CBD5E1" w:sz="4"/>
+              <w:bottom w:val="single" w:color="CBD5E1" w:sz="4"/>
+              <w:right w:val="single" w:color="CBD5E1" w:sz="4"/>
+            </w:tcBorders>
+            <w:tcMar>
+              <w:top w:type="dxa" w:w="100"/>
+              <w:left w:type="dxa" w:w="140"/>
+              <w:bottom w:type="dxa" w:w="100"/>
+              <w:right w:type="dxa" w:w="140"/>
+            </w:tcMar>
+          </w:tcPr>
+          <w:p>
+            <w:r>
+              <w:t xml:space="preserve"/>
+            </w:r>
+          </w:p>
+        </w:tc>
+        <w:tc>
+          <w:tcPr>
+            <w:tcW w:type="dxa" w:w="1800"/>
+            <w:tcBorders>
+              <w:top w:val="single" w:color="CBD5E1" w:sz="4"/>
+              <w:left w:val="single" w:color="CBD5E1" w:sz="4"/>
+              <w:bottom w:val="single" w:color="CBD5E1" w:sz="4"/>
+              <w:right w:val="single" w:color="CBD5E1" w:sz="4"/>
+            </w:tcBorders>
+            <w:tcMar>
+              <w:top w:type="dxa" w:w="100"/>
+              <w:left w:type="dxa" w:w="140"/>
+              <w:bottom w:type="dxa" w:w="100"/>
+              <w:right w:type="dxa" w:w="140"/>
+            </w:tcMar>
+          </w:tcPr>
+          <w:p>
+            <w:pPr>
+              <w:spacing w:after="40" w:before="40"/>
+            </w:pPr>
+            <w:r>
+              <w:rPr>
+                <w:rFonts w:ascii="Arial" w:cs="Arial" w:eastAsia="Arial" w:hAnsi="Arial"/>
+                <w:b w:val="false"/>
+                <w:bCs w:val="false"/>
+                <w:color w:val="1F2937"/>
+                <w:sz w:val="19"/>
+                <w:szCs w:val="19"/>
+              </w:rPr>
+              <w:t xml:space="preserve">Dashboard Analytics</w:t>
+            </w:r>
+          </w:p>
+        </w:tc>
+        <w:tc>
+          <w:tcPr>
+            <w:tcW w:type="dxa" w:w="2200"/>
+            <w:tcBorders>
+              <w:top w:val="single" w:color="CBD5E1" w:sz="4"/>
+              <w:left w:val="single" w:color="CBD5E1" w:sz="4"/>
+              <w:bottom w:val="single" w:color="CBD5E1" w:sz="4"/>
+              <w:right w:val="single" w:color="CBD5E1" w:sz="4"/>
+            </w:tcBorders>
+            <w:tcMar>
+              <w:top w:type="dxa" w:w="100"/>
+              <w:left w:type="dxa" w:w="140"/>
+              <w:bottom w:type="dxa" w:w="100"/>
+              <w:right w:type="dxa" w:w="140"/>
+            </w:tcMar>
+          </w:tcPr>
+          <w:p>
+            <w:pPr>
+              <w:spacing w:after="40" w:before="40"/>
+            </w:pPr>
+            <w:r>
+              <w:rPr>
+                <w:rFonts w:ascii="Arial" w:cs="Arial" w:eastAsia="Arial" w:hAnsi="Arial"/>
+                <w:b w:val="false"/>
+                <w:bCs w:val="false"/>
+                <w:color w:val="1F2937"/>
+                <w:sz w:val="19"/>
+                <w:szCs w:val="19"/>
+              </w:rPr>
+              <w:t xml:space="preserve">Chart / Signal state</w:t>
+            </w:r>
+          </w:p>
+        </w:tc>
+        <w:tc>
+          <w:tcPr>
+            <w:tcW w:type="dxa" w:w="3560"/>
+            <w:tcBorders>
+              <w:top w:val="single" w:color="CBD5E1" w:sz="4"/>
+              <w:left w:val="single" w:color="CBD5E1" w:sz="4"/>
+              <w:bottom w:val="single" w:color="CBD5E1" w:sz="4"/>
+              <w:right w:val="single" w:color="CBD5E1" w:sz="4"/>
+            </w:tcBorders>
+            <w:tcMar>
+              <w:top w:type="dxa" w:w="100"/>
+              <w:left w:type="dxa" w:w="140"/>
+              <w:bottom w:type="dxa" w:w="100"/>
+              <w:right w:type="dxa" w:w="140"/>
+            </w:tcMar>
+          </w:tcPr>
+          <w:p>
+            <w:pPr>
+              <w:spacing w:after="40" w:before="40"/>
+            </w:pPr>
+            <w:r>
+              <w:rPr>
+                <w:rFonts w:ascii="Arial" w:cs="Arial" w:eastAsia="Arial" w:hAnsi="Arial"/>
+                <w:b w:val="false"/>
+                <w:bCs w:val="false"/>
+                <w:color w:val="1F2937"/>
+                <w:sz w:val="19"/>
+                <w:szCs w:val="19"/>
+              </w:rPr>
+              <w:t xml:space="preserve">Biểu đồ theo dõi tổng lượt xem, người dùng duy nhất, tỷ lệ thiết bị (desktop/mobile) và danh sách bài viết xem nhiều nhất.</w:t>
+            </w:r>
+          </w:p>
+        </w:tc>
+      </w:tr>
+      <w:tr>
+        <w:tc>
+          <w:tcPr>
+            <w:tcW w:type="dxa" w:w="1800"/>
+            <w:tcBorders>
+              <w:top w:val="single" w:color="CBD5E1" w:sz="4"/>
+              <w:left w:val="single" w:color="CBD5E1" w:sz="4"/>
+              <w:bottom w:val="single" w:color="CBD5E1" w:sz="4"/>
+              <w:right w:val="single" w:color="CBD5E1" w:sz="4"/>
+            </w:tcBorders>
+            <w:tcMar>
+              <w:top w:type="dxa" w:w="100"/>
+              <w:left w:type="dxa" w:w="140"/>
+              <w:bottom w:type="dxa" w:w="100"/>
+              <w:right w:type="dxa" w:w="140"/>
+            </w:tcMar>
+          </w:tcPr>
+          <w:p>
+            <w:r>
+              <w:t xml:space="preserve"/>
+            </w:r>
+          </w:p>
+        </w:tc>
+        <w:tc>
+          <w:tcPr>
+            <w:tcW w:type="dxa" w:w="1800"/>
+            <w:tcBorders>
+              <w:top w:val="single" w:color="CBD5E1" w:sz="4"/>
+              <w:left w:val="single" w:color="CBD5E1" w:sz="4"/>
+              <w:bottom w:val="single" w:color="CBD5E1" w:sz="4"/>
+              <w:right w:val="single" w:color="CBD5E1" w:sz="4"/>
+            </w:tcBorders>
+            <w:tcMar>
+              <w:top w:type="dxa" w:w="100"/>
+              <w:left w:type="dxa" w:w="140"/>
+              <w:bottom w:type="dxa" w:w="100"/>
+              <w:right w:type="dxa" w:w="140"/>
+            </w:tcMar>
+          </w:tcPr>
+          <w:p>
+            <w:pPr>
+              <w:spacing w:after="40" w:before="40"/>
+            </w:pPr>
+            <w:r>
+              <w:rPr>
+                <w:rFonts w:ascii="Arial" w:cs="Arial" w:eastAsia="Arial" w:hAnsi="Arial"/>
+                <w:b w:val="false"/>
+                <w:bCs w:val="false"/>
+                <w:color w:val="1F2937"/>
+                <w:sz w:val="19"/>
+                <w:szCs w:val="19"/>
+              </w:rPr>
+              <w:t xml:space="preserve">Quản lý tài nguyên CMS</w:t>
+            </w:r>
+          </w:p>
+        </w:tc>
+        <w:tc>
+          <w:tcPr>
+            <w:tcW w:type="dxa" w:w="2200"/>
+            <w:tcBorders>
+              <w:top w:val="single" w:color="CBD5E1" w:sz="4"/>
+              <w:left w:val="single" w:color="CBD5E1" w:sz="4"/>
+              <w:bottom w:val="single" w:color="CBD5E1" w:sz="4"/>
+              <w:right w:val="single" w:color="CBD5E1" w:sz="4"/>
+            </w:tcBorders>
+            <w:tcMar>
+              <w:top w:type="dxa" w:w="100"/>
+              <w:left w:type="dxa" w:w="140"/>
+              <w:bottom w:type="dxa" w:w="100"/>
+              <w:right w:type="dxa" w:w="140"/>
+            </w:tcMar>
+          </w:tcPr>
+          <w:p>
+            <w:pPr>
+              <w:spacing w:after="40" w:before="40"/>
+            </w:pPr>
+            <w:r>
+              <w:rPr>
+                <w:rFonts w:ascii="Arial" w:cs="Arial" w:eastAsia="Arial" w:hAnsi="Arial"/>
+                <w:b w:val="false"/>
+                <w:bCs w:val="false"/>
+                <w:color w:val="1F2937"/>
+                <w:sz w:val="19"/>
+                <w:szCs w:val="19"/>
+              </w:rPr>
+              <w:t xml:space="preserve">Angular Dynamic CRUD</w:t>
+            </w:r>
+          </w:p>
+        </w:tc>
+        <w:tc>
+          <w:tcPr>
+            <w:tcW w:type="dxa" w:w="3560"/>
+            <w:tcBorders>
+              <w:top w:val="single" w:color="CBD5E1" w:sz="4"/>
+              <w:left w:val="single" w:color="CBD5E1" w:sz="4"/>
+              <w:bottom w:val="single" w:color="CBD5E1" w:sz="4"/>
+              <w:right w:val="single" w:color="CBD5E1" w:sz="4"/>
+            </w:tcBorders>
+            <w:tcMar>
+              <w:top w:type="dxa" w:w="100"/>
+              <w:left w:type="dxa" w:w="140"/>
+              <w:bottom w:type="dxa" w:w="100"/>
+              <w:right w:type="dxa" w:w="140"/>
+            </w:tcMar>
+          </w:tcPr>
+          <w:p>
+            <w:pPr>
+              <w:spacing w:after="40" w:before="40"/>
+            </w:pPr>
+            <w:r>
+              <w:rPr>
+                <w:rFonts w:ascii="Arial" w:cs="Arial" w:eastAsia="Arial" w:hAnsi="Arial"/>
+                <w:b w:val="false"/>
+                <w:bCs w:val="false"/>
+                <w:color w:val="1F2937"/>
+                <w:sz w:val="19"/>
+                <w:szCs w:val="19"/>
+              </w:rPr>
+              <w:t xml:space="preserve">Toàn diện Create/Read/Update/Delete 6 thực thể (kỹ năng, kinh nghiệm, dự án, học vấn, chứng chỉ, bài viết); kéo thả sắp xếp thứ tự.</w:t>
+            </w:r>
+          </w:p>
+        </w:tc>
+      </w:tr>
+      <w:tr>
+        <w:tc>
+          <w:tcPr>
+            <w:tcW w:type="dxa" w:w="1800"/>
+            <w:tcBorders>
+              <w:top w:val="single" w:color="CBD5E1" w:sz="4"/>
+              <w:left w:val="single" w:color="CBD5E1" w:sz="4"/>
+              <w:bottom w:val="single" w:color="CBD5E1" w:sz="4"/>
+              <w:right w:val="single" w:color="CBD5E1" w:sz="4"/>
+            </w:tcBorders>
+            <w:tcMar>
+              <w:top w:type="dxa" w:w="100"/>
+              <w:left w:type="dxa" w:w="140"/>
+              <w:bottom w:type="dxa" w:w="100"/>
+              <w:right w:type="dxa" w:w="140"/>
+            </w:tcMar>
+          </w:tcPr>
+          <w:p>
+            <w:r>
+              <w:t xml:space="preserve"/>
+            </w:r>
+          </w:p>
+        </w:tc>
+        <w:tc>
+          <w:tcPr>
+            <w:tcW w:type="dxa" w:w="1800"/>
+            <w:tcBorders>
+              <w:top w:val="single" w:color="CBD5E1" w:sz="4"/>
+              <w:left w:val="single" w:color="CBD5E1" w:sz="4"/>
+              <w:bottom w:val="single" w:color="CBD5E1" w:sz="4"/>
+              <w:right w:val="single" w:color="CBD5E1" w:sz="4"/>
+            </w:tcBorders>
+            <w:tcMar>
+              <w:top w:type="dxa" w:w="100"/>
+              <w:left w:type="dxa" w:w="140"/>
+              <w:bottom w:type="dxa" w:w="100"/>
+              <w:right w:type="dxa" w:w="140"/>
+            </w:tcMar>
+          </w:tcPr>
+          <w:p>
+            <w:pPr>
+              <w:spacing w:after="40" w:before="40"/>
+            </w:pPr>
+            <w:r>
+              <w:rPr>
+                <w:rFonts w:ascii="Arial" w:cs="Arial" w:eastAsia="Arial" w:hAnsi="Arial"/>
+                <w:b w:val="false"/>
+                <w:bCs w:val="false"/>
+                <w:color w:val="1F2937"/>
+                <w:sz w:val="19"/>
+                <w:szCs w:val="19"/>
+              </w:rPr>
+              <w:t xml:space="preserve">Hộp thư &amp; Lưu trữ tệp</w:t>
+            </w:r>
+          </w:p>
+        </w:tc>
+        <w:tc>
+          <w:tcPr>
+            <w:tcW w:type="dxa" w:w="2200"/>
+            <w:tcBorders>
+              <w:top w:val="single" w:color="CBD5E1" w:sz="4"/>
+              <w:left w:val="single" w:color="CBD5E1" w:sz="4"/>
+              <w:bottom w:val="single" w:color="CBD5E1" w:sz="4"/>
+              <w:right w:val="single" w:color="CBD5E1" w:sz="4"/>
+            </w:tcBorders>
+            <w:tcMar>
+              <w:top w:type="dxa" w:w="100"/>
+              <w:left w:type="dxa" w:w="140"/>
+              <w:bottom w:type="dxa" w:w="100"/>
+              <w:right w:type="dxa" w:w="140"/>
+            </w:tcMar>
+          </w:tcPr>
+          <w:p>
+            <w:pPr>
+              <w:spacing w:after="40" w:before="40"/>
+            </w:pPr>
+            <w:r>
+              <w:rPr>
+                <w:rFonts w:ascii="Arial" w:cs="Arial" w:eastAsia="Arial" w:hAnsi="Arial"/>
+                <w:b w:val="false"/>
+                <w:bCs w:val="false"/>
+                <w:color w:val="1F2937"/>
+                <w:sz w:val="19"/>
+                <w:szCs w:val="19"/>
+              </w:rPr>
+              <w:t xml:space="preserve">Supabase Storage REST API</w:t>
+            </w:r>
+          </w:p>
+        </w:tc>
+        <w:tc>
+          <w:tcPr>
+            <w:tcW w:type="dxa" w:w="3560"/>
+            <w:tcBorders>
+              <w:top w:val="single" w:color="CBD5E1" w:sz="4"/>
+              <w:left w:val="single" w:color="CBD5E1" w:sz="4"/>
+              <w:bottom w:val="single" w:color="CBD5E1" w:sz="4"/>
+              <w:right w:val="single" w:color="CBD5E1" w:sz="4"/>
+            </w:tcBorders>
+            <w:tcMar>
+              <w:top w:type="dxa" w:w="100"/>
+              <w:left w:type="dxa" w:w="140"/>
+              <w:bottom w:type="dxa" w:w="100"/>
+              <w:right w:type="dxa" w:w="140"/>
+            </w:tcMar>
+          </w:tcPr>
+          <w:p>
+            <w:pPr>
+              <w:spacing w:after="40" w:before="40"/>
+            </w:pPr>
+            <w:r>
+              <w:rPr>
+                <w:rFonts w:ascii="Arial" w:cs="Arial" w:eastAsia="Arial" w:hAnsi="Arial"/>
+                <w:b w:val="false"/>
+                <w:bCs w:val="false"/>
+                <w:color w:val="1F2937"/>
+                <w:sz w:val="19"/>
+                <w:szCs w:val="19"/>
+              </w:rPr>
+              <w:t xml:space="preserve">Xem và quản lý tin nhắn liên hệ gửi đến, tải ảnh avatar/dự án lên bucket đám mây với kiểm tra định dạng và dung lượng ≤2MB.</w:t>
+            </w:r>
+          </w:p>
+        </w:tc>
+      </w:tr>
+      <w:tr>
         <w:tc>
           <w:tcPr>
             <w:tcW w:type="dxa" w:w="1800"/>
@@ -4090,78 +5226,10 @@
                 <w:sz w:val="19"/>
                 <w:szCs w:val="19"/>
               </w:rPr>
-              <w:t xml:space="preserve">Xác thực &amp; Quản lý phiên</w:t>
-            </w:r>
-          </w:p>
-        </w:tc>
-        <w:tc>
-          <w:tcPr>
-            <w:tcW w:type="dxa" w:w="2200"/>
-            <w:tcBorders>
-              <w:top w:val="single" w:color="CBD5E1" w:sz="4"/>
-              <w:left w:val="single" w:color="CBD5E1" w:sz="4"/>
-              <w:bottom w:val="single" w:color="CBD5E1" w:sz="4"/>
-              <w:right w:val="single" w:color="CBD5E1" w:sz="4"/>
-            </w:tcBorders>
-            <w:tcMar>
-              <w:top w:type="dxa" w:w="100"/>
-              <w:left w:type="dxa" w:w="140"/>
-              <w:bottom w:type="dxa" w:w="100"/>
-              <w:right w:type="dxa" w:w="140"/>
-            </w:tcMar>
-          </w:tcPr>
-          <w:p>
-            <w:pPr>
-              <w:spacing w:after="40" w:before="40"/>
-            </w:pPr>
-            <w:r>
-              <w:rPr>
-                <w:rFonts w:ascii="Arial" w:cs="Arial" w:eastAsia="Arial" w:hAnsi="Arial"/>
-                <w:b w:val="false"/>
-                <w:bCs w:val="false"/>
-                <w:color w:val="1F2937"/>
-                <w:sz w:val="19"/>
-                <w:szCs w:val="19"/>
-              </w:rPr>
-              <w:t xml:space="preserve">Spring Security 6, JWT, BCrypt</w:t>
-            </w:r>
-          </w:p>
-        </w:tc>
-        <w:tc>
-          <w:tcPr>
-            <w:tcW w:type="dxa" w:w="3560"/>
-            <w:tcBorders>
-              <w:top w:val="single" w:color="CBD5E1" w:sz="4"/>
-              <w:left w:val="single" w:color="CBD5E1" w:sz="4"/>
-              <w:bottom w:val="single" w:color="CBD5E1" w:sz="4"/>
-              <w:right w:val="single" w:color="CBD5E1" w:sz="4"/>
-            </w:tcBorders>
-            <w:tcMar>
-              <w:top w:type="dxa" w:w="100"/>
-              <w:left w:type="dxa" w:w="140"/>
-              <w:bottom w:type="dxa" w:w="100"/>
-              <w:right w:type="dxa" w:w="140"/>
-            </w:tcMar>
-          </w:tcPr>
-          <w:p>
-            <w:pPr>
-              <w:spacing w:after="40" w:before="40"/>
-            </w:pPr>
-            <w:r>
-              <w:rPr>
-                <w:rFonts w:ascii="Arial" w:cs="Arial" w:eastAsia="Arial" w:hAnsi="Arial"/>
-                <w:b w:val="false"/>
-                <w:bCs w:val="false"/>
-                <w:color w:val="1F2937"/>
-                <w:sz w:val="19"/>
-                <w:szCs w:val="19"/>
-              </w:rPr>
-              <w:t xml:space="preserve">Đăng nhập tài khoản quản trị, cấp JWT 15m + Refresh Token 7 ngày qua HttpOnly Cookie, khóa tài khoản khi sai 5 lần.</w:t>
-            </w:r>
-          </w:p>
-        </w:tc>
-      </w:tr>
-      <w:tr>
+              <w:t xml:space="preserve">3. Backend &amp; Hạ tầng</w:t>
+            </w:r>
+          </w:p>
+        </w:tc>
         <w:tc>
           <w:tcPr>
             <w:tcW w:type="dxa" w:w="1800"/>
@@ -4179,432 +5247,14 @@
             </w:tcMar>
           </w:tcPr>
           <w:p>
-            <w:r>
-              <w:t xml:space="preserve"/>
-            </w:r>
-          </w:p>
-        </w:tc>
-        <w:tc>
-          <w:tcPr>
-            <w:tcW w:type="dxa" w:w="1800"/>
-            <w:tcBorders>
-              <w:top w:val="single" w:color="CBD5E1" w:sz="4"/>
-              <w:left w:val="single" w:color="CBD5E1" w:sz="4"/>
-              <w:bottom w:val="single" w:color="CBD5E1" w:sz="4"/>
-              <w:right w:val="single" w:color="CBD5E1" w:sz="4"/>
-            </w:tcBorders>
-            <w:tcMar>
-              <w:top w:type="dxa" w:w="100"/>
-              <w:left w:type="dxa" w:w="140"/>
-              <w:bottom w:type="dxa" w:w="100"/>
-              <w:right w:type="dxa" w:w="140"/>
-            </w:tcMar>
-          </w:tcPr>
-          <w:p>
-            <w:pPr>
-              <w:spacing w:after="40" w:before="40"/>
-            </w:pPr>
-            <w:r>
-              <w:rPr>
-                <w:rFonts w:ascii="Arial" w:cs="Arial" w:eastAsia="Arial" w:hAnsi="Arial"/>
-                <w:b/>
-                <w:bCs/>
-                <w:color w:val="1F2937"/>
-                <w:sz w:val="19"/>
-                <w:szCs w:val="19"/>
-              </w:rPr>
-              <w:t xml:space="preserve">Dashboard Analytics</w:t>
-            </w:r>
-          </w:p>
-        </w:tc>
-        <w:tc>
-          <w:tcPr>
-            <w:tcW w:type="dxa" w:w="2200"/>
-            <w:tcBorders>
-              <w:top w:val="single" w:color="CBD5E1" w:sz="4"/>
-              <w:left w:val="single" w:color="CBD5E1" w:sz="4"/>
-              <w:bottom w:val="single" w:color="CBD5E1" w:sz="4"/>
-              <w:right w:val="single" w:color="CBD5E1" w:sz="4"/>
-            </w:tcBorders>
-            <w:tcMar>
-              <w:top w:type="dxa" w:w="100"/>
-              <w:left w:type="dxa" w:w="140"/>
-              <w:bottom w:type="dxa" w:w="100"/>
-              <w:right w:type="dxa" w:w="140"/>
-            </w:tcMar>
-          </w:tcPr>
-          <w:p>
-            <w:pPr>
-              <w:spacing w:after="40" w:before="40"/>
-            </w:pPr>
-            <w:r>
-              <w:rPr>
-                <w:rFonts w:ascii="Arial" w:cs="Arial" w:eastAsia="Arial" w:hAnsi="Arial"/>
-                <w:b w:val="false"/>
-                <w:bCs w:val="false"/>
-                <w:color w:val="1F2937"/>
-                <w:sz w:val="19"/>
-                <w:szCs w:val="19"/>
-              </w:rPr>
-              <w:t xml:space="preserve">Chart / Signal state</w:t>
-            </w:r>
-          </w:p>
-        </w:tc>
-        <w:tc>
-          <w:tcPr>
-            <w:tcW w:type="dxa" w:w="3560"/>
-            <w:tcBorders>
-              <w:top w:val="single" w:color="CBD5E1" w:sz="4"/>
-              <w:left w:val="single" w:color="CBD5E1" w:sz="4"/>
-              <w:bottom w:val="single" w:color="CBD5E1" w:sz="4"/>
-              <w:right w:val="single" w:color="CBD5E1" w:sz="4"/>
-            </w:tcBorders>
-            <w:tcMar>
-              <w:top w:type="dxa" w:w="100"/>
-              <w:left w:type="dxa" w:w="140"/>
-              <w:bottom w:type="dxa" w:w="100"/>
-              <w:right w:type="dxa" w:w="140"/>
-            </w:tcMar>
-          </w:tcPr>
-          <w:p>
-            <w:pPr>
-              <w:spacing w:after="40" w:before="40"/>
-            </w:pPr>
-            <w:r>
-              <w:rPr>
-                <w:rFonts w:ascii="Arial" w:cs="Arial" w:eastAsia="Arial" w:hAnsi="Arial"/>
-                <w:b w:val="false"/>
-                <w:bCs w:val="false"/>
-                <w:color w:val="1F2937"/>
-                <w:sz w:val="19"/>
-                <w:szCs w:val="19"/>
-              </w:rPr>
-              <w:t xml:space="preserve">Biểu đồ theo dõi tổng lượt xem, người dùng duy nhất, tỷ lệ thiết bị (desktop/mobile) và danh sách bài viết xem nhiều nhất.</w:t>
-            </w:r>
-          </w:p>
-        </w:tc>
-      </w:tr>
-      <w:tr>
-        <w:tc>
-          <w:tcPr>
-            <w:tcW w:type="dxa" w:w="1800"/>
-            <w:tcBorders>
-              <w:top w:val="single" w:color="CBD5E1" w:sz="4"/>
-              <w:left w:val="single" w:color="CBD5E1" w:sz="4"/>
-              <w:bottom w:val="single" w:color="CBD5E1" w:sz="4"/>
-              <w:right w:val="single" w:color="CBD5E1" w:sz="4"/>
-            </w:tcBorders>
-            <w:tcMar>
-              <w:top w:type="dxa" w:w="100"/>
-              <w:left w:type="dxa" w:w="140"/>
-              <w:bottom w:type="dxa" w:w="100"/>
-              <w:right w:type="dxa" w:w="140"/>
-            </w:tcMar>
-          </w:tcPr>
-          <w:p>
-            <w:r>
-              <w:t xml:space="preserve"/>
-            </w:r>
-          </w:p>
-        </w:tc>
-        <w:tc>
-          <w:tcPr>
-            <w:tcW w:type="dxa" w:w="1800"/>
-            <w:tcBorders>
-              <w:top w:val="single" w:color="CBD5E1" w:sz="4"/>
-              <w:left w:val="single" w:color="CBD5E1" w:sz="4"/>
-              <w:bottom w:val="single" w:color="CBD5E1" w:sz="4"/>
-              <w:right w:val="single" w:color="CBD5E1" w:sz="4"/>
-            </w:tcBorders>
-            <w:tcMar>
-              <w:top w:type="dxa" w:w="100"/>
-              <w:left w:type="dxa" w:w="140"/>
-              <w:bottom w:type="dxa" w:w="100"/>
-              <w:right w:type="dxa" w:w="140"/>
-            </w:tcMar>
-          </w:tcPr>
-          <w:p>
-            <w:pPr>
-              <w:spacing w:after="40" w:before="40"/>
-            </w:pPr>
-            <w:r>
-              <w:rPr>
-                <w:rFonts w:ascii="Arial" w:cs="Arial" w:eastAsia="Arial" w:hAnsi="Arial"/>
-                <w:b/>
-                <w:bCs/>
-                <w:color w:val="1F2937"/>
-                <w:sz w:val="19"/>
-                <w:szCs w:val="19"/>
-              </w:rPr>
-              <w:t xml:space="preserve">Quản lý tài nguyên CMS</w:t>
-            </w:r>
-          </w:p>
-        </w:tc>
-        <w:tc>
-          <w:tcPr>
-            <w:tcW w:type="dxa" w:w="2200"/>
-            <w:tcBorders>
-              <w:top w:val="single" w:color="CBD5E1" w:sz="4"/>
-              <w:left w:val="single" w:color="CBD5E1" w:sz="4"/>
-              <w:bottom w:val="single" w:color="CBD5E1" w:sz="4"/>
-              <w:right w:val="single" w:color="CBD5E1" w:sz="4"/>
-            </w:tcBorders>
-            <w:tcMar>
-              <w:top w:type="dxa" w:w="100"/>
-              <w:left w:type="dxa" w:w="140"/>
-              <w:bottom w:type="dxa" w:w="100"/>
-              <w:right w:type="dxa" w:w="140"/>
-            </w:tcMar>
-          </w:tcPr>
-          <w:p>
-            <w:pPr>
-              <w:spacing w:after="40" w:before="40"/>
-            </w:pPr>
-            <w:r>
-              <w:rPr>
-                <w:rFonts w:ascii="Arial" w:cs="Arial" w:eastAsia="Arial" w:hAnsi="Arial"/>
-                <w:b w:val="false"/>
-                <w:bCs w:val="false"/>
-                <w:color w:val="1F2937"/>
-                <w:sz w:val="19"/>
-                <w:szCs w:val="19"/>
-              </w:rPr>
-              <w:t xml:space="preserve">Angular Dynamic CRUD</w:t>
-            </w:r>
-          </w:p>
-        </w:tc>
-        <w:tc>
-          <w:tcPr>
-            <w:tcW w:type="dxa" w:w="3560"/>
-            <w:tcBorders>
-              <w:top w:val="single" w:color="CBD5E1" w:sz="4"/>
-              <w:left w:val="single" w:color="CBD5E1" w:sz="4"/>
-              <w:bottom w:val="single" w:color="CBD5E1" w:sz="4"/>
-              <w:right w:val="single" w:color="CBD5E1" w:sz="4"/>
-            </w:tcBorders>
-            <w:tcMar>
-              <w:top w:type="dxa" w:w="100"/>
-              <w:left w:type="dxa" w:w="140"/>
-              <w:bottom w:type="dxa" w:w="100"/>
-              <w:right w:type="dxa" w:w="140"/>
-            </w:tcMar>
-          </w:tcPr>
-          <w:p>
-            <w:pPr>
-              <w:spacing w:after="40" w:before="40"/>
-            </w:pPr>
-            <w:r>
-              <w:rPr>
-                <w:rFonts w:ascii="Arial" w:cs="Arial" w:eastAsia="Arial" w:hAnsi="Arial"/>
-                <w:b w:val="false"/>
-                <w:bCs w:val="false"/>
-                <w:color w:val="1F2937"/>
-                <w:sz w:val="19"/>
-                <w:szCs w:val="19"/>
-              </w:rPr>
-              <w:t xml:space="preserve">Toàn diện Create/Read/Update/Delete 6 thực thể (kỹ năng, kinh nghiệm, dự án, học vấn, chứng chỉ, bài viết); kéo thả sắp xếp thứ tự.</w:t>
-            </w:r>
-          </w:p>
-        </w:tc>
-      </w:tr>
-      <w:tr>
-        <w:tc>
-          <w:tcPr>
-            <w:tcW w:type="dxa" w:w="1800"/>
-            <w:tcBorders>
-              <w:top w:val="single" w:color="CBD5E1" w:sz="4"/>
-              <w:left w:val="single" w:color="CBD5E1" w:sz="4"/>
-              <w:bottom w:val="single" w:color="CBD5E1" w:sz="4"/>
-              <w:right w:val="single" w:color="CBD5E1" w:sz="4"/>
-            </w:tcBorders>
-            <w:tcMar>
-              <w:top w:type="dxa" w:w="100"/>
-              <w:left w:type="dxa" w:w="140"/>
-              <w:bottom w:type="dxa" w:w="100"/>
-              <w:right w:type="dxa" w:w="140"/>
-            </w:tcMar>
-          </w:tcPr>
-          <w:p>
-            <w:r>
-              <w:t xml:space="preserve"/>
-            </w:r>
-          </w:p>
-        </w:tc>
-        <w:tc>
-          <w:tcPr>
-            <w:tcW w:type="dxa" w:w="1800"/>
-            <w:tcBorders>
-              <w:top w:val="single" w:color="CBD5E1" w:sz="4"/>
-              <w:left w:val="single" w:color="CBD5E1" w:sz="4"/>
-              <w:bottom w:val="single" w:color="CBD5E1" w:sz="4"/>
-              <w:right w:val="single" w:color="CBD5E1" w:sz="4"/>
-            </w:tcBorders>
-            <w:tcMar>
-              <w:top w:type="dxa" w:w="100"/>
-              <w:left w:type="dxa" w:w="140"/>
-              <w:bottom w:type="dxa" w:w="100"/>
-              <w:right w:type="dxa" w:w="140"/>
-            </w:tcMar>
-          </w:tcPr>
-          <w:p>
-            <w:pPr>
-              <w:spacing w:after="40" w:before="40"/>
-            </w:pPr>
-            <w:r>
-              <w:rPr>
-                <w:rFonts w:ascii="Arial" w:cs="Arial" w:eastAsia="Arial" w:hAnsi="Arial"/>
-                <w:b/>
-                <w:bCs/>
-                <w:color w:val="1F2937"/>
-                <w:sz w:val="19"/>
-                <w:szCs w:val="19"/>
-              </w:rPr>
-              <w:t xml:space="preserve">Hộp thư &amp; Lưu trữ tệp</w:t>
-            </w:r>
-          </w:p>
-        </w:tc>
-        <w:tc>
-          <w:tcPr>
-            <w:tcW w:type="dxa" w:w="2200"/>
-            <w:tcBorders>
-              <w:top w:val="single" w:color="CBD5E1" w:sz="4"/>
-              <w:left w:val="single" w:color="CBD5E1" w:sz="4"/>
-              <w:bottom w:val="single" w:color="CBD5E1" w:sz="4"/>
-              <w:right w:val="single" w:color="CBD5E1" w:sz="4"/>
-            </w:tcBorders>
-            <w:tcMar>
-              <w:top w:type="dxa" w:w="100"/>
-              <w:left w:type="dxa" w:w="140"/>
-              <w:bottom w:type="dxa" w:w="100"/>
-              <w:right w:type="dxa" w:w="140"/>
-            </w:tcMar>
-          </w:tcPr>
-          <w:p>
-            <w:pPr>
-              <w:spacing w:after="40" w:before="40"/>
-            </w:pPr>
-            <w:r>
-              <w:rPr>
-                <w:rFonts w:ascii="Arial" w:cs="Arial" w:eastAsia="Arial" w:hAnsi="Arial"/>
-                <w:b w:val="false"/>
-                <w:bCs w:val="false"/>
-                <w:color w:val="1F2937"/>
-                <w:sz w:val="19"/>
-                <w:szCs w:val="19"/>
-              </w:rPr>
-              <w:t xml:space="preserve">Supabase Storage REST API</w:t>
-            </w:r>
-          </w:p>
-        </w:tc>
-        <w:tc>
-          <w:tcPr>
-            <w:tcW w:type="dxa" w:w="3560"/>
-            <w:tcBorders>
-              <w:top w:val="single" w:color="CBD5E1" w:sz="4"/>
-              <w:left w:val="single" w:color="CBD5E1" w:sz="4"/>
-              <w:bottom w:val="single" w:color="CBD5E1" w:sz="4"/>
-              <w:right w:val="single" w:color="CBD5E1" w:sz="4"/>
-            </w:tcBorders>
-            <w:tcMar>
-              <w:top w:type="dxa" w:w="100"/>
-              <w:left w:type="dxa" w:w="140"/>
-              <w:bottom w:type="dxa" w:w="100"/>
-              <w:right w:type="dxa" w:w="140"/>
-            </w:tcMar>
-          </w:tcPr>
-          <w:p>
-            <w:pPr>
-              <w:spacing w:after="40" w:before="40"/>
-            </w:pPr>
-            <w:r>
-              <w:rPr>
-                <w:rFonts w:ascii="Arial" w:cs="Arial" w:eastAsia="Arial" w:hAnsi="Arial"/>
-                <w:b w:val="false"/>
-                <w:bCs w:val="false"/>
-                <w:color w:val="1F2937"/>
-                <w:sz w:val="19"/>
-                <w:szCs w:val="19"/>
-              </w:rPr>
-              <w:t xml:space="preserve">Xem và quản lý tin nhắn liên hệ gửi đến, tải ảnh avatar/dự án lên bucket đám mây với kiểm tra định dạng và dung lượng ≤2MB.</w:t>
-            </w:r>
-          </w:p>
-        </w:tc>
-      </w:tr>
-      <w:tr>
-        <w:tc>
-          <w:tcPr>
-            <w:tcW w:type="dxa" w:w="1800"/>
-            <w:tcBorders>
-              <w:top w:val="single" w:color="CBD5E1" w:sz="4"/>
-              <w:left w:val="single" w:color="CBD5E1" w:sz="4"/>
-              <w:bottom w:val="single" w:color="CBD5E1" w:sz="4"/>
-              <w:right w:val="single" w:color="CBD5E1" w:sz="4"/>
-            </w:tcBorders>
-            <w:tcMar>
-              <w:top w:type="dxa" w:w="100"/>
-              <w:left w:type="dxa" w:w="140"/>
-              <w:bottom w:type="dxa" w:w="100"/>
-              <w:right w:type="dxa" w:w="140"/>
-            </w:tcMar>
-          </w:tcPr>
-          <w:p>
-            <w:pPr>
-              <w:spacing w:after="20" w:before="40"/>
-            </w:pPr>
-            <w:r>
-              <w:rPr>
-                <w:rFonts w:ascii="Arial" w:cs="Arial" w:eastAsia="Arial" w:hAnsi="Arial"/>
-                <w:b/>
-                <w:bCs/>
-                <w:color w:val="1F2937"/>
-                <w:sz w:val="19"/>
-                <w:szCs w:val="19"/>
-              </w:rPr>
-              <w:t xml:space="preserve">3. Backend &amp; Hạ tầng</w:t>
-            </w:r>
-          </w:p>
-          <w:p>
-            <w:pPr>
-              <w:spacing w:after="40" w:before="20"/>
-            </w:pPr>
-            <w:r>
-              <w:rPr>
-                <w:rFonts w:ascii="Arial" w:cs="Arial" w:eastAsia="Arial" w:hAnsi="Arial"/>
-                <w:b w:val="false"/>
-                <w:bCs w:val="false"/>
-                <w:color w:val="1F2937"/>
-                <w:sz w:val="19"/>
-                <w:szCs w:val="19"/>
-              </w:rPr>
-              <w:t xml:space="preserve">*(Core Services)*</w:t>
-            </w:r>
-          </w:p>
-        </w:tc>
-        <w:tc>
-          <w:tcPr>
-            <w:tcW w:type="dxa" w:w="1800"/>
-            <w:tcBorders>
-              <w:top w:val="single" w:color="CBD5E1" w:sz="4"/>
-              <w:left w:val="single" w:color="CBD5E1" w:sz="4"/>
-              <w:bottom w:val="single" w:color="CBD5E1" w:sz="4"/>
-              <w:right w:val="single" w:color="CBD5E1" w:sz="4"/>
-            </w:tcBorders>
-            <w:tcMar>
-              <w:top w:type="dxa" w:w="100"/>
-              <w:left w:type="dxa" w:w="140"/>
-              <w:bottom w:type="dxa" w:w="100"/>
-              <w:right w:type="dxa" w:w="140"/>
-            </w:tcMar>
-          </w:tcPr>
-          <w:p>
-            <w:pPr>
-              <w:spacing w:after="40" w:before="40"/>
-            </w:pPr>
-            <w:r>
-              <w:rPr>
-                <w:rFonts w:ascii="Arial" w:cs="Arial" w:eastAsia="Arial" w:hAnsi="Arial"/>
-                <w:b/>
-                <w:bCs/>
+            <w:pPr>
+              <w:spacing w:after="40" w:before="40"/>
+            </w:pPr>
+            <w:r>
+              <w:rPr>
+                <w:rFonts w:ascii="Arial" w:cs="Arial" w:eastAsia="Arial" w:hAnsi="Arial"/>
+                <w:b w:val="false"/>
+                <w:bCs w:val="false"/>
                 <w:color w:val="1F2937"/>
                 <w:sz w:val="19"/>
                 <w:szCs w:val="19"/>
@@ -4768,8 +5418,8 @@
             <w:r>
               <w:rPr>
                 <w:rFonts w:ascii="Arial" w:cs="Arial" w:eastAsia="Arial" w:hAnsi="Arial"/>
-                <w:b/>
-                <w:bCs/>
+                <w:b w:val="false"/>
+                <w:bCs w:val="false"/>
                 <w:color w:val="1F2937"/>
                 <w:sz w:val="19"/>
                 <w:szCs w:val="19"/>
@@ -4891,8 +5541,8 @@
             <w:r>
               <w:rPr>
                 <w:rFonts w:ascii="Arial" w:cs="Arial" w:eastAsia="Arial" w:hAnsi="Arial"/>
-                <w:b/>
-                <w:bCs/>
+                <w:b w:val="false"/>
+                <w:bCs w:val="false"/>
                 <w:color w:val="1F2937"/>
                 <w:sz w:val="19"/>
                 <w:szCs w:val="19"/>
@@ -5014,8 +5664,8 @@
             <w:r>
               <w:rPr>
                 <w:rFonts w:ascii="Arial" w:cs="Arial" w:eastAsia="Arial" w:hAnsi="Arial"/>
-                <w:b/>
-                <w:bCs/>
+                <w:b w:val="false"/>
+                <w:bCs w:val="false"/>
                 <w:color w:val="1F2937"/>
                 <w:sz w:val="19"/>
                 <w:szCs w:val="19"/>
@@ -8060,6 +8710,23 @@
     </w:p>
     <w:p>
       <w:pPr>
+        <w:pStyle w:val="Heading3"/>
+        <w:spacing w:after="80" w:before="180"/>
+      </w:pPr>
+      <w:r>
+        <w:rPr>
+          <w:rFonts w:ascii="Arial" w:cs="Arial" w:eastAsia="Arial" w:hAnsi="Arial"/>
+          <w:b/>
+          <w:bCs/>
+          <w:color w:val="334155"/>
+          <w:sz w:val="22"/>
+          <w:szCs w:val="22"/>
+        </w:rPr>
+        <w:t xml:space="preserve">4.1.1 Khối tương tác đầu trang (FR-01.1: Hero Section &amp; 3D Interactive Canvas)</w:t>
+      </w:r>
+    </w:p>
+    <w:p>
+      <w:pPr>
         <w:pStyle w:val="ListParagraph"/>
         <w:numPr>
           <w:ilvl w:val="0"/>
@@ -8076,7 +8743,18 @@
           <w:sz w:val="20"/>
           <w:szCs w:val="20"/>
         </w:rPr>
-        <w:t xml:space="preserve">FR-01.1 (Hero Section):</w:t>
+        <w:t xml:space="preserve">Mô tả nghiệp vụ:</w:t>
+      </w:r>
+      <w:r>
+        <w:rPr>
+          <w:rFonts w:ascii="Arial" w:cs="Arial" w:eastAsia="Arial" w:hAnsi="Arial"/>
+          <w:b w:val="false"/>
+          <w:bCs w:val="false"/>
+          <w:color w:val="1F2937"/>
+          <w:sz w:val="20"/>
+          <w:szCs w:val="20"/>
+        </w:rPr>
+        <w:t xml:space="preserve"> Khối giao diện đầu tiên tiếp cận người xem khi truy cập trang web. Thể hiện nhận diện thương hiệu cá nhân với ảnh đại diện có vòng sáng gradient động, tên kỹ sư, hiệu ứng gõ chữ tuần hoàn (Typing effect) qua các vai trò chuyên môn (*"Software Development Engineer"*, *"Full-Stack Java Developer"*, *"Spring Boot &amp; Angular Specialist"*), 2 nút hành động chính (Call To Action - CTA): *"Xem Dự Án"* (cuộn mượt xuống section Projects) và *"Tải CV"* (mở cửa sổ tương tác xem và tải CV).</w:t>
       </w:r>
     </w:p>
     <w:p>
@@ -8091,13 +8769,24 @@
       <w:r>
         <w:rPr>
           <w:rFonts w:ascii="Arial" w:cs="Arial" w:eastAsia="Arial" w:hAnsi="Arial"/>
-          <w:b w:val="false"/>
-          <w:bCs w:val="false"/>
-          <w:color w:val="1F2937"/>
-          <w:sz w:val="20"/>
-          <w:szCs w:val="20"/>
-        </w:rPr>
-        <w:t xml:space="preserve">Hiển thị tên chủ nhân hồ sơ kèm hiệu ứng gõ chữ (typing effect) tuần hoàn qua các chức danh chuyên môn: *"Software Development Engineer"*, *"Full-Stack Java Developer"*, *"Spring Boot &amp; Angular Developer"*.</w:t>
+          <w:b/>
+          <w:bCs/>
+          <w:color w:val="1F2937"/>
+          <w:sz w:val="20"/>
+          <w:szCs w:val="20"/>
+        </w:rPr>
+        <w:t xml:space="preserve">Hạ tầng đồ họa 3D Three.js:</w:t>
+      </w:r>
+      <w:r>
+        <w:rPr>
+          <w:rFonts w:ascii="Arial" w:cs="Arial" w:eastAsia="Arial" w:hAnsi="Arial"/>
+          <w:b w:val="false"/>
+          <w:bCs w:val="false"/>
+          <w:color w:val="1F2937"/>
+          <w:sz w:val="20"/>
+          <w:szCs w:val="20"/>
+        </w:rPr>
+        <w:t xml:space="preserve"> Khung vẽ Three.js tái hiện không gian vũ trụ được tải bất đồng bộ (lazy-loaded). Chuyển động của các thiên thể phản hồi vi mô theo vị trí con trỏ chuột của người dùng. Hệ thống tự động kiểm tra năng lực phần cứng và màn hình; trên thiết bị di động, hoạt cảnh Three.js được giảm tải xuống 30fps hoặc thay thế bằng CSS gradient động để tối ưu hóa thời lượng pin.</w:t>
       </w:r>
     </w:p>
     <w:p>
@@ -8112,13 +8801,150 @@
       <w:r>
         <w:rPr>
           <w:rFonts w:ascii="Arial" w:cs="Arial" w:eastAsia="Arial" w:hAnsi="Arial"/>
-          <w:b w:val="false"/>
-          <w:bCs w:val="false"/>
-          <w:color w:val="1F2937"/>
-          <w:sz w:val="20"/>
-          <w:szCs w:val="20"/>
-        </w:rPr>
-        <w:t xml:space="preserve">Hiển thị ảnh đại diện với vòng sáng gradient động (glowing ring).</w:t>
+          <w:b/>
+          <w:bCs/>
+          <w:color w:val="1F2937"/>
+          <w:sz w:val="20"/>
+          <w:szCs w:val="20"/>
+        </w:rPr>
+        <w:t xml:space="preserve">Giao tiếp API:</w:t>
+      </w:r>
+      <w:r>
+        <w:rPr>
+          <w:rFonts w:ascii="Arial" w:cs="Arial" w:eastAsia="Arial" w:hAnsi="Arial"/>
+          <w:b w:val="false"/>
+          <w:bCs w:val="false"/>
+          <w:color w:val="1F2937"/>
+          <w:sz w:val="20"/>
+          <w:szCs w:val="20"/>
+        </w:rPr>
+        <w:t xml:space="preserve"> Gọi </w:t>
+      </w:r>
+      <w:r>
+        <w:rPr>
+          <w:rFonts w:ascii="Consolas" w:cs="Consolas" w:eastAsia="Consolas" w:hAnsi="Consolas"/>
+          <w:color w:val="0F172A"/>
+          <w:sz w:val="18"/>
+          <w:szCs w:val="18"/>
+          <w:shd w:fill="F1F5F9" w:color="auto" w:val="solid"/>
+        </w:rPr>
+        <w:t xml:space="preserve">GET /api/v1/portfolio</w:t>
+      </w:r>
+      <w:r>
+        <w:rPr>
+          <w:rFonts w:ascii="Arial" w:cs="Arial" w:eastAsia="Arial" w:hAnsi="Arial"/>
+          <w:b w:val="false"/>
+          <w:bCs w:val="false"/>
+          <w:color w:val="1F2937"/>
+          <w:sz w:val="20"/>
+          <w:szCs w:val="20"/>
+        </w:rPr>
+        <w:t xml:space="preserve"> tại thời điểm khởi tạo ứng dụng. Nhận đối tượng DTO chứa </w:t>
+      </w:r>
+      <w:r>
+        <w:rPr>
+          <w:rFonts w:ascii="Consolas" w:cs="Consolas" w:eastAsia="Consolas" w:hAnsi="Consolas"/>
+          <w:color w:val="0F172A"/>
+          <w:sz w:val="18"/>
+          <w:szCs w:val="18"/>
+          <w:shd w:fill="F1F5F9" w:color="auto" w:val="solid"/>
+        </w:rPr>
+        <w:t xml:space="preserve">full_name</w:t>
+      </w:r>
+      <w:r>
+        <w:rPr>
+          <w:rFonts w:ascii="Arial" w:cs="Arial" w:eastAsia="Arial" w:hAnsi="Arial"/>
+          <w:b w:val="false"/>
+          <w:bCs w:val="false"/>
+          <w:color w:val="1F2937"/>
+          <w:sz w:val="20"/>
+          <w:szCs w:val="20"/>
+        </w:rPr>
+        <w:t xml:space="preserve">, </w:t>
+      </w:r>
+      <w:r>
+        <w:rPr>
+          <w:rFonts w:ascii="Consolas" w:cs="Consolas" w:eastAsia="Consolas" w:hAnsi="Consolas"/>
+          <w:color w:val="0F172A"/>
+          <w:sz w:val="18"/>
+          <w:szCs w:val="18"/>
+          <w:shd w:fill="F1F5F9" w:color="auto" w:val="solid"/>
+        </w:rPr>
+        <w:t xml:space="preserve">title</w:t>
+      </w:r>
+      <w:r>
+        <w:rPr>
+          <w:rFonts w:ascii="Arial" w:cs="Arial" w:eastAsia="Arial" w:hAnsi="Arial"/>
+          <w:b w:val="false"/>
+          <w:bCs w:val="false"/>
+          <w:color w:val="1F2937"/>
+          <w:sz w:val="20"/>
+          <w:szCs w:val="20"/>
+        </w:rPr>
+        <w:t xml:space="preserve">, </w:t>
+      </w:r>
+      <w:r>
+        <w:rPr>
+          <w:rFonts w:ascii="Consolas" w:cs="Consolas" w:eastAsia="Consolas" w:hAnsi="Consolas"/>
+          <w:color w:val="0F172A"/>
+          <w:sz w:val="18"/>
+          <w:szCs w:val="18"/>
+          <w:shd w:fill="F1F5F9" w:color="auto" w:val="solid"/>
+        </w:rPr>
+        <w:t xml:space="preserve">typing_roles</w:t>
+      </w:r>
+      <w:r>
+        <w:rPr>
+          <w:rFonts w:ascii="Arial" w:cs="Arial" w:eastAsia="Arial" w:hAnsi="Arial"/>
+          <w:b w:val="false"/>
+          <w:bCs w:val="false"/>
+          <w:color w:val="1F2937"/>
+          <w:sz w:val="20"/>
+          <w:szCs w:val="20"/>
+        </w:rPr>
+        <w:t xml:space="preserve">, </w:t>
+      </w:r>
+      <w:r>
+        <w:rPr>
+          <w:rFonts w:ascii="Consolas" w:cs="Consolas" w:eastAsia="Consolas" w:hAnsi="Consolas"/>
+          <w:color w:val="0F172A"/>
+          <w:sz w:val="18"/>
+          <w:szCs w:val="18"/>
+          <w:shd w:fill="F1F5F9" w:color="auto" w:val="solid"/>
+        </w:rPr>
+        <w:t xml:space="preserve">avatar_url</w:t>
+      </w:r>
+      <w:r>
+        <w:rPr>
+          <w:rFonts w:ascii="Arial" w:cs="Arial" w:eastAsia="Arial" w:hAnsi="Arial"/>
+          <w:b w:val="false"/>
+          <w:bCs w:val="false"/>
+          <w:color w:val="1F2937"/>
+          <w:sz w:val="20"/>
+          <w:szCs w:val="20"/>
+        </w:rPr>
+        <w:t xml:space="preserve">, </w:t>
+      </w:r>
+      <w:r>
+        <w:rPr>
+          <w:rFonts w:ascii="Consolas" w:cs="Consolas" w:eastAsia="Consolas" w:hAnsi="Consolas"/>
+          <w:color w:val="0F172A"/>
+          <w:sz w:val="18"/>
+          <w:szCs w:val="18"/>
+          <w:shd w:fill="F1F5F9" w:color="auto" w:val="solid"/>
+        </w:rPr>
+        <w:t xml:space="preserve">cv_url</w:t>
+      </w:r>
+      <w:r>
+        <w:rPr>
+          <w:rFonts w:ascii="Arial" w:cs="Arial" w:eastAsia="Arial" w:hAnsi="Arial"/>
+          <w:b w:val="false"/>
+          <w:bCs w:val="false"/>
+          <w:color w:val="1F2937"/>
+          <w:sz w:val="20"/>
+          <w:szCs w:val="20"/>
+        </w:rPr>
+        <w:t xml:space="preserve">.</w:t>
       </w:r>
     </w:p>
     <w:p>
@@ -8133,13 +8959,62 @@
       <w:r>
         <w:rPr>
           <w:rFonts w:ascii="Arial" w:cs="Arial" w:eastAsia="Arial" w:hAnsi="Arial"/>
-          <w:b w:val="false"/>
-          <w:bCs w:val="false"/>
-          <w:color w:val="1F2937"/>
-          <w:sz w:val="20"/>
-          <w:szCs w:val="20"/>
-        </w:rPr>
-        <w:t xml:space="preserve">Tích hợp 2 nút kêu gọi hành động (Call To Action - CTA): *"Xem Dự Án"* (cuộn mượt xuống mục Projects) và *"Tải CV"* (mở modal tương tác xem và tải CV).</w:t>
+          <w:b/>
+          <w:bCs/>
+          <w:color w:val="1F2937"/>
+          <w:sz w:val="20"/>
+          <w:szCs w:val="20"/>
+        </w:rPr>
+        <w:t xml:space="preserve">Quy tắc nghiệp vụ &amp; Xử lý ngoại lệ:</w:t>
+      </w:r>
+      <w:r>
+        <w:rPr>
+          <w:rFonts w:ascii="Arial" w:cs="Arial" w:eastAsia="Arial" w:hAnsi="Arial"/>
+          <w:b w:val="false"/>
+          <w:bCs w:val="false"/>
+          <w:color w:val="1F2937"/>
+          <w:sz w:val="20"/>
+          <w:szCs w:val="20"/>
+        </w:rPr>
+        <w:t xml:space="preserve"> Dữ liệu được quản lý tập trung trong Signal </w:t>
+      </w:r>
+      <w:r>
+        <w:rPr>
+          <w:rFonts w:ascii="Consolas" w:cs="Consolas" w:eastAsia="Consolas" w:hAnsi="Consolas"/>
+          <w:color w:val="0F172A"/>
+          <w:sz w:val="18"/>
+          <w:szCs w:val="18"/>
+          <w:shd w:fill="F1F5F9" w:color="auto" w:val="solid"/>
+        </w:rPr>
+        <w:t xml:space="preserve">profileSignal</w:t>
+      </w:r>
+      <w:r>
+        <w:rPr>
+          <w:rFonts w:ascii="Arial" w:cs="Arial" w:eastAsia="Arial" w:hAnsi="Arial"/>
+          <w:b w:val="false"/>
+          <w:bCs w:val="false"/>
+          <w:color w:val="1F2937"/>
+          <w:sz w:val="20"/>
+          <w:szCs w:val="20"/>
+        </w:rPr>
+        <w:t xml:space="preserve">. Nếu API gặp sự cố, hệ thống tự động sử dụng Fallback Mock Data để đảm bảo trải nghiệm giao diện không bị gián đoạn.</w:t>
+      </w:r>
+    </w:p>
+    <w:p>
+      <w:pPr>
+        <w:pStyle w:val="Heading3"/>
+        <w:spacing w:after="80" w:before="180"/>
+      </w:pPr>
+      <w:r>
+        <w:rPr>
+          <w:rFonts w:ascii="Arial" w:cs="Arial" w:eastAsia="Arial" w:hAnsi="Arial"/>
+          <w:b/>
+          <w:bCs/>
+          <w:color w:val="334155"/>
+          <w:sz w:val="22"/>
+          <w:szCs w:val="22"/>
+        </w:rPr>
+        <w:t xml:space="preserve">4.1.2 Khối giới thiệu hồ sơ cá nhân (FR-01.2: About Me &amp; Career Highlights)</w:t>
       </w:r>
     </w:p>
     <w:p>
@@ -8154,13 +9029,24 @@
       <w:r>
         <w:rPr>
           <w:rFonts w:ascii="Arial" w:cs="Arial" w:eastAsia="Arial" w:hAnsi="Arial"/>
-          <w:b w:val="false"/>
-          <w:bCs w:val="false"/>
-          <w:color w:val="1F2937"/>
-          <w:sz w:val="20"/>
-          <w:szCs w:val="20"/>
-        </w:rPr>
-        <w:t xml:space="preserve">Nền đồ họa không gian ba chiều lazy-loaded với hiệu ứng di chuyển nhẹ theo vị trí con trỏ chuột.</w:t>
+          <w:b/>
+          <w:bCs/>
+          <w:color w:val="1F2937"/>
+          <w:sz w:val="20"/>
+          <w:szCs w:val="20"/>
+        </w:rPr>
+        <w:t xml:space="preserve">Mô tả nghiệp vụ:</w:t>
+      </w:r>
+      <w:r>
+        <w:rPr>
+          <w:rFonts w:ascii="Arial" w:cs="Arial" w:eastAsia="Arial" w:hAnsi="Arial"/>
+          <w:b w:val="false"/>
+          <w:bCs w:val="false"/>
+          <w:color w:val="1F2937"/>
+          <w:sz w:val="20"/>
+          <w:szCs w:val="20"/>
+        </w:rPr>
+        <w:t xml:space="preserve"> Trình bày định hướng chuyên môn sâu về kiến trúc hệ thống phân tán, xử lý backend hiệu năng cao và phát triển ứng dụng web hiện đại.</w:t>
       </w:r>
     </w:p>
     <w:p>
@@ -8181,7 +9067,18 @@
           <w:sz w:val="20"/>
           <w:szCs w:val="20"/>
         </w:rPr>
-        <w:t xml:space="preserve">FR-01.2 (About Section):</w:t>
+        <w:t xml:space="preserve">Bộ đếm số liệu động (Quick Stats Count-Up):</w:t>
+      </w:r>
+      <w:r>
+        <w:rPr>
+          <w:rFonts w:ascii="Arial" w:cs="Arial" w:eastAsia="Arial" w:hAnsi="Arial"/>
+          <w:b w:val="false"/>
+          <w:bCs w:val="false"/>
+          <w:color w:val="1F2937"/>
+          <w:sz w:val="20"/>
+          <w:szCs w:val="20"/>
+        </w:rPr>
+        <w:t xml:space="preserve"> Hiển thị các chỉ số ấn tượng: Số năm kinh nghiệm làm việc thực tế, số lượng dự án đã hoàn thành, số lượng công nghệ thành thạo. Chỉ số bắt đầu đếm số tăng dần từ 0 lên giá trị thực tế ngay khi phần tử cuộn vào khung nhìn (Intersection Observer API).</w:t>
       </w:r>
     </w:p>
     <w:p>
@@ -8196,13 +9093,62 @@
       <w:r>
         <w:rPr>
           <w:rFonts w:ascii="Arial" w:cs="Arial" w:eastAsia="Arial" w:hAnsi="Arial"/>
-          <w:b w:val="false"/>
-          <w:bCs w:val="false"/>
-          <w:color w:val="1F2937"/>
-          <w:sz w:val="20"/>
-          <w:szCs w:val="20"/>
-        </w:rPr>
-        <w:t xml:space="preserve">Hiển thị đoạn tóm tắt năng lực nghề nghiệp, định hướng phát triển hệ thống phân tán.</w:t>
+          <w:b/>
+          <w:bCs/>
+          <w:color w:val="1F2937"/>
+          <w:sz w:val="20"/>
+          <w:szCs w:val="20"/>
+        </w:rPr>
+        <w:t xml:space="preserve">Sở thích cá nhân &amp; Liên kết mạng xã hội:</w:t>
+      </w:r>
+      <w:r>
+        <w:rPr>
+          <w:rFonts w:ascii="Arial" w:cs="Arial" w:eastAsia="Arial" w:hAnsi="Arial"/>
+          <w:b w:val="false"/>
+          <w:bCs w:val="false"/>
+          <w:color w:val="1F2937"/>
+          <w:sz w:val="20"/>
+          <w:szCs w:val="20"/>
+        </w:rPr>
+        <w:t xml:space="preserve"> Các liên kết tới GitHub, LinkedIn, Facebook có thuộc tính an toàn </w:t>
+      </w:r>
+      <w:r>
+        <w:rPr>
+          <w:rFonts w:ascii="Consolas" w:cs="Consolas" w:eastAsia="Consolas" w:hAnsi="Consolas"/>
+          <w:color w:val="0F172A"/>
+          <w:sz w:val="18"/>
+          <w:szCs w:val="18"/>
+          <w:shd w:fill="F1F5F9" w:color="auto" w:val="solid"/>
+        </w:rPr>
+        <w:t xml:space="preserve">target="_blank" rel="noopener noreferrer"</w:t>
+      </w:r>
+      <w:r>
+        <w:rPr>
+          <w:rFonts w:ascii="Arial" w:cs="Arial" w:eastAsia="Arial" w:hAnsi="Arial"/>
+          <w:b w:val="false"/>
+          <w:bCs w:val="false"/>
+          <w:color w:val="1F2937"/>
+          <w:sz w:val="20"/>
+          <w:szCs w:val="20"/>
+        </w:rPr>
+        <w:t xml:space="preserve">.</w:t>
+      </w:r>
+    </w:p>
+    <w:p>
+      <w:pPr>
+        <w:pStyle w:val="Heading3"/>
+        <w:spacing w:after="80" w:before="180"/>
+      </w:pPr>
+      <w:r>
+        <w:rPr>
+          <w:rFonts w:ascii="Arial" w:cs="Arial" w:eastAsia="Arial" w:hAnsi="Arial"/>
+          <w:b/>
+          <w:bCs/>
+          <w:color w:val="334155"/>
+          <w:sz w:val="22"/>
+          <w:szCs w:val="22"/>
+        </w:rPr>
+        <w:t xml:space="preserve">4.1.3 Khối ma trận kỹ năng chuyên môn (FR-01.3: Technical Skills Matrix)</w:t>
       </w:r>
     </w:p>
     <w:p>
@@ -8217,13 +9163,24 @@
       <w:r>
         <w:rPr>
           <w:rFonts w:ascii="Arial" w:cs="Arial" w:eastAsia="Arial" w:hAnsi="Arial"/>
-          <w:b w:val="false"/>
-          <w:bCs w:val="false"/>
-          <w:color w:val="1F2937"/>
-          <w:sz w:val="20"/>
-          <w:szCs w:val="20"/>
-        </w:rPr>
-        <w:t xml:space="preserve">Bảng thống kê nhanh (Quick Stats) với hiệu ứng số đếm tăng dần (Count-up animation) khi cuộn vào khung nhìn (năm kinh nghiệm, số lượng dự án, công nghệ cốt lõi).</w:t>
+          <w:b/>
+          <w:bCs/>
+          <w:color w:val="1F2937"/>
+          <w:sz w:val="20"/>
+          <w:szCs w:val="20"/>
+        </w:rPr>
+        <w:t xml:space="preserve">Mô tả nghiệp vụ:</w:t>
+      </w:r>
+      <w:r>
+        <w:rPr>
+          <w:rFonts w:ascii="Arial" w:cs="Arial" w:eastAsia="Arial" w:hAnsi="Arial"/>
+          <w:b w:val="false"/>
+          <w:bCs w:val="false"/>
+          <w:color w:val="1F2937"/>
+          <w:sz w:val="20"/>
+          <w:szCs w:val="20"/>
+        </w:rPr>
+        <w:t xml:space="preserve"> Phân loại toàn bộ năng lực kỹ thuật thành 5 nhóm chuyên biệt: *Backend &amp; Frameworks*, *Frontend &amp; UI/UX*, *Database &amp; Caching*, *Messaging &amp; Architecture*, *DevOps, Cloud &amp; Tools*.</w:t>
       </w:r>
     </w:p>
     <w:p>
@@ -8238,13 +9195,41 @@
       <w:r>
         <w:rPr>
           <w:rFonts w:ascii="Arial" w:cs="Arial" w:eastAsia="Arial" w:hAnsi="Arial"/>
-          <w:b w:val="false"/>
-          <w:bCs w:val="false"/>
-          <w:color w:val="1F2937"/>
-          <w:sz w:val="20"/>
-          <w:szCs w:val="20"/>
-        </w:rPr>
-        <w:t xml:space="preserve">Hiển thị sở thích cá nhân tạo sự gần gũi với nhà tuyển dụng.</w:t>
+          <w:b/>
+          <w:bCs/>
+          <w:color w:val="1F2937"/>
+          <w:sz w:val="20"/>
+          <w:szCs w:val="20"/>
+        </w:rPr>
+        <w:t xml:space="preserve">Hiệu ứng trực quan:</w:t>
+      </w:r>
+      <w:r>
+        <w:rPr>
+          <w:rFonts w:ascii="Arial" w:cs="Arial" w:eastAsia="Arial" w:hAnsi="Arial"/>
+          <w:b w:val="false"/>
+          <w:bCs w:val="false"/>
+          <w:color w:val="1F2937"/>
+          <w:sz w:val="20"/>
+          <w:szCs w:val="20"/>
+        </w:rPr>
+        <w:t xml:space="preserve"> Mỗi kỹ năng hiển thị tên, biểu tượng công nghệ và thanh đo độ thành thạo dạng phần trăm (0 - 100%). Thanh phần trăm tự động kích hoạt hiệu ứng chạy đầy (progress animation) khi người dùng cuộn đến. Khi rê chuột (hover), thẻ kỹ năng áp dụng hiệu ứng nghiêng không gian 3 chiều (3D Tilt Effect).</w:t>
+      </w:r>
+    </w:p>
+    <w:p>
+      <w:pPr>
+        <w:pStyle w:val="Heading3"/>
+        <w:spacing w:after="80" w:before="180"/>
+      </w:pPr>
+      <w:r>
+        <w:rPr>
+          <w:rFonts w:ascii="Arial" w:cs="Arial" w:eastAsia="Arial" w:hAnsi="Arial"/>
+          <w:b/>
+          <w:bCs/>
+          <w:color w:val="334155"/>
+          <w:sz w:val="22"/>
+          <w:szCs w:val="22"/>
+        </w:rPr>
+        <w:t xml:space="preserve">4.1.4 Khối lộ trình kinh nghiệm làm việc (FR-01.4: Professional Experience Timeline)</w:t>
       </w:r>
     </w:p>
     <w:p>
@@ -8265,7 +9250,18 @@
           <w:sz w:val="20"/>
           <w:szCs w:val="20"/>
         </w:rPr>
-        <w:t xml:space="preserve">FR-01.3 (Skills Section):</w:t>
+        <w:t xml:space="preserve">Mô tả nghiệp vụ:</w:t>
+      </w:r>
+      <w:r>
+        <w:rPr>
+          <w:rFonts w:ascii="Arial" w:cs="Arial" w:eastAsia="Arial" w:hAnsi="Arial"/>
+          <w:b w:val="false"/>
+          <w:bCs w:val="false"/>
+          <w:color w:val="1F2937"/>
+          <w:sz w:val="20"/>
+          <w:szCs w:val="20"/>
+        </w:rPr>
+        <w:t xml:space="preserve"> Trục thời gian dọc (Vertical Timeline) mô tả quá trình công tác tại các tập đoàn và doanh nghiệp công nghệ (Viettel Telecom, Migi Technology, HCLTech Vietnam).</w:t>
       </w:r>
     </w:p>
     <w:p>
@@ -8280,13 +9276,24 @@
       <w:r>
         <w:rPr>
           <w:rFonts w:ascii="Arial" w:cs="Arial" w:eastAsia="Arial" w:hAnsi="Arial"/>
-          <w:b w:val="false"/>
-          <w:bCs w:val="false"/>
-          <w:color w:val="1F2937"/>
-          <w:sz w:val="20"/>
-          <w:szCs w:val="20"/>
-        </w:rPr>
-        <w:t xml:space="preserve">Hiển thị danh sách kỹ năng kỹ thuật được phân nhóm theo 5 hạng mục: *Backend, Frontend, Database, Messaging &amp; Integration, Tools &amp; Others*.</w:t>
+          <w:b/>
+          <w:bCs/>
+          <w:color w:val="1F2937"/>
+          <w:sz w:val="20"/>
+          <w:szCs w:val="20"/>
+        </w:rPr>
+        <w:t xml:space="preserve">Hiệu ứng trượt xen kẽ:</w:t>
+      </w:r>
+      <w:r>
+        <w:rPr>
+          <w:rFonts w:ascii="Arial" w:cs="Arial" w:eastAsia="Arial" w:hAnsi="Arial"/>
+          <w:b w:val="false"/>
+          <w:bCs w:val="false"/>
+          <w:color w:val="1F2937"/>
+          <w:sz w:val="20"/>
+          <w:szCs w:val="20"/>
+        </w:rPr>
+        <w:t xml:space="preserve"> Các thẻ kinh nghiệm trượt mượt mà từ hai phía trái và phải vào tâm trục thời gian, đi kèm điểm nối phát sáng tuần hoàn (pulsing glowing dots).</w:t>
       </w:r>
     </w:p>
     <w:p>
@@ -8301,13 +9308,41 @@
       <w:r>
         <w:rPr>
           <w:rFonts w:ascii="Arial" w:cs="Arial" w:eastAsia="Arial" w:hAnsi="Arial"/>
-          <w:b w:val="false"/>
-          <w:bCs w:val="false"/>
-          <w:color w:val="1F2937"/>
-          <w:sz w:val="20"/>
-          <w:szCs w:val="20"/>
-        </w:rPr>
-        <w:t xml:space="preserve">Mỗi kỹ năng thể hiện thanh tiến trình đo độ thành thạo (0 - 100%) tự động chạy đầy khi cuộn tới và hiệu ứng nghiêng 3D (tilt effect) khi rê chuột.</w:t>
+          <w:b/>
+          <w:bCs/>
+          <w:color w:val="1F2937"/>
+          <w:sz w:val="20"/>
+          <w:szCs w:val="20"/>
+        </w:rPr>
+        <w:t xml:space="preserve">Nội dung thẻ:</w:t>
+      </w:r>
+      <w:r>
+        <w:rPr>
+          <w:rFonts w:ascii="Arial" w:cs="Arial" w:eastAsia="Arial" w:hAnsi="Arial"/>
+          <w:b w:val="false"/>
+          <w:bCs w:val="false"/>
+          <w:color w:val="1F2937"/>
+          <w:sz w:val="20"/>
+          <w:szCs w:val="20"/>
+        </w:rPr>
+        <w:t xml:space="preserve"> Thời gian công tác, chức danh, tên công ty, mô tả thành tựu kỹ thuật cụ thể và danh sách các thẻ công nghệ (tech chips) nổi bật đã sử dụng.</w:t>
+      </w:r>
+    </w:p>
+    <w:p>
+      <w:pPr>
+        <w:pStyle w:val="Heading3"/>
+        <w:spacing w:after="80" w:before="180"/>
+      </w:pPr>
+      <w:r>
+        <w:rPr>
+          <w:rFonts w:ascii="Arial" w:cs="Arial" w:eastAsia="Arial" w:hAnsi="Arial"/>
+          <w:b/>
+          <w:bCs/>
+          <w:color w:val="334155"/>
+          <w:sz w:val="22"/>
+          <w:szCs w:val="22"/>
+        </w:rPr>
+        <w:t xml:space="preserve">4.1.5 Khối danh mục dự án tiêu biểu (FR-01.5: Projects Showcase &amp; Tag Filtering)</w:t>
       </w:r>
     </w:p>
     <w:p>
@@ -8328,7 +9363,18 @@
           <w:sz w:val="20"/>
           <w:szCs w:val="20"/>
         </w:rPr>
-        <w:t xml:space="preserve">FR-01.4 (Experience Timeline):</w:t>
+        <w:t xml:space="preserve">Mô tả nghiệp vụ:</w:t>
+      </w:r>
+      <w:r>
+        <w:rPr>
+          <w:rFonts w:ascii="Arial" w:cs="Arial" w:eastAsia="Arial" w:hAnsi="Arial"/>
+          <w:b w:val="false"/>
+          <w:bCs w:val="false"/>
+          <w:color w:val="1F2937"/>
+          <w:sz w:val="20"/>
+          <w:szCs w:val="20"/>
+        </w:rPr>
+        <w:t xml:space="preserve"> Bố cục dạng lưới đáp ứng (Responsive Grid) trình diễn các sản phẩm phần mềm thực tế.</w:t>
       </w:r>
     </w:p>
     <w:p>
@@ -8343,13 +9389,24 @@
       <w:r>
         <w:rPr>
           <w:rFonts w:ascii="Arial" w:cs="Arial" w:eastAsia="Arial" w:hAnsi="Arial"/>
-          <w:b w:val="false"/>
-          <w:bCs w:val="false"/>
-          <w:color w:val="1F2937"/>
-          <w:sz w:val="20"/>
-          <w:szCs w:val="20"/>
-        </w:rPr>
-        <w:t xml:space="preserve">Trục thời gian dọc (vertical timeline) thể hiện quá trình làm việc tại các doanh nghiệp (Viettel Telecom, Migi Technology, HCLTech Vietnam).</w:t>
+          <w:b/>
+          <w:bCs/>
+          <w:color w:val="1F2937"/>
+          <w:sz w:val="20"/>
+          <w:szCs w:val="20"/>
+        </w:rPr>
+        <w:t xml:space="preserve">Bộ lọc công nghệ tức thời (Instant Filter Engine):</w:t>
+      </w:r>
+      <w:r>
+        <w:rPr>
+          <w:rFonts w:ascii="Arial" w:cs="Arial" w:eastAsia="Arial" w:hAnsi="Arial"/>
+          <w:b w:val="false"/>
+          <w:bCs w:val="false"/>
+          <w:color w:val="1F2937"/>
+          <w:sz w:val="20"/>
+          <w:szCs w:val="20"/>
+        </w:rPr>
+        <w:t xml:space="preserve"> Thanh lọc các tag công nghệ (All, Java, Spring Boot, Angular, Docker, Database...). Khi người dùng click chọn tag, lưới dự án tái cấu trúc mượt mà bằng hoạt cảnh layout animation không gây giật lag.</w:t>
       </w:r>
     </w:p>
     <w:p>
@@ -8364,13 +9421,41 @@
       <w:r>
         <w:rPr>
           <w:rFonts w:ascii="Arial" w:cs="Arial" w:eastAsia="Arial" w:hAnsi="Arial"/>
-          <w:b w:val="false"/>
-          <w:bCs w:val="false"/>
-          <w:color w:val="1F2937"/>
-          <w:sz w:val="20"/>
-          <w:szCs w:val="20"/>
-        </w:rPr>
-        <w:t xml:space="preserve">Thẻ thông tin kinh nghiệm trượt xen kẽ từ hai phía trái/phải với hiệu ứng điểm nối phát sáng (pulsing dots).</w:t>
+          <w:b/>
+          <w:bCs/>
+          <w:color w:val="1F2937"/>
+          <w:sz w:val="20"/>
+          <w:szCs w:val="20"/>
+        </w:rPr>
+        <w:t xml:space="preserve">Thẻ dự án:</w:t>
+      </w:r>
+      <w:r>
+        <w:rPr>
+          <w:rFonts w:ascii="Arial" w:cs="Arial" w:eastAsia="Arial" w:hAnsi="Arial"/>
+          <w:b w:val="false"/>
+          <w:bCs w:val="false"/>
+          <w:color w:val="1F2937"/>
+          <w:sz w:val="20"/>
+          <w:szCs w:val="20"/>
+        </w:rPr>
+        <w:t xml:space="preserve"> Hiển thị ảnh bìa sắc nét, tiêu đề, tóm tắt bài toán kỹ thuật, tag công nghệ, huy hiệu "Featured" cho các dự án trọng điểm, cùng các nút liên kết trực tiếp tới Demo trực tuyến và Repository GitHub.</w:t>
+      </w:r>
+    </w:p>
+    <w:p>
+      <w:pPr>
+        <w:pStyle w:val="Heading3"/>
+        <w:spacing w:after="80" w:before="180"/>
+      </w:pPr>
+      <w:r>
+        <w:rPr>
+          <w:rFonts w:ascii="Arial" w:cs="Arial" w:eastAsia="Arial" w:hAnsi="Arial"/>
+          <w:b/>
+          <w:bCs/>
+          <w:color w:val="334155"/>
+          <w:sz w:val="22"/>
+          <w:szCs w:val="22"/>
+        </w:rPr>
+        <w:t xml:space="preserve">4.1.6 Khối học vấn &amp; Chứng chỉ nghề nghiệp (FR-01.6: Education &amp; Verified Certifications)</w:t>
       </w:r>
     </w:p>
     <w:p>
@@ -8385,13 +9470,58 @@
       <w:r>
         <w:rPr>
           <w:rFonts w:ascii="Arial" w:cs="Arial" w:eastAsia="Arial" w:hAnsi="Arial"/>
-          <w:b w:val="false"/>
-          <w:bCs w:val="false"/>
-          <w:color w:val="1F2937"/>
-          <w:sz w:val="20"/>
-          <w:szCs w:val="20"/>
-        </w:rPr>
-        <w:t xml:space="preserve">Liệt kê chi tiết vai trò, công nghệ sử dụng dưới dạng các tag màu sắc (chips).</w:t>
+          <w:b/>
+          <w:bCs/>
+          <w:color w:val="1F2937"/>
+          <w:sz w:val="20"/>
+          <w:szCs w:val="20"/>
+        </w:rPr>
+        <w:t xml:space="preserve">Mô tả nghiệp vụ:</w:t>
+      </w:r>
+      <w:r>
+        <w:rPr>
+          <w:rFonts w:ascii="Arial" w:cs="Arial" w:eastAsia="Arial" w:hAnsi="Arial"/>
+          <w:b w:val="false"/>
+          <w:bCs w:val="false"/>
+          <w:color w:val="1F2937"/>
+          <w:sz w:val="20"/>
+          <w:szCs w:val="20"/>
+        </w:rPr>
+        <w:t xml:space="preserve"> Bằng Cử nhân Công nghệ Thông tin tại Viện Đại học Mở Hà Nội (chuyên ngành Công nghệ Phần mềm) và danh mục chứng chỉ chuyên ngành quốc tế kèm mã số xác minh (Credential ID) và đường dẫn kiểm tra trực tiếp trên nền tảng cấp chứng chỉ.</w:t>
+      </w:r>
+    </w:p>
+    <w:p>
+      <w:pPr>
+        <w:pStyle w:val="Heading2"/>
+        <w:spacing w:after="100" w:before="240"/>
+      </w:pPr>
+      <w:r>
+        <w:rPr>
+          <w:rFonts w:ascii="Arial" w:cs="Arial" w:eastAsia="Arial" w:hAnsi="Arial"/>
+          <w:b/>
+          <w:bCs/>
+          <w:color w:val="2563EB"/>
+          <w:sz w:val="24"/>
+          <w:szCs w:val="24"/>
+        </w:rPr>
+        <w:t xml:space="preserve">4.2 Phân hệ Blog kỹ thuật &amp; Chia sẻ kiến thức (FR-02: Technical Blog System)</w:t>
+      </w:r>
+    </w:p>
+    <w:p>
+      <w:pPr>
+        <w:pStyle w:val="Heading3"/>
+        <w:spacing w:after="80" w:before="180"/>
+      </w:pPr>
+      <w:r>
+        <w:rPr>
+          <w:rFonts w:ascii="Arial" w:cs="Arial" w:eastAsia="Arial" w:hAnsi="Arial"/>
+          <w:b/>
+          <w:bCs/>
+          <w:color w:val="334155"/>
+          <w:sz w:val="22"/>
+          <w:szCs w:val="22"/>
+        </w:rPr>
+        <w:t xml:space="preserve">4.2.1 Trang danh mục bài viết công khai (FR-02.1: Blog Hub `/blog`)</w:t>
       </w:r>
     </w:p>
     <w:p>
@@ -8412,7 +9542,18 @@
           <w:sz w:val="20"/>
           <w:szCs w:val="20"/>
         </w:rPr>
-        <w:t xml:space="preserve">FR-01.5 (Projects Showcase):</w:t>
+        <w:t xml:space="preserve">Mô tả nghiệp vụ:</w:t>
+      </w:r>
+      <w:r>
+        <w:rPr>
+          <w:rFonts w:ascii="Arial" w:cs="Arial" w:eastAsia="Arial" w:hAnsi="Arial"/>
+          <w:b w:val="false"/>
+          <w:bCs w:val="false"/>
+          <w:color w:val="1F2937"/>
+          <w:sz w:val="20"/>
+          <w:szCs w:val="20"/>
+        </w:rPr>
+        <w:t xml:space="preserve"> Cung cấp không gian chia sẻ các bài viết chuyên sâu về kiến trúc phần mềm, kinh nghiệm lập trình Java/Spring Boot, tối ưu hóa Angular và triển khai hạ tầng đám mây.</w:t>
       </w:r>
     </w:p>
     <w:p>
@@ -8427,13 +9568,66 @@
       <w:r>
         <w:rPr>
           <w:rFonts w:ascii="Arial" w:cs="Arial" w:eastAsia="Arial" w:hAnsi="Arial"/>
-          <w:b w:val="false"/>
-          <w:bCs w:val="false"/>
-          <w:color w:val="1F2937"/>
-          <w:sz w:val="20"/>
-          <w:szCs w:val="20"/>
-        </w:rPr>
-        <w:t xml:space="preserve">Lưới hiển thị danh sách dự án đáp ứng (Responsive Grid).</w:t>
+          <w:b/>
+          <w:bCs/>
+          <w:color w:val="1F2937"/>
+          <w:sz w:val="20"/>
+          <w:szCs w:val="20"/>
+        </w:rPr>
+        <w:t xml:space="preserve">Tiêu chí hiển thị:</w:t>
+      </w:r>
+      <w:r>
+        <w:rPr>
+          <w:rFonts w:ascii="Arial" w:cs="Arial" w:eastAsia="Arial" w:hAnsi="Arial"/>
+          <w:b w:val="false"/>
+          <w:bCs w:val="false"/>
+          <w:color w:val="1F2937"/>
+          <w:sz w:val="20"/>
+          <w:szCs w:val="20"/>
+        </w:rPr>
+        <w:t xml:space="preserve"> Chỉ tải và hiển thị các bài viết có cờ trạng thái </w:t>
+      </w:r>
+      <w:r>
+        <w:rPr>
+          <w:rFonts w:ascii="Consolas" w:cs="Consolas" w:eastAsia="Consolas" w:hAnsi="Consolas"/>
+          <w:color w:val="0F172A"/>
+          <w:sz w:val="18"/>
+          <w:szCs w:val="18"/>
+          <w:shd w:fill="F1F5F9" w:color="auto" w:val="solid"/>
+        </w:rPr>
+        <w:t xml:space="preserve">published = true</w:t>
+      </w:r>
+      <w:r>
+        <w:rPr>
+          <w:rFonts w:ascii="Arial" w:cs="Arial" w:eastAsia="Arial" w:hAnsi="Arial"/>
+          <w:b w:val="false"/>
+          <w:bCs w:val="false"/>
+          <w:color w:val="1F2937"/>
+          <w:sz w:val="20"/>
+          <w:szCs w:val="20"/>
+        </w:rPr>
+        <w:t xml:space="preserve">, sắp xếp theo độ ưu tiên </w:t>
+      </w:r>
+      <w:r>
+        <w:rPr>
+          <w:rFonts w:ascii="Consolas" w:cs="Consolas" w:eastAsia="Consolas" w:hAnsi="Consolas"/>
+          <w:color w:val="0F172A"/>
+          <w:sz w:val="18"/>
+          <w:szCs w:val="18"/>
+          <w:shd w:fill="F1F5F9" w:color="auto" w:val="solid"/>
+        </w:rPr>
+        <w:t xml:space="preserve">sort_order</w:t>
+      </w:r>
+      <w:r>
+        <w:rPr>
+          <w:rFonts w:ascii="Arial" w:cs="Arial" w:eastAsia="Arial" w:hAnsi="Arial"/>
+          <w:b w:val="false"/>
+          <w:bCs w:val="false"/>
+          <w:color w:val="1F2937"/>
+          <w:sz w:val="20"/>
+          <w:szCs w:val="20"/>
+        </w:rPr>
+        <w:t xml:space="preserve"> và ngày xuất bản mới nhất.</w:t>
       </w:r>
     </w:p>
     <w:p>
@@ -8448,13 +9642,24 @@
       <w:r>
         <w:rPr>
           <w:rFonts w:ascii="Arial" w:cs="Arial" w:eastAsia="Arial" w:hAnsi="Arial"/>
-          <w:b w:val="false"/>
-          <w:bCs w:val="false"/>
-          <w:color w:val="1F2937"/>
-          <w:sz w:val="20"/>
-          <w:szCs w:val="20"/>
-        </w:rPr>
-        <w:t xml:space="preserve">Hỗ trợ thanh lọc nhanh dự án theo công nghệ (All, Java/Spring, Angular, Database, v.v.).</w:t>
+          <w:b/>
+          <w:bCs/>
+          <w:color w:val="1F2937"/>
+          <w:sz w:val="20"/>
+          <w:szCs w:val="20"/>
+        </w:rPr>
+        <w:t xml:space="preserve">Tìm kiếm &amp; Phân trang:</w:t>
+      </w:r>
+      <w:r>
+        <w:rPr>
+          <w:rFonts w:ascii="Arial" w:cs="Arial" w:eastAsia="Arial" w:hAnsi="Arial"/>
+          <w:b w:val="false"/>
+          <w:bCs w:val="false"/>
+          <w:color w:val="1F2937"/>
+          <w:sz w:val="20"/>
+          <w:szCs w:val="20"/>
+        </w:rPr>
+        <w:t xml:space="preserve"> Hỗ trợ tìm kiếm bài viết theo từ khóa tiêu đề hoặc tóm tắt, lọc bài viết theo nhãn kỹ thuật (tags). Tích hợp phân trang dữ liệu (Pagination) tối ưu hóa băng thông.</w:t>
       </w:r>
     </w:p>
     <w:p>
@@ -8469,13 +9674,51 @@
       <w:r>
         <w:rPr>
           <w:rFonts w:ascii="Arial" w:cs="Arial" w:eastAsia="Arial" w:hAnsi="Arial"/>
-          <w:b w:val="false"/>
-          <w:bCs w:val="false"/>
-          <w:color w:val="1F2937"/>
-          <w:sz w:val="20"/>
-          <w:szCs w:val="20"/>
-        </w:rPr>
-        <w:t xml:space="preserve">Hiển thị ảnh bìa dự án kèm hiệu ứng zoom nhẹ và gradient overlay khi hover.</w:t>
+          <w:b/>
+          <w:bCs/>
+          <w:color w:val="1F2937"/>
+          <w:sz w:val="20"/>
+          <w:szCs w:val="20"/>
+        </w:rPr>
+        <w:t xml:space="preserve">API Hỗ trợ:</w:t>
+      </w:r>
+      <w:r>
+        <w:rPr>
+          <w:rFonts w:ascii="Arial" w:cs="Arial" w:eastAsia="Arial" w:hAnsi="Arial"/>
+          <w:b w:val="false"/>
+          <w:bCs w:val="false"/>
+          <w:color w:val="1F2937"/>
+          <w:sz w:val="20"/>
+          <w:szCs w:val="20"/>
+        </w:rPr>
+        <w:t xml:space="preserve"> </w:t>
+      </w:r>
+      <w:r>
+        <w:rPr>
+          <w:rFonts w:ascii="Consolas" w:cs="Consolas" w:eastAsia="Consolas" w:hAnsi="Consolas"/>
+          <w:color w:val="0F172A"/>
+          <w:sz w:val="18"/>
+          <w:szCs w:val="18"/>
+          <w:shd w:fill="F1F5F9" w:color="auto" w:val="solid"/>
+        </w:rPr>
+        <w:t xml:space="preserve">GET /api/v1/posts?page=0&amp;size=9&amp;tag=...</w:t>
+      </w:r>
+    </w:p>
+    <w:p>
+      <w:pPr>
+        <w:pStyle w:val="Heading3"/>
+        <w:spacing w:after="80" w:before="180"/>
+      </w:pPr>
+      <w:r>
+        <w:rPr>
+          <w:rFonts w:ascii="Arial" w:cs="Arial" w:eastAsia="Arial" w:hAnsi="Arial"/>
+          <w:b/>
+          <w:bCs/>
+          <w:color w:val="334155"/>
+          <w:sz w:val="22"/>
+          <w:szCs w:val="22"/>
+        </w:rPr>
+        <w:t xml:space="preserve">4.2.2 Trình đọc bài viết Markdown chuyên sâu (FR-02.2: Markdown Article Reader `/blog/:slug`)</w:t>
       </w:r>
     </w:p>
     <w:p>
@@ -8490,13 +9733,24 @@
       <w:r>
         <w:rPr>
           <w:rFonts w:ascii="Arial" w:cs="Arial" w:eastAsia="Arial" w:hAnsi="Arial"/>
-          <w:b w:val="false"/>
-          <w:bCs w:val="false"/>
-          <w:color w:val="1F2937"/>
-          <w:sz w:val="20"/>
-          <w:szCs w:val="20"/>
-        </w:rPr>
-        <w:t xml:space="preserve">Cung cấp liên kết trực tiếp tới Demo thực tế (nếu có) và Kho mã nguồn GitHub.</w:t>
+          <w:b/>
+          <w:bCs/>
+          <w:color w:val="1F2937"/>
+          <w:sz w:val="20"/>
+          <w:szCs w:val="20"/>
+        </w:rPr>
+        <w:t xml:space="preserve">Mô tả nghiệp vụ:</w:t>
+      </w:r>
+      <w:r>
+        <w:rPr>
+          <w:rFonts w:ascii="Arial" w:cs="Arial" w:eastAsia="Arial" w:hAnsi="Arial"/>
+          <w:b w:val="false"/>
+          <w:bCs w:val="false"/>
+          <w:color w:val="1F2937"/>
+          <w:sz w:val="20"/>
+          <w:szCs w:val="20"/>
+        </w:rPr>
+        <w:t xml:space="preserve"> Hiển thị chi tiết nội dung bài viết theo đường dẫn thân thiện SEO (Slug URL).</w:t>
       </w:r>
     </w:p>
     <w:p>
@@ -8517,7 +9771,18 @@
           <w:sz w:val="20"/>
           <w:szCs w:val="20"/>
         </w:rPr>
-        <w:t xml:space="preserve">FR-01.6 (Education &amp; Certifications):</w:t>
+        <w:t xml:space="preserve">Bộ xử lý Markdown:</w:t>
+      </w:r>
+      <w:r>
+        <w:rPr>
+          <w:rFonts w:ascii="Arial" w:cs="Arial" w:eastAsia="Arial" w:hAnsi="Arial"/>
+          <w:b w:val="false"/>
+          <w:bCs w:val="false"/>
+          <w:color w:val="1F2937"/>
+          <w:sz w:val="20"/>
+          <w:szCs w:val="20"/>
+        </w:rPr>
+        <w:t xml:space="preserve"> Tích hợp bộ chuyển đổi Markdown sang HTML hỗ trợ đầy đủ các định dạng: Khối mã nguồn (Code Blocks) với tính năng Highlight cú pháp đa ngôn ngữ (Java, TypeScript, SQL, Bash, YAML) kèm nút Copy mã nguồn nhanh, bảng biểu số liệu, khối trích dẫn (Blockquotes), danh sách đánh số/gạch đầu dòng và hình ảnh có phóng to khi click.</w:t>
       </w:r>
     </w:p>
     <w:p>
@@ -8532,30 +9797,45 @@
       <w:r>
         <w:rPr>
           <w:rFonts w:ascii="Arial" w:cs="Arial" w:eastAsia="Arial" w:hAnsi="Arial"/>
-          <w:b w:val="false"/>
-          <w:bCs w:val="false"/>
-          <w:color w:val="1F2937"/>
-          <w:sz w:val="20"/>
-          <w:szCs w:val="20"/>
-        </w:rPr>
-        <w:t xml:space="preserve">Trình bày thông tin bằng cấp đại học (Đại học Mở Hà Nội - Công nghệ Thông tin) và các chứng chỉ chuyên ngành với liên kết xác thực trực tuyến.</w:t>
-      </w:r>
-    </w:p>
-    <w:p>
-      <w:pPr>
-        <w:pStyle w:val="Heading2"/>
-        <w:spacing w:after="100" w:before="240"/>
-      </w:pPr>
-      <w:r>
-        <w:rPr>
-          <w:rFonts w:ascii="Arial" w:cs="Arial" w:eastAsia="Arial" w:hAnsi="Arial"/>
           <w:b/>
           <w:bCs/>
-          <w:color w:val="2563EB"/>
-          <w:sz w:val="24"/>
-          <w:szCs w:val="24"/>
-        </w:rPr>
-        <w:t xml:space="preserve">4.2 Phân hệ Blog &amp; Chia sẻ kiến thức (FR-02: Technical Blog System)</w:t>
+          <w:color w:val="1F2937"/>
+          <w:sz w:val="20"/>
+          <w:szCs w:val="20"/>
+        </w:rPr>
+        <w:t xml:space="preserve">Tự động tính thời gian đọc:</w:t>
+      </w:r>
+      <w:r>
+        <w:rPr>
+          <w:rFonts w:ascii="Arial" w:cs="Arial" w:eastAsia="Arial" w:hAnsi="Arial"/>
+          <w:b w:val="false"/>
+          <w:bCs w:val="false"/>
+          <w:color w:val="1F2937"/>
+          <w:sz w:val="20"/>
+          <w:szCs w:val="20"/>
+        </w:rPr>
+        <w:t xml:space="preserve"> Dựa trên thuật toán đếm số từ trong bài viết (trung bình 200 từ/phút) để xuất ra số phút ước lượng (</w:t>
+      </w:r>
+      <w:r>
+        <w:rPr>
+          <w:rFonts w:ascii="Consolas" w:cs="Consolas" w:eastAsia="Consolas" w:hAnsi="Consolas"/>
+          <w:color w:val="0F172A"/>
+          <w:sz w:val="18"/>
+          <w:szCs w:val="18"/>
+          <w:shd w:fill="F1F5F9" w:color="auto" w:val="solid"/>
+        </w:rPr>
+        <w:t xml:space="preserve">reading_time_minutes</w:t>
+      </w:r>
+      <w:r>
+        <w:rPr>
+          <w:rFonts w:ascii="Arial" w:cs="Arial" w:eastAsia="Arial" w:hAnsi="Arial"/>
+          <w:b w:val="false"/>
+          <w:bCs w:val="false"/>
+          <w:color w:val="1F2937"/>
+          <w:sz w:val="20"/>
+          <w:szCs w:val="20"/>
+        </w:rPr>
+        <w:t xml:space="preserve">).</w:t>
       </w:r>
     </w:p>
     <w:p>
@@ -8576,7 +9856,77 @@
           <w:sz w:val="20"/>
           <w:szCs w:val="20"/>
         </w:rPr>
-        <w:t xml:space="preserve">FR-02.1 (Danh sách bài viết `/blog`):</w:t>
+        <w:t xml:space="preserve">Tự động tăng bộ đếm lượt xem (Atomic View Counter):</w:t>
+      </w:r>
+      <w:r>
+        <w:rPr>
+          <w:rFonts w:ascii="Arial" w:cs="Arial" w:eastAsia="Arial" w:hAnsi="Arial"/>
+          <w:b w:val="false"/>
+          <w:bCs w:val="false"/>
+          <w:color w:val="1F2937"/>
+          <w:sz w:val="20"/>
+          <w:szCs w:val="20"/>
+        </w:rPr>
+        <w:t xml:space="preserve"> Khi người xem truy cập bài viết, client gửi request ngầm </w:t>
+      </w:r>
+      <w:r>
+        <w:rPr>
+          <w:rFonts w:ascii="Consolas" w:cs="Consolas" w:eastAsia="Consolas" w:hAnsi="Consolas"/>
+          <w:color w:val="0F172A"/>
+          <w:sz w:val="18"/>
+          <w:szCs w:val="18"/>
+          <w:shd w:fill="F1F5F9" w:color="auto" w:val="solid"/>
+        </w:rPr>
+        <w:t xml:space="preserve">POST /api/v1/posts/{slug}/view</w:t>
+      </w:r>
+      <w:r>
+        <w:rPr>
+          <w:rFonts w:ascii="Arial" w:cs="Arial" w:eastAsia="Arial" w:hAnsi="Arial"/>
+          <w:b w:val="false"/>
+          <w:bCs w:val="false"/>
+          <w:color w:val="1F2937"/>
+          <w:sz w:val="20"/>
+          <w:szCs w:val="20"/>
+        </w:rPr>
+        <w:t xml:space="preserve">. Backend thực hiện câu lệnh SQL nguyên tử </w:t>
+      </w:r>
+      <w:r>
+        <w:rPr>
+          <w:rFonts w:ascii="Consolas" w:cs="Consolas" w:eastAsia="Consolas" w:hAnsi="Consolas"/>
+          <w:color w:val="0F172A"/>
+          <w:sz w:val="18"/>
+          <w:szCs w:val="18"/>
+          <w:shd w:fill="F1F5F9" w:color="auto" w:val="solid"/>
+        </w:rPr>
+        <w:t xml:space="preserve">UPDATE posts SET views_count = views_count + 1 WHERE id = ...</w:t>
+      </w:r>
+      <w:r>
+        <w:rPr>
+          <w:rFonts w:ascii="Arial" w:cs="Arial" w:eastAsia="Arial" w:hAnsi="Arial"/>
+          <w:b w:val="false"/>
+          <w:bCs w:val="false"/>
+          <w:color w:val="1F2937"/>
+          <w:sz w:val="20"/>
+          <w:szCs w:val="20"/>
+        </w:rPr>
+        <w:t xml:space="preserve"> kèm cơ chế chống tăng ảo khi reload liên tục trong cùng 1 phiên.</w:t>
+      </w:r>
+    </w:p>
+    <w:p>
+      <w:pPr>
+        <w:pStyle w:val="Heading3"/>
+        <w:spacing w:after="80" w:before="180"/>
+      </w:pPr>
+      <w:r>
+        <w:rPr>
+          <w:rFonts w:ascii="Arial" w:cs="Arial" w:eastAsia="Arial" w:hAnsi="Arial"/>
+          <w:b/>
+          <w:bCs/>
+          <w:color w:val="334155"/>
+          <w:sz w:val="22"/>
+          <w:szCs w:val="22"/>
+        </w:rPr>
+        <w:t xml:space="preserve">4.2.3 Quản lý trạng thái xuất bản &amp; Tối ưu hóa SEO (FR-02.3: SEO &amp; Publishing Lifecycle)</w:t>
       </w:r>
     </w:p>
     <w:p>
@@ -8591,55 +9941,58 @@
       <w:r>
         <w:rPr>
           <w:rFonts w:ascii="Arial" w:cs="Arial" w:eastAsia="Arial" w:hAnsi="Arial"/>
-          <w:b w:val="false"/>
-          <w:bCs w:val="false"/>
-          <w:color w:val="1F2937"/>
-          <w:sz w:val="20"/>
-          <w:szCs w:val="20"/>
-        </w:rPr>
-        <w:t xml:space="preserve">Hiển thị danh sách các bài viết kỹ thuật đã được xuất bản (</w:t>
-      </w:r>
-      <w:r>
-        <w:rPr>
-          <w:rFonts w:ascii="Consolas" w:cs="Consolas" w:eastAsia="Consolas" w:hAnsi="Consolas"/>
-          <w:color w:val="0F172A"/>
-          <w:sz w:val="18"/>
-          <w:szCs w:val="18"/>
-          <w:shd w:fill="F1F5F9" w:color="auto" w:val="solid"/>
-        </w:rPr>
-        <w:t xml:space="preserve">published = true</w:t>
-      </w:r>
-      <w:r>
-        <w:rPr>
-          <w:rFonts w:ascii="Arial" w:cs="Arial" w:eastAsia="Arial" w:hAnsi="Arial"/>
-          <w:b w:val="false"/>
-          <w:bCs w:val="false"/>
-          <w:color w:val="1F2937"/>
-          <w:sz w:val="20"/>
-          <w:szCs w:val="20"/>
-        </w:rPr>
-        <w:t xml:space="preserve">), sắp xếp theo trường </w:t>
-      </w:r>
-      <w:r>
-        <w:rPr>
-          <w:rFonts w:ascii="Consolas" w:cs="Consolas" w:eastAsia="Consolas" w:hAnsi="Consolas"/>
-          <w:color w:val="0F172A"/>
-          <w:sz w:val="18"/>
-          <w:szCs w:val="18"/>
-          <w:shd w:fill="F1F5F9" w:color="auto" w:val="solid"/>
-        </w:rPr>
-        <w:t xml:space="preserve">sort_order</w:t>
-      </w:r>
-      <w:r>
-        <w:rPr>
-          <w:rFonts w:ascii="Arial" w:cs="Arial" w:eastAsia="Arial" w:hAnsi="Arial"/>
-          <w:b w:val="false"/>
-          <w:bCs w:val="false"/>
-          <w:color w:val="1F2937"/>
-          <w:sz w:val="20"/>
-          <w:szCs w:val="20"/>
-        </w:rPr>
-        <w:t xml:space="preserve"> hoặc thời gian tạo mới nhất.</w:t>
+          <w:b/>
+          <w:bCs/>
+          <w:color w:val="1F2937"/>
+          <w:sz w:val="20"/>
+          <w:szCs w:val="20"/>
+        </w:rPr>
+        <w:t xml:space="preserve">Mô tả nghiệp vụ:</w:t>
+      </w:r>
+      <w:r>
+        <w:rPr>
+          <w:rFonts w:ascii="Arial" w:cs="Arial" w:eastAsia="Arial" w:hAnsi="Arial"/>
+          <w:b w:val="false"/>
+          <w:bCs w:val="false"/>
+          <w:color w:val="1F2937"/>
+          <w:sz w:val="20"/>
+          <w:szCs w:val="20"/>
+        </w:rPr>
+        <w:t xml:space="preserve"> Mỗi bài viết đều có đầy đủ Open Graph meta tags (og:title, og:description, og:image) để hiển thị thẻ xem trước đẹp mắt khi chia sẻ liên kết lên Facebook, LinkedIn, Twitter/X. Tích hợp nút chia sẻ mạng xã hội 1-click.</w:t>
+      </w:r>
+    </w:p>
+    <w:p>
+      <w:pPr>
+        <w:pStyle w:val="Heading2"/>
+        <w:spacing w:after="100" w:before="240"/>
+      </w:pPr>
+      <w:r>
+        <w:rPr>
+          <w:rFonts w:ascii="Arial" w:cs="Arial" w:eastAsia="Arial" w:hAnsi="Arial"/>
+          <w:b/>
+          <w:bCs/>
+          <w:color w:val="2563EB"/>
+          <w:sz w:val="24"/>
+          <w:szCs w:val="24"/>
+        </w:rPr>
+        <w:t xml:space="preserve">4.3 Phân hệ Kênh liên hệ &amp; Dịch vụ gửi Email bất đồng bộ (FR-03: Contact &amp; Multi-channel Notification)</w:t>
+      </w:r>
+    </w:p>
+    <w:p>
+      <w:pPr>
+        <w:pStyle w:val="Heading3"/>
+        <w:spacing w:after="80" w:before="180"/>
+      </w:pPr>
+      <w:r>
+        <w:rPr>
+          <w:rFonts w:ascii="Arial" w:cs="Arial" w:eastAsia="Arial" w:hAnsi="Arial"/>
+          <w:b/>
+          <w:bCs/>
+          <w:color w:val="334155"/>
+          <w:sz w:val="22"/>
+          <w:szCs w:val="22"/>
+        </w:rPr>
+        <w:t xml:space="preserve">4.3.1 Biểu mẫu liên hệ trực tuyến (FR-03.1: Contact Form &amp; Validation)</w:t>
       </w:r>
     </w:p>
     <w:p>
@@ -8654,13 +10007,24 @@
       <w:r>
         <w:rPr>
           <w:rFonts w:ascii="Arial" w:cs="Arial" w:eastAsia="Arial" w:hAnsi="Arial"/>
-          <w:b w:val="false"/>
-          <w:bCs w:val="false"/>
-          <w:color w:val="1F2937"/>
-          <w:sz w:val="20"/>
-          <w:szCs w:val="20"/>
-        </w:rPr>
-        <w:t xml:space="preserve">Mỗi thẻ bài viết hiển thị ảnh bìa (cover image), tiêu đề, đoạn trích ngắn (summary), danh sách thẻ nhãn (tags), thời gian ước lượng đọc (reading time in minutes) và số lượt xem (views count).</w:t>
+          <w:b/>
+          <w:bCs/>
+          <w:color w:val="1F2937"/>
+          <w:sz w:val="20"/>
+          <w:szCs w:val="20"/>
+        </w:rPr>
+        <w:t xml:space="preserve">Mô tả nghiệp vụ:</w:t>
+      </w:r>
+      <w:r>
+        <w:rPr>
+          <w:rFonts w:ascii="Arial" w:cs="Arial" w:eastAsia="Arial" w:hAnsi="Arial"/>
+          <w:b w:val="false"/>
+          <w:bCs w:val="false"/>
+          <w:color w:val="1F2937"/>
+          <w:sz w:val="20"/>
+          <w:szCs w:val="20"/>
+        </w:rPr>
+        <w:t xml:space="preserve"> Cung cấp kênh trao đổi trực tiếp giữa khách truy cập/nhà tuyển dụng và chủ nhân hồ sơ.</w:t>
       </w:r>
     </w:p>
     <w:p>
@@ -8675,13 +10039,13 @@
       <w:r>
         <w:rPr>
           <w:rFonts w:ascii="Arial" w:cs="Arial" w:eastAsia="Arial" w:hAnsi="Arial"/>
-          <w:b w:val="false"/>
-          <w:bCs w:val="false"/>
-          <w:color w:val="1F2937"/>
-          <w:sz w:val="20"/>
-          <w:szCs w:val="20"/>
-        </w:rPr>
-        <w:t xml:space="preserve">Hỗ trợ tìm kiếm bài viết theo từ khóa và lọc bài viết theo tag kỹ thuật.</w:t>
+          <w:b/>
+          <w:bCs/>
+          <w:color w:val="1F2937"/>
+          <w:sz w:val="20"/>
+          <w:szCs w:val="20"/>
+        </w:rPr>
+        <w:t xml:space="preserve">Quy tắc kiểm thực dữ liệu (Validation Rules):</w:t>
       </w:r>
     </w:p>
     <w:p>
@@ -8695,14 +10059,24 @@
       </w:pPr>
       <w:r>
         <w:rPr>
-          <w:rFonts w:ascii="Arial" w:cs="Arial" w:eastAsia="Arial" w:hAnsi="Arial"/>
-          <w:b/>
-          <w:bCs/>
-          <w:color w:val="1F2937"/>
-          <w:sz w:val="20"/>
-          <w:szCs w:val="20"/>
-        </w:rPr>
-        <w:t xml:space="preserve">FR-02.2 (Trang chi tiết bài viết `/blog/:slug`):</w:t>
+          <w:rFonts w:ascii="Consolas" w:cs="Consolas" w:eastAsia="Consolas" w:hAnsi="Consolas"/>
+          <w:color w:val="0F172A"/>
+          <w:sz w:val="18"/>
+          <w:szCs w:val="18"/>
+          <w:shd w:fill="F1F5F9" w:color="auto" w:val="solid"/>
+        </w:rPr>
+        <w:t xml:space="preserve">name</w:t>
+      </w:r>
+      <w:r>
+        <w:rPr>
+          <w:rFonts w:ascii="Arial" w:cs="Arial" w:eastAsia="Arial" w:hAnsi="Arial"/>
+          <w:b w:val="false"/>
+          <w:bCs w:val="false"/>
+          <w:color w:val="1F2937"/>
+          <w:sz w:val="20"/>
+          <w:szCs w:val="20"/>
+        </w:rPr>
+        <w:t xml:space="preserve">: Bắt buộc, độ dài từ 2 đến 120 ký tự, không chứa mã độc HTML/Script.</w:t>
       </w:r>
     </w:p>
     <w:p>
@@ -8716,14 +10090,24 @@
       </w:pPr>
       <w:r>
         <w:rPr>
-          <w:rFonts w:ascii="Arial" w:cs="Arial" w:eastAsia="Arial" w:hAnsi="Arial"/>
-          <w:b w:val="false"/>
-          <w:bCs w:val="false"/>
-          <w:color w:val="1F2937"/>
-          <w:sz w:val="20"/>
-          <w:szCs w:val="20"/>
-        </w:rPr>
-        <w:t xml:space="preserve">Định tuyến dựa trên đường dẫn thân thiện SEO (Slug URL).</w:t>
+          <w:rFonts w:ascii="Consolas" w:cs="Consolas" w:eastAsia="Consolas" w:hAnsi="Consolas"/>
+          <w:color w:val="0F172A"/>
+          <w:sz w:val="18"/>
+          <w:szCs w:val="18"/>
+          <w:shd w:fill="F1F5F9" w:color="auto" w:val="solid"/>
+        </w:rPr>
+        <w:t xml:space="preserve">email</w:t>
+      </w:r>
+      <w:r>
+        <w:rPr>
+          <w:rFonts w:ascii="Arial" w:cs="Arial" w:eastAsia="Arial" w:hAnsi="Arial"/>
+          <w:b w:val="false"/>
+          <w:bCs w:val="false"/>
+          <w:color w:val="1F2937"/>
+          <w:sz w:val="20"/>
+          <w:szCs w:val="20"/>
+        </w:rPr>
+        <w:t xml:space="preserve">: Bắt buộc, đúng định dạng email tiêu chuẩn RFC 5322, tối đa 160 ký tự.</w:t>
       </w:r>
     </w:p>
     <w:p>
@@ -8737,14 +10121,24 @@
       </w:pPr>
       <w:r>
         <w:rPr>
-          <w:rFonts w:ascii="Arial" w:cs="Arial" w:eastAsia="Arial" w:hAnsi="Arial"/>
-          <w:b w:val="false"/>
-          <w:bCs w:val="false"/>
-          <w:color w:val="1F2937"/>
-          <w:sz w:val="20"/>
-          <w:szCs w:val="20"/>
-        </w:rPr>
-        <w:t xml:space="preserve">Trình bày nội dung định dạng Markdown với bộ renderer hỗ trợ syntax highlighting cho các đoạn mã code (Java, TypeScript, SQL, Bash), bảng biểu, trích dẫn.</w:t>
+          <w:rFonts w:ascii="Consolas" w:cs="Consolas" w:eastAsia="Consolas" w:hAnsi="Consolas"/>
+          <w:color w:val="0F172A"/>
+          <w:sz w:val="18"/>
+          <w:szCs w:val="18"/>
+          <w:shd w:fill="F1F5F9" w:color="auto" w:val="solid"/>
+        </w:rPr>
+        <w:t xml:space="preserve">subject</w:t>
+      </w:r>
+      <w:r>
+        <w:rPr>
+          <w:rFonts w:ascii="Arial" w:cs="Arial" w:eastAsia="Arial" w:hAnsi="Arial"/>
+          <w:b w:val="false"/>
+          <w:bCs w:val="false"/>
+          <w:color w:val="1F2937"/>
+          <w:sz w:val="20"/>
+          <w:szCs w:val="20"/>
+        </w:rPr>
+        <w:t xml:space="preserve">: Bắt buộc, độ dài từ 3 đến 200 ký tự.</w:t>
       </w:r>
     </w:p>
     <w:p>
@@ -8758,35 +10152,24 @@
       </w:pPr>
       <w:r>
         <w:rPr>
-          <w:rFonts w:ascii="Arial" w:cs="Arial" w:eastAsia="Arial" w:hAnsi="Arial"/>
-          <w:b w:val="false"/>
-          <w:bCs w:val="false"/>
-          <w:color w:val="1F2937"/>
-          <w:sz w:val="20"/>
-          <w:szCs w:val="20"/>
-        </w:rPr>
-        <w:t xml:space="preserve">Tự động kích hoạt tăng bộ đếm lượt xem bài viết (</w:t>
-      </w:r>
-      <w:r>
-        <w:rPr>
           <w:rFonts w:ascii="Consolas" w:cs="Consolas" w:eastAsia="Consolas" w:hAnsi="Consolas"/>
           <w:color w:val="0F172A"/>
           <w:sz w:val="18"/>
           <w:szCs w:val="18"/>
           <w:shd w:fill="F1F5F9" w:color="auto" w:val="solid"/>
         </w:rPr>
-        <w:t xml:space="preserve">views_count</w:t>
-      </w:r>
-      <w:r>
-        <w:rPr>
-          <w:rFonts w:ascii="Arial" w:cs="Arial" w:eastAsia="Arial" w:hAnsi="Arial"/>
-          <w:b w:val="false"/>
-          <w:bCs w:val="false"/>
-          <w:color w:val="1F2937"/>
-          <w:sz w:val="20"/>
-          <w:szCs w:val="20"/>
-        </w:rPr>
-        <w:t xml:space="preserve">) khi có người dùng truy cập.</w:t>
+        <w:t xml:space="preserve">message</w:t>
+      </w:r>
+      <w:r>
+        <w:rPr>
+          <w:rFonts w:ascii="Arial" w:cs="Arial" w:eastAsia="Arial" w:hAnsi="Arial"/>
+          <w:b w:val="false"/>
+          <w:bCs w:val="false"/>
+          <w:color w:val="1F2937"/>
+          <w:sz w:val="20"/>
+          <w:szCs w:val="20"/>
+        </w:rPr>
+        <w:t xml:space="preserve">: Bắt buộc, độ dài từ 10 đến 3000 ký tự.</w:t>
       </w:r>
     </w:p>
     <w:p>
@@ -8801,30 +10184,41 @@
       <w:r>
         <w:rPr>
           <w:rFonts w:ascii="Arial" w:cs="Arial" w:eastAsia="Arial" w:hAnsi="Arial"/>
-          <w:b w:val="false"/>
-          <w:bCs w:val="false"/>
-          <w:color w:val="1F2937"/>
-          <w:sz w:val="20"/>
-          <w:szCs w:val="20"/>
-        </w:rPr>
-        <w:t xml:space="preserve">Cung cấp nút quay lại danh sách bài viết và điều hướng chia sẻ mạng xã hội.</w:t>
-      </w:r>
-    </w:p>
-    <w:p>
-      <w:pPr>
-        <w:pStyle w:val="Heading2"/>
-        <w:spacing w:after="100" w:before="240"/>
-      </w:pPr>
-      <w:r>
-        <w:rPr>
-          <w:rFonts w:ascii="Arial" w:cs="Arial" w:eastAsia="Arial" w:hAnsi="Arial"/>
           <w:b/>
           <w:bCs/>
-          <w:color w:val="2563EB"/>
-          <w:sz w:val="24"/>
-          <w:szCs w:val="24"/>
-        </w:rPr>
-        <w:t xml:space="preserve">4.3 Phân hệ Liên hệ &amp; Thông báo Email (FR-03: Contact &amp; Multi-channel Notification)</w:t>
+          <w:color w:val="1F2937"/>
+          <w:sz w:val="20"/>
+          <w:szCs w:val="20"/>
+        </w:rPr>
+        <w:t xml:space="preserve">Cơ chế chống thư rác (Spam Mitigation):</w:t>
+      </w:r>
+      <w:r>
+        <w:rPr>
+          <w:rFonts w:ascii="Arial" w:cs="Arial" w:eastAsia="Arial" w:hAnsi="Arial"/>
+          <w:b w:val="false"/>
+          <w:bCs w:val="false"/>
+          <w:color w:val="1F2937"/>
+          <w:sz w:val="20"/>
+          <w:szCs w:val="20"/>
+        </w:rPr>
+        <w:t xml:space="preserve"> Áp dụng Bucket4j Rate-limiting ở tầng API Gateway: mỗi địa chỉ IP chỉ được phép gửi tối đa 3 tin nhắn trong vòng 1 phút. Nếu vượt ngưỡng, hệ thống trả về mã lỗi HTTP 429 Too Many Requests kèm thông báo thời gian cần chờ.</w:t>
+      </w:r>
+    </w:p>
+    <w:p>
+      <w:pPr>
+        <w:pStyle w:val="Heading3"/>
+        <w:spacing w:after="80" w:before="180"/>
+      </w:pPr>
+      <w:r>
+        <w:rPr>
+          <w:rFonts w:ascii="Arial" w:cs="Arial" w:eastAsia="Arial" w:hAnsi="Arial"/>
+          <w:b/>
+          <w:bCs/>
+          <w:color w:val="334155"/>
+          <w:sz w:val="22"/>
+          <w:szCs w:val="22"/>
+        </w:rPr>
+        <w:t xml:space="preserve">4.3.2 Ghi nhận CSDL &amp; Xử lý chạy ngầm (FR-03.2: Async Storage &amp; Event Processing)</w:t>
       </w:r>
     </w:p>
     <w:p>
@@ -8845,7 +10239,28 @@
           <w:sz w:val="20"/>
           <w:szCs w:val="20"/>
         </w:rPr>
-        <w:t xml:space="preserve">FR-03.1 (Form gửi liên hệ):</w:t>
+        <w:t xml:space="preserve">Điểm cuối API:</w:t>
+      </w:r>
+      <w:r>
+        <w:rPr>
+          <w:rFonts w:ascii="Arial" w:cs="Arial" w:eastAsia="Arial" w:hAnsi="Arial"/>
+          <w:b w:val="false"/>
+          <w:bCs w:val="false"/>
+          <w:color w:val="1F2937"/>
+          <w:sz w:val="20"/>
+          <w:szCs w:val="20"/>
+        </w:rPr>
+        <w:t xml:space="preserve"> </w:t>
+      </w:r>
+      <w:r>
+        <w:rPr>
+          <w:rFonts w:ascii="Consolas" w:cs="Consolas" w:eastAsia="Consolas" w:hAnsi="Consolas"/>
+          <w:color w:val="0F172A"/>
+          <w:sz w:val="18"/>
+          <w:szCs w:val="18"/>
+          <w:shd w:fill="F1F5F9" w:color="auto" w:val="solid"/>
+        </w:rPr>
+        <w:t xml:space="preserve">POST /api/v1/contact</w:t>
       </w:r>
     </w:p>
     <w:p>
@@ -8860,97 +10275,13 @@
       <w:r>
         <w:rPr>
           <w:rFonts w:ascii="Arial" w:cs="Arial" w:eastAsia="Arial" w:hAnsi="Arial"/>
-          <w:b w:val="false"/>
-          <w:bCs w:val="false"/>
-          <w:color w:val="1F2937"/>
-          <w:sz w:val="20"/>
-          <w:szCs w:val="20"/>
-        </w:rPr>
-        <w:t xml:space="preserve">Cho phép người xem gửi thông điệp gồm: Họ tên (</w:t>
-      </w:r>
-      <w:r>
-        <w:rPr>
-          <w:rFonts w:ascii="Consolas" w:cs="Consolas" w:eastAsia="Consolas" w:hAnsi="Consolas"/>
-          <w:color w:val="0F172A"/>
-          <w:sz w:val="18"/>
-          <w:szCs w:val="18"/>
-          <w:shd w:fill="F1F5F9" w:color="auto" w:val="solid"/>
-        </w:rPr>
-        <w:t xml:space="preserve">name</w:t>
-      </w:r>
-      <w:r>
-        <w:rPr>
-          <w:rFonts w:ascii="Arial" w:cs="Arial" w:eastAsia="Arial" w:hAnsi="Arial"/>
-          <w:b w:val="false"/>
-          <w:bCs w:val="false"/>
-          <w:color w:val="1F2937"/>
-          <w:sz w:val="20"/>
-          <w:szCs w:val="20"/>
-        </w:rPr>
-        <w:t xml:space="preserve">), Địa chỉ email (</w:t>
-      </w:r>
-      <w:r>
-        <w:rPr>
-          <w:rFonts w:ascii="Consolas" w:cs="Consolas" w:eastAsia="Consolas" w:hAnsi="Consolas"/>
-          <w:color w:val="0F172A"/>
-          <w:sz w:val="18"/>
-          <w:szCs w:val="18"/>
-          <w:shd w:fill="F1F5F9" w:color="auto" w:val="solid"/>
-        </w:rPr>
-        <w:t xml:space="preserve">email</w:t>
-      </w:r>
-      <w:r>
-        <w:rPr>
-          <w:rFonts w:ascii="Arial" w:cs="Arial" w:eastAsia="Arial" w:hAnsi="Arial"/>
-          <w:b w:val="false"/>
-          <w:bCs w:val="false"/>
-          <w:color w:val="1F2937"/>
-          <w:sz w:val="20"/>
-          <w:szCs w:val="20"/>
-        </w:rPr>
-        <w:t xml:space="preserve">), Tiêu đề (</w:t>
-      </w:r>
-      <w:r>
-        <w:rPr>
-          <w:rFonts w:ascii="Consolas" w:cs="Consolas" w:eastAsia="Consolas" w:hAnsi="Consolas"/>
-          <w:color w:val="0F172A"/>
-          <w:sz w:val="18"/>
-          <w:szCs w:val="18"/>
-          <w:shd w:fill="F1F5F9" w:color="auto" w:val="solid"/>
-        </w:rPr>
-        <w:t xml:space="preserve">subject</w:t>
-      </w:r>
-      <w:r>
-        <w:rPr>
-          <w:rFonts w:ascii="Arial" w:cs="Arial" w:eastAsia="Arial" w:hAnsi="Arial"/>
-          <w:b w:val="false"/>
-          <w:bCs w:val="false"/>
-          <w:color w:val="1F2937"/>
-          <w:sz w:val="20"/>
-          <w:szCs w:val="20"/>
-        </w:rPr>
-        <w:t xml:space="preserve">), Nội dung tin nhắn (</w:t>
-      </w:r>
-      <w:r>
-        <w:rPr>
-          <w:rFonts w:ascii="Consolas" w:cs="Consolas" w:eastAsia="Consolas" w:hAnsi="Consolas"/>
-          <w:color w:val="0F172A"/>
-          <w:sz w:val="18"/>
-          <w:szCs w:val="18"/>
-          <w:shd w:fill="F1F5F9" w:color="auto" w:val="solid"/>
-        </w:rPr>
-        <w:t xml:space="preserve">message</w:t>
-      </w:r>
-      <w:r>
-        <w:rPr>
-          <w:rFonts w:ascii="Arial" w:cs="Arial" w:eastAsia="Arial" w:hAnsi="Arial"/>
-          <w:b w:val="false"/>
-          <w:bCs w:val="false"/>
-          <w:color w:val="1F2937"/>
-          <w:sz w:val="20"/>
-          <w:szCs w:val="20"/>
-        </w:rPr>
-        <w:t xml:space="preserve">).</w:t>
+          <w:b/>
+          <w:bCs/>
+          <w:color w:val="1F2937"/>
+          <w:sz w:val="20"/>
+          <w:szCs w:val="20"/>
+        </w:rPr>
+        <w:t xml:space="preserve">Quy trình xử lý:</w:t>
       </w:r>
     </w:p>
     <w:p>
@@ -8971,7 +10302,28 @@
           <w:sz w:val="20"/>
           <w:szCs w:val="20"/>
         </w:rPr>
-        <w:t xml:space="preserve">Kiểm thực trực tiếp (Client-side validation) định dạng email, độ dài ký tự và ngăn chặn spam bot qua rate limit (tối đa 3 request / phút / IP).</w:t>
+        <w:t xml:space="preserve">Backend kiểm tra tính hợp lệ của DTO qua Jakarta Bean Validation (</w:t>
+      </w:r>
+      <w:r>
+        <w:rPr>
+          <w:rFonts w:ascii="Consolas" w:cs="Consolas" w:eastAsia="Consolas" w:hAnsi="Consolas"/>
+          <w:color w:val="0F172A"/>
+          <w:sz w:val="18"/>
+          <w:szCs w:val="18"/>
+          <w:shd w:fill="F1F5F9" w:color="auto" w:val="solid"/>
+        </w:rPr>
+        <w:t xml:space="preserve">@Valid</w:t>
+      </w:r>
+      <w:r>
+        <w:rPr>
+          <w:rFonts w:ascii="Arial" w:cs="Arial" w:eastAsia="Arial" w:hAnsi="Arial"/>
+          <w:b w:val="false"/>
+          <w:bCs w:val="false"/>
+          <w:color w:val="1F2937"/>
+          <w:sz w:val="20"/>
+          <w:szCs w:val="20"/>
+        </w:rPr>
+        <w:t xml:space="preserve">).</w:t>
       </w:r>
     </w:p>
     <w:p>
@@ -8986,13 +10338,55 @@
       <w:r>
         <w:rPr>
           <w:rFonts w:ascii="Arial" w:cs="Arial" w:eastAsia="Arial" w:hAnsi="Arial"/>
-          <w:b/>
-          <w:bCs/>
-          <w:color w:val="1F2937"/>
-          <w:sz w:val="20"/>
-          <w:szCs w:val="20"/>
-        </w:rPr>
-        <w:t xml:space="preserve">FR-03.2 (Lưu trữ CSDL &amp; Thông báo bất đồng bộ):</w:t>
+          <w:b w:val="false"/>
+          <w:bCs w:val="false"/>
+          <w:color w:val="1F2937"/>
+          <w:sz w:val="20"/>
+          <w:szCs w:val="20"/>
+        </w:rPr>
+        <w:t xml:space="preserve">Lưu thông điệp vào bảng </w:t>
+      </w:r>
+      <w:r>
+        <w:rPr>
+          <w:rFonts w:ascii="Consolas" w:cs="Consolas" w:eastAsia="Consolas" w:hAnsi="Consolas"/>
+          <w:color w:val="0F172A"/>
+          <w:sz w:val="18"/>
+          <w:szCs w:val="18"/>
+          <w:shd w:fill="F1F5F9" w:color="auto" w:val="solid"/>
+        </w:rPr>
+        <w:t xml:space="preserve">contact_messages</w:t>
+      </w:r>
+      <w:r>
+        <w:rPr>
+          <w:rFonts w:ascii="Arial" w:cs="Arial" w:eastAsia="Arial" w:hAnsi="Arial"/>
+          <w:b w:val="false"/>
+          <w:bCs w:val="false"/>
+          <w:color w:val="1F2937"/>
+          <w:sz w:val="20"/>
+          <w:szCs w:val="20"/>
+        </w:rPr>
+        <w:t xml:space="preserve"> với trạng thái </w:t>
+      </w:r>
+      <w:r>
+        <w:rPr>
+          <w:rFonts w:ascii="Consolas" w:cs="Consolas" w:eastAsia="Consolas" w:hAnsi="Consolas"/>
+          <w:color w:val="0F172A"/>
+          <w:sz w:val="18"/>
+          <w:szCs w:val="18"/>
+          <w:shd w:fill="F1F5F9" w:color="auto" w:val="solid"/>
+        </w:rPr>
+        <w:t xml:space="preserve">is_read = false</w:t>
+      </w:r>
+      <w:r>
+        <w:rPr>
+          <w:rFonts w:ascii="Arial" w:cs="Arial" w:eastAsia="Arial" w:hAnsi="Arial"/>
+          <w:b w:val="false"/>
+          <w:bCs w:val="false"/>
+          <w:color w:val="1F2937"/>
+          <w:sz w:val="20"/>
+          <w:szCs w:val="20"/>
+        </w:rPr>
+        <w:t xml:space="preserve">.</w:t>
       </w:r>
     </w:p>
     <w:p>
@@ -9013,7 +10407,7 @@
           <w:sz w:val="20"/>
           <w:szCs w:val="20"/>
         </w:rPr>
-        <w:t xml:space="preserve">Ghi nhận thông điệp vào bảng </w:t>
+        <w:t xml:space="preserve">Kích hoạt phương thức gửi thư bất đồng bộ </w:t>
       </w:r>
       <w:r>
         <w:rPr>
@@ -9023,18 +10417,18 @@
           <w:szCs w:val="18"/>
           <w:shd w:fill="F1F5F9" w:color="auto" w:val="solid"/>
         </w:rPr>
-        <w:t xml:space="preserve">contact_messages</w:t>
-      </w:r>
-      <w:r>
-        <w:rPr>
-          <w:rFonts w:ascii="Arial" w:cs="Arial" w:eastAsia="Arial" w:hAnsi="Arial"/>
-          <w:b w:val="false"/>
-          <w:bCs w:val="false"/>
-          <w:color w:val="1F2937"/>
-          <w:sz w:val="20"/>
-          <w:szCs w:val="20"/>
-        </w:rPr>
-        <w:t xml:space="preserve"> trong CSDL với trạng thái </w:t>
+        <w:t xml:space="preserve">@Async("taskExecutor")</w:t>
+      </w:r>
+      <w:r>
+        <w:rPr>
+          <w:rFonts w:ascii="Arial" w:cs="Arial" w:eastAsia="Arial" w:hAnsi="Arial"/>
+          <w:b w:val="false"/>
+          <w:bCs w:val="false"/>
+          <w:color w:val="1F2937"/>
+          <w:sz w:val="20"/>
+          <w:szCs w:val="20"/>
+        </w:rPr>
+        <w:t xml:space="preserve"> của </w:t>
       </w:r>
       <w:r>
         <w:rPr>
@@ -9044,7 +10438,7 @@
           <w:szCs w:val="18"/>
           <w:shd w:fill="F1F5F9" w:color="auto" w:val="solid"/>
         </w:rPr>
-        <w:t xml:space="preserve">is_read = false</w:t>
+        <w:t xml:space="preserve">ContactNotificationService</w:t>
       </w:r>
       <w:r>
         <w:rPr>
@@ -9076,28 +10470,24 @@
           <w:sz w:val="20"/>
           <w:szCs w:val="20"/>
         </w:rPr>
-        <w:t xml:space="preserve">Tự động kích hoạt tiến trình chạy ngầm gửi email thông báo chi tiết đến hòm thư quản trị viên (</w:t>
-      </w:r>
-      <w:r>
-        <w:rPr>
-          <w:rFonts w:ascii="Consolas" w:cs="Consolas" w:eastAsia="Consolas" w:hAnsi="Consolas"/>
-          <w:color w:val="0F172A"/>
-          <w:sz w:val="18"/>
-          <w:szCs w:val="18"/>
-          <w:shd w:fill="F1F5F9" w:color="auto" w:val="solid"/>
-        </w:rPr>
-        <w:t xml:space="preserve">tranvuthien1708@gmail.com</w:t>
-      </w:r>
-      <w:r>
-        <w:rPr>
-          <w:rFonts w:ascii="Arial" w:cs="Arial" w:eastAsia="Arial" w:hAnsi="Arial"/>
-          <w:b w:val="false"/>
-          <w:bCs w:val="false"/>
-          <w:color w:val="1F2937"/>
-          <w:sz w:val="20"/>
-          <w:szCs w:val="20"/>
-        </w:rPr>
-        <w:t xml:space="preserve">).</w:t>
+        <w:t xml:space="preserve">Trả về ngay lập tức phản hồi HTTP 200 OK với thông điệp cảm ơn, giúp người dùng không phải chờ đợi thời gian gửi email (thường mất từ 1-3 giây).</w:t>
+      </w:r>
+    </w:p>
+    <w:p>
+      <w:pPr>
+        <w:pStyle w:val="Heading3"/>
+        <w:spacing w:after="80" w:before="180"/>
+      </w:pPr>
+      <w:r>
+        <w:rPr>
+          <w:rFonts w:ascii="Arial" w:cs="Arial" w:eastAsia="Arial" w:hAnsi="Arial"/>
+          <w:b/>
+          <w:bCs/>
+          <w:color w:val="334155"/>
+          <w:sz w:val="22"/>
+          <w:szCs w:val="22"/>
+        </w:rPr>
+        <w:t xml:space="preserve">4.3.3 Kiến trúc Dual Mail Sender (FR-03.3: Intelligent Mail Fallback)</w:t>
       </w:r>
     </w:p>
     <w:p>
@@ -9112,30 +10502,24 @@
       <w:r>
         <w:rPr>
           <w:rFonts w:ascii="Arial" w:cs="Arial" w:eastAsia="Arial" w:hAnsi="Arial"/>
-          <w:b w:val="false"/>
-          <w:bCs w:val="false"/>
-          <w:color w:val="1F2937"/>
-          <w:sz w:val="20"/>
-          <w:szCs w:val="20"/>
-        </w:rPr>
-        <w:t xml:space="preserve">Tùy chọn gửi thư cảm ơn tự động (Confirmation Auto-Reply) đến người gửi tin nhắn để tạo ấn tượng chuyên nghiệp.</w:t>
-      </w:r>
-    </w:p>
-    <w:p>
-      <w:pPr>
-        <w:pStyle w:val="Heading2"/>
-        <w:spacing w:after="100" w:before="240"/>
-      </w:pPr>
-      <w:r>
-        <w:rPr>
-          <w:rFonts w:ascii="Arial" w:cs="Arial" w:eastAsia="Arial" w:hAnsi="Arial"/>
           <w:b/>
           <w:bCs/>
-          <w:color w:val="2563EB"/>
-          <w:sz w:val="24"/>
-          <w:szCs w:val="24"/>
-        </w:rPr>
-        <w:t xml:space="preserve">4.4 Phân hệ Trải nghiệm tương tác &amp; Tiện ích (FR-04: Interactive UX &amp; Modals)</w:t>
+          <w:color w:val="1F2937"/>
+          <w:sz w:val="20"/>
+          <w:szCs w:val="20"/>
+        </w:rPr>
+        <w:t xml:space="preserve">Vấn đề giải quyết:</w:t>
+      </w:r>
+      <w:r>
+        <w:rPr>
+          <w:rFonts w:ascii="Arial" w:cs="Arial" w:eastAsia="Arial" w:hAnsi="Arial"/>
+          <w:b w:val="false"/>
+          <w:bCs w:val="false"/>
+          <w:color w:val="1F2937"/>
+          <w:sz w:val="20"/>
+          <w:szCs w:val="20"/>
+        </w:rPr>
+        <w:t xml:space="preserve"> Các nền tảng điện toán đám mây serverless/container miễn phí thường khóa các cổng gửi thư SMTP truyền thống (cổng 25, 465, 587) để ngăn chặn thư rác.</w:t>
       </w:r>
     </w:p>
     <w:p>
@@ -9156,7 +10540,7 @@
           <w:sz w:val="20"/>
           <w:szCs w:val="20"/>
         </w:rPr>
-        <w:t xml:space="preserve">FR-04.1 (Interactive Terminal Modal):</w:t>
+        <w:t xml:space="preserve">Giải pháp chuyển đổi tự động:</w:t>
       </w:r>
     </w:p>
     <w:p>
@@ -9171,13 +10555,24 @@
       <w:r>
         <w:rPr>
           <w:rFonts w:ascii="Arial" w:cs="Arial" w:eastAsia="Arial" w:hAnsi="Arial"/>
-          <w:b w:val="false"/>
-          <w:bCs w:val="false"/>
-          <w:color w:val="1F2937"/>
-          <w:sz w:val="20"/>
-          <w:szCs w:val="20"/>
-        </w:rPr>
-        <w:t xml:space="preserve">Kích hoạt qua tổ hợp phím tắt toàn cục </w:t>
+          <w:b/>
+          <w:bCs/>
+          <w:color w:val="1F2937"/>
+          <w:sz w:val="20"/>
+          <w:szCs w:val="20"/>
+        </w:rPr>
+        <w:t xml:space="preserve">Kênh Resend HTTPS API (`ResendContactMailSender`):</w:t>
+      </w:r>
+      <w:r>
+        <w:rPr>
+          <w:rFonts w:ascii="Arial" w:cs="Arial" w:eastAsia="Arial" w:hAnsi="Arial"/>
+          <w:b w:val="false"/>
+          <w:bCs w:val="false"/>
+          <w:color w:val="1F2937"/>
+          <w:sz w:val="20"/>
+          <w:szCs w:val="20"/>
+        </w:rPr>
+        <w:t xml:space="preserve"> Gửi yêu cầu qua giao thức HTTPS cổng 443 tới endpoint </w:t>
       </w:r>
       <w:r>
         <w:rPr>
@@ -9187,18 +10582,18 @@
           <w:szCs w:val="18"/>
           <w:shd w:fill="F1F5F9" w:color="auto" w:val="solid"/>
         </w:rPr>
-        <w:t xml:space="preserve">Ctrl + ~</w:t>
-      </w:r>
-      <w:r>
-        <w:rPr>
-          <w:rFonts w:ascii="Arial" w:cs="Arial" w:eastAsia="Arial" w:hAnsi="Arial"/>
-          <w:b w:val="false"/>
-          <w:bCs w:val="false"/>
-          <w:color w:val="1F2937"/>
-          <w:sz w:val="20"/>
-          <w:szCs w:val="20"/>
-        </w:rPr>
-        <w:t xml:space="preserve"> (hoặc click icon Terminal trên thanh điều hướng).</w:t>
+        <w:t xml:space="preserve">https://api.resend.com/emails</w:t>
+      </w:r>
+      <w:r>
+        <w:rPr>
+          <w:rFonts w:ascii="Arial" w:cs="Arial" w:eastAsia="Arial" w:hAnsi="Arial"/>
+          <w:b w:val="false"/>
+          <w:bCs w:val="false"/>
+          <w:color w:val="1F2937"/>
+          <w:sz w:val="20"/>
+          <w:szCs w:val="20"/>
+        </w:rPr>
+        <w:t xml:space="preserve">. Cổng 443 không bao giờ bị chặn bởi bất kỳ nhà cung cấp đám mây nào.</w:t>
       </w:r>
     </w:p>
     <w:p>
@@ -9213,13 +10608,24 @@
       <w:r>
         <w:rPr>
           <w:rFonts w:ascii="Arial" w:cs="Arial" w:eastAsia="Arial" w:hAnsi="Arial"/>
-          <w:b w:val="false"/>
-          <w:bCs w:val="false"/>
-          <w:color w:val="1F2937"/>
-          <w:sz w:val="20"/>
-          <w:szCs w:val="20"/>
-        </w:rPr>
-        <w:t xml:space="preserve">Giả lập giao diện dòng lệnh Bash/Linux tương tác cao với các lệnh hỗ trợ:</w:t>
+          <w:b/>
+          <w:bCs/>
+          <w:color w:val="1F2937"/>
+          <w:sz w:val="20"/>
+          <w:szCs w:val="20"/>
+        </w:rPr>
+        <w:t xml:space="preserve">Kênh SMTP (`SmtpContactMailSender`):</w:t>
+      </w:r>
+      <w:r>
+        <w:rPr>
+          <w:rFonts w:ascii="Arial" w:cs="Arial" w:eastAsia="Arial" w:hAnsi="Arial"/>
+          <w:b w:val="false"/>
+          <w:bCs w:val="false"/>
+          <w:color w:val="1F2937"/>
+          <w:sz w:val="20"/>
+          <w:szCs w:val="20"/>
+        </w:rPr>
+        <w:t xml:space="preserve"> Hoạt động qua JavaMail kết nối tới máy chủ Gmail SMTP khi chạy trên máy chủ ảo chuyên dụng (như Oracle Cloud OCI) hoặc môi trường phát triển cục bộ.</w:t>
       </w:r>
     </w:p>
     <w:p>
@@ -9233,24 +10639,80 @@
       </w:pPr>
       <w:r>
         <w:rPr>
+          <w:rFonts w:ascii="Arial" w:cs="Arial" w:eastAsia="Arial" w:hAnsi="Arial"/>
+          <w:b/>
+          <w:bCs/>
+          <w:color w:val="1F2937"/>
+          <w:sz w:val="20"/>
+          <w:szCs w:val="20"/>
+        </w:rPr>
+        <w:t xml:space="preserve">Điều khiển qua cấu hình:</w:t>
+      </w:r>
+      <w:r>
+        <w:rPr>
+          <w:rFonts w:ascii="Arial" w:cs="Arial" w:eastAsia="Arial" w:hAnsi="Arial"/>
+          <w:b w:val="false"/>
+          <w:bCs w:val="false"/>
+          <w:color w:val="1F2937"/>
+          <w:sz w:val="20"/>
+          <w:szCs w:val="20"/>
+        </w:rPr>
+        <w:t xml:space="preserve"> Đọc biến môi trường </w:t>
+      </w:r>
+      <w:r>
+        <w:rPr>
           <w:rFonts w:ascii="Consolas" w:cs="Consolas" w:eastAsia="Consolas" w:hAnsi="Consolas"/>
           <w:color w:val="0F172A"/>
           <w:sz w:val="18"/>
           <w:szCs w:val="18"/>
           <w:shd w:fill="F1F5F9" w:color="auto" w:val="solid"/>
         </w:rPr>
-        <w:t xml:space="preserve">help</w:t>
-      </w:r>
-      <w:r>
-        <w:rPr>
-          <w:rFonts w:ascii="Arial" w:cs="Arial" w:eastAsia="Arial" w:hAnsi="Arial"/>
-          <w:b w:val="false"/>
-          <w:bCs w:val="false"/>
-          <w:color w:val="1F2937"/>
-          <w:sz w:val="20"/>
-          <w:szCs w:val="20"/>
-        </w:rPr>
-        <w:t xml:space="preserve">: Hiển thị danh mục lệnh.</w:t>
+        <w:t xml:space="preserve">MAIL_PROVIDER</w:t>
+      </w:r>
+      <w:r>
+        <w:rPr>
+          <w:rFonts w:ascii="Arial" w:cs="Arial" w:eastAsia="Arial" w:hAnsi="Arial"/>
+          <w:b w:val="false"/>
+          <w:bCs w:val="false"/>
+          <w:color w:val="1F2937"/>
+          <w:sz w:val="20"/>
+          <w:szCs w:val="20"/>
+        </w:rPr>
+        <w:t xml:space="preserve"> khi khởi động Spring Boot để nạp Bean phù hợp vào Application Context.</w:t>
+      </w:r>
+    </w:p>
+    <w:p>
+      <w:pPr>
+        <w:pStyle w:val="Heading2"/>
+        <w:spacing w:after="100" w:before="240"/>
+      </w:pPr>
+      <w:r>
+        <w:rPr>
+          <w:rFonts w:ascii="Arial" w:cs="Arial" w:eastAsia="Arial" w:hAnsi="Arial"/>
+          <w:b/>
+          <w:bCs/>
+          <w:color w:val="2563EB"/>
+          <w:sz w:val="24"/>
+          <w:szCs w:val="24"/>
+        </w:rPr>
+        <w:t xml:space="preserve">4.4 Phân hệ Tiện ích tương tác &amp; Trải nghiệm người dùng cao cấp (FR-04: Advanced Interactive UX)</w:t>
+      </w:r>
+    </w:p>
+    <w:p>
+      <w:pPr>
+        <w:pStyle w:val="Heading3"/>
+        <w:spacing w:after="80" w:before="180"/>
+      </w:pPr>
+      <w:r>
+        <w:rPr>
+          <w:rFonts w:ascii="Arial" w:cs="Arial" w:eastAsia="Arial" w:hAnsi="Arial"/>
+          <w:b/>
+          <w:bCs/>
+          <w:color w:val="334155"/>
+          <w:sz w:val="22"/>
+          <w:szCs w:val="22"/>
+        </w:rPr>
+        <w:t xml:space="preserve">4.4.1 Cửa sổ dòng lệnh Terminal giả lập (FR-04.1: Interactive Terminal Modal)</w:t>
       </w:r>
     </w:p>
     <w:p>
@@ -9264,108 +10726,25 @@
       </w:pPr>
       <w:r>
         <w:rPr>
-          <w:rFonts w:ascii="Consolas" w:cs="Consolas" w:eastAsia="Consolas" w:hAnsi="Consolas"/>
-          <w:color w:val="0F172A"/>
-          <w:sz w:val="18"/>
-          <w:szCs w:val="18"/>
-          <w:shd w:fill="F1F5F9" w:color="auto" w:val="solid"/>
-        </w:rPr>
-        <w:t xml:space="preserve">about</w:t>
-      </w:r>
-      <w:r>
-        <w:rPr>
-          <w:rFonts w:ascii="Arial" w:cs="Arial" w:eastAsia="Arial" w:hAnsi="Arial"/>
-          <w:b w:val="false"/>
-          <w:bCs w:val="false"/>
-          <w:color w:val="1F2937"/>
-          <w:sz w:val="20"/>
-          <w:szCs w:val="20"/>
-        </w:rPr>
-        <w:t xml:space="preserve">, </w:t>
-      </w:r>
-      <w:r>
-        <w:rPr>
-          <w:rFonts w:ascii="Consolas" w:cs="Consolas" w:eastAsia="Consolas" w:hAnsi="Consolas"/>
-          <w:color w:val="0F172A"/>
-          <w:sz w:val="18"/>
-          <w:szCs w:val="18"/>
-          <w:shd w:fill="F1F5F9" w:color="auto" w:val="solid"/>
-        </w:rPr>
-        <w:t xml:space="preserve">skills</w:t>
-      </w:r>
-      <w:r>
-        <w:rPr>
-          <w:rFonts w:ascii="Arial" w:cs="Arial" w:eastAsia="Arial" w:hAnsi="Arial"/>
-          <w:b w:val="false"/>
-          <w:bCs w:val="false"/>
-          <w:color w:val="1F2937"/>
-          <w:sz w:val="20"/>
-          <w:szCs w:val="20"/>
-        </w:rPr>
-        <w:t xml:space="preserve">, </w:t>
-      </w:r>
-      <w:r>
-        <w:rPr>
-          <w:rFonts w:ascii="Consolas" w:cs="Consolas" w:eastAsia="Consolas" w:hAnsi="Consolas"/>
-          <w:color w:val="0F172A"/>
-          <w:sz w:val="18"/>
-          <w:szCs w:val="18"/>
-          <w:shd w:fill="F1F5F9" w:color="auto" w:val="solid"/>
-        </w:rPr>
-        <w:t xml:space="preserve">exp</w:t>
-      </w:r>
-      <w:r>
-        <w:rPr>
-          <w:rFonts w:ascii="Arial" w:cs="Arial" w:eastAsia="Arial" w:hAnsi="Arial"/>
-          <w:b w:val="false"/>
-          <w:bCs w:val="false"/>
-          <w:color w:val="1F2937"/>
-          <w:sz w:val="20"/>
-          <w:szCs w:val="20"/>
-        </w:rPr>
-        <w:t xml:space="preserve">, </w:t>
-      </w:r>
-      <w:r>
-        <w:rPr>
-          <w:rFonts w:ascii="Consolas" w:cs="Consolas" w:eastAsia="Consolas" w:hAnsi="Consolas"/>
-          <w:color w:val="0F172A"/>
-          <w:sz w:val="18"/>
-          <w:szCs w:val="18"/>
-          <w:shd w:fill="F1F5F9" w:color="auto" w:val="solid"/>
-        </w:rPr>
-        <w:t xml:space="preserve">projects</w:t>
-      </w:r>
-      <w:r>
-        <w:rPr>
-          <w:rFonts w:ascii="Arial" w:cs="Arial" w:eastAsia="Arial" w:hAnsi="Arial"/>
-          <w:b w:val="false"/>
-          <w:bCs w:val="false"/>
-          <w:color w:val="1F2937"/>
-          <w:sz w:val="20"/>
-          <w:szCs w:val="20"/>
-        </w:rPr>
-        <w:t xml:space="preserve">, </w:t>
-      </w:r>
-      <w:r>
-        <w:rPr>
-          <w:rFonts w:ascii="Consolas" w:cs="Consolas" w:eastAsia="Consolas" w:hAnsi="Consolas"/>
-          <w:color w:val="0F172A"/>
-          <w:sz w:val="18"/>
-          <w:szCs w:val="18"/>
-          <w:shd w:fill="F1F5F9" w:color="auto" w:val="solid"/>
-        </w:rPr>
-        <w:t xml:space="preserve">contact</w:t>
-      </w:r>
-      <w:r>
-        <w:rPr>
-          <w:rFonts w:ascii="Arial" w:cs="Arial" w:eastAsia="Arial" w:hAnsi="Arial"/>
-          <w:b w:val="false"/>
-          <w:bCs w:val="false"/>
-          <w:color w:val="1F2937"/>
-          <w:sz w:val="20"/>
-          <w:szCs w:val="20"/>
-        </w:rPr>
-        <w:t xml:space="preserve">: Xuất dữ liệu tóm tắt tương ứng.</w:t>
+          <w:rFonts w:ascii="Arial" w:cs="Arial" w:eastAsia="Arial" w:hAnsi="Arial"/>
+          <w:b/>
+          <w:bCs/>
+          <w:color w:val="1F2937"/>
+          <w:sz w:val="20"/>
+          <w:szCs w:val="20"/>
+        </w:rPr>
+        <w:t xml:space="preserve">Mô tả nghiệp vụ:</w:t>
+      </w:r>
+      <w:r>
+        <w:rPr>
+          <w:rFonts w:ascii="Arial" w:cs="Arial" w:eastAsia="Arial" w:hAnsi="Arial"/>
+          <w:b w:val="false"/>
+          <w:bCs w:val="false"/>
+          <w:color w:val="1F2937"/>
+          <w:sz w:val="20"/>
+          <w:szCs w:val="20"/>
+        </w:rPr>
+        <w:t xml:space="preserve"> Tiện ích độc đáo dành cho các kỹ sư công nghệ và nhà tuyển dụng muốn khám phá hồ sơ theo phong cách lập trình viên chuyên nghiệp.</w:t>
       </w:r>
     </w:p>
     <w:p>
@@ -9379,24 +10758,46 @@
       </w:pPr>
       <w:r>
         <w:rPr>
+          <w:rFonts w:ascii="Arial" w:cs="Arial" w:eastAsia="Arial" w:hAnsi="Arial"/>
+          <w:b/>
+          <w:bCs/>
+          <w:color w:val="1F2937"/>
+          <w:sz w:val="20"/>
+          <w:szCs w:val="20"/>
+        </w:rPr>
+        <w:t xml:space="preserve">Kích hoạt:</w:t>
+      </w:r>
+      <w:r>
+        <w:rPr>
+          <w:rFonts w:ascii="Arial" w:cs="Arial" w:eastAsia="Arial" w:hAnsi="Arial"/>
+          <w:b w:val="false"/>
+          <w:bCs w:val="false"/>
+          <w:color w:val="1F2937"/>
+          <w:sz w:val="20"/>
+          <w:szCs w:val="20"/>
+        </w:rPr>
+        <w:t xml:space="preserve"> Tổ hợp phím tắt toàn cục </w:t>
+      </w:r>
+      <w:r>
+        <w:rPr>
           <w:rFonts w:ascii="Consolas" w:cs="Consolas" w:eastAsia="Consolas" w:hAnsi="Consolas"/>
           <w:color w:val="0F172A"/>
           <w:sz w:val="18"/>
           <w:szCs w:val="18"/>
           <w:shd w:fill="F1F5F9" w:color="auto" w:val="solid"/>
         </w:rPr>
-        <w:t xml:space="preserve">sudo</w:t>
-      </w:r>
-      <w:r>
-        <w:rPr>
-          <w:rFonts w:ascii="Arial" w:cs="Arial" w:eastAsia="Arial" w:hAnsi="Arial"/>
-          <w:b w:val="false"/>
-          <w:bCs w:val="false"/>
-          <w:color w:val="1F2937"/>
-          <w:sz w:val="20"/>
-          <w:szCs w:val="20"/>
-        </w:rPr>
-        <w:t xml:space="preserve">: Hiệu ứng hài hước từ chối quyền root.</w:t>
+        <w:t xml:space="preserve">Ctrl + ~</w:t>
+      </w:r>
+      <w:r>
+        <w:rPr>
+          <w:rFonts w:ascii="Arial" w:cs="Arial" w:eastAsia="Arial" w:hAnsi="Arial"/>
+          <w:b w:val="false"/>
+          <w:bCs w:val="false"/>
+          <w:color w:val="1F2937"/>
+          <w:sz w:val="20"/>
+          <w:szCs w:val="20"/>
+        </w:rPr>
+        <w:t xml:space="preserve"> hoặc nhấn vào nút biểu tượng Terminal trên thanh điều hướng.</w:t>
       </w:r>
     </w:p>
     <w:p>
@@ -9410,24 +10811,14 @@
       </w:pPr>
       <w:r>
         <w:rPr>
-          <w:rFonts w:ascii="Consolas" w:cs="Consolas" w:eastAsia="Consolas" w:hAnsi="Consolas"/>
-          <w:color w:val="0F172A"/>
-          <w:sz w:val="18"/>
-          <w:szCs w:val="18"/>
-          <w:shd w:fill="F1F5F9" w:color="auto" w:val="solid"/>
-        </w:rPr>
-        <w:t xml:space="preserve">clear</w:t>
-      </w:r>
-      <w:r>
-        <w:rPr>
-          <w:rFonts w:ascii="Arial" w:cs="Arial" w:eastAsia="Arial" w:hAnsi="Arial"/>
-          <w:b w:val="false"/>
-          <w:bCs w:val="false"/>
-          <w:color w:val="1F2937"/>
-          <w:sz w:val="20"/>
-          <w:szCs w:val="20"/>
-        </w:rPr>
-        <w:t xml:space="preserve">: Xóa màn hình terminal.</w:t>
+          <w:rFonts w:ascii="Arial" w:cs="Arial" w:eastAsia="Arial" w:hAnsi="Arial"/>
+          <w:b/>
+          <w:bCs/>
+          <w:color w:val="1F2937"/>
+          <w:sz w:val="20"/>
+          <w:szCs w:val="20"/>
+        </w:rPr>
+        <w:t xml:space="preserve">Tập lệnh hỗ trợ:</w:t>
       </w:r>
     </w:p>
     <w:p>
@@ -9447,18 +10838,18 @@
           <w:szCs w:val="18"/>
           <w:shd w:fill="F1F5F9" w:color="auto" w:val="solid"/>
         </w:rPr>
-        <w:t xml:space="preserve">exit</w:t>
-      </w:r>
-      <w:r>
-        <w:rPr>
-          <w:rFonts w:ascii="Arial" w:cs="Arial" w:eastAsia="Arial" w:hAnsi="Arial"/>
-          <w:b w:val="false"/>
-          <w:bCs w:val="false"/>
-          <w:color w:val="1F2937"/>
-          <w:sz w:val="20"/>
-          <w:szCs w:val="20"/>
-        </w:rPr>
-        <w:t xml:space="preserve">: Đóng cửa sổ terminal.</w:t>
+        <w:t xml:space="preserve">help</w:t>
+      </w:r>
+      <w:r>
+        <w:rPr>
+          <w:rFonts w:ascii="Arial" w:cs="Arial" w:eastAsia="Arial" w:hAnsi="Arial"/>
+          <w:b w:val="false"/>
+          <w:bCs w:val="false"/>
+          <w:color w:val="1F2937"/>
+          <w:sz w:val="20"/>
+          <w:szCs w:val="20"/>
+        </w:rPr>
+        <w:t xml:space="preserve">: Xuất bảng hướng dẫn danh mục tất cả các lệnh khả dụng.</w:t>
       </w:r>
     </w:p>
     <w:p>
@@ -9472,14 +10863,24 @@
       </w:pPr>
       <w:r>
         <w:rPr>
-          <w:rFonts w:ascii="Arial" w:cs="Arial" w:eastAsia="Arial" w:hAnsi="Arial"/>
-          <w:b/>
-          <w:bCs/>
-          <w:color w:val="1F2937"/>
-          <w:sz w:val="20"/>
-          <w:szCs w:val="20"/>
-        </w:rPr>
-        <w:t xml:space="preserve">FR-04.2 (CV Viewer &amp; Download Modal):</w:t>
+          <w:rFonts w:ascii="Consolas" w:cs="Consolas" w:eastAsia="Consolas" w:hAnsi="Consolas"/>
+          <w:color w:val="0F172A"/>
+          <w:sz w:val="18"/>
+          <w:szCs w:val="18"/>
+          <w:shd w:fill="F1F5F9" w:color="auto" w:val="solid"/>
+        </w:rPr>
+        <w:t xml:space="preserve">about</w:t>
+      </w:r>
+      <w:r>
+        <w:rPr>
+          <w:rFonts w:ascii="Arial" w:cs="Arial" w:eastAsia="Arial" w:hAnsi="Arial"/>
+          <w:b w:val="false"/>
+          <w:bCs w:val="false"/>
+          <w:color w:val="1F2937"/>
+          <w:sz w:val="20"/>
+          <w:szCs w:val="20"/>
+        </w:rPr>
+        <w:t xml:space="preserve">: Hiển thị thông tin tóm tắt tiểu sử và định hướng chuyên môn.</w:t>
       </w:r>
     </w:p>
     <w:p>
@@ -9493,14 +10894,24 @@
       </w:pPr>
       <w:r>
         <w:rPr>
-          <w:rFonts w:ascii="Arial" w:cs="Arial" w:eastAsia="Arial" w:hAnsi="Arial"/>
-          <w:b w:val="false"/>
-          <w:bCs w:val="false"/>
-          <w:color w:val="1F2937"/>
-          <w:sz w:val="20"/>
-          <w:szCs w:val="20"/>
-        </w:rPr>
-        <w:t xml:space="preserve">Mở cửa sổ popup chuyên nghiệp cho phép người dùng lựa chọn phiên bản CV:</w:t>
+          <w:rFonts w:ascii="Consolas" w:cs="Consolas" w:eastAsia="Consolas" w:hAnsi="Consolas"/>
+          <w:color w:val="0F172A"/>
+          <w:sz w:val="18"/>
+          <w:szCs w:val="18"/>
+          <w:shd w:fill="F1F5F9" w:color="auto" w:val="solid"/>
+        </w:rPr>
+        <w:t xml:space="preserve">skills</w:t>
+      </w:r>
+      <w:r>
+        <w:rPr>
+          <w:rFonts w:ascii="Arial" w:cs="Arial" w:eastAsia="Arial" w:hAnsi="Arial"/>
+          <w:b w:val="false"/>
+          <w:bCs w:val="false"/>
+          <w:color w:val="1F2937"/>
+          <w:sz w:val="20"/>
+          <w:szCs w:val="20"/>
+        </w:rPr>
+        <w:t xml:space="preserve">: Xuất danh mục kỹ năng cốt lõi theo từng phân nhóm.</w:t>
       </w:r>
     </w:p>
     <w:p>
@@ -9514,35 +10925,24 @@
       </w:pPr>
       <w:r>
         <w:rPr>
-          <w:rFonts w:ascii="Arial" w:cs="Arial" w:eastAsia="Arial" w:hAnsi="Arial"/>
-          <w:b w:val="false"/>
-          <w:bCs w:val="false"/>
-          <w:color w:val="1F2937"/>
-          <w:sz w:val="20"/>
-          <w:szCs w:val="20"/>
-        </w:rPr>
-        <w:t xml:space="preserve">Tiếng Việt: Xem trực tiếp hoặc tải file </w:t>
-      </w:r>
-      <w:r>
-        <w:rPr>
           <w:rFonts w:ascii="Consolas" w:cs="Consolas" w:eastAsia="Consolas" w:hAnsi="Consolas"/>
           <w:color w:val="0F172A"/>
           <w:sz w:val="18"/>
           <w:szCs w:val="18"/>
           <w:shd w:fill="F1F5F9" w:color="auto" w:val="solid"/>
         </w:rPr>
-        <w:t xml:space="preserve">cv-vi.pdf</w:t>
-      </w:r>
-      <w:r>
-        <w:rPr>
-          <w:rFonts w:ascii="Arial" w:cs="Arial" w:eastAsia="Arial" w:hAnsi="Arial"/>
-          <w:b w:val="false"/>
-          <w:bCs w:val="false"/>
-          <w:color w:val="1F2937"/>
-          <w:sz w:val="20"/>
-          <w:szCs w:val="20"/>
-        </w:rPr>
-        <w:t xml:space="preserve">.</w:t>
+        <w:t xml:space="preserve">exp</w:t>
+      </w:r>
+      <w:r>
+        <w:rPr>
+          <w:rFonts w:ascii="Arial" w:cs="Arial" w:eastAsia="Arial" w:hAnsi="Arial"/>
+          <w:b w:val="false"/>
+          <w:bCs w:val="false"/>
+          <w:color w:val="1F2937"/>
+          <w:sz w:val="20"/>
+          <w:szCs w:val="20"/>
+        </w:rPr>
+        <w:t xml:space="preserve">: Xuất lịch sử kinh nghiệm làm việc tóm tắt.</w:t>
       </w:r>
     </w:p>
     <w:p>
@@ -9556,35 +10956,24 @@
       </w:pPr>
       <w:r>
         <w:rPr>
-          <w:rFonts w:ascii="Arial" w:cs="Arial" w:eastAsia="Arial" w:hAnsi="Arial"/>
-          <w:b w:val="false"/>
-          <w:bCs w:val="false"/>
-          <w:color w:val="1F2937"/>
-          <w:sz w:val="20"/>
-          <w:szCs w:val="20"/>
-        </w:rPr>
-        <w:t xml:space="preserve">Tiếng Anh: Xem trực tiếp hoặc tải file </w:t>
-      </w:r>
-      <w:r>
-        <w:rPr>
           <w:rFonts w:ascii="Consolas" w:cs="Consolas" w:eastAsia="Consolas" w:hAnsi="Consolas"/>
           <w:color w:val="0F172A"/>
           <w:sz w:val="18"/>
           <w:szCs w:val="18"/>
           <w:shd w:fill="F1F5F9" w:color="auto" w:val="solid"/>
         </w:rPr>
-        <w:t xml:space="preserve">cv-en.pdf</w:t>
-      </w:r>
-      <w:r>
-        <w:rPr>
-          <w:rFonts w:ascii="Arial" w:cs="Arial" w:eastAsia="Arial" w:hAnsi="Arial"/>
-          <w:b w:val="false"/>
-          <w:bCs w:val="false"/>
-          <w:color w:val="1F2937"/>
-          <w:sz w:val="20"/>
-          <w:szCs w:val="20"/>
-        </w:rPr>
-        <w:t xml:space="preserve">.</w:t>
+        <w:t xml:space="preserve">projects</w:t>
+      </w:r>
+      <w:r>
+        <w:rPr>
+          <w:rFonts w:ascii="Arial" w:cs="Arial" w:eastAsia="Arial" w:hAnsi="Arial"/>
+          <w:b w:val="false"/>
+          <w:bCs w:val="false"/>
+          <w:color w:val="1F2937"/>
+          <w:sz w:val="20"/>
+          <w:szCs w:val="20"/>
+        </w:rPr>
+        <w:t xml:space="preserve">: Liệt kê các dự án tiêu biểu kèm liên kết kho mã nguồn.</w:t>
       </w:r>
     </w:p>
     <w:p>
@@ -9598,14 +10987,24 @@
       </w:pPr>
       <w:r>
         <w:rPr>
-          <w:rFonts w:ascii="Arial" w:cs="Arial" w:eastAsia="Arial" w:hAnsi="Arial"/>
-          <w:b w:val="false"/>
-          <w:bCs w:val="false"/>
-          <w:color w:val="1F2937"/>
-          <w:sz w:val="20"/>
-          <w:szCs w:val="20"/>
-        </w:rPr>
-        <w:t xml:space="preserve">Tích hợp trình đọc file PDF trực tiếp trên trình duyệt mà không cần chuyển trang.</w:t>
+          <w:rFonts w:ascii="Consolas" w:cs="Consolas" w:eastAsia="Consolas" w:hAnsi="Consolas"/>
+          <w:color w:val="0F172A"/>
+          <w:sz w:val="18"/>
+          <w:szCs w:val="18"/>
+          <w:shd w:fill="F1F5F9" w:color="auto" w:val="solid"/>
+        </w:rPr>
+        <w:t xml:space="preserve">contact</w:t>
+      </w:r>
+      <w:r>
+        <w:rPr>
+          <w:rFonts w:ascii="Arial" w:cs="Arial" w:eastAsia="Arial" w:hAnsi="Arial"/>
+          <w:b w:val="false"/>
+          <w:bCs w:val="false"/>
+          <w:color w:val="1F2937"/>
+          <w:sz w:val="20"/>
+          <w:szCs w:val="20"/>
+        </w:rPr>
+        <w:t xml:space="preserve">: Hiển thị thông tin liên hệ trực tiếp (email, số điện thoại, mạng xã hội).</w:t>
       </w:r>
     </w:p>
     <w:p>
@@ -9619,14 +11018,24 @@
       </w:pPr>
       <w:r>
         <w:rPr>
-          <w:rFonts w:ascii="Arial" w:cs="Arial" w:eastAsia="Arial" w:hAnsi="Arial"/>
-          <w:b/>
-          <w:bCs/>
-          <w:color w:val="1F2937"/>
-          <w:sz w:val="20"/>
-          <w:szCs w:val="20"/>
-        </w:rPr>
-        <w:t xml:space="preserve">FR-04.3 (GitHub Live Stats Counter):</w:t>
+          <w:rFonts w:ascii="Consolas" w:cs="Consolas" w:eastAsia="Consolas" w:hAnsi="Consolas"/>
+          <w:color w:val="0F172A"/>
+          <w:sz w:val="18"/>
+          <w:szCs w:val="18"/>
+          <w:shd w:fill="F1F5F9" w:color="auto" w:val="solid"/>
+        </w:rPr>
+        <w:t xml:space="preserve">sudo</w:t>
+      </w:r>
+      <w:r>
+        <w:rPr>
+          <w:rFonts w:ascii="Arial" w:cs="Arial" w:eastAsia="Arial" w:hAnsi="Arial"/>
+          <w:b w:val="false"/>
+          <w:bCs w:val="false"/>
+          <w:color w:val="1F2937"/>
+          <w:sz w:val="20"/>
+          <w:szCs w:val="20"/>
+        </w:rPr>
+        <w:t xml:space="preserve">: Phản hồi dòng thông báo hài hước từ chối quyền root: *"User is not in the sudoers file. This incident will be reported."*</w:t>
       </w:r>
     </w:p>
     <w:p>
@@ -9640,14 +11049,24 @@
       </w:pPr>
       <w:r>
         <w:rPr>
-          <w:rFonts w:ascii="Arial" w:cs="Arial" w:eastAsia="Arial" w:hAnsi="Arial"/>
-          <w:b w:val="false"/>
-          <w:bCs w:val="false"/>
-          <w:color w:val="1F2937"/>
-          <w:sz w:val="20"/>
-          <w:szCs w:val="20"/>
-        </w:rPr>
-        <w:t xml:space="preserve">Tự động gọi API của GitHub để lấy số liệu thực tế về kho lưu trữ công khai (public repositories), số lượt sao (stars), số lượng người theo dõi (followers).</w:t>
+          <w:rFonts w:ascii="Consolas" w:cs="Consolas" w:eastAsia="Consolas" w:hAnsi="Consolas"/>
+          <w:color w:val="0F172A"/>
+          <w:sz w:val="18"/>
+          <w:szCs w:val="18"/>
+          <w:shd w:fill="F1F5F9" w:color="auto" w:val="solid"/>
+        </w:rPr>
+        <w:t xml:space="preserve">clear</w:t>
+      </w:r>
+      <w:r>
+        <w:rPr>
+          <w:rFonts w:ascii="Arial" w:cs="Arial" w:eastAsia="Arial" w:hAnsi="Arial"/>
+          <w:b w:val="false"/>
+          <w:bCs w:val="false"/>
+          <w:color w:val="1F2937"/>
+          <w:sz w:val="20"/>
+          <w:szCs w:val="20"/>
+        </w:rPr>
+        <w:t xml:space="preserve">: Xóa sạch nội dung cửa sổ dòng lệnh.</w:t>
       </w:r>
     </w:p>
     <w:p>
@@ -9661,14 +11080,41 @@
       </w:pPr>
       <w:r>
         <w:rPr>
+          <w:rFonts w:ascii="Consolas" w:cs="Consolas" w:eastAsia="Consolas" w:hAnsi="Consolas"/>
+          <w:color w:val="0F172A"/>
+          <w:sz w:val="18"/>
+          <w:szCs w:val="18"/>
+          <w:shd w:fill="F1F5F9" w:color="auto" w:val="solid"/>
+        </w:rPr>
+        <w:t xml:space="preserve">exit</w:t>
+      </w:r>
+      <w:r>
+        <w:rPr>
+          <w:rFonts w:ascii="Arial" w:cs="Arial" w:eastAsia="Arial" w:hAnsi="Arial"/>
+          <w:b w:val="false"/>
+          <w:bCs w:val="false"/>
+          <w:color w:val="1F2937"/>
+          <w:sz w:val="20"/>
+          <w:szCs w:val="20"/>
+        </w:rPr>
+        <w:t xml:space="preserve">: Đóng cửa sổ Terminal.</w:t>
+      </w:r>
+    </w:p>
+    <w:p>
+      <w:pPr>
+        <w:pStyle w:val="Heading3"/>
+        <w:spacing w:after="80" w:before="180"/>
+      </w:pPr>
+      <w:r>
+        <w:rPr>
           <w:rFonts w:ascii="Arial" w:cs="Arial" w:eastAsia="Arial" w:hAnsi="Arial"/>
           <w:b/>
           <w:bCs/>
-          <w:color w:val="1F2937"/>
-          <w:sz w:val="20"/>
-          <w:szCs w:val="20"/>
-        </w:rPr>
-        <w:t xml:space="preserve">FR-04.4 (Sound Effects &amp; Command Palette):</w:t>
+          <w:color w:val="334155"/>
+          <w:sz w:val="22"/>
+          <w:szCs w:val="22"/>
+        </w:rPr>
+        <w:t xml:space="preserve">4.4.2 Bộ xem trước &amp; Tải CV đa ngôn ngữ (FR-04.2: CV Viewer &amp; Dual-language Download)</w:t>
       </w:r>
     </w:p>
     <w:p>
@@ -9683,13 +11129,24 @@
       <w:r>
         <w:rPr>
           <w:rFonts w:ascii="Arial" w:cs="Arial" w:eastAsia="Arial" w:hAnsi="Arial"/>
-          <w:b w:val="false"/>
-          <w:bCs w:val="false"/>
-          <w:color w:val="1F2937"/>
-          <w:sz w:val="20"/>
-          <w:szCs w:val="20"/>
-        </w:rPr>
-        <w:t xml:space="preserve">Tùy chọn bật/tắt âm thanh tương tác vi mô (Sound FX: click, pop, switch).</w:t>
+          <w:b/>
+          <w:bCs/>
+          <w:color w:val="1F2937"/>
+          <w:sz w:val="20"/>
+          <w:szCs w:val="20"/>
+        </w:rPr>
+        <w:t xml:space="preserve">Mô tả nghiệp vụ:</w:t>
+      </w:r>
+      <w:r>
+        <w:rPr>
+          <w:rFonts w:ascii="Arial" w:cs="Arial" w:eastAsia="Arial" w:hAnsi="Arial"/>
+          <w:b w:val="false"/>
+          <w:bCs w:val="false"/>
+          <w:color w:val="1F2937"/>
+          <w:sz w:val="20"/>
+          <w:szCs w:val="20"/>
+        </w:rPr>
+        <w:t xml:space="preserve"> Hỗ trợ nhà tuyển dụng tiếp cận hồ sơ xin việc (Curriculum Vitae) một cách tức thì và chuyên nghiệp nhất.</w:t>
       </w:r>
     </w:p>
     <w:p>
@@ -9704,51 +11161,24 @@
       <w:r>
         <w:rPr>
           <w:rFonts w:ascii="Arial" w:cs="Arial" w:eastAsia="Arial" w:hAnsi="Arial"/>
-          <w:b w:val="false"/>
-          <w:bCs w:val="false"/>
-          <w:color w:val="1F2937"/>
-          <w:sz w:val="20"/>
-          <w:szCs w:val="20"/>
-        </w:rPr>
-        <w:t xml:space="preserve">Thanh tìm kiếm nhanh Command Palette (</w:t>
-      </w:r>
-      <w:r>
-        <w:rPr>
-          <w:rFonts w:ascii="Consolas" w:cs="Consolas" w:eastAsia="Consolas" w:hAnsi="Consolas"/>
-          <w:color w:val="0F172A"/>
-          <w:sz w:val="18"/>
-          <w:szCs w:val="18"/>
-          <w:shd w:fill="F1F5F9" w:color="auto" w:val="solid"/>
-        </w:rPr>
-        <w:t xml:space="preserve">Ctrl + K</w:t>
-      </w:r>
-      <w:r>
-        <w:rPr>
-          <w:rFonts w:ascii="Arial" w:cs="Arial" w:eastAsia="Arial" w:hAnsi="Arial"/>
-          <w:b w:val="false"/>
-          <w:bCs w:val="false"/>
-          <w:color w:val="1F2937"/>
-          <w:sz w:val="20"/>
-          <w:szCs w:val="20"/>
-        </w:rPr>
-        <w:t xml:space="preserve">) cho phép điều hướng tức thì tới bất kỳ phân mục nào trong trang web.</w:t>
-      </w:r>
-    </w:p>
-    <w:p>
-      <w:pPr>
-        <w:pStyle w:val="Heading2"/>
-        <w:spacing w:after="100" w:before="240"/>
-      </w:pPr>
-      <w:r>
-        <w:rPr>
-          <w:rFonts w:ascii="Arial" w:cs="Arial" w:eastAsia="Arial" w:hAnsi="Arial"/>
           <w:b/>
           <w:bCs/>
-          <w:color w:val="2563EB"/>
-          <w:sz w:val="24"/>
-          <w:szCs w:val="24"/>
-        </w:rPr>
-        <w:t xml:space="preserve">4.5 Phân hệ Giám sát &amp; Phân tích truy cập (FR-05: Real-time Visitor Analytics)</w:t>
+          <w:color w:val="1F2937"/>
+          <w:sz w:val="20"/>
+          <w:szCs w:val="20"/>
+        </w:rPr>
+        <w:t xml:space="preserve">Cơ chế hoạt động:</w:t>
+      </w:r>
+      <w:r>
+        <w:rPr>
+          <w:rFonts w:ascii="Arial" w:cs="Arial" w:eastAsia="Arial" w:hAnsi="Arial"/>
+          <w:b w:val="false"/>
+          <w:bCs w:val="false"/>
+          <w:color w:val="1F2937"/>
+          <w:sz w:val="20"/>
+          <w:szCs w:val="20"/>
+        </w:rPr>
+        <w:t xml:space="preserve"> Khi người dùng click nút *"Tải CV"*, cửa sổ popup hiển thị tùy chọn:</w:t>
       </w:r>
     </w:p>
     <w:p>
@@ -9763,13 +11193,34 @@
       <w:r>
         <w:rPr>
           <w:rFonts w:ascii="Arial" w:cs="Arial" w:eastAsia="Arial" w:hAnsi="Arial"/>
-          <w:b/>
-          <w:bCs/>
-          <w:color w:val="1F2937"/>
-          <w:sz w:val="20"/>
-          <w:szCs w:val="20"/>
-        </w:rPr>
-        <w:t xml:space="preserve">FR-05.1 (Ghi nhận sự kiện Client):</w:t>
+          <w:b w:val="false"/>
+          <w:bCs w:val="false"/>
+          <w:color w:val="1F2937"/>
+          <w:sz w:val="20"/>
+          <w:szCs w:val="20"/>
+        </w:rPr>
+        <w:t xml:space="preserve">Bản tiếng Việt: Xem trực tiếp qua trình đọc PDF nhúng (Embedded PDF viewer) hoặc tải tệp </w:t>
+      </w:r>
+      <w:r>
+        <w:rPr>
+          <w:rFonts w:ascii="Consolas" w:cs="Consolas" w:eastAsia="Consolas" w:hAnsi="Consolas"/>
+          <w:color w:val="0F172A"/>
+          <w:sz w:val="18"/>
+          <w:szCs w:val="18"/>
+          <w:shd w:fill="F1F5F9" w:color="auto" w:val="solid"/>
+        </w:rPr>
+        <w:t xml:space="preserve">cv-vi.pdf</w:t>
+      </w:r>
+      <w:r>
+        <w:rPr>
+          <w:rFonts w:ascii="Arial" w:cs="Arial" w:eastAsia="Arial" w:hAnsi="Arial"/>
+          <w:b w:val="false"/>
+          <w:bCs w:val="false"/>
+          <w:color w:val="1F2937"/>
+          <w:sz w:val="20"/>
+          <w:szCs w:val="20"/>
+        </w:rPr>
+        <w:t xml:space="preserve">.</w:t>
       </w:r>
     </w:p>
     <w:p>
@@ -9790,7 +11241,7 @@
           <w:sz w:val="20"/>
           <w:szCs w:val="20"/>
         </w:rPr>
-        <w:t xml:space="preserve">Lắng nghe sự kiện chuyển trang hoặc tương tác của người dùng và gửi request âm thầm tới endpoint </w:t>
+        <w:t xml:space="preserve">Bản tiếng Anh: Xem trực tiếp qua trình đọc PDF nhúng hoặc tải tệp </w:t>
       </w:r>
       <w:r>
         <w:rPr>
@@ -9800,7 +11251,7 @@
           <w:szCs w:val="18"/>
           <w:shd w:fill="F1F5F9" w:color="auto" w:val="solid"/>
         </w:rPr>
-        <w:t xml:space="preserve">POST /api/v1/analytics/track</w:t>
+        <w:t xml:space="preserve">cv-en.pdf</w:t>
       </w:r>
       <w:r>
         <w:rPr>
@@ -9826,139 +11277,41 @@
       <w:r>
         <w:rPr>
           <w:rFonts w:ascii="Arial" w:cs="Arial" w:eastAsia="Arial" w:hAnsi="Arial"/>
-          <w:b w:val="false"/>
-          <w:bCs w:val="false"/>
-          <w:color w:val="1F2937"/>
-          <w:sz w:val="20"/>
-          <w:szCs w:val="20"/>
-        </w:rPr>
-        <w:t xml:space="preserve">Thu thập các trường dữ liệu phi định danh: loại sự kiện (</w:t>
-      </w:r>
-      <w:r>
-        <w:rPr>
-          <w:rFonts w:ascii="Consolas" w:cs="Consolas" w:eastAsia="Consolas" w:hAnsi="Consolas"/>
-          <w:color w:val="0F172A"/>
-          <w:sz w:val="18"/>
-          <w:szCs w:val="18"/>
-          <w:shd w:fill="F1F5F9" w:color="auto" w:val="solid"/>
-        </w:rPr>
-        <w:t xml:space="preserve">event_type</w:t>
-      </w:r>
-      <w:r>
-        <w:rPr>
-          <w:rFonts w:ascii="Arial" w:cs="Arial" w:eastAsia="Arial" w:hAnsi="Arial"/>
-          <w:b w:val="false"/>
-          <w:bCs w:val="false"/>
-          <w:color w:val="1F2937"/>
-          <w:sz w:val="20"/>
-          <w:szCs w:val="20"/>
-        </w:rPr>
-        <w:t xml:space="preserve">), đường dẫn (</w:t>
-      </w:r>
-      <w:r>
-        <w:rPr>
-          <w:rFonts w:ascii="Consolas" w:cs="Consolas" w:eastAsia="Consolas" w:hAnsi="Consolas"/>
-          <w:color w:val="0F172A"/>
-          <w:sz w:val="18"/>
-          <w:szCs w:val="18"/>
-          <w:shd w:fill="F1F5F9" w:color="auto" w:val="solid"/>
-        </w:rPr>
-        <w:t xml:space="preserve">path</w:t>
-      </w:r>
-      <w:r>
-        <w:rPr>
-          <w:rFonts w:ascii="Arial" w:cs="Arial" w:eastAsia="Arial" w:hAnsi="Arial"/>
-          <w:b w:val="false"/>
-          <w:bCs w:val="false"/>
-          <w:color w:val="1F2937"/>
-          <w:sz w:val="20"/>
-          <w:szCs w:val="20"/>
-        </w:rPr>
-        <w:t xml:space="preserve">), nguồn giới thiệu (</w:t>
-      </w:r>
-      <w:r>
-        <w:rPr>
-          <w:rFonts w:ascii="Consolas" w:cs="Consolas" w:eastAsia="Consolas" w:hAnsi="Consolas"/>
-          <w:color w:val="0F172A"/>
-          <w:sz w:val="18"/>
-          <w:szCs w:val="18"/>
-          <w:shd w:fill="F1F5F9" w:color="auto" w:val="solid"/>
-        </w:rPr>
-        <w:t xml:space="preserve">referrer</w:t>
-      </w:r>
-      <w:r>
-        <w:rPr>
-          <w:rFonts w:ascii="Arial" w:cs="Arial" w:eastAsia="Arial" w:hAnsi="Arial"/>
-          <w:b w:val="false"/>
-          <w:bCs w:val="false"/>
-          <w:color w:val="1F2937"/>
-          <w:sz w:val="20"/>
-          <w:szCs w:val="20"/>
-        </w:rPr>
-        <w:t xml:space="preserve">), chuỗi băm IP (</w:t>
-      </w:r>
-      <w:r>
-        <w:rPr>
-          <w:rFonts w:ascii="Consolas" w:cs="Consolas" w:eastAsia="Consolas" w:hAnsi="Consolas"/>
-          <w:color w:val="0F172A"/>
-          <w:sz w:val="18"/>
-          <w:szCs w:val="18"/>
-          <w:shd w:fill="F1F5F9" w:color="auto" w:val="solid"/>
-        </w:rPr>
-        <w:t xml:space="preserve">ip_hash</w:t>
-      </w:r>
-      <w:r>
-        <w:rPr>
-          <w:rFonts w:ascii="Arial" w:cs="Arial" w:eastAsia="Arial" w:hAnsi="Arial"/>
-          <w:b w:val="false"/>
-          <w:bCs w:val="false"/>
-          <w:color w:val="1F2937"/>
-          <w:sz w:val="20"/>
-          <w:szCs w:val="20"/>
-        </w:rPr>
-        <w:t xml:space="preserve">), thiết bị (</w:t>
-      </w:r>
-      <w:r>
-        <w:rPr>
-          <w:rFonts w:ascii="Consolas" w:cs="Consolas" w:eastAsia="Consolas" w:hAnsi="Consolas"/>
-          <w:color w:val="0F172A"/>
-          <w:sz w:val="18"/>
-          <w:szCs w:val="18"/>
-          <w:shd w:fill="F1F5F9" w:color="auto" w:val="solid"/>
-        </w:rPr>
-        <w:t xml:space="preserve">device_type</w:t>
-      </w:r>
-      <w:r>
-        <w:rPr>
-          <w:rFonts w:ascii="Arial" w:cs="Arial" w:eastAsia="Arial" w:hAnsi="Arial"/>
-          <w:b w:val="false"/>
-          <w:bCs w:val="false"/>
-          <w:color w:val="1F2937"/>
-          <w:sz w:val="20"/>
-          <w:szCs w:val="20"/>
-        </w:rPr>
-        <w:t xml:space="preserve">: Desktop / Mobile / Tablet), thời điểm (</w:t>
-      </w:r>
-      <w:r>
-        <w:rPr>
-          <w:rFonts w:ascii="Consolas" w:cs="Consolas" w:eastAsia="Consolas" w:hAnsi="Consolas"/>
-          <w:color w:val="0F172A"/>
-          <w:sz w:val="18"/>
-          <w:szCs w:val="18"/>
-          <w:shd w:fill="F1F5F9" w:color="auto" w:val="solid"/>
-        </w:rPr>
-        <w:t xml:space="preserve">created_at</w:t>
-      </w:r>
-      <w:r>
-        <w:rPr>
-          <w:rFonts w:ascii="Arial" w:cs="Arial" w:eastAsia="Arial" w:hAnsi="Arial"/>
-          <w:b w:val="false"/>
-          <w:bCs w:val="false"/>
-          <w:color w:val="1F2937"/>
-          <w:sz w:val="20"/>
-          <w:szCs w:val="20"/>
-        </w:rPr>
-        <w:t xml:space="preserve">).</w:t>
+          <w:b/>
+          <w:bCs/>
+          <w:color w:val="1F2937"/>
+          <w:sz w:val="20"/>
+          <w:szCs w:val="20"/>
+        </w:rPr>
+        <w:t xml:space="preserve">Tính tiện lợi:</w:t>
+      </w:r>
+      <w:r>
+        <w:rPr>
+          <w:rFonts w:ascii="Arial" w:cs="Arial" w:eastAsia="Arial" w:hAnsi="Arial"/>
+          <w:b w:val="false"/>
+          <w:bCs w:val="false"/>
+          <w:color w:val="1F2937"/>
+          <w:sz w:val="20"/>
+          <w:szCs w:val="20"/>
+        </w:rPr>
+        <w:t xml:space="preserve"> Cho phép xem ngay nội dung CV trên trình duyệt máy tính và điện thoại mà không làm gián đoạn việc duyệt trang web.</w:t>
+      </w:r>
+    </w:p>
+    <w:p>
+      <w:pPr>
+        <w:pStyle w:val="Heading3"/>
+        <w:spacing w:after="80" w:before="180"/>
+      </w:pPr>
+      <w:r>
+        <w:rPr>
+          <w:rFonts w:ascii="Arial" w:cs="Arial" w:eastAsia="Arial" w:hAnsi="Arial"/>
+          <w:b/>
+          <w:bCs/>
+          <w:color w:val="334155"/>
+          <w:sz w:val="22"/>
+          <w:szCs w:val="22"/>
+        </w:rPr>
+        <w:t xml:space="preserve">4.4.3 Bộ đồng bộ dữ liệu thời gian thực GitHub Live Stats (FR-04.3: GitHub Live Stats)</w:t>
       </w:r>
     </w:p>
     <w:p>
@@ -9973,13 +11326,45 @@
       <w:r>
         <w:rPr>
           <w:rFonts w:ascii="Arial" w:cs="Arial" w:eastAsia="Arial" w:hAnsi="Arial"/>
-          <w:b w:val="false"/>
-          <w:bCs w:val="false"/>
-          <w:color w:val="1F2937"/>
-          <w:sz w:val="20"/>
-          <w:szCs w:val="20"/>
-        </w:rPr>
-        <w:t xml:space="preserve">Tuyệt đối tuân thủ chính sách quyền riêng tư: Địa chỉ IP thực được băm SHA-256 một chiều kèm salt, không lưu trữ địa chỉ IP thô.</w:t>
+          <w:b/>
+          <w:bCs/>
+          <w:color w:val="1F2937"/>
+          <w:sz w:val="20"/>
+          <w:szCs w:val="20"/>
+        </w:rPr>
+        <w:t xml:space="preserve">Mô tả nghiệp vụ:</w:t>
+      </w:r>
+      <w:r>
+        <w:rPr>
+          <w:rFonts w:ascii="Arial" w:cs="Arial" w:eastAsia="Arial" w:hAnsi="Arial"/>
+          <w:b w:val="false"/>
+          <w:bCs w:val="false"/>
+          <w:color w:val="1F2937"/>
+          <w:sz w:val="20"/>
+          <w:szCs w:val="20"/>
+        </w:rPr>
+        <w:t xml:space="preserve"> Tự động gọi API công khai của GitHub (</w:t>
+      </w:r>
+      <w:r>
+        <w:rPr>
+          <w:rFonts w:ascii="Consolas" w:cs="Consolas" w:eastAsia="Consolas" w:hAnsi="Consolas"/>
+          <w:color w:val="0F172A"/>
+          <w:sz w:val="18"/>
+          <w:szCs w:val="18"/>
+          <w:shd w:fill="F1F5F9" w:color="auto" w:val="solid"/>
+        </w:rPr>
+        <w:t xml:space="preserve">https://api.github.com/users/thien1708</w:t>
+      </w:r>
+      <w:r>
+        <w:rPr>
+          <w:rFonts w:ascii="Arial" w:cs="Arial" w:eastAsia="Arial" w:hAnsi="Arial"/>
+          <w:b w:val="false"/>
+          <w:bCs w:val="false"/>
+          <w:color w:val="1F2937"/>
+          <w:sz w:val="20"/>
+          <w:szCs w:val="20"/>
+        </w:rPr>
+        <w:t xml:space="preserve">) để lấy số liệu thực tế về số lượng Public Repositories, tổng số Stars nhận được và số Followers.</w:t>
       </w:r>
     </w:p>
     <w:p>
@@ -10000,7 +11385,56 @@
           <w:sz w:val="20"/>
           <w:szCs w:val="20"/>
         </w:rPr>
-        <w:t xml:space="preserve">FR-05.2 (Thống kê &amp; Tổng hợp Admin):</w:t>
+        <w:t xml:space="preserve">Cơ chế Cache Client:</w:t>
+      </w:r>
+      <w:r>
+        <w:rPr>
+          <w:rFonts w:ascii="Arial" w:cs="Arial" w:eastAsia="Arial" w:hAnsi="Arial"/>
+          <w:b w:val="false"/>
+          <w:bCs w:val="false"/>
+          <w:color w:val="1F2937"/>
+          <w:sz w:val="20"/>
+          <w:szCs w:val="20"/>
+        </w:rPr>
+        <w:t xml:space="preserve"> Lưu trữ kết quả trong </w:t>
+      </w:r>
+      <w:r>
+        <w:rPr>
+          <w:rFonts w:ascii="Consolas" w:cs="Consolas" w:eastAsia="Consolas" w:hAnsi="Consolas"/>
+          <w:color w:val="0F172A"/>
+          <w:sz w:val="18"/>
+          <w:szCs w:val="18"/>
+          <w:shd w:fill="F1F5F9" w:color="auto" w:val="solid"/>
+        </w:rPr>
+        <w:t xml:space="preserve">sessionStorage</w:t>
+      </w:r>
+      <w:r>
+        <w:rPr>
+          <w:rFonts w:ascii="Arial" w:cs="Arial" w:eastAsia="Arial" w:hAnsi="Arial"/>
+          <w:b w:val="false"/>
+          <w:bCs w:val="false"/>
+          <w:color w:val="1F2937"/>
+          <w:sz w:val="20"/>
+          <w:szCs w:val="20"/>
+        </w:rPr>
+        <w:t xml:space="preserve"> trong 30 phút để không vượt hạn mức giới hạn gọi API của GitHub (Rate limit 60 requests/giờ cho unauthenticated requests).</w:t>
+      </w:r>
+    </w:p>
+    <w:p>
+      <w:pPr>
+        <w:pStyle w:val="Heading3"/>
+        <w:spacing w:after="80" w:before="180"/>
+      </w:pPr>
+      <w:r>
+        <w:rPr>
+          <w:rFonts w:ascii="Arial" w:cs="Arial" w:eastAsia="Arial" w:hAnsi="Arial"/>
+          <w:b/>
+          <w:bCs/>
+          <w:color w:val="334155"/>
+          <w:sz w:val="22"/>
+          <w:szCs w:val="22"/>
+        </w:rPr>
+        <w:t xml:space="preserve">4.4.4 Theme Switcher Sáng/Tối &amp; Âm thanh vi mô (FR-04.4: Theme &amp; Sound Effects)</w:t>
       </w:r>
     </w:p>
     <w:p>
@@ -10015,30 +11449,45 @@
       <w:r>
         <w:rPr>
           <w:rFonts w:ascii="Arial" w:cs="Arial" w:eastAsia="Arial" w:hAnsi="Arial"/>
-          <w:b w:val="false"/>
-          <w:bCs w:val="false"/>
-          <w:color w:val="1F2937"/>
-          <w:sz w:val="20"/>
-          <w:szCs w:val="20"/>
-        </w:rPr>
-        <w:t xml:space="preserve">Cung cấp số liệu tổng quan: Tổng lượt xem trang (Total Views), Số lượng người truy cập duy nhất (Unique Visitors), Tỷ lệ thiết bị sử dụng, Các trang/bài viết được xem nhiều nhất.</w:t>
-      </w:r>
-    </w:p>
-    <w:p>
-      <w:pPr>
-        <w:pStyle w:val="Heading2"/>
-        <w:spacing w:after="100" w:before="240"/>
-      </w:pPr>
-      <w:r>
-        <w:rPr>
-          <w:rFonts w:ascii="Arial" w:cs="Arial" w:eastAsia="Arial" w:hAnsi="Arial"/>
           <w:b/>
           <w:bCs/>
-          <w:color w:val="2563EB"/>
-          <w:sz w:val="24"/>
-          <w:szCs w:val="24"/>
-        </w:rPr>
-        <w:t xml:space="preserve">4.6 Phân hệ Xác thực &amp; Bảo mật Admin (FR-06: Authentication &amp; Security)</w:t>
+          <w:color w:val="1F2937"/>
+          <w:sz w:val="20"/>
+          <w:szCs w:val="20"/>
+        </w:rPr>
+        <w:t xml:space="preserve">Chuyển đổi giao diện (Light/Dark Mode):</w:t>
+      </w:r>
+      <w:r>
+        <w:rPr>
+          <w:rFonts w:ascii="Arial" w:cs="Arial" w:eastAsia="Arial" w:hAnsi="Arial"/>
+          <w:b w:val="false"/>
+          <w:bCs w:val="false"/>
+          <w:color w:val="1F2937"/>
+          <w:sz w:val="20"/>
+          <w:szCs w:val="20"/>
+        </w:rPr>
+        <w:t xml:space="preserve"> Cho phép người dùng chuyển đổi linh hoạt giữa giao diện nền tối hiện đại (Dark Mode với tông Slate 900) và giao diện nền sáng tinh tế (Light Mode với tông trắng xám pastel). Lựa chọn của người dùng được lưu trong </w:t>
+      </w:r>
+      <w:r>
+        <w:rPr>
+          <w:rFonts w:ascii="Consolas" w:cs="Consolas" w:eastAsia="Consolas" w:hAnsi="Consolas"/>
+          <w:color w:val="0F172A"/>
+          <w:sz w:val="18"/>
+          <w:szCs w:val="18"/>
+          <w:shd w:fill="F1F5F9" w:color="auto" w:val="solid"/>
+        </w:rPr>
+        <w:t xml:space="preserve">localStorage</w:t>
+      </w:r>
+      <w:r>
+        <w:rPr>
+          <w:rFonts w:ascii="Arial" w:cs="Arial" w:eastAsia="Arial" w:hAnsi="Arial"/>
+          <w:b w:val="false"/>
+          <w:bCs w:val="false"/>
+          <w:color w:val="1F2937"/>
+          <w:sz w:val="20"/>
+          <w:szCs w:val="20"/>
+        </w:rPr>
+        <w:t xml:space="preserve"> để duy trì cho các phiên tiếp theo.</w:t>
       </w:r>
     </w:p>
     <w:p>
@@ -10059,7 +11508,52 @@
           <w:sz w:val="20"/>
           <w:szCs w:val="20"/>
         </w:rPr>
-        <w:t xml:space="preserve">FR-06.1 (Quy trình Đăng nhập):</w:t>
+        <w:t xml:space="preserve">Hiệu ứng âm thanh vi mô (Micro-interactions Sound FX):</w:t>
+      </w:r>
+      <w:r>
+        <w:rPr>
+          <w:rFonts w:ascii="Arial" w:cs="Arial" w:eastAsia="Arial" w:hAnsi="Arial"/>
+          <w:b w:val="false"/>
+          <w:bCs w:val="false"/>
+          <w:color w:val="1F2937"/>
+          <w:sz w:val="20"/>
+          <w:szCs w:val="20"/>
+        </w:rPr>
+        <w:t xml:space="preserve"> Tùy chọn bật/tắt các hiệu ứng âm thanh click, pop nhẹ nhàng khi bấm nút, mở modal hoặc gõ phím trên Terminal, mang lại trải nghiệm phần mềm sống động.</w:t>
+      </w:r>
+    </w:p>
+    <w:p>
+      <w:pPr>
+        <w:pStyle w:val="Heading2"/>
+        <w:spacing w:after="100" w:before="240"/>
+      </w:pPr>
+      <w:r>
+        <w:rPr>
+          <w:rFonts w:ascii="Arial" w:cs="Arial" w:eastAsia="Arial" w:hAnsi="Arial"/>
+          <w:b/>
+          <w:bCs/>
+          <w:color w:val="2563EB"/>
+          <w:sz w:val="24"/>
+          <w:szCs w:val="24"/>
+        </w:rPr>
+        <w:t xml:space="preserve">4.5 Phân hệ Giám sát, Nhật ký sự kiện &amp; Phân tích truy cập (FR-05: Real-time Visitor Analytics)</w:t>
+      </w:r>
+    </w:p>
+    <w:p>
+      <w:pPr>
+        <w:pStyle w:val="Heading3"/>
+        <w:spacing w:after="80" w:before="180"/>
+      </w:pPr>
+      <w:r>
+        <w:rPr>
+          <w:rFonts w:ascii="Arial" w:cs="Arial" w:eastAsia="Arial" w:hAnsi="Arial"/>
+          <w:b/>
+          <w:bCs/>
+          <w:color w:val="334155"/>
+          <w:sz w:val="22"/>
+          <w:szCs w:val="22"/>
+        </w:rPr>
+        <w:t xml:space="preserve">4.5.1 Thu thập sự kiện Client-side (FR-05.1: Client Event Tracking)</w:t>
       </w:r>
     </w:p>
     <w:p>
@@ -10074,34 +11568,24 @@
       <w:r>
         <w:rPr>
           <w:rFonts w:ascii="Arial" w:cs="Arial" w:eastAsia="Arial" w:hAnsi="Arial"/>
-          <w:b w:val="false"/>
-          <w:bCs w:val="false"/>
-          <w:color w:val="1F2937"/>
-          <w:sz w:val="20"/>
-          <w:szCs w:val="20"/>
-        </w:rPr>
-        <w:t xml:space="preserve">Quản trị viên nhập Email và Mật khẩu tại </w:t>
-      </w:r>
-      <w:r>
-        <w:rPr>
-          <w:rFonts w:ascii="Consolas" w:cs="Consolas" w:eastAsia="Consolas" w:hAnsi="Consolas"/>
-          <w:color w:val="0F172A"/>
-          <w:sz w:val="18"/>
-          <w:szCs w:val="18"/>
-          <w:shd w:fill="F1F5F9" w:color="auto" w:val="solid"/>
-        </w:rPr>
-        <w:t xml:space="preserve">/admin</w:t>
-      </w:r>
-      <w:r>
-        <w:rPr>
-          <w:rFonts w:ascii="Arial" w:cs="Arial" w:eastAsia="Arial" w:hAnsi="Arial"/>
-          <w:b w:val="false"/>
-          <w:bCs w:val="false"/>
-          <w:color w:val="1F2937"/>
-          <w:sz w:val="20"/>
-          <w:szCs w:val="20"/>
-        </w:rPr>
-        <w:t xml:space="preserve">.</w:t>
+          <w:b/>
+          <w:bCs/>
+          <w:color w:val="1F2937"/>
+          <w:sz w:val="20"/>
+          <w:szCs w:val="20"/>
+        </w:rPr>
+        <w:t xml:space="preserve">Mô tả nghiệp vụ:</w:t>
+      </w:r>
+      <w:r>
+        <w:rPr>
+          <w:rFonts w:ascii="Arial" w:cs="Arial" w:eastAsia="Arial" w:hAnsi="Arial"/>
+          <w:b w:val="false"/>
+          <w:bCs w:val="false"/>
+          <w:color w:val="1F2937"/>
+          <w:sz w:val="20"/>
+          <w:szCs w:val="20"/>
+        </w:rPr>
+        <w:t xml:space="preserve"> Ghi nhận hành vi tương tác của người xem một cách tự động và không gây ảnh hưởng tới tốc độ tải trang.</w:t>
       </w:r>
     </w:p>
     <w:p>
@@ -10116,13 +11600,34 @@
       <w:r>
         <w:rPr>
           <w:rFonts w:ascii="Arial" w:cs="Arial" w:eastAsia="Arial" w:hAnsi="Arial"/>
-          <w:b w:val="false"/>
-          <w:bCs w:val="false"/>
-          <w:color w:val="1F2937"/>
-          <w:sz w:val="20"/>
-          <w:szCs w:val="20"/>
-        </w:rPr>
-        <w:t xml:space="preserve">Hệ thống kiểm tra thông tin đối chiếu với chuỗi mã hóa BCrypt (độ phức tạp cost 12).</w:t>
+          <w:b/>
+          <w:bCs/>
+          <w:color w:val="1F2937"/>
+          <w:sz w:val="20"/>
+          <w:szCs w:val="20"/>
+        </w:rPr>
+        <w:t xml:space="preserve">Điểm cuối API:</w:t>
+      </w:r>
+      <w:r>
+        <w:rPr>
+          <w:rFonts w:ascii="Arial" w:cs="Arial" w:eastAsia="Arial" w:hAnsi="Arial"/>
+          <w:b w:val="false"/>
+          <w:bCs w:val="false"/>
+          <w:color w:val="1F2937"/>
+          <w:sz w:val="20"/>
+          <w:szCs w:val="20"/>
+        </w:rPr>
+        <w:t xml:space="preserve"> </w:t>
+      </w:r>
+      <w:r>
+        <w:rPr>
+          <w:rFonts w:ascii="Consolas" w:cs="Consolas" w:eastAsia="Consolas" w:hAnsi="Consolas"/>
+          <w:color w:val="0F172A"/>
+          <w:sz w:val="18"/>
+          <w:szCs w:val="18"/>
+          <w:shd w:fill="F1F5F9" w:color="auto" w:val="solid"/>
+        </w:rPr>
+        <w:t xml:space="preserve">POST /api/v1/analytics/track</w:t>
       </w:r>
     </w:p>
     <w:p>
@@ -10137,13 +11642,129 @@
       <w:r>
         <w:rPr>
           <w:rFonts w:ascii="Arial" w:cs="Arial" w:eastAsia="Arial" w:hAnsi="Arial"/>
-          <w:b w:val="false"/>
-          <w:bCs w:val="false"/>
-          <w:color w:val="1F2937"/>
-          <w:sz w:val="20"/>
-          <w:szCs w:val="20"/>
-        </w:rPr>
-        <w:t xml:space="preserve">Áp dụng cơ chế Dummy-hash Timing: Khi email không tồn tại trong hệ thống, hàm kiểm tra mật khẩu giả vẫn được thực thi để thời gian phản hồi bằng đúng trường hợp sai mật khẩu, triệt tiêu nguy cơ rà quét tài khoản (User Enumeration).</w:t>
+          <w:b/>
+          <w:bCs/>
+          <w:color w:val="1F2937"/>
+          <w:sz w:val="20"/>
+          <w:szCs w:val="20"/>
+        </w:rPr>
+        <w:t xml:space="preserve">Các sự kiện ghi nhận:</w:t>
+      </w:r>
+      <w:r>
+        <w:rPr>
+          <w:rFonts w:ascii="Arial" w:cs="Arial" w:eastAsia="Arial" w:hAnsi="Arial"/>
+          <w:b w:val="false"/>
+          <w:bCs w:val="false"/>
+          <w:color w:val="1F2937"/>
+          <w:sz w:val="20"/>
+          <w:szCs w:val="20"/>
+        </w:rPr>
+        <w:t xml:space="preserve"> </w:t>
+      </w:r>
+      <w:r>
+        <w:rPr>
+          <w:rFonts w:ascii="Consolas" w:cs="Consolas" w:eastAsia="Consolas" w:hAnsi="Consolas"/>
+          <w:color w:val="0F172A"/>
+          <w:sz w:val="18"/>
+          <w:szCs w:val="18"/>
+          <w:shd w:fill="F1F5F9" w:color="auto" w:val="solid"/>
+        </w:rPr>
+        <w:t xml:space="preserve">page_view</w:t>
+      </w:r>
+      <w:r>
+        <w:rPr>
+          <w:rFonts w:ascii="Arial" w:cs="Arial" w:eastAsia="Arial" w:hAnsi="Arial"/>
+          <w:b w:val="false"/>
+          <w:bCs w:val="false"/>
+          <w:color w:val="1F2937"/>
+          <w:sz w:val="20"/>
+          <w:szCs w:val="20"/>
+        </w:rPr>
+        <w:t xml:space="preserve">, </w:t>
+      </w:r>
+      <w:r>
+        <w:rPr>
+          <w:rFonts w:ascii="Consolas" w:cs="Consolas" w:eastAsia="Consolas" w:hAnsi="Consolas"/>
+          <w:color w:val="0F172A"/>
+          <w:sz w:val="18"/>
+          <w:szCs w:val="18"/>
+          <w:shd w:fill="F1F5F9" w:color="auto" w:val="solid"/>
+        </w:rPr>
+        <w:t xml:space="preserve">view_project</w:t>
+      </w:r>
+      <w:r>
+        <w:rPr>
+          <w:rFonts w:ascii="Arial" w:cs="Arial" w:eastAsia="Arial" w:hAnsi="Arial"/>
+          <w:b w:val="false"/>
+          <w:bCs w:val="false"/>
+          <w:color w:val="1F2937"/>
+          <w:sz w:val="20"/>
+          <w:szCs w:val="20"/>
+        </w:rPr>
+        <w:t xml:space="preserve">, </w:t>
+      </w:r>
+      <w:r>
+        <w:rPr>
+          <w:rFonts w:ascii="Consolas" w:cs="Consolas" w:eastAsia="Consolas" w:hAnsi="Consolas"/>
+          <w:color w:val="0F172A"/>
+          <w:sz w:val="18"/>
+          <w:szCs w:val="18"/>
+          <w:shd w:fill="F1F5F9" w:color="auto" w:val="solid"/>
+        </w:rPr>
+        <w:t xml:space="preserve">download_cv</w:t>
+      </w:r>
+      <w:r>
+        <w:rPr>
+          <w:rFonts w:ascii="Arial" w:cs="Arial" w:eastAsia="Arial" w:hAnsi="Arial"/>
+          <w:b w:val="false"/>
+          <w:bCs w:val="false"/>
+          <w:color w:val="1F2937"/>
+          <w:sz w:val="20"/>
+          <w:szCs w:val="20"/>
+        </w:rPr>
+        <w:t xml:space="preserve">, </w:t>
+      </w:r>
+      <w:r>
+        <w:rPr>
+          <w:rFonts w:ascii="Consolas" w:cs="Consolas" w:eastAsia="Consolas" w:hAnsi="Consolas"/>
+          <w:color w:val="0F172A"/>
+          <w:sz w:val="18"/>
+          <w:szCs w:val="18"/>
+          <w:shd w:fill="F1F5F9" w:color="auto" w:val="solid"/>
+        </w:rPr>
+        <w:t xml:space="preserve">view_blog</w:t>
+      </w:r>
+      <w:r>
+        <w:rPr>
+          <w:rFonts w:ascii="Arial" w:cs="Arial" w:eastAsia="Arial" w:hAnsi="Arial"/>
+          <w:b w:val="false"/>
+          <w:bCs w:val="false"/>
+          <w:color w:val="1F2937"/>
+          <w:sz w:val="20"/>
+          <w:szCs w:val="20"/>
+        </w:rPr>
+        <w:t xml:space="preserve">, </w:t>
+      </w:r>
+      <w:r>
+        <w:rPr>
+          <w:rFonts w:ascii="Consolas" w:cs="Consolas" w:eastAsia="Consolas" w:hAnsi="Consolas"/>
+          <w:color w:val="0F172A"/>
+          <w:sz w:val="18"/>
+          <w:szCs w:val="18"/>
+          <w:shd w:fill="F1F5F9" w:color="auto" w:val="solid"/>
+        </w:rPr>
+        <w:t xml:space="preserve">submit_contact</w:t>
+      </w:r>
+      <w:r>
+        <w:rPr>
+          <w:rFonts w:ascii="Arial" w:cs="Arial" w:eastAsia="Arial" w:hAnsi="Arial"/>
+          <w:b w:val="false"/>
+          <w:bCs w:val="false"/>
+          <w:color w:val="1F2937"/>
+          <w:sz w:val="20"/>
+          <w:szCs w:val="20"/>
+        </w:rPr>
+        <w:t xml:space="preserve">.</w:t>
       </w:r>
     </w:p>
     <w:p>
@@ -10164,7 +11785,7 @@
           <w:sz w:val="20"/>
           <w:szCs w:val="20"/>
         </w:rPr>
-        <w:t xml:space="preserve">FR-06.2 (Cơ chế Khóa tài khoản tạm thời):</w:t>
+        <w:t xml:space="preserve">Tuân thủ quyền riêng tư (Privacy-by-Design):</w:t>
       </w:r>
     </w:p>
     <w:p>
@@ -10185,28 +11806,7 @@
           <w:sz w:val="20"/>
           <w:szCs w:val="20"/>
         </w:rPr>
-        <w:t xml:space="preserve">Tự động đếm số lần đăng nhập thất bại liên tiếp (</w:t>
-      </w:r>
-      <w:r>
-        <w:rPr>
-          <w:rFonts w:ascii="Consolas" w:cs="Consolas" w:eastAsia="Consolas" w:hAnsi="Consolas"/>
-          <w:color w:val="0F172A"/>
-          <w:sz w:val="18"/>
-          <w:szCs w:val="18"/>
-          <w:shd w:fill="F1F5F9" w:color="auto" w:val="solid"/>
-        </w:rPr>
-        <w:t xml:space="preserve">failed_attempts</w:t>
-      </w:r>
-      <w:r>
-        <w:rPr>
-          <w:rFonts w:ascii="Arial" w:cs="Arial" w:eastAsia="Arial" w:hAnsi="Arial"/>
-          <w:b w:val="false"/>
-          <w:bCs w:val="false"/>
-          <w:color w:val="1F2937"/>
-          <w:sz w:val="20"/>
-          <w:szCs w:val="20"/>
-        </w:rPr>
-        <w:t xml:space="preserve">).</w:t>
+        <w:t xml:space="preserve">Hệ thống không thu thập bất kỳ thông tin nhận dạng cá nhân nào (PII).</w:t>
       </w:r>
     </w:p>
     <w:p>
@@ -10227,7 +11827,7 @@
           <w:sz w:val="20"/>
           <w:szCs w:val="20"/>
         </w:rPr>
-        <w:t xml:space="preserve">Đạt ngưỡng 5 lần thất bại → khóa tài khoản trong vòng 15 phút (</w:t>
+        <w:t xml:space="preserve">Địa chỉ IP thực của người dùng được băm một chiều bằng thuật toán SHA-256 kèm chuỗi Salt bí mật nội bộ trước khi lưu vào cột </w:t>
       </w:r>
       <w:r>
         <w:rPr>
@@ -10237,18 +11837,18 @@
           <w:szCs w:val="18"/>
           <w:shd w:fill="F1F5F9" w:color="auto" w:val="solid"/>
         </w:rPr>
-        <w:t xml:space="preserve">locked_until</w:t>
-      </w:r>
-      <w:r>
-        <w:rPr>
-          <w:rFonts w:ascii="Arial" w:cs="Arial" w:eastAsia="Arial" w:hAnsi="Arial"/>
-          <w:b w:val="false"/>
-          <w:bCs w:val="false"/>
-          <w:color w:val="1F2937"/>
-          <w:sz w:val="20"/>
-          <w:szCs w:val="20"/>
-        </w:rPr>
-        <w:t xml:space="preserve">). Mọi nỗ lực đăng nhập trong thời gian này đều bị từ chối với mã lỗi 423 Locked.</w:t>
+        <w:t xml:space="preserve">ip_hash</w:t>
+      </w:r>
+      <w:r>
+        <w:rPr>
+          <w:rFonts w:ascii="Arial" w:cs="Arial" w:eastAsia="Arial" w:hAnsi="Arial"/>
+          <w:b w:val="false"/>
+          <w:bCs w:val="false"/>
+          <w:color w:val="1F2937"/>
+          <w:sz w:val="20"/>
+          <w:szCs w:val="20"/>
+        </w:rPr>
+        <w:t xml:space="preserve">.</w:t>
       </w:r>
     </w:p>
     <w:p>
@@ -10263,13 +11863,114 @@
       <w:r>
         <w:rPr>
           <w:rFonts w:ascii="Arial" w:cs="Arial" w:eastAsia="Arial" w:hAnsi="Arial"/>
+          <w:b w:val="false"/>
+          <w:bCs w:val="false"/>
+          <w:color w:val="1F2937"/>
+          <w:sz w:val="20"/>
+          <w:szCs w:val="20"/>
+        </w:rPr>
+        <w:t xml:space="preserve">Thu thập các thông tin phi định danh: </w:t>
+      </w:r>
+      <w:r>
+        <w:rPr>
+          <w:rFonts w:ascii="Consolas" w:cs="Consolas" w:eastAsia="Consolas" w:hAnsi="Consolas"/>
+          <w:color w:val="0F172A"/>
+          <w:sz w:val="18"/>
+          <w:szCs w:val="18"/>
+          <w:shd w:fill="F1F5F9" w:color="auto" w:val="solid"/>
+        </w:rPr>
+        <w:t xml:space="preserve">path</w:t>
+      </w:r>
+      <w:r>
+        <w:rPr>
+          <w:rFonts w:ascii="Arial" w:cs="Arial" w:eastAsia="Arial" w:hAnsi="Arial"/>
+          <w:b w:val="false"/>
+          <w:bCs w:val="false"/>
+          <w:color w:val="1F2937"/>
+          <w:sz w:val="20"/>
+          <w:szCs w:val="20"/>
+        </w:rPr>
+        <w:t xml:space="preserve"> (đường dẫn trang), </w:t>
+      </w:r>
+      <w:r>
+        <w:rPr>
+          <w:rFonts w:ascii="Consolas" w:cs="Consolas" w:eastAsia="Consolas" w:hAnsi="Consolas"/>
+          <w:color w:val="0F172A"/>
+          <w:sz w:val="18"/>
+          <w:szCs w:val="18"/>
+          <w:shd w:fill="F1F5F9" w:color="auto" w:val="solid"/>
+        </w:rPr>
+        <w:t xml:space="preserve">referrer</w:t>
+      </w:r>
+      <w:r>
+        <w:rPr>
+          <w:rFonts w:ascii="Arial" w:cs="Arial" w:eastAsia="Arial" w:hAnsi="Arial"/>
+          <w:b w:val="false"/>
+          <w:bCs w:val="false"/>
+          <w:color w:val="1F2937"/>
+          <w:sz w:val="20"/>
+          <w:szCs w:val="20"/>
+        </w:rPr>
+        <w:t xml:space="preserve"> (nguồn giới thiệu), </w:t>
+      </w:r>
+      <w:r>
+        <w:rPr>
+          <w:rFonts w:ascii="Consolas" w:cs="Consolas" w:eastAsia="Consolas" w:hAnsi="Consolas"/>
+          <w:color w:val="0F172A"/>
+          <w:sz w:val="18"/>
+          <w:szCs w:val="18"/>
+          <w:shd w:fill="F1F5F9" w:color="auto" w:val="solid"/>
+        </w:rPr>
+        <w:t xml:space="preserve">device_type</w:t>
+      </w:r>
+      <w:r>
+        <w:rPr>
+          <w:rFonts w:ascii="Arial" w:cs="Arial" w:eastAsia="Arial" w:hAnsi="Arial"/>
+          <w:b w:val="false"/>
+          <w:bCs w:val="false"/>
+          <w:color w:val="1F2937"/>
+          <w:sz w:val="20"/>
+          <w:szCs w:val="20"/>
+        </w:rPr>
+        <w:t xml:space="preserve"> (Desktop, Mobile, Tablet phân tích từ User-Agent) và </w:t>
+      </w:r>
+      <w:r>
+        <w:rPr>
+          <w:rFonts w:ascii="Consolas" w:cs="Consolas" w:eastAsia="Consolas" w:hAnsi="Consolas"/>
+          <w:color w:val="0F172A"/>
+          <w:sz w:val="18"/>
+          <w:szCs w:val="18"/>
+          <w:shd w:fill="F1F5F9" w:color="auto" w:val="solid"/>
+        </w:rPr>
+        <w:t xml:space="preserve">created_at</w:t>
+      </w:r>
+      <w:r>
+        <w:rPr>
+          <w:rFonts w:ascii="Arial" w:cs="Arial" w:eastAsia="Arial" w:hAnsi="Arial"/>
+          <w:b w:val="false"/>
+          <w:bCs w:val="false"/>
+          <w:color w:val="1F2937"/>
+          <w:sz w:val="20"/>
+          <w:szCs w:val="20"/>
+        </w:rPr>
+        <w:t xml:space="preserve">.</w:t>
+      </w:r>
+    </w:p>
+    <w:p>
+      <w:pPr>
+        <w:pStyle w:val="Heading3"/>
+        <w:spacing w:after="80" w:before="180"/>
+      </w:pPr>
+      <w:r>
+        <w:rPr>
+          <w:rFonts w:ascii="Arial" w:cs="Arial" w:eastAsia="Arial" w:hAnsi="Arial"/>
           <w:b/>
           <w:bCs/>
-          <w:color w:val="1F2937"/>
-          <w:sz w:val="20"/>
-          <w:szCs w:val="20"/>
-        </w:rPr>
-        <w:t xml:space="preserve">FR-06.3 (Quản lý Phiên với JWT &amp; Refresh Token Rotation):</w:t>
+          <w:color w:val="334155"/>
+          <w:sz w:val="22"/>
+          <w:szCs w:val="22"/>
+        </w:rPr>
+        <w:t xml:space="preserve">4.5.2 Tổng hợp và Báo cáo quản trị (FR-05.2: Admin Analytics Aggregation)</w:t>
       </w:r>
     </w:p>
     <w:p>
@@ -10284,13 +11985,66 @@
       <w:r>
         <w:rPr>
           <w:rFonts w:ascii="Arial" w:cs="Arial" w:eastAsia="Arial" w:hAnsi="Arial"/>
-          <w:b w:val="false"/>
-          <w:bCs w:val="false"/>
-          <w:color w:val="1F2937"/>
-          <w:sz w:val="20"/>
-          <w:szCs w:val="20"/>
-        </w:rPr>
-        <w:t xml:space="preserve">Cấp phát Access Token định dạng JWT ngắn hạn (thời gian sống 15 phút) lưu trữ tại bộ nhớ RAM của Angular App.</w:t>
+          <w:b/>
+          <w:bCs/>
+          <w:color w:val="1F2937"/>
+          <w:sz w:val="20"/>
+          <w:szCs w:val="20"/>
+        </w:rPr>
+        <w:t xml:space="preserve">Điểm cuối API:</w:t>
+      </w:r>
+      <w:r>
+        <w:rPr>
+          <w:rFonts w:ascii="Arial" w:cs="Arial" w:eastAsia="Arial" w:hAnsi="Arial"/>
+          <w:b w:val="false"/>
+          <w:bCs w:val="false"/>
+          <w:color w:val="1F2937"/>
+          <w:sz w:val="20"/>
+          <w:szCs w:val="20"/>
+        </w:rPr>
+        <w:t xml:space="preserve"> </w:t>
+      </w:r>
+      <w:r>
+        <w:rPr>
+          <w:rFonts w:ascii="Consolas" w:cs="Consolas" w:eastAsia="Consolas" w:hAnsi="Consolas"/>
+          <w:color w:val="0F172A"/>
+          <w:sz w:val="18"/>
+          <w:szCs w:val="18"/>
+          <w:shd w:fill="F1F5F9" w:color="auto" w:val="solid"/>
+        </w:rPr>
+        <w:t xml:space="preserve">GET /api/v1/admin/analytics/overview</w:t>
+      </w:r>
+      <w:r>
+        <w:rPr>
+          <w:rFonts w:ascii="Arial" w:cs="Arial" w:eastAsia="Arial" w:hAnsi="Arial"/>
+          <w:b w:val="false"/>
+          <w:bCs w:val="false"/>
+          <w:color w:val="1F2937"/>
+          <w:sz w:val="20"/>
+          <w:szCs w:val="20"/>
+        </w:rPr>
+        <w:t xml:space="preserve"> (Yêu cầu xác thực </w:t>
+      </w:r>
+      <w:r>
+        <w:rPr>
+          <w:rFonts w:ascii="Consolas" w:cs="Consolas" w:eastAsia="Consolas" w:hAnsi="Consolas"/>
+          <w:color w:val="0F172A"/>
+          <w:sz w:val="18"/>
+          <w:szCs w:val="18"/>
+          <w:shd w:fill="F1F5F9" w:color="auto" w:val="solid"/>
+        </w:rPr>
+        <w:t xml:space="preserve">ROLE_ADMIN</w:t>
+      </w:r>
+      <w:r>
+        <w:rPr>
+          <w:rFonts w:ascii="Arial" w:cs="Arial" w:eastAsia="Arial" w:hAnsi="Arial"/>
+          <w:b w:val="false"/>
+          <w:bCs w:val="false"/>
+          <w:color w:val="1F2937"/>
+          <w:sz w:val="20"/>
+          <w:szCs w:val="20"/>
+        </w:rPr>
+        <w:t xml:space="preserve">).</w:t>
       </w:r>
     </w:p>
     <w:p>
@@ -10305,34 +12059,13 @@
       <w:r>
         <w:rPr>
           <w:rFonts w:ascii="Arial" w:cs="Arial" w:eastAsia="Arial" w:hAnsi="Arial"/>
-          <w:b w:val="false"/>
-          <w:bCs w:val="false"/>
-          <w:color w:val="1F2937"/>
-          <w:sz w:val="20"/>
-          <w:szCs w:val="20"/>
-        </w:rPr>
-        <w:t xml:space="preserve">Cấp phát Refresh Token dài hạn (thời gian sống 7 ngày) được lưu trữ dưới dạng băm SHA-256 trong bảng </w:t>
-      </w:r>
-      <w:r>
-        <w:rPr>
-          <w:rFonts w:ascii="Consolas" w:cs="Consolas" w:eastAsia="Consolas" w:hAnsi="Consolas"/>
-          <w:color w:val="0F172A"/>
-          <w:sz w:val="18"/>
-          <w:szCs w:val="18"/>
-          <w:shd w:fill="F1F5F9" w:color="auto" w:val="solid"/>
-        </w:rPr>
-        <w:t xml:space="preserve">refresh_tokens</w:t>
-      </w:r>
-      <w:r>
-        <w:rPr>
-          <w:rFonts w:ascii="Arial" w:cs="Arial" w:eastAsia="Arial" w:hAnsi="Arial"/>
-          <w:b w:val="false"/>
-          <w:bCs w:val="false"/>
-          <w:color w:val="1F2937"/>
-          <w:sz w:val="20"/>
-          <w:szCs w:val="20"/>
-        </w:rPr>
-        <w:t xml:space="preserve">.</w:t>
+          <w:b/>
+          <w:bCs/>
+          <w:color w:val="1F2937"/>
+          <w:sz w:val="20"/>
+          <w:szCs w:val="20"/>
+        </w:rPr>
+        <w:t xml:space="preserve">Số liệu cung cấp:</w:t>
       </w:r>
     </w:p>
     <w:p>
@@ -10353,91 +12086,7 @@
           <w:sz w:val="20"/>
           <w:szCs w:val="20"/>
         </w:rPr>
-        <w:t xml:space="preserve">Refresh Token được gửi về trình duyệt qua Cookie an toàn: </w:t>
-      </w:r>
-      <w:r>
-        <w:rPr>
-          <w:rFonts w:ascii="Consolas" w:cs="Consolas" w:eastAsia="Consolas" w:hAnsi="Consolas"/>
-          <w:color w:val="0F172A"/>
-          <w:sz w:val="18"/>
-          <w:szCs w:val="18"/>
-          <w:shd w:fill="F1F5F9" w:color="auto" w:val="solid"/>
-        </w:rPr>
-        <w:t xml:space="preserve">httpOnly</w:t>
-      </w:r>
-      <w:r>
-        <w:rPr>
-          <w:rFonts w:ascii="Arial" w:cs="Arial" w:eastAsia="Arial" w:hAnsi="Arial"/>
-          <w:b w:val="false"/>
-          <w:bCs w:val="false"/>
-          <w:color w:val="1F2937"/>
-          <w:sz w:val="20"/>
-          <w:szCs w:val="20"/>
-        </w:rPr>
-        <w:t xml:space="preserve">, </w:t>
-      </w:r>
-      <w:r>
-        <w:rPr>
-          <w:rFonts w:ascii="Consolas" w:cs="Consolas" w:eastAsia="Consolas" w:hAnsi="Consolas"/>
-          <w:color w:val="0F172A"/>
-          <w:sz w:val="18"/>
-          <w:szCs w:val="18"/>
-          <w:shd w:fill="F1F5F9" w:color="auto" w:val="solid"/>
-        </w:rPr>
-        <w:t xml:space="preserve">Secure</w:t>
-      </w:r>
-      <w:r>
-        <w:rPr>
-          <w:rFonts w:ascii="Arial" w:cs="Arial" w:eastAsia="Arial" w:hAnsi="Arial"/>
-          <w:b w:val="false"/>
-          <w:bCs w:val="false"/>
-          <w:color w:val="1F2937"/>
-          <w:sz w:val="20"/>
-          <w:szCs w:val="20"/>
-        </w:rPr>
-        <w:t xml:space="preserve">, </w:t>
-      </w:r>
-      <w:r>
-        <w:rPr>
-          <w:rFonts w:ascii="Consolas" w:cs="Consolas" w:eastAsia="Consolas" w:hAnsi="Consolas"/>
-          <w:color w:val="0F172A"/>
-          <w:sz w:val="18"/>
-          <w:szCs w:val="18"/>
-          <w:shd w:fill="F1F5F9" w:color="auto" w:val="solid"/>
-        </w:rPr>
-        <w:t xml:space="preserve">SameSite=Strict</w:t>
-      </w:r>
-      <w:r>
-        <w:rPr>
-          <w:rFonts w:ascii="Arial" w:cs="Arial" w:eastAsia="Arial" w:hAnsi="Arial"/>
-          <w:b w:val="false"/>
-          <w:bCs w:val="false"/>
-          <w:color w:val="1F2937"/>
-          <w:sz w:val="20"/>
-          <w:szCs w:val="20"/>
-        </w:rPr>
-        <w:t xml:space="preserve">, </w:t>
-      </w:r>
-      <w:r>
-        <w:rPr>
-          <w:rFonts w:ascii="Consolas" w:cs="Consolas" w:eastAsia="Consolas" w:hAnsi="Consolas"/>
-          <w:color w:val="0F172A"/>
-          <w:sz w:val="18"/>
-          <w:szCs w:val="18"/>
-          <w:shd w:fill="F1F5F9" w:color="auto" w:val="solid"/>
-        </w:rPr>
-        <w:t xml:space="preserve">Path=/api/v1/auth</w:t>
-      </w:r>
-      <w:r>
-        <w:rPr>
-          <w:rFonts w:ascii="Arial" w:cs="Arial" w:eastAsia="Arial" w:hAnsi="Arial"/>
-          <w:b w:val="false"/>
-          <w:bCs w:val="false"/>
-          <w:color w:val="1F2937"/>
-          <w:sz w:val="20"/>
-          <w:szCs w:val="20"/>
-        </w:rPr>
-        <w:t xml:space="preserve">.</w:t>
+        <w:t xml:space="preserve">Tổng số lượt xem trang (Total Pageviews) theo các khung thời gian: 24 giờ qua, 7 ngày qua, 30 ngày qua và toàn thời gian.</w:t>
       </w:r>
     </w:p>
     <w:p>
@@ -10458,29 +12107,7 @@
           <w:sz w:val="20"/>
           <w:szCs w:val="20"/>
         </w:rPr>
-        <w:t xml:space="preserve">Cơ chế </w:t>
-      </w:r>
-      <w:r>
-        <w:rPr>
-          <w:rFonts w:ascii="Arial" w:cs="Arial" w:eastAsia="Arial" w:hAnsi="Arial"/>
-          <w:b/>
-          <w:bCs/>
-          <w:color w:val="1F2937"/>
-          <w:sz w:val="20"/>
-          <w:szCs w:val="20"/>
-        </w:rPr>
-        <w:t xml:space="preserve">Phát hiện đánh cắp token (Theft Detection):</w:t>
-      </w:r>
-      <w:r>
-        <w:rPr>
-          <w:rFonts w:ascii="Arial" w:cs="Arial" w:eastAsia="Arial" w:hAnsi="Arial"/>
-          <w:b w:val="false"/>
-          <w:bCs w:val="false"/>
-          <w:color w:val="1F2937"/>
-          <w:sz w:val="20"/>
-          <w:szCs w:val="20"/>
-        </w:rPr>
-        <w:t xml:space="preserve"> Nếu một Refresh Token đã từng bị thay thế (rotated) được gửi lại để xin cấp access token mới, hệ thống ngay lập tức nhận diện nguy cơ rò rỉ và vô hiệu hóa (</w:t>
+        <w:t xml:space="preserve">Số lượng người truy cập duy nhất (Unique Visitors) tính theo số lượng </w:t>
       </w:r>
       <w:r>
         <w:rPr>
@@ -10490,35 +12117,18 @@
           <w:szCs w:val="18"/>
           <w:shd w:fill="F1F5F9" w:color="auto" w:val="solid"/>
         </w:rPr>
-        <w:t xml:space="preserve">revoked = true</w:t>
-      </w:r>
-      <w:r>
-        <w:rPr>
-          <w:rFonts w:ascii="Arial" w:cs="Arial" w:eastAsia="Arial" w:hAnsi="Arial"/>
-          <w:b w:val="false"/>
-          <w:bCs w:val="false"/>
-          <w:color w:val="1F2937"/>
-          <w:sz w:val="20"/>
-          <w:szCs w:val="20"/>
-        </w:rPr>
-        <w:t xml:space="preserve">) toàn bộ chuỗi token thuộc phiên làm việc đó.</w:t>
-      </w:r>
-    </w:p>
-    <w:p>
-      <w:pPr>
-        <w:pStyle w:val="Heading2"/>
-        <w:spacing w:after="100" w:before="240"/>
-      </w:pPr>
-      <w:r>
-        <w:rPr>
-          <w:rFonts w:ascii="Arial" w:cs="Arial" w:eastAsia="Arial" w:hAnsi="Arial"/>
-          <w:b/>
-          <w:bCs/>
-          <w:color w:val="2563EB"/>
-          <w:sz w:val="24"/>
-          <w:szCs w:val="24"/>
-        </w:rPr>
-        <w:t xml:space="preserve">4.7 Phân hệ Quản trị nội dung Admin Panel (FR-07: Admin CMS &amp; Resource Management)</w:t>
+        <w:t xml:space="preserve">ip_hash</w:t>
+      </w:r>
+      <w:r>
+        <w:rPr>
+          <w:rFonts w:ascii="Arial" w:cs="Arial" w:eastAsia="Arial" w:hAnsi="Arial"/>
+          <w:b w:val="false"/>
+          <w:bCs w:val="false"/>
+          <w:color w:val="1F2937"/>
+          <w:sz w:val="20"/>
+          <w:szCs w:val="20"/>
+        </w:rPr>
+        <w:t xml:space="preserve"> không trùng lặp.</w:t>
       </w:r>
     </w:p>
     <w:p>
@@ -10533,13 +12143,13 @@
       <w:r>
         <w:rPr>
           <w:rFonts w:ascii="Arial" w:cs="Arial" w:eastAsia="Arial" w:hAnsi="Arial"/>
-          <w:b/>
-          <w:bCs/>
-          <w:color w:val="1F2937"/>
-          <w:sz w:val="20"/>
-          <w:szCs w:val="20"/>
-        </w:rPr>
-        <w:t xml:space="preserve">FR-07.1 (Bảng điều khiển tổng quan - Dashboard):</w:t>
+          <w:b w:val="false"/>
+          <w:bCs w:val="false"/>
+          <w:color w:val="1F2937"/>
+          <w:sz w:val="20"/>
+          <w:szCs w:val="20"/>
+        </w:rPr>
+        <w:t xml:space="preserve">Tỷ lệ phần trăm thiết bị sử dụng (Desktop vs Mobile vs Tablet).</w:t>
       </w:r>
     </w:p>
     <w:p>
@@ -10560,7 +12170,41 @@
           <w:sz w:val="20"/>
           <w:szCs w:val="20"/>
         </w:rPr>
-        <w:t xml:space="preserve">Hiển thị các thẻ chỉ số (KPI Cards): Số lượng bài viết, dự án, kỹ năng, tin nhắn chưa đọc và biểu đồ tăng trưởng lượt xem truy cập theo thời gian.</w:t>
+        <w:t xml:space="preserve">Danh sách Top 5 trang và bài viết blog có lượng xem cao nhất.</w:t>
+      </w:r>
+    </w:p>
+    <w:p>
+      <w:pPr>
+        <w:pStyle w:val="Heading2"/>
+        <w:spacing w:after="100" w:before="240"/>
+      </w:pPr>
+      <w:r>
+        <w:rPr>
+          <w:rFonts w:ascii="Arial" w:cs="Arial" w:eastAsia="Arial" w:hAnsi="Arial"/>
+          <w:b/>
+          <w:bCs/>
+          <w:color w:val="2563EB"/>
+          <w:sz w:val="24"/>
+          <w:szCs w:val="24"/>
+        </w:rPr>
+        <w:t xml:space="preserve">4.6 Phân hệ Xác thực, Phân quyền &amp; Bảo vệ phiên làm việc (FR-06: Authentication &amp; Security)</w:t>
+      </w:r>
+    </w:p>
+    <w:p>
+      <w:pPr>
+        <w:pStyle w:val="Heading3"/>
+        <w:spacing w:after="80" w:before="180"/>
+      </w:pPr>
+      <w:r>
+        <w:rPr>
+          <w:rFonts w:ascii="Arial" w:cs="Arial" w:eastAsia="Arial" w:hAnsi="Arial"/>
+          <w:b/>
+          <w:bCs/>
+          <w:color w:val="334155"/>
+          <w:sz w:val="22"/>
+          <w:szCs w:val="22"/>
+        </w:rPr>
+        <w:t xml:space="preserve">4.6.1 Cơ chế đăng nhập an toàn (FR-06.1: Secure Admin Login)</w:t>
       </w:r>
     </w:p>
     <w:p>
@@ -10581,7 +12225,28 @@
           <w:sz w:val="20"/>
           <w:szCs w:val="20"/>
         </w:rPr>
-        <w:t xml:space="preserve">FR-07.2 (Quản lý Hồ sơ cá nhân - Profile):</w:t>
+        <w:t xml:space="preserve">Điểm cuối API:</w:t>
+      </w:r>
+      <w:r>
+        <w:rPr>
+          <w:rFonts w:ascii="Arial" w:cs="Arial" w:eastAsia="Arial" w:hAnsi="Arial"/>
+          <w:b w:val="false"/>
+          <w:bCs w:val="false"/>
+          <w:color w:val="1F2937"/>
+          <w:sz w:val="20"/>
+          <w:szCs w:val="20"/>
+        </w:rPr>
+        <w:t xml:space="preserve"> </w:t>
+      </w:r>
+      <w:r>
+        <w:rPr>
+          <w:rFonts w:ascii="Consolas" w:cs="Consolas" w:eastAsia="Consolas" w:hAnsi="Consolas"/>
+          <w:color w:val="0F172A"/>
+          <w:sz w:val="18"/>
+          <w:szCs w:val="18"/>
+          <w:shd w:fill="F1F5F9" w:color="auto" w:val="solid"/>
+        </w:rPr>
+        <w:t xml:space="preserve">POST /api/v1/auth/login</w:t>
       </w:r>
     </w:p>
     <w:p>
@@ -10596,13 +12261,24 @@
       <w:r>
         <w:rPr>
           <w:rFonts w:ascii="Arial" w:cs="Arial" w:eastAsia="Arial" w:hAnsi="Arial"/>
-          <w:b w:val="false"/>
-          <w:bCs w:val="false"/>
-          <w:color w:val="1F2937"/>
-          <w:sz w:val="20"/>
-          <w:szCs w:val="20"/>
-        </w:rPr>
-        <w:t xml:space="preserve">Form chỉnh sửa thông tin cá nhân: Họ tên, chức danh, đoạn văn tóm tắt, số điện thoại, email, địa chỉ, mạng xã hội (GitHub, LinkedIn, Facebook).</w:t>
+          <w:b/>
+          <w:bCs/>
+          <w:color w:val="1F2937"/>
+          <w:sz w:val="20"/>
+          <w:szCs w:val="20"/>
+        </w:rPr>
+        <w:t xml:space="preserve">Mô tả nghiệp vụ:</w:t>
+      </w:r>
+      <w:r>
+        <w:rPr>
+          <w:rFonts w:ascii="Arial" w:cs="Arial" w:eastAsia="Arial" w:hAnsi="Arial"/>
+          <w:b w:val="false"/>
+          <w:bCs w:val="false"/>
+          <w:color w:val="1F2937"/>
+          <w:sz w:val="20"/>
+          <w:szCs w:val="20"/>
+        </w:rPr>
+        <w:t xml:space="preserve"> Xác thực danh tính quản trị viên với Email và Mật khẩu.</w:t>
       </w:r>
     </w:p>
     <w:p>
@@ -10617,13 +12293,24 @@
       <w:r>
         <w:rPr>
           <w:rFonts w:ascii="Arial" w:cs="Arial" w:eastAsia="Arial" w:hAnsi="Arial"/>
-          <w:b w:val="false"/>
-          <w:bCs w:val="false"/>
-          <w:color w:val="1F2937"/>
-          <w:sz w:val="20"/>
-          <w:szCs w:val="20"/>
-        </w:rPr>
-        <w:t xml:space="preserve">Tải lên ảnh đại diện mới với tính năng xem trước và tự động tải lên Supabase Storage.</w:t>
+          <w:b/>
+          <w:bCs/>
+          <w:color w:val="1F2937"/>
+          <w:sz w:val="20"/>
+          <w:szCs w:val="20"/>
+        </w:rPr>
+        <w:t xml:space="preserve">Cơ chế băm mật khẩu:</w:t>
+      </w:r>
+      <w:r>
+        <w:rPr>
+          <w:rFonts w:ascii="Arial" w:cs="Arial" w:eastAsia="Arial" w:hAnsi="Arial"/>
+          <w:b w:val="false"/>
+          <w:bCs w:val="false"/>
+          <w:color w:val="1F2937"/>
+          <w:sz w:val="20"/>
+          <w:szCs w:val="20"/>
+        </w:rPr>
+        <w:t xml:space="preserve"> Sử dụng thuật toán BCrypt với độ phức tạp Cost 12 (mỗi lần băm sinh chuỗi salt ngẫu nhiên khác nhau).</w:t>
       </w:r>
     </w:p>
     <w:p>
@@ -10644,7 +12331,35 @@
           <w:sz w:val="20"/>
           <w:szCs w:val="20"/>
         </w:rPr>
-        <w:t xml:space="preserve">FR-07.3 (Quản lý Tài nguyên CRUD):</w:t>
+        <w:t xml:space="preserve">Phòng chống tấn công rà quét tài khoản (Anti-User Enumeration):</w:t>
+      </w:r>
+      <w:r>
+        <w:rPr>
+          <w:rFonts w:ascii="Arial" w:cs="Arial" w:eastAsia="Arial" w:hAnsi="Arial"/>
+          <w:b w:val="false"/>
+          <w:bCs w:val="false"/>
+          <w:color w:val="1F2937"/>
+          <w:sz w:val="20"/>
+          <w:szCs w:val="20"/>
+        </w:rPr>
+        <w:t xml:space="preserve"> Khi người dùng nhập một email không tồn tại trong CSDL, hệ thống vẫn cố tình thực hiện một phép tính kiểm tra mật khẩu giả (Dummy BCrypt Hash) có thời gian xử lý tương đương (~200ms) trước khi trả về thông báo lỗi chung *"Tài khoản hoặc mật khẩu không chính xác"*. Điều này triệt tiêu hoàn toàn khả năng kẻ tấn công suy đoán tài khoản dựa trên độ trễ thời gian phản hồi (Timing Attack).</w:t>
+      </w:r>
+    </w:p>
+    <w:p>
+      <w:pPr>
+        <w:pStyle w:val="Heading3"/>
+        <w:spacing w:after="80" w:before="180"/>
+      </w:pPr>
+      <w:r>
+        <w:rPr>
+          <w:rFonts w:ascii="Arial" w:cs="Arial" w:eastAsia="Arial" w:hAnsi="Arial"/>
+          <w:b/>
+          <w:bCs/>
+          <w:color w:val="334155"/>
+          <w:sz w:val="22"/>
+          <w:szCs w:val="22"/>
+        </w:rPr>
+        <w:t xml:space="preserve">4.6.2 Chính sách khóa tài khoản tự động (FR-06.2: Account Lockout Policy)</w:t>
       </w:r>
     </w:p>
     <w:p>
@@ -10659,139 +12374,24 @@
       <w:r>
         <w:rPr>
           <w:rFonts w:ascii="Arial" w:cs="Arial" w:eastAsia="Arial" w:hAnsi="Arial"/>
-          <w:b w:val="false"/>
-          <w:bCs w:val="false"/>
-          <w:color w:val="1F2937"/>
-          <w:sz w:val="20"/>
-          <w:szCs w:val="20"/>
-        </w:rPr>
-        <w:t xml:space="preserve">Cung cấp giao diện bảng dữ liệu thống nhất hỗ trợ tìm kiếm, phân trang cho các tài nguyên: Kỹ năng (</w:t>
-      </w:r>
-      <w:r>
-        <w:rPr>
-          <w:rFonts w:ascii="Consolas" w:cs="Consolas" w:eastAsia="Consolas" w:hAnsi="Consolas"/>
-          <w:color w:val="0F172A"/>
-          <w:sz w:val="18"/>
-          <w:szCs w:val="18"/>
-          <w:shd w:fill="F1F5F9" w:color="auto" w:val="solid"/>
-        </w:rPr>
-        <w:t xml:space="preserve">skills</w:t>
-      </w:r>
-      <w:r>
-        <w:rPr>
-          <w:rFonts w:ascii="Arial" w:cs="Arial" w:eastAsia="Arial" w:hAnsi="Arial"/>
-          <w:b w:val="false"/>
-          <w:bCs w:val="false"/>
-          <w:color w:val="1F2937"/>
-          <w:sz w:val="20"/>
-          <w:szCs w:val="20"/>
-        </w:rPr>
-        <w:t xml:space="preserve">), Kinh nghiệm (</w:t>
-      </w:r>
-      <w:r>
-        <w:rPr>
-          <w:rFonts w:ascii="Consolas" w:cs="Consolas" w:eastAsia="Consolas" w:hAnsi="Consolas"/>
-          <w:color w:val="0F172A"/>
-          <w:sz w:val="18"/>
-          <w:szCs w:val="18"/>
-          <w:shd w:fill="F1F5F9" w:color="auto" w:val="solid"/>
-        </w:rPr>
-        <w:t xml:space="preserve">experiences</w:t>
-      </w:r>
-      <w:r>
-        <w:rPr>
-          <w:rFonts w:ascii="Arial" w:cs="Arial" w:eastAsia="Arial" w:hAnsi="Arial"/>
-          <w:b w:val="false"/>
-          <w:bCs w:val="false"/>
-          <w:color w:val="1F2937"/>
-          <w:sz w:val="20"/>
-          <w:szCs w:val="20"/>
-        </w:rPr>
-        <w:t xml:space="preserve">), Dự án (</w:t>
-      </w:r>
-      <w:r>
-        <w:rPr>
-          <w:rFonts w:ascii="Consolas" w:cs="Consolas" w:eastAsia="Consolas" w:hAnsi="Consolas"/>
-          <w:color w:val="0F172A"/>
-          <w:sz w:val="18"/>
-          <w:szCs w:val="18"/>
-          <w:shd w:fill="F1F5F9" w:color="auto" w:val="solid"/>
-        </w:rPr>
-        <w:t xml:space="preserve">projects</w:t>
-      </w:r>
-      <w:r>
-        <w:rPr>
-          <w:rFonts w:ascii="Arial" w:cs="Arial" w:eastAsia="Arial" w:hAnsi="Arial"/>
-          <w:b w:val="false"/>
-          <w:bCs w:val="false"/>
-          <w:color w:val="1F2937"/>
-          <w:sz w:val="20"/>
-          <w:szCs w:val="20"/>
-        </w:rPr>
-        <w:t xml:space="preserve">), Học vấn (</w:t>
-      </w:r>
-      <w:r>
-        <w:rPr>
-          <w:rFonts w:ascii="Consolas" w:cs="Consolas" w:eastAsia="Consolas" w:hAnsi="Consolas"/>
-          <w:color w:val="0F172A"/>
-          <w:sz w:val="18"/>
-          <w:szCs w:val="18"/>
-          <w:shd w:fill="F1F5F9" w:color="auto" w:val="solid"/>
-        </w:rPr>
-        <w:t xml:space="preserve">education</w:t>
-      </w:r>
-      <w:r>
-        <w:rPr>
-          <w:rFonts w:ascii="Arial" w:cs="Arial" w:eastAsia="Arial" w:hAnsi="Arial"/>
-          <w:b w:val="false"/>
-          <w:bCs w:val="false"/>
-          <w:color w:val="1F2937"/>
-          <w:sz w:val="20"/>
-          <w:szCs w:val="20"/>
-        </w:rPr>
-        <w:t xml:space="preserve">), Chứng chỉ (</w:t>
-      </w:r>
-      <w:r>
-        <w:rPr>
-          <w:rFonts w:ascii="Consolas" w:cs="Consolas" w:eastAsia="Consolas" w:hAnsi="Consolas"/>
-          <w:color w:val="0F172A"/>
-          <w:sz w:val="18"/>
-          <w:szCs w:val="18"/>
-          <w:shd w:fill="F1F5F9" w:color="auto" w:val="solid"/>
-        </w:rPr>
-        <w:t xml:space="preserve">certifications</w:t>
-      </w:r>
-      <w:r>
-        <w:rPr>
-          <w:rFonts w:ascii="Arial" w:cs="Arial" w:eastAsia="Arial" w:hAnsi="Arial"/>
-          <w:b w:val="false"/>
-          <w:bCs w:val="false"/>
-          <w:color w:val="1F2937"/>
-          <w:sz w:val="20"/>
-          <w:szCs w:val="20"/>
-        </w:rPr>
-        <w:t xml:space="preserve">), Bài viết (</w:t>
-      </w:r>
-      <w:r>
-        <w:rPr>
-          <w:rFonts w:ascii="Consolas" w:cs="Consolas" w:eastAsia="Consolas" w:hAnsi="Consolas"/>
-          <w:color w:val="0F172A"/>
-          <w:sz w:val="18"/>
-          <w:szCs w:val="18"/>
-          <w:shd w:fill="F1F5F9" w:color="auto" w:val="solid"/>
-        </w:rPr>
-        <w:t xml:space="preserve">posts</w:t>
-      </w:r>
-      <w:r>
-        <w:rPr>
-          <w:rFonts w:ascii="Arial" w:cs="Arial" w:eastAsia="Arial" w:hAnsi="Arial"/>
-          <w:b w:val="false"/>
-          <w:bCs w:val="false"/>
-          <w:color w:val="1F2937"/>
-          <w:sz w:val="20"/>
-          <w:szCs w:val="20"/>
-        </w:rPr>
-        <w:t xml:space="preserve">).</w:t>
+          <w:b/>
+          <w:bCs/>
+          <w:color w:val="1F2937"/>
+          <w:sz w:val="20"/>
+          <w:szCs w:val="20"/>
+        </w:rPr>
+        <w:t xml:space="preserve">Mô tả nghiệp vụ:</w:t>
+      </w:r>
+      <w:r>
+        <w:rPr>
+          <w:rFonts w:ascii="Arial" w:cs="Arial" w:eastAsia="Arial" w:hAnsi="Arial"/>
+          <w:b w:val="false"/>
+          <w:bCs w:val="false"/>
+          <w:color w:val="1F2937"/>
+          <w:sz w:val="20"/>
+          <w:szCs w:val="20"/>
+        </w:rPr>
+        <w:t xml:space="preserve"> Ngăn chặn các cuộc tấn công dò mật khẩu tự động (Brute-Force Attacks).</w:t>
       </w:r>
     </w:p>
     <w:p>
@@ -10806,13 +12406,13 @@
       <w:r>
         <w:rPr>
           <w:rFonts w:ascii="Arial" w:cs="Arial" w:eastAsia="Arial" w:hAnsi="Arial"/>
-          <w:b w:val="false"/>
-          <w:bCs w:val="false"/>
-          <w:color w:val="1F2937"/>
-          <w:sz w:val="20"/>
-          <w:szCs w:val="20"/>
-        </w:rPr>
-        <w:t xml:space="preserve">Thêm mới / Cập nhật dữ liệu qua hộp thoại Modal hoặc Drawer tiện lợi với Reactive Forms kiểm thực chặt chẽ.</w:t>
+          <w:b/>
+          <w:bCs/>
+          <w:color w:val="1F2937"/>
+          <w:sz w:val="20"/>
+          <w:szCs w:val="20"/>
+        </w:rPr>
+        <w:t xml:space="preserve">Cơ chế:</w:t>
       </w:r>
     </w:p>
     <w:p>
@@ -10833,7 +12433,7 @@
           <w:sz w:val="20"/>
           <w:szCs w:val="20"/>
         </w:rPr>
-        <w:t xml:space="preserve">Sắp xếp thứ tự hiển thị: Hỗ trợ thao tác kéo thả (Drag-and-Drop) trực quan; thứ tự mới được gửi đồng loạt lên API </w:t>
+        <w:t xml:space="preserve">Bảng </w:t>
       </w:r>
       <w:r>
         <w:rPr>
@@ -10843,18 +12443,18 @@
           <w:szCs w:val="18"/>
           <w:shd w:fill="F1F5F9" w:color="auto" w:val="solid"/>
         </w:rPr>
-        <w:t xml:space="preserve">PUT /admin/{resource}/reorder</w:t>
-      </w:r>
-      <w:r>
-        <w:rPr>
-          <w:rFonts w:ascii="Arial" w:cs="Arial" w:eastAsia="Arial" w:hAnsi="Arial"/>
-          <w:b w:val="false"/>
-          <w:bCs w:val="false"/>
-          <w:color w:val="1F2937"/>
-          <w:sz w:val="20"/>
-          <w:szCs w:val="20"/>
-        </w:rPr>
-        <w:t xml:space="preserve"> để cập nhật cột </w:t>
+        <w:t xml:space="preserve">users</w:t>
+      </w:r>
+      <w:r>
+        <w:rPr>
+          <w:rFonts w:ascii="Arial" w:cs="Arial" w:eastAsia="Arial" w:hAnsi="Arial"/>
+          <w:b w:val="false"/>
+          <w:bCs w:val="false"/>
+          <w:color w:val="1F2937"/>
+          <w:sz w:val="20"/>
+          <w:szCs w:val="20"/>
+        </w:rPr>
+        <w:t xml:space="preserve"> duy trì cột </w:t>
       </w:r>
       <w:r>
         <w:rPr>
@@ -10864,18 +12464,39 @@
           <w:szCs w:val="18"/>
           <w:shd w:fill="F1F5F9" w:color="auto" w:val="solid"/>
         </w:rPr>
-        <w:t xml:space="preserve">sort_order</w:t>
-      </w:r>
-      <w:r>
-        <w:rPr>
-          <w:rFonts w:ascii="Arial" w:cs="Arial" w:eastAsia="Arial" w:hAnsi="Arial"/>
-          <w:b w:val="false"/>
-          <w:bCs w:val="false"/>
-          <w:color w:val="1F2937"/>
-          <w:sz w:val="20"/>
-          <w:szCs w:val="20"/>
-        </w:rPr>
-        <w:t xml:space="preserve">.</w:t>
+        <w:t xml:space="preserve">failed_attempts</w:t>
+      </w:r>
+      <w:r>
+        <w:rPr>
+          <w:rFonts w:ascii="Arial" w:cs="Arial" w:eastAsia="Arial" w:hAnsi="Arial"/>
+          <w:b w:val="false"/>
+          <w:bCs w:val="false"/>
+          <w:color w:val="1F2937"/>
+          <w:sz w:val="20"/>
+          <w:szCs w:val="20"/>
+        </w:rPr>
+        <w:t xml:space="preserve"> (số lần đăng nhập sai) và </w:t>
+      </w:r>
+      <w:r>
+        <w:rPr>
+          <w:rFonts w:ascii="Consolas" w:cs="Consolas" w:eastAsia="Consolas" w:hAnsi="Consolas"/>
+          <w:color w:val="0F172A"/>
+          <w:sz w:val="18"/>
+          <w:szCs w:val="18"/>
+          <w:shd w:fill="F1F5F9" w:color="auto" w:val="solid"/>
+        </w:rPr>
+        <w:t xml:space="preserve">locked_until</w:t>
+      </w:r>
+      <w:r>
+        <w:rPr>
+          <w:rFonts w:ascii="Arial" w:cs="Arial" w:eastAsia="Arial" w:hAnsi="Arial"/>
+          <w:b w:val="false"/>
+          <w:bCs w:val="false"/>
+          <w:color w:val="1F2937"/>
+          <w:sz w:val="20"/>
+          <w:szCs w:val="20"/>
+        </w:rPr>
+        <w:t xml:space="preserve"> (thời điểm hết hạn khóa).</w:t>
       </w:r>
     </w:p>
     <w:p>
@@ -10890,13 +12511,34 @@
       <w:r>
         <w:rPr>
           <w:rFonts w:ascii="Arial" w:cs="Arial" w:eastAsia="Arial" w:hAnsi="Arial"/>
-          <w:b/>
-          <w:bCs/>
-          <w:color w:val="1F2937"/>
-          <w:sz w:val="20"/>
-          <w:szCs w:val="20"/>
-        </w:rPr>
-        <w:t xml:space="preserve">FR-07.4 (Quản trị Hộp thư tin nhắn - Messages):</w:t>
+          <w:b w:val="false"/>
+          <w:bCs w:val="false"/>
+          <w:color w:val="1F2937"/>
+          <w:sz w:val="20"/>
+          <w:szCs w:val="20"/>
+        </w:rPr>
+        <w:t xml:space="preserve">Mỗi lần nhập sai mật khẩu, </w:t>
+      </w:r>
+      <w:r>
+        <w:rPr>
+          <w:rFonts w:ascii="Consolas" w:cs="Consolas" w:eastAsia="Consolas" w:hAnsi="Consolas"/>
+          <w:color w:val="0F172A"/>
+          <w:sz w:val="18"/>
+          <w:szCs w:val="18"/>
+          <w:shd w:fill="F1F5F9" w:color="auto" w:val="solid"/>
+        </w:rPr>
+        <w:t xml:space="preserve">failed_attempts</w:t>
+      </w:r>
+      <w:r>
+        <w:rPr>
+          <w:rFonts w:ascii="Arial" w:cs="Arial" w:eastAsia="Arial" w:hAnsi="Arial"/>
+          <w:b w:val="false"/>
+          <w:bCs w:val="false"/>
+          <w:color w:val="1F2937"/>
+          <w:sz w:val="20"/>
+          <w:szCs w:val="20"/>
+        </w:rPr>
+        <w:t xml:space="preserve"> tăng thêm 1.</w:t>
       </w:r>
     </w:p>
     <w:p>
@@ -10917,7 +12559,70 @@
           <w:sz w:val="20"/>
           <w:szCs w:val="20"/>
         </w:rPr>
-        <w:t xml:space="preserve">Hiển thị danh sách tin nhắn gửi từ form liên hệ ngoài trang chủ.</w:t>
+        <w:t xml:space="preserve">Khi </w:t>
+      </w:r>
+      <w:r>
+        <w:rPr>
+          <w:rFonts w:ascii="Consolas" w:cs="Consolas" w:eastAsia="Consolas" w:hAnsi="Consolas"/>
+          <w:color w:val="0F172A"/>
+          <w:sz w:val="18"/>
+          <w:szCs w:val="18"/>
+          <w:shd w:fill="F1F5F9" w:color="auto" w:val="solid"/>
+        </w:rPr>
+        <w:t xml:space="preserve">failed_attempts &gt;= 5</w:t>
+      </w:r>
+      <w:r>
+        <w:rPr>
+          <w:rFonts w:ascii="Arial" w:cs="Arial" w:eastAsia="Arial" w:hAnsi="Arial"/>
+          <w:b w:val="false"/>
+          <w:bCs w:val="false"/>
+          <w:color w:val="1F2937"/>
+          <w:sz w:val="20"/>
+          <w:szCs w:val="20"/>
+        </w:rPr>
+        <w:t xml:space="preserve">: Hệ thống cập nhật </w:t>
+      </w:r>
+      <w:r>
+        <w:rPr>
+          <w:rFonts w:ascii="Consolas" w:cs="Consolas" w:eastAsia="Consolas" w:hAnsi="Consolas"/>
+          <w:color w:val="0F172A"/>
+          <w:sz w:val="18"/>
+          <w:szCs w:val="18"/>
+          <w:shd w:fill="F1F5F9" w:color="auto" w:val="solid"/>
+        </w:rPr>
+        <w:t xml:space="preserve">locked_until = NOW() + 15 phút</w:t>
+      </w:r>
+      <w:r>
+        <w:rPr>
+          <w:rFonts w:ascii="Arial" w:cs="Arial" w:eastAsia="Arial" w:hAnsi="Arial"/>
+          <w:b w:val="false"/>
+          <w:bCs w:val="false"/>
+          <w:color w:val="1F2937"/>
+          <w:sz w:val="20"/>
+          <w:szCs w:val="20"/>
+        </w:rPr>
+        <w:t xml:space="preserve"> và đặt lại </w:t>
+      </w:r>
+      <w:r>
+        <w:rPr>
+          <w:rFonts w:ascii="Consolas" w:cs="Consolas" w:eastAsia="Consolas" w:hAnsi="Consolas"/>
+          <w:color w:val="0F172A"/>
+          <w:sz w:val="18"/>
+          <w:szCs w:val="18"/>
+          <w:shd w:fill="F1F5F9" w:color="auto" w:val="solid"/>
+        </w:rPr>
+        <w:t xml:space="preserve">failed_attempts = 0</w:t>
+      </w:r>
+      <w:r>
+        <w:rPr>
+          <w:rFonts w:ascii="Arial" w:cs="Arial" w:eastAsia="Arial" w:hAnsi="Arial"/>
+          <w:b w:val="false"/>
+          <w:bCs w:val="false"/>
+          <w:color w:val="1F2937"/>
+          <w:sz w:val="20"/>
+          <w:szCs w:val="20"/>
+        </w:rPr>
+        <w:t xml:space="preserve">.</w:t>
       </w:r>
     </w:p>
     <w:p>
@@ -10938,7 +12643,7 @@
           <w:sz w:val="20"/>
           <w:szCs w:val="20"/>
         </w:rPr>
-        <w:t xml:space="preserve">Huy hiệu (badge) thông báo số lượng tin nhắn chưa đọc trên thanh menu bên.</w:t>
+        <w:t xml:space="preserve">Trong suốt 15 phút bị khóa, mọi yêu cầu đăng nhập từ tài khoản này đều bị từ chối ngay lập tức với mã lỗi HTTP 423 Locked mà không thực hiện kiểm tra mật khẩu.</w:t>
       </w:r>
     </w:p>
     <w:p>
@@ -10959,7 +12664,7 @@
           <w:sz w:val="20"/>
           <w:szCs w:val="20"/>
         </w:rPr>
-        <w:t xml:space="preserve">Xem chi tiết nội dung, đánh dấu đã đọc (</w:t>
+        <w:t xml:space="preserve">Khi đăng nhập thành công: </w:t>
       </w:r>
       <w:r>
         <w:rPr>
@@ -10969,18 +12674,2031 @@
           <w:szCs w:val="18"/>
           <w:shd w:fill="F1F5F9" w:color="auto" w:val="solid"/>
         </w:rPr>
-        <w:t xml:space="preserve">is_read = true</w:t>
-      </w:r>
-      <w:r>
-        <w:rPr>
-          <w:rFonts w:ascii="Arial" w:cs="Arial" w:eastAsia="Arial" w:hAnsi="Arial"/>
-          <w:b w:val="false"/>
-          <w:bCs w:val="false"/>
-          <w:color w:val="1F2937"/>
-          <w:sz w:val="20"/>
-          <w:szCs w:val="20"/>
-        </w:rPr>
-        <w:t xml:space="preserve">) hoặc xóa vĩnh viễn tin nhắn.</w:t>
+        <w:t xml:space="preserve">failed_attempts</w:t>
+      </w:r>
+      <w:r>
+        <w:rPr>
+          <w:rFonts w:ascii="Arial" w:cs="Arial" w:eastAsia="Arial" w:hAnsi="Arial"/>
+          <w:b w:val="false"/>
+          <w:bCs w:val="false"/>
+          <w:color w:val="1F2937"/>
+          <w:sz w:val="20"/>
+          <w:szCs w:val="20"/>
+        </w:rPr>
+        <w:t xml:space="preserve"> tự động đặt lại về 0 và </w:t>
+      </w:r>
+      <w:r>
+        <w:rPr>
+          <w:rFonts w:ascii="Consolas" w:cs="Consolas" w:eastAsia="Consolas" w:hAnsi="Consolas"/>
+          <w:color w:val="0F172A"/>
+          <w:sz w:val="18"/>
+          <w:szCs w:val="18"/>
+          <w:shd w:fill="F1F5F9" w:color="auto" w:val="solid"/>
+        </w:rPr>
+        <w:t xml:space="preserve">locked_until</w:t>
+      </w:r>
+      <w:r>
+        <w:rPr>
+          <w:rFonts w:ascii="Arial" w:cs="Arial" w:eastAsia="Arial" w:hAnsi="Arial"/>
+          <w:b w:val="false"/>
+          <w:bCs w:val="false"/>
+          <w:color w:val="1F2937"/>
+          <w:sz w:val="20"/>
+          <w:szCs w:val="20"/>
+        </w:rPr>
+        <w:t xml:space="preserve"> đặt về NULL.</w:t>
+      </w:r>
+    </w:p>
+    <w:p>
+      <w:pPr>
+        <w:pStyle w:val="Heading3"/>
+        <w:spacing w:after="80" w:before="180"/>
+      </w:pPr>
+      <w:r>
+        <w:rPr>
+          <w:rFonts w:ascii="Arial" w:cs="Arial" w:eastAsia="Arial" w:hAnsi="Arial"/>
+          <w:b/>
+          <w:bCs/>
+          <w:color w:val="334155"/>
+          <w:sz w:val="22"/>
+          <w:szCs w:val="22"/>
+        </w:rPr>
+        <w:t xml:space="preserve">4.6.3 Quản lý phiên đa tầng với Refresh Token Rotation (FR-06.3: Dual-token Session &amp; RTR)</w:t>
+      </w:r>
+    </w:p>
+    <w:p>
+      <w:pPr>
+        <w:pStyle w:val="ListParagraph"/>
+        <w:numPr>
+          <w:ilvl w:val="0"/>
+          <w:numId w:val="1"/>
+        </w:numPr>
+        <w:spacing w:after="30" w:before="30"/>
+      </w:pPr>
+      <w:r>
+        <w:rPr>
+          <w:rFonts w:ascii="Arial" w:cs="Arial" w:eastAsia="Arial" w:hAnsi="Arial"/>
+          <w:b/>
+          <w:bCs/>
+          <w:color w:val="1F2937"/>
+          <w:sz w:val="20"/>
+          <w:szCs w:val="20"/>
+        </w:rPr>
+        <w:t xml:space="preserve">Access Token (JWT):</w:t>
+      </w:r>
+    </w:p>
+    <w:p>
+      <w:pPr>
+        <w:pStyle w:val="ListParagraph"/>
+        <w:numPr>
+          <w:ilvl w:val="0"/>
+          <w:numId w:val="1"/>
+        </w:numPr>
+        <w:spacing w:after="30" w:before="30"/>
+      </w:pPr>
+      <w:r>
+        <w:rPr>
+          <w:rFonts w:ascii="Arial" w:cs="Arial" w:eastAsia="Arial" w:hAnsi="Arial"/>
+          <w:b w:val="false"/>
+          <w:bCs w:val="false"/>
+          <w:color w:val="1F2937"/>
+          <w:sz w:val="20"/>
+          <w:szCs w:val="20"/>
+        </w:rPr>
+        <w:t xml:space="preserve">Thời gian sống ngắn: 15 phút.</w:t>
+      </w:r>
+    </w:p>
+    <w:p>
+      <w:pPr>
+        <w:pStyle w:val="ListParagraph"/>
+        <w:numPr>
+          <w:ilvl w:val="0"/>
+          <w:numId w:val="1"/>
+        </w:numPr>
+        <w:spacing w:after="30" w:before="30"/>
+      </w:pPr>
+      <w:r>
+        <w:rPr>
+          <w:rFonts w:ascii="Arial" w:cs="Arial" w:eastAsia="Arial" w:hAnsi="Arial"/>
+          <w:b w:val="false"/>
+          <w:bCs w:val="false"/>
+          <w:color w:val="1F2937"/>
+          <w:sz w:val="20"/>
+          <w:szCs w:val="20"/>
+        </w:rPr>
+        <w:t xml:space="preserve">Chứa thông tin định danh: </w:t>
+      </w:r>
+      <w:r>
+        <w:rPr>
+          <w:rFonts w:ascii="Consolas" w:cs="Consolas" w:eastAsia="Consolas" w:hAnsi="Consolas"/>
+          <w:color w:val="0F172A"/>
+          <w:sz w:val="18"/>
+          <w:szCs w:val="18"/>
+          <w:shd w:fill="F1F5F9" w:color="auto" w:val="solid"/>
+        </w:rPr>
+        <w:t xml:space="preserve">sub</w:t>
+      </w:r>
+      <w:r>
+        <w:rPr>
+          <w:rFonts w:ascii="Arial" w:cs="Arial" w:eastAsia="Arial" w:hAnsi="Arial"/>
+          <w:b w:val="false"/>
+          <w:bCs w:val="false"/>
+          <w:color w:val="1F2937"/>
+          <w:sz w:val="20"/>
+          <w:szCs w:val="20"/>
+        </w:rPr>
+        <w:t xml:space="preserve"> (email), </w:t>
+      </w:r>
+      <w:r>
+        <w:rPr>
+          <w:rFonts w:ascii="Consolas" w:cs="Consolas" w:eastAsia="Consolas" w:hAnsi="Consolas"/>
+          <w:color w:val="0F172A"/>
+          <w:sz w:val="18"/>
+          <w:szCs w:val="18"/>
+          <w:shd w:fill="F1F5F9" w:color="auto" w:val="solid"/>
+        </w:rPr>
+        <w:t xml:space="preserve">role</w:t>
+      </w:r>
+      <w:r>
+        <w:rPr>
+          <w:rFonts w:ascii="Arial" w:cs="Arial" w:eastAsia="Arial" w:hAnsi="Arial"/>
+          <w:b w:val="false"/>
+          <w:bCs w:val="false"/>
+          <w:color w:val="1F2937"/>
+          <w:sz w:val="20"/>
+          <w:szCs w:val="20"/>
+        </w:rPr>
+        <w:t xml:space="preserve"> (</w:t>
+      </w:r>
+      <w:r>
+        <w:rPr>
+          <w:rFonts w:ascii="Consolas" w:cs="Consolas" w:eastAsia="Consolas" w:hAnsi="Consolas"/>
+          <w:color w:val="0F172A"/>
+          <w:sz w:val="18"/>
+          <w:szCs w:val="18"/>
+          <w:shd w:fill="F1F5F9" w:color="auto" w:val="solid"/>
+        </w:rPr>
+        <w:t xml:space="preserve">ROLE_ADMIN</w:t>
+      </w:r>
+      <w:r>
+        <w:rPr>
+          <w:rFonts w:ascii="Arial" w:cs="Arial" w:eastAsia="Arial" w:hAnsi="Arial"/>
+          <w:b w:val="false"/>
+          <w:bCs w:val="false"/>
+          <w:color w:val="1F2937"/>
+          <w:sz w:val="20"/>
+          <w:szCs w:val="20"/>
+        </w:rPr>
+        <w:t xml:space="preserve">), </w:t>
+      </w:r>
+      <w:r>
+        <w:rPr>
+          <w:rFonts w:ascii="Consolas" w:cs="Consolas" w:eastAsia="Consolas" w:hAnsi="Consolas"/>
+          <w:color w:val="0F172A"/>
+          <w:sz w:val="18"/>
+          <w:szCs w:val="18"/>
+          <w:shd w:fill="F1F5F9" w:color="auto" w:val="solid"/>
+        </w:rPr>
+        <w:t xml:space="preserve">iat</w:t>
+      </w:r>
+      <w:r>
+        <w:rPr>
+          <w:rFonts w:ascii="Arial" w:cs="Arial" w:eastAsia="Arial" w:hAnsi="Arial"/>
+          <w:b w:val="false"/>
+          <w:bCs w:val="false"/>
+          <w:color w:val="1F2937"/>
+          <w:sz w:val="20"/>
+          <w:szCs w:val="20"/>
+        </w:rPr>
+        <w:t xml:space="preserve"> (issued at), </w:t>
+      </w:r>
+      <w:r>
+        <w:rPr>
+          <w:rFonts w:ascii="Consolas" w:cs="Consolas" w:eastAsia="Consolas" w:hAnsi="Consolas"/>
+          <w:color w:val="0F172A"/>
+          <w:sz w:val="18"/>
+          <w:szCs w:val="18"/>
+          <w:shd w:fill="F1F5F9" w:color="auto" w:val="solid"/>
+        </w:rPr>
+        <w:t xml:space="preserve">exp</w:t>
+      </w:r>
+      <w:r>
+        <w:rPr>
+          <w:rFonts w:ascii="Arial" w:cs="Arial" w:eastAsia="Arial" w:hAnsi="Arial"/>
+          <w:b w:val="false"/>
+          <w:bCs w:val="false"/>
+          <w:color w:val="1F2937"/>
+          <w:sz w:val="20"/>
+          <w:szCs w:val="20"/>
+        </w:rPr>
+        <w:t xml:space="preserve"> (expiration).</w:t>
+      </w:r>
+    </w:p>
+    <w:p>
+      <w:pPr>
+        <w:pStyle w:val="ListParagraph"/>
+        <w:numPr>
+          <w:ilvl w:val="0"/>
+          <w:numId w:val="1"/>
+        </w:numPr>
+        <w:spacing w:after="30" w:before="30"/>
+      </w:pPr>
+      <w:r>
+        <w:rPr>
+          <w:rFonts w:ascii="Arial" w:cs="Arial" w:eastAsia="Arial" w:hAnsi="Arial"/>
+          <w:b w:val="false"/>
+          <w:bCs w:val="false"/>
+          <w:color w:val="1F2937"/>
+          <w:sz w:val="20"/>
+          <w:szCs w:val="20"/>
+        </w:rPr>
+        <w:t xml:space="preserve">Được lưu trên bộ nhớ tạm (RAM) của ứng dụng Angular, đính kèm trong Header </w:t>
+      </w:r>
+      <w:r>
+        <w:rPr>
+          <w:rFonts w:ascii="Consolas" w:cs="Consolas" w:eastAsia="Consolas" w:hAnsi="Consolas"/>
+          <w:color w:val="0F172A"/>
+          <w:sz w:val="18"/>
+          <w:szCs w:val="18"/>
+          <w:shd w:fill="F1F5F9" w:color="auto" w:val="solid"/>
+        </w:rPr>
+        <w:t xml:space="preserve">Authorization: Bearer &lt;token&gt;</w:t>
+      </w:r>
+      <w:r>
+        <w:rPr>
+          <w:rFonts w:ascii="Arial" w:cs="Arial" w:eastAsia="Arial" w:hAnsi="Arial"/>
+          <w:b w:val="false"/>
+          <w:bCs w:val="false"/>
+          <w:color w:val="1F2937"/>
+          <w:sz w:val="20"/>
+          <w:szCs w:val="20"/>
+        </w:rPr>
+        <w:t xml:space="preserve"> ở mỗi request gọi API bảo mật.</w:t>
+      </w:r>
+    </w:p>
+    <w:p>
+      <w:pPr>
+        <w:pStyle w:val="ListParagraph"/>
+        <w:numPr>
+          <w:ilvl w:val="0"/>
+          <w:numId w:val="1"/>
+        </w:numPr>
+        <w:spacing w:after="30" w:before="30"/>
+      </w:pPr>
+      <w:r>
+        <w:rPr>
+          <w:rFonts w:ascii="Arial" w:cs="Arial" w:eastAsia="Arial" w:hAnsi="Arial"/>
+          <w:b/>
+          <w:bCs/>
+          <w:color w:val="1F2937"/>
+          <w:sz w:val="20"/>
+          <w:szCs w:val="20"/>
+        </w:rPr>
+        <w:t xml:space="preserve">Refresh Token (Opaque Token):</w:t>
+      </w:r>
+    </w:p>
+    <w:p>
+      <w:pPr>
+        <w:pStyle w:val="ListParagraph"/>
+        <w:numPr>
+          <w:ilvl w:val="0"/>
+          <w:numId w:val="1"/>
+        </w:numPr>
+        <w:spacing w:after="30" w:before="30"/>
+      </w:pPr>
+      <w:r>
+        <w:rPr>
+          <w:rFonts w:ascii="Arial" w:cs="Arial" w:eastAsia="Arial" w:hAnsi="Arial"/>
+          <w:b w:val="false"/>
+          <w:bCs w:val="false"/>
+          <w:color w:val="1F2937"/>
+          <w:sz w:val="20"/>
+          <w:szCs w:val="20"/>
+        </w:rPr>
+        <w:t xml:space="preserve">Thời gian sống dài: 7 ngày.</w:t>
+      </w:r>
+    </w:p>
+    <w:p>
+      <w:pPr>
+        <w:pStyle w:val="ListParagraph"/>
+        <w:numPr>
+          <w:ilvl w:val="0"/>
+          <w:numId w:val="1"/>
+        </w:numPr>
+        <w:spacing w:after="30" w:before="30"/>
+      </w:pPr>
+      <w:r>
+        <w:rPr>
+          <w:rFonts w:ascii="Arial" w:cs="Arial" w:eastAsia="Arial" w:hAnsi="Arial"/>
+          <w:b w:val="false"/>
+          <w:bCs w:val="false"/>
+          <w:color w:val="1F2937"/>
+          <w:sz w:val="20"/>
+          <w:szCs w:val="20"/>
+        </w:rPr>
+        <w:t xml:space="preserve">Được lưu trong bảng </w:t>
+      </w:r>
+      <w:r>
+        <w:rPr>
+          <w:rFonts w:ascii="Consolas" w:cs="Consolas" w:eastAsia="Consolas" w:hAnsi="Consolas"/>
+          <w:color w:val="0F172A"/>
+          <w:sz w:val="18"/>
+          <w:szCs w:val="18"/>
+          <w:shd w:fill="F1F5F9" w:color="auto" w:val="solid"/>
+        </w:rPr>
+        <w:t xml:space="preserve">refresh_tokens</w:t>
+      </w:r>
+      <w:r>
+        <w:rPr>
+          <w:rFonts w:ascii="Arial" w:cs="Arial" w:eastAsia="Arial" w:hAnsi="Arial"/>
+          <w:b w:val="false"/>
+          <w:bCs w:val="false"/>
+          <w:color w:val="1F2937"/>
+          <w:sz w:val="20"/>
+          <w:szCs w:val="20"/>
+        </w:rPr>
+        <w:t xml:space="preserve"> dưới dạng mã băm SHA-256 kèm </w:t>
+      </w:r>
+      <w:r>
+        <w:rPr>
+          <w:rFonts w:ascii="Consolas" w:cs="Consolas" w:eastAsia="Consolas" w:hAnsi="Consolas"/>
+          <w:color w:val="0F172A"/>
+          <w:sz w:val="18"/>
+          <w:szCs w:val="18"/>
+          <w:shd w:fill="F1F5F9" w:color="auto" w:val="solid"/>
+        </w:rPr>
+        <w:t xml:space="preserve">expires_at</w:t>
+      </w:r>
+      <w:r>
+        <w:rPr>
+          <w:rFonts w:ascii="Arial" w:cs="Arial" w:eastAsia="Arial" w:hAnsi="Arial"/>
+          <w:b w:val="false"/>
+          <w:bCs w:val="false"/>
+          <w:color w:val="1F2937"/>
+          <w:sz w:val="20"/>
+          <w:szCs w:val="20"/>
+        </w:rPr>
+        <w:t xml:space="preserve"> và cờ </w:t>
+      </w:r>
+      <w:r>
+        <w:rPr>
+          <w:rFonts w:ascii="Consolas" w:cs="Consolas" w:eastAsia="Consolas" w:hAnsi="Consolas"/>
+          <w:color w:val="0F172A"/>
+          <w:sz w:val="18"/>
+          <w:szCs w:val="18"/>
+          <w:shd w:fill="F1F5F9" w:color="auto" w:val="solid"/>
+        </w:rPr>
+        <w:t xml:space="preserve">revoked</w:t>
+      </w:r>
+      <w:r>
+        <w:rPr>
+          <w:rFonts w:ascii="Arial" w:cs="Arial" w:eastAsia="Arial" w:hAnsi="Arial"/>
+          <w:b w:val="false"/>
+          <w:bCs w:val="false"/>
+          <w:color w:val="1F2937"/>
+          <w:sz w:val="20"/>
+          <w:szCs w:val="20"/>
+        </w:rPr>
+        <w:t xml:space="preserve">.</w:t>
+      </w:r>
+    </w:p>
+    <w:p>
+      <w:pPr>
+        <w:pStyle w:val="ListParagraph"/>
+        <w:numPr>
+          <w:ilvl w:val="0"/>
+          <w:numId w:val="1"/>
+        </w:numPr>
+        <w:spacing w:after="30" w:before="30"/>
+      </w:pPr>
+      <w:r>
+        <w:rPr>
+          <w:rFonts w:ascii="Arial" w:cs="Arial" w:eastAsia="Arial" w:hAnsi="Arial"/>
+          <w:b w:val="false"/>
+          <w:bCs w:val="false"/>
+          <w:color w:val="1F2937"/>
+          <w:sz w:val="20"/>
+          <w:szCs w:val="20"/>
+        </w:rPr>
+        <w:t xml:space="preserve">Được truyền về trình duyệt qua Cookie an toàn với đầy đủ các cờ an ninh: </w:t>
+      </w:r>
+      <w:r>
+        <w:rPr>
+          <w:rFonts w:ascii="Consolas" w:cs="Consolas" w:eastAsia="Consolas" w:hAnsi="Consolas"/>
+          <w:color w:val="0F172A"/>
+          <w:sz w:val="18"/>
+          <w:szCs w:val="18"/>
+          <w:shd w:fill="F1F5F9" w:color="auto" w:val="solid"/>
+        </w:rPr>
+        <w:t xml:space="preserve">HttpOnly</w:t>
+      </w:r>
+      <w:r>
+        <w:rPr>
+          <w:rFonts w:ascii="Arial" w:cs="Arial" w:eastAsia="Arial" w:hAnsi="Arial"/>
+          <w:b w:val="false"/>
+          <w:bCs w:val="false"/>
+          <w:color w:val="1F2937"/>
+          <w:sz w:val="20"/>
+          <w:szCs w:val="20"/>
+        </w:rPr>
+        <w:t xml:space="preserve"> (chống XSS), </w:t>
+      </w:r>
+      <w:r>
+        <w:rPr>
+          <w:rFonts w:ascii="Consolas" w:cs="Consolas" w:eastAsia="Consolas" w:hAnsi="Consolas"/>
+          <w:color w:val="0F172A"/>
+          <w:sz w:val="18"/>
+          <w:szCs w:val="18"/>
+          <w:shd w:fill="F1F5F9" w:color="auto" w:val="solid"/>
+        </w:rPr>
+        <w:t xml:space="preserve">Secure</w:t>
+      </w:r>
+      <w:r>
+        <w:rPr>
+          <w:rFonts w:ascii="Arial" w:cs="Arial" w:eastAsia="Arial" w:hAnsi="Arial"/>
+          <w:b w:val="false"/>
+          <w:bCs w:val="false"/>
+          <w:color w:val="1F2937"/>
+          <w:sz w:val="20"/>
+          <w:szCs w:val="20"/>
+        </w:rPr>
+        <w:t xml:space="preserve"> (chỉ chạy qua HTTPS), </w:t>
+      </w:r>
+      <w:r>
+        <w:rPr>
+          <w:rFonts w:ascii="Consolas" w:cs="Consolas" w:eastAsia="Consolas" w:hAnsi="Consolas"/>
+          <w:color w:val="0F172A"/>
+          <w:sz w:val="18"/>
+          <w:szCs w:val="18"/>
+          <w:shd w:fill="F1F5F9" w:color="auto" w:val="solid"/>
+        </w:rPr>
+        <w:t xml:space="preserve">SameSite=Strict</w:t>
+      </w:r>
+      <w:r>
+        <w:rPr>
+          <w:rFonts w:ascii="Arial" w:cs="Arial" w:eastAsia="Arial" w:hAnsi="Arial"/>
+          <w:b w:val="false"/>
+          <w:bCs w:val="false"/>
+          <w:color w:val="1F2937"/>
+          <w:sz w:val="20"/>
+          <w:szCs w:val="20"/>
+        </w:rPr>
+        <w:t xml:space="preserve"> (chống CSRF), </w:t>
+      </w:r>
+      <w:r>
+        <w:rPr>
+          <w:rFonts w:ascii="Consolas" w:cs="Consolas" w:eastAsia="Consolas" w:hAnsi="Consolas"/>
+          <w:color w:val="0F172A"/>
+          <w:sz w:val="18"/>
+          <w:szCs w:val="18"/>
+          <w:shd w:fill="F1F5F9" w:color="auto" w:val="solid"/>
+        </w:rPr>
+        <w:t xml:space="preserve">Path=/api/v1/auth</w:t>
+      </w:r>
+      <w:r>
+        <w:rPr>
+          <w:rFonts w:ascii="Arial" w:cs="Arial" w:eastAsia="Arial" w:hAnsi="Arial"/>
+          <w:b w:val="false"/>
+          <w:bCs w:val="false"/>
+          <w:color w:val="1F2937"/>
+          <w:sz w:val="20"/>
+          <w:szCs w:val="20"/>
+        </w:rPr>
+        <w:t xml:space="preserve">.</w:t>
+      </w:r>
+    </w:p>
+    <w:p>
+      <w:pPr>
+        <w:pStyle w:val="ListParagraph"/>
+        <w:numPr>
+          <w:ilvl w:val="0"/>
+          <w:numId w:val="1"/>
+        </w:numPr>
+        <w:spacing w:after="30" w:before="30"/>
+      </w:pPr>
+      <w:r>
+        <w:rPr>
+          <w:rFonts w:ascii="Arial" w:cs="Arial" w:eastAsia="Arial" w:hAnsi="Arial"/>
+          <w:b/>
+          <w:bCs/>
+          <w:color w:val="1F2937"/>
+          <w:sz w:val="20"/>
+          <w:szCs w:val="20"/>
+        </w:rPr>
+        <w:t xml:space="preserve">Cơ chế xoay vòng (Refresh Token Rotation - RTR):</w:t>
+      </w:r>
+      <w:r>
+        <w:rPr>
+          <w:rFonts w:ascii="Arial" w:cs="Arial" w:eastAsia="Arial" w:hAnsi="Arial"/>
+          <w:b w:val="false"/>
+          <w:bCs w:val="false"/>
+          <w:color w:val="1F2937"/>
+          <w:sz w:val="20"/>
+          <w:szCs w:val="20"/>
+        </w:rPr>
+        <w:t xml:space="preserve"> Khi gọi </w:t>
+      </w:r>
+      <w:r>
+        <w:rPr>
+          <w:rFonts w:ascii="Consolas" w:cs="Consolas" w:eastAsia="Consolas" w:hAnsi="Consolas"/>
+          <w:color w:val="0F172A"/>
+          <w:sz w:val="18"/>
+          <w:szCs w:val="18"/>
+          <w:shd w:fill="F1F5F9" w:color="auto" w:val="solid"/>
+        </w:rPr>
+        <w:t xml:space="preserve">POST /api/v1/auth/refresh</w:t>
+      </w:r>
+      <w:r>
+        <w:rPr>
+          <w:rFonts w:ascii="Arial" w:cs="Arial" w:eastAsia="Arial" w:hAnsi="Arial"/>
+          <w:b w:val="false"/>
+          <w:bCs w:val="false"/>
+          <w:color w:val="1F2937"/>
+          <w:sz w:val="20"/>
+          <w:szCs w:val="20"/>
+        </w:rPr>
+        <w:t xml:space="preserve">, Refresh Token hiện tại ngay lập tức bị thu hồi (</w:t>
+      </w:r>
+      <w:r>
+        <w:rPr>
+          <w:rFonts w:ascii="Consolas" w:cs="Consolas" w:eastAsia="Consolas" w:hAnsi="Consolas"/>
+          <w:color w:val="0F172A"/>
+          <w:sz w:val="18"/>
+          <w:szCs w:val="18"/>
+          <w:shd w:fill="F1F5F9" w:color="auto" w:val="solid"/>
+        </w:rPr>
+        <w:t xml:space="preserve">revoked = true</w:t>
+      </w:r>
+      <w:r>
+        <w:rPr>
+          <w:rFonts w:ascii="Arial" w:cs="Arial" w:eastAsia="Arial" w:hAnsi="Arial"/>
+          <w:b w:val="false"/>
+          <w:bCs w:val="false"/>
+          <w:color w:val="1F2937"/>
+          <w:sz w:val="20"/>
+          <w:szCs w:val="20"/>
+        </w:rPr>
+        <w:t xml:space="preserve">) và một cặp Access Token + Refresh Token mới được sinh ra để thay thế.</w:t>
+      </w:r>
+    </w:p>
+    <w:p>
+      <w:pPr>
+        <w:pStyle w:val="Heading3"/>
+        <w:spacing w:after="80" w:before="180"/>
+      </w:pPr>
+      <w:r>
+        <w:rPr>
+          <w:rFonts w:ascii="Arial" w:cs="Arial" w:eastAsia="Arial" w:hAnsi="Arial"/>
+          <w:b/>
+          <w:bCs/>
+          <w:color w:val="334155"/>
+          <w:sz w:val="22"/>
+          <w:szCs w:val="22"/>
+        </w:rPr>
+        <w:t xml:space="preserve">4.6.4 Thuật toán phát hiện chiếm dụng token (FR-06.4: Token Theft Detection)</w:t>
+      </w:r>
+    </w:p>
+    <w:p>
+      <w:pPr>
+        <w:pStyle w:val="ListParagraph"/>
+        <w:numPr>
+          <w:ilvl w:val="0"/>
+          <w:numId w:val="1"/>
+        </w:numPr>
+        <w:spacing w:after="30" w:before="30"/>
+      </w:pPr>
+      <w:r>
+        <w:rPr>
+          <w:rFonts w:ascii="Arial" w:cs="Arial" w:eastAsia="Arial" w:hAnsi="Arial"/>
+          <w:b/>
+          <w:bCs/>
+          <w:color w:val="1F2937"/>
+          <w:sz w:val="20"/>
+          <w:szCs w:val="20"/>
+        </w:rPr>
+        <w:t xml:space="preserve">Kịch bản:</w:t>
+      </w:r>
+      <w:r>
+        <w:rPr>
+          <w:rFonts w:ascii="Arial" w:cs="Arial" w:eastAsia="Arial" w:hAnsi="Arial"/>
+          <w:b w:val="false"/>
+          <w:bCs w:val="false"/>
+          <w:color w:val="1F2937"/>
+          <w:sz w:val="20"/>
+          <w:szCs w:val="20"/>
+        </w:rPr>
+        <w:t xml:space="preserve"> Nếu kẻ tấn công đánh cắp được một Refresh Token cũ và cố tình gửi lên máy chủ sau khi token đó đã được người dùng hợp lệ làm mới.</w:t>
+      </w:r>
+    </w:p>
+    <w:p>
+      <w:pPr>
+        <w:pStyle w:val="ListParagraph"/>
+        <w:numPr>
+          <w:ilvl w:val="0"/>
+          <w:numId w:val="1"/>
+        </w:numPr>
+        <w:spacing w:after="30" w:before="30"/>
+      </w:pPr>
+      <w:r>
+        <w:rPr>
+          <w:rFonts w:ascii="Arial" w:cs="Arial" w:eastAsia="Arial" w:hAnsi="Arial"/>
+          <w:b/>
+          <w:bCs/>
+          <w:color w:val="1F2937"/>
+          <w:sz w:val="20"/>
+          <w:szCs w:val="20"/>
+        </w:rPr>
+        <w:t xml:space="preserve">Xử lý phòng thủ:</w:t>
+      </w:r>
+      <w:r>
+        <w:rPr>
+          <w:rFonts w:ascii="Arial" w:cs="Arial" w:eastAsia="Arial" w:hAnsi="Arial"/>
+          <w:b w:val="false"/>
+          <w:bCs w:val="false"/>
+          <w:color w:val="1F2937"/>
+          <w:sz w:val="20"/>
+          <w:szCs w:val="20"/>
+        </w:rPr>
+        <w:t xml:space="preserve"> Máy chủ kiểm tra thấy token gửi lên đã có cờ </w:t>
+      </w:r>
+      <w:r>
+        <w:rPr>
+          <w:rFonts w:ascii="Consolas" w:cs="Consolas" w:eastAsia="Consolas" w:hAnsi="Consolas"/>
+          <w:color w:val="0F172A"/>
+          <w:sz w:val="18"/>
+          <w:szCs w:val="18"/>
+          <w:shd w:fill="F1F5F9" w:color="auto" w:val="solid"/>
+        </w:rPr>
+        <w:t xml:space="preserve">revoked = true</w:t>
+      </w:r>
+      <w:r>
+        <w:rPr>
+          <w:rFonts w:ascii="Arial" w:cs="Arial" w:eastAsia="Arial" w:hAnsi="Arial"/>
+          <w:b w:val="false"/>
+          <w:bCs w:val="false"/>
+          <w:color w:val="1F2937"/>
+          <w:sz w:val="20"/>
+          <w:szCs w:val="20"/>
+        </w:rPr>
+        <w:t xml:space="preserve">. Hệ thống lập tức nhận diện nguy cơ rò rỉ bảo mật nghiêm trọng và kích hoạt cơ chế thu hồi liên đới (Cascade Revocation): </w:t>
+      </w:r>
+      <w:r>
+        <w:rPr>
+          <w:rFonts w:ascii="Arial" w:cs="Arial" w:eastAsia="Arial" w:hAnsi="Arial"/>
+          <w:b/>
+          <w:bCs/>
+          <w:color w:val="1F2937"/>
+          <w:sz w:val="20"/>
+          <w:szCs w:val="20"/>
+        </w:rPr>
+        <w:t xml:space="preserve">Thu hồi và vô hiệu hóa toàn bộ các Refresh Token</w:t>
+      </w:r>
+      <w:r>
+        <w:rPr>
+          <w:rFonts w:ascii="Arial" w:cs="Arial" w:eastAsia="Arial" w:hAnsi="Arial"/>
+          <w:b w:val="false"/>
+          <w:bCs w:val="false"/>
+          <w:color w:val="1F2937"/>
+          <w:sz w:val="20"/>
+          <w:szCs w:val="20"/>
+        </w:rPr>
+        <w:t xml:space="preserve"> thuộc về người dùng đó, đồng thời bắt buộc phiên làm việc phải đăng nhập lại từ đầu.</w:t>
+      </w:r>
+    </w:p>
+    <w:p>
+      <w:pPr>
+        <w:pStyle w:val="Heading2"/>
+        <w:spacing w:after="100" w:before="240"/>
+      </w:pPr>
+      <w:r>
+        <w:rPr>
+          <w:rFonts w:ascii="Arial" w:cs="Arial" w:eastAsia="Arial" w:hAnsi="Arial"/>
+          <w:b/>
+          <w:bCs/>
+          <w:color w:val="2563EB"/>
+          <w:sz w:val="24"/>
+          <w:szCs w:val="24"/>
+        </w:rPr>
+        <w:t xml:space="preserve">4.7 Phân hệ Quản trị nội dung Admin CMS (FR-07: Admin CMS &amp; Resource Management)</w:t>
+      </w:r>
+    </w:p>
+    <w:p>
+      <w:pPr>
+        <w:pStyle w:val="Heading3"/>
+        <w:spacing w:after="80" w:before="180"/>
+      </w:pPr>
+      <w:r>
+        <w:rPr>
+          <w:rFonts w:ascii="Arial" w:cs="Arial" w:eastAsia="Arial" w:hAnsi="Arial"/>
+          <w:b/>
+          <w:bCs/>
+          <w:color w:val="334155"/>
+          <w:sz w:val="22"/>
+          <w:szCs w:val="22"/>
+        </w:rPr>
+        <w:t xml:space="preserve">4.7.1 Bảng điều khiển quản trị tổng thể (FR-07.1: CMS Executive Dashboard)</w:t>
+      </w:r>
+    </w:p>
+    <w:p>
+      <w:pPr>
+        <w:pStyle w:val="ListParagraph"/>
+        <w:numPr>
+          <w:ilvl w:val="0"/>
+          <w:numId w:val="1"/>
+        </w:numPr>
+        <w:spacing w:after="30" w:before="30"/>
+      </w:pPr>
+      <w:r>
+        <w:rPr>
+          <w:rFonts w:ascii="Arial" w:cs="Arial" w:eastAsia="Arial" w:hAnsi="Arial"/>
+          <w:b/>
+          <w:bCs/>
+          <w:color w:val="1F2937"/>
+          <w:sz w:val="20"/>
+          <w:szCs w:val="20"/>
+        </w:rPr>
+        <w:t xml:space="preserve">Mô tả nghiệp vụ:</w:t>
+      </w:r>
+      <w:r>
+        <w:rPr>
+          <w:rFonts w:ascii="Arial" w:cs="Arial" w:eastAsia="Arial" w:hAnsi="Arial"/>
+          <w:b w:val="false"/>
+          <w:bCs w:val="false"/>
+          <w:color w:val="1F2937"/>
+          <w:sz w:val="20"/>
+          <w:szCs w:val="20"/>
+        </w:rPr>
+        <w:t xml:space="preserve"> Trang chủ của phân hệ quản trị (</w:t>
+      </w:r>
+      <w:r>
+        <w:rPr>
+          <w:rFonts w:ascii="Consolas" w:cs="Consolas" w:eastAsia="Consolas" w:hAnsi="Consolas"/>
+          <w:color w:val="0F172A"/>
+          <w:sz w:val="18"/>
+          <w:szCs w:val="18"/>
+          <w:shd w:fill="F1F5F9" w:color="auto" w:val="solid"/>
+        </w:rPr>
+        <w:t xml:space="preserve">/admin/dashboard</w:t>
+      </w:r>
+      <w:r>
+        <w:rPr>
+          <w:rFonts w:ascii="Arial" w:cs="Arial" w:eastAsia="Arial" w:hAnsi="Arial"/>
+          <w:b w:val="false"/>
+          <w:bCs w:val="false"/>
+          <w:color w:val="1F2937"/>
+          <w:sz w:val="20"/>
+          <w:szCs w:val="20"/>
+        </w:rPr>
+        <w:t xml:space="preserve">) cung cấp bức tranh toàn cảnh về hoạt động của hệ thống.</w:t>
+      </w:r>
+    </w:p>
+    <w:p>
+      <w:pPr>
+        <w:pStyle w:val="ListParagraph"/>
+        <w:numPr>
+          <w:ilvl w:val="0"/>
+          <w:numId w:val="1"/>
+        </w:numPr>
+        <w:spacing w:after="30" w:before="30"/>
+      </w:pPr>
+      <w:r>
+        <w:rPr>
+          <w:rFonts w:ascii="Arial" w:cs="Arial" w:eastAsia="Arial" w:hAnsi="Arial"/>
+          <w:b/>
+          <w:bCs/>
+          <w:color w:val="1F2937"/>
+          <w:sz w:val="20"/>
+          <w:szCs w:val="20"/>
+        </w:rPr>
+        <w:t xml:space="preserve">Thẻ chỉ số nhanh (KPI Summary Cards):</w:t>
+      </w:r>
+      <w:r>
+        <w:rPr>
+          <w:rFonts w:ascii="Arial" w:cs="Arial" w:eastAsia="Arial" w:hAnsi="Arial"/>
+          <w:b w:val="false"/>
+          <w:bCs w:val="false"/>
+          <w:color w:val="1F2937"/>
+          <w:sz w:val="20"/>
+          <w:szCs w:val="20"/>
+        </w:rPr>
+        <w:t xml:space="preserve"> Tổng số kỹ năng, số mốc kinh nghiệm, số dự án, số bài viết blog đã xuất bản, và số tin nhắn liên hệ mới chưa đọc.</w:t>
+      </w:r>
+    </w:p>
+    <w:p>
+      <w:pPr>
+        <w:pStyle w:val="ListParagraph"/>
+        <w:numPr>
+          <w:ilvl w:val="0"/>
+          <w:numId w:val="1"/>
+        </w:numPr>
+        <w:spacing w:after="30" w:before="30"/>
+      </w:pPr>
+      <w:r>
+        <w:rPr>
+          <w:rFonts w:ascii="Arial" w:cs="Arial" w:eastAsia="Arial" w:hAnsi="Arial"/>
+          <w:b/>
+          <w:bCs/>
+          <w:color w:val="1F2937"/>
+          <w:sz w:val="20"/>
+          <w:szCs w:val="20"/>
+        </w:rPr>
+        <w:t xml:space="preserve">Biểu đồ trực quan:</w:t>
+      </w:r>
+      <w:r>
+        <w:rPr>
+          <w:rFonts w:ascii="Arial" w:cs="Arial" w:eastAsia="Arial" w:hAnsi="Arial"/>
+          <w:b w:val="false"/>
+          <w:bCs w:val="false"/>
+          <w:color w:val="1F2937"/>
+          <w:sz w:val="20"/>
+          <w:szCs w:val="20"/>
+        </w:rPr>
+        <w:t xml:space="preserve"> Biểu đồ đường/cột thể hiện lượng truy cập theo ngày và danh sách bài viết blog được đọc nhiều nhất.</w:t>
+      </w:r>
+    </w:p>
+    <w:p>
+      <w:pPr>
+        <w:pStyle w:val="Heading3"/>
+        <w:spacing w:after="80" w:before="180"/>
+      </w:pPr>
+      <w:r>
+        <w:rPr>
+          <w:rFonts w:ascii="Arial" w:cs="Arial" w:eastAsia="Arial" w:hAnsi="Arial"/>
+          <w:b/>
+          <w:bCs/>
+          <w:color w:val="334155"/>
+          <w:sz w:val="22"/>
+          <w:szCs w:val="22"/>
+        </w:rPr>
+        <w:t xml:space="preserve">4.7.2 Quản trị thông tin hồ sơ cá nhân (FR-07.2: Profile Management)</w:t>
+      </w:r>
+    </w:p>
+    <w:p>
+      <w:pPr>
+        <w:pStyle w:val="ListParagraph"/>
+        <w:numPr>
+          <w:ilvl w:val="0"/>
+          <w:numId w:val="1"/>
+        </w:numPr>
+        <w:spacing w:after="30" w:before="30"/>
+      </w:pPr>
+      <w:r>
+        <w:rPr>
+          <w:rFonts w:ascii="Arial" w:cs="Arial" w:eastAsia="Arial" w:hAnsi="Arial"/>
+          <w:b/>
+          <w:bCs/>
+          <w:color w:val="1F2937"/>
+          <w:sz w:val="20"/>
+          <w:szCs w:val="20"/>
+        </w:rPr>
+        <w:t xml:space="preserve">Mô tả nghiệp vụ:</w:t>
+      </w:r>
+      <w:r>
+        <w:rPr>
+          <w:rFonts w:ascii="Arial" w:cs="Arial" w:eastAsia="Arial" w:hAnsi="Arial"/>
+          <w:b w:val="false"/>
+          <w:bCs w:val="false"/>
+          <w:color w:val="1F2937"/>
+          <w:sz w:val="20"/>
+          <w:szCs w:val="20"/>
+        </w:rPr>
+        <w:t xml:space="preserve"> Cho phép chỉnh sửa toàn bộ các thông tin xuất hiện trên trang chủ: Họ tên, chức danh chuyên môn, tiểu sử tóm tắt, số điện thoại, email công việc, địa điểm sinh sống, các đường dẫn mạng xã hội (GitHub, LinkedIn, Facebook) và đường dẫn tệp CV.</w:t>
+      </w:r>
+    </w:p>
+    <w:p>
+      <w:pPr>
+        <w:pStyle w:val="ListParagraph"/>
+        <w:numPr>
+          <w:ilvl w:val="0"/>
+          <w:numId w:val="1"/>
+        </w:numPr>
+        <w:spacing w:after="30" w:before="30"/>
+      </w:pPr>
+      <w:r>
+        <w:rPr>
+          <w:rFonts w:ascii="Arial" w:cs="Arial" w:eastAsia="Arial" w:hAnsi="Arial"/>
+          <w:b/>
+          <w:bCs/>
+          <w:color w:val="1F2937"/>
+          <w:sz w:val="20"/>
+          <w:szCs w:val="20"/>
+        </w:rPr>
+        <w:t xml:space="preserve">Điểm cuối API:</w:t>
+      </w:r>
+      <w:r>
+        <w:rPr>
+          <w:rFonts w:ascii="Arial" w:cs="Arial" w:eastAsia="Arial" w:hAnsi="Arial"/>
+          <w:b w:val="false"/>
+          <w:bCs w:val="false"/>
+          <w:color w:val="1F2937"/>
+          <w:sz w:val="20"/>
+          <w:szCs w:val="20"/>
+        </w:rPr>
+        <w:t xml:space="preserve"> </w:t>
+      </w:r>
+      <w:r>
+        <w:rPr>
+          <w:rFonts w:ascii="Consolas" w:cs="Consolas" w:eastAsia="Consolas" w:hAnsi="Consolas"/>
+          <w:color w:val="0F172A"/>
+          <w:sz w:val="18"/>
+          <w:szCs w:val="18"/>
+          <w:shd w:fill="F1F5F9" w:color="auto" w:val="solid"/>
+        </w:rPr>
+        <w:t xml:space="preserve">GET /api/v1/admin/profile</w:t>
+      </w:r>
+      <w:r>
+        <w:rPr>
+          <w:rFonts w:ascii="Arial" w:cs="Arial" w:eastAsia="Arial" w:hAnsi="Arial"/>
+          <w:b w:val="false"/>
+          <w:bCs w:val="false"/>
+          <w:color w:val="1F2937"/>
+          <w:sz w:val="20"/>
+          <w:szCs w:val="20"/>
+        </w:rPr>
+        <w:t xml:space="preserve"> và </w:t>
+      </w:r>
+      <w:r>
+        <w:rPr>
+          <w:rFonts w:ascii="Consolas" w:cs="Consolas" w:eastAsia="Consolas" w:hAnsi="Consolas"/>
+          <w:color w:val="0F172A"/>
+          <w:sz w:val="18"/>
+          <w:szCs w:val="18"/>
+          <w:shd w:fill="F1F5F9" w:color="auto" w:val="solid"/>
+        </w:rPr>
+        <w:t xml:space="preserve">PUT /api/v1/admin/profile</w:t>
+      </w:r>
+      <w:r>
+        <w:rPr>
+          <w:rFonts w:ascii="Arial" w:cs="Arial" w:eastAsia="Arial" w:hAnsi="Arial"/>
+          <w:b w:val="false"/>
+          <w:bCs w:val="false"/>
+          <w:color w:val="1F2937"/>
+          <w:sz w:val="20"/>
+          <w:szCs w:val="20"/>
+        </w:rPr>
+        <w:t xml:space="preserve">.</w:t>
+      </w:r>
+    </w:p>
+    <w:p>
+      <w:pPr>
+        <w:pStyle w:val="ListParagraph"/>
+        <w:numPr>
+          <w:ilvl w:val="0"/>
+          <w:numId w:val="1"/>
+        </w:numPr>
+        <w:spacing w:after="30" w:before="30"/>
+      </w:pPr>
+      <w:r>
+        <w:rPr>
+          <w:rFonts w:ascii="Arial" w:cs="Arial" w:eastAsia="Arial" w:hAnsi="Arial"/>
+          <w:b/>
+          <w:bCs/>
+          <w:color w:val="1F2937"/>
+          <w:sz w:val="20"/>
+          <w:szCs w:val="20"/>
+        </w:rPr>
+        <w:t xml:space="preserve">Cập nhật ảnh đại diện:</w:t>
+      </w:r>
+      <w:r>
+        <w:rPr>
+          <w:rFonts w:ascii="Arial" w:cs="Arial" w:eastAsia="Arial" w:hAnsi="Arial"/>
+          <w:b w:val="false"/>
+          <w:bCs w:val="false"/>
+          <w:color w:val="1F2937"/>
+          <w:sz w:val="20"/>
+          <w:szCs w:val="20"/>
+        </w:rPr>
+        <w:t xml:space="preserve"> Cho phép tải ảnh mới trực tiếp lên đám mây và cập nhật URL ảnh vào hồ sơ.</w:t>
+      </w:r>
+    </w:p>
+    <w:p>
+      <w:pPr>
+        <w:pStyle w:val="Heading3"/>
+        <w:spacing w:after="80" w:before="180"/>
+      </w:pPr>
+      <w:r>
+        <w:rPr>
+          <w:rFonts w:ascii="Arial" w:cs="Arial" w:eastAsia="Arial" w:hAnsi="Arial"/>
+          <w:b/>
+          <w:bCs/>
+          <w:color w:val="334155"/>
+          <w:sz w:val="22"/>
+          <w:szCs w:val="22"/>
+        </w:rPr>
+        <w:t xml:space="preserve">4.7.3 Quản lý vòng đời dữ liệu 6 danh mục tài nguyên (FR-07.3: Comprehensive Resource CRUD)</w:t>
+      </w:r>
+    </w:p>
+    <w:p>
+      <w:pPr>
+        <w:pStyle w:val="ListParagraph"/>
+        <w:numPr>
+          <w:ilvl w:val="0"/>
+          <w:numId w:val="1"/>
+        </w:numPr>
+        <w:spacing w:after="30" w:before="30"/>
+      </w:pPr>
+      <w:r>
+        <w:rPr>
+          <w:rFonts w:ascii="Arial" w:cs="Arial" w:eastAsia="Arial" w:hAnsi="Arial"/>
+          <w:b/>
+          <w:bCs/>
+          <w:color w:val="1F2937"/>
+          <w:sz w:val="20"/>
+          <w:szCs w:val="20"/>
+        </w:rPr>
+        <w:t xml:space="preserve">Mô tả nghiệp vụ:</w:t>
+      </w:r>
+      <w:r>
+        <w:rPr>
+          <w:rFonts w:ascii="Arial" w:cs="Arial" w:eastAsia="Arial" w:hAnsi="Arial"/>
+          <w:b w:val="false"/>
+          <w:bCs w:val="false"/>
+          <w:color w:val="1F2937"/>
+          <w:sz w:val="20"/>
+          <w:szCs w:val="20"/>
+        </w:rPr>
+        <w:t xml:space="preserve"> Cung cấp giao diện bảng dữ liệu thống nhất hỗ trợ Tìm kiếm, Lọc và thao tác Tạo mới / Xem / Cập nhật / Xóa (CRUD) cho 6 thực thể:</w:t>
+      </w:r>
+    </w:p>
+    <w:p>
+      <w:pPr>
+        <w:pStyle w:val="ListParagraph"/>
+        <w:numPr>
+          <w:ilvl w:val="0"/>
+          <w:numId w:val="1"/>
+        </w:numPr>
+        <w:spacing w:after="30" w:before="30"/>
+      </w:pPr>
+      <w:r>
+        <w:rPr>
+          <w:rFonts w:ascii="Arial" w:cs="Arial" w:eastAsia="Arial" w:hAnsi="Arial"/>
+          <w:b/>
+          <w:bCs/>
+          <w:color w:val="1F2937"/>
+          <w:sz w:val="20"/>
+          <w:szCs w:val="20"/>
+        </w:rPr>
+        <w:t xml:space="preserve">Kỹ năng (`skills`):</w:t>
+      </w:r>
+      <w:r>
+        <w:rPr>
+          <w:rFonts w:ascii="Arial" w:cs="Arial" w:eastAsia="Arial" w:hAnsi="Arial"/>
+          <w:b w:val="false"/>
+          <w:bCs w:val="false"/>
+          <w:color w:val="1F2937"/>
+          <w:sz w:val="20"/>
+          <w:szCs w:val="20"/>
+        </w:rPr>
+        <w:t xml:space="preserve"> Quản lý tên kỹ năng, danh mục (Backend, Frontend...), điểm phần trăm thành thạo (0 - 100%), tên icon hiển thị.</w:t>
+      </w:r>
+    </w:p>
+    <w:p>
+      <w:pPr>
+        <w:pStyle w:val="ListParagraph"/>
+        <w:numPr>
+          <w:ilvl w:val="0"/>
+          <w:numId w:val="1"/>
+        </w:numPr>
+        <w:spacing w:after="30" w:before="30"/>
+      </w:pPr>
+      <w:r>
+        <w:rPr>
+          <w:rFonts w:ascii="Arial" w:cs="Arial" w:eastAsia="Arial" w:hAnsi="Arial"/>
+          <w:b/>
+          <w:bCs/>
+          <w:color w:val="1F2937"/>
+          <w:sz w:val="20"/>
+          <w:szCs w:val="20"/>
+        </w:rPr>
+        <w:t xml:space="preserve">Kinh nghiệm (`experiences`):</w:t>
+      </w:r>
+      <w:r>
+        <w:rPr>
+          <w:rFonts w:ascii="Arial" w:cs="Arial" w:eastAsia="Arial" w:hAnsi="Arial"/>
+          <w:b w:val="false"/>
+          <w:bCs w:val="false"/>
+          <w:color w:val="1F2937"/>
+          <w:sz w:val="20"/>
+          <w:szCs w:val="20"/>
+        </w:rPr>
+        <w:t xml:space="preserve"> Quản lý tên công ty, chức danh, khoảng thời gian công tác, mô tả công việc, danh sách công nghệ sử dụng.</w:t>
+      </w:r>
+    </w:p>
+    <w:p>
+      <w:pPr>
+        <w:pStyle w:val="ListParagraph"/>
+        <w:numPr>
+          <w:ilvl w:val="0"/>
+          <w:numId w:val="1"/>
+        </w:numPr>
+        <w:spacing w:after="30" w:before="30"/>
+      </w:pPr>
+      <w:r>
+        <w:rPr>
+          <w:rFonts w:ascii="Arial" w:cs="Arial" w:eastAsia="Arial" w:hAnsi="Arial"/>
+          <w:b/>
+          <w:bCs/>
+          <w:color w:val="1F2937"/>
+          <w:sz w:val="20"/>
+          <w:szCs w:val="20"/>
+        </w:rPr>
+        <w:t xml:space="preserve">Dự án (`projects`):</w:t>
+      </w:r>
+      <w:r>
+        <w:rPr>
+          <w:rFonts w:ascii="Arial" w:cs="Arial" w:eastAsia="Arial" w:hAnsi="Arial"/>
+          <w:b w:val="false"/>
+          <w:bCs w:val="false"/>
+          <w:color w:val="1F2937"/>
+          <w:sz w:val="20"/>
+          <w:szCs w:val="20"/>
+        </w:rPr>
+        <w:t xml:space="preserve"> Quản lý tên dự án, thời gian thực hiện, mô tả bài toán, danh sách tech stack, ảnh chụp màn hình, liên kết demo, liên kết repo, cờ nổi bật (</w:t>
+      </w:r>
+      <w:r>
+        <w:rPr>
+          <w:rFonts w:ascii="Consolas" w:cs="Consolas" w:eastAsia="Consolas" w:hAnsi="Consolas"/>
+          <w:color w:val="0F172A"/>
+          <w:sz w:val="18"/>
+          <w:szCs w:val="18"/>
+          <w:shd w:fill="F1F5F9" w:color="auto" w:val="solid"/>
+        </w:rPr>
+        <w:t xml:space="preserve">featured</w:t>
+      </w:r>
+      <w:r>
+        <w:rPr>
+          <w:rFonts w:ascii="Arial" w:cs="Arial" w:eastAsia="Arial" w:hAnsi="Arial"/>
+          <w:b w:val="false"/>
+          <w:bCs w:val="false"/>
+          <w:color w:val="1F2937"/>
+          <w:sz w:val="20"/>
+          <w:szCs w:val="20"/>
+        </w:rPr>
+        <w:t xml:space="preserve">).</w:t>
+      </w:r>
+    </w:p>
+    <w:p>
+      <w:pPr>
+        <w:pStyle w:val="ListParagraph"/>
+        <w:numPr>
+          <w:ilvl w:val="0"/>
+          <w:numId w:val="1"/>
+        </w:numPr>
+        <w:spacing w:after="30" w:before="30"/>
+      </w:pPr>
+      <w:r>
+        <w:rPr>
+          <w:rFonts w:ascii="Arial" w:cs="Arial" w:eastAsia="Arial" w:hAnsi="Arial"/>
+          <w:b/>
+          <w:bCs/>
+          <w:color w:val="1F2937"/>
+          <w:sz w:val="20"/>
+          <w:szCs w:val="20"/>
+        </w:rPr>
+        <w:t xml:space="preserve">Học vấn (`education`):</w:t>
+      </w:r>
+      <w:r>
+        <w:rPr>
+          <w:rFonts w:ascii="Arial" w:cs="Arial" w:eastAsia="Arial" w:hAnsi="Arial"/>
+          <w:b w:val="false"/>
+          <w:bCs w:val="false"/>
+          <w:color w:val="1F2937"/>
+          <w:sz w:val="20"/>
+          <w:szCs w:val="20"/>
+        </w:rPr>
+        <w:t xml:space="preserve"> Quản lý cơ sở đào tạo, văn bằng, chuyên ngành, năm bắt đầu/kết thúc, điểm tổng kết GPA.</w:t>
+      </w:r>
+    </w:p>
+    <w:p>
+      <w:pPr>
+        <w:pStyle w:val="ListParagraph"/>
+        <w:numPr>
+          <w:ilvl w:val="0"/>
+          <w:numId w:val="1"/>
+        </w:numPr>
+        <w:spacing w:after="30" w:before="30"/>
+      </w:pPr>
+      <w:r>
+        <w:rPr>
+          <w:rFonts w:ascii="Arial" w:cs="Arial" w:eastAsia="Arial" w:hAnsi="Arial"/>
+          <w:b/>
+          <w:bCs/>
+          <w:color w:val="1F2937"/>
+          <w:sz w:val="20"/>
+          <w:szCs w:val="20"/>
+        </w:rPr>
+        <w:t xml:space="preserve">Chứng chỉ (`certifications`):</w:t>
+      </w:r>
+      <w:r>
+        <w:rPr>
+          <w:rFonts w:ascii="Arial" w:cs="Arial" w:eastAsia="Arial" w:hAnsi="Arial"/>
+          <w:b w:val="false"/>
+          <w:bCs w:val="false"/>
+          <w:color w:val="1F2937"/>
+          <w:sz w:val="20"/>
+          <w:szCs w:val="20"/>
+        </w:rPr>
+        <w:t xml:space="preserve"> Quản lý tên chứng chỉ, đơn vị cấp, ngày cấp, mã xác minh credential ID, đường dẫn xác minh.</w:t>
+      </w:r>
+    </w:p>
+    <w:p>
+      <w:pPr>
+        <w:pStyle w:val="ListParagraph"/>
+        <w:numPr>
+          <w:ilvl w:val="0"/>
+          <w:numId w:val="1"/>
+        </w:numPr>
+        <w:spacing w:after="30" w:before="30"/>
+      </w:pPr>
+      <w:r>
+        <w:rPr>
+          <w:rFonts w:ascii="Arial" w:cs="Arial" w:eastAsia="Arial" w:hAnsi="Arial"/>
+          <w:b/>
+          <w:bCs/>
+          <w:color w:val="1F2937"/>
+          <w:sz w:val="20"/>
+          <w:szCs w:val="20"/>
+        </w:rPr>
+        <w:t xml:space="preserve">Bài viết Blog (`posts`):</w:t>
+      </w:r>
+      <w:r>
+        <w:rPr>
+          <w:rFonts w:ascii="Arial" w:cs="Arial" w:eastAsia="Arial" w:hAnsi="Arial"/>
+          <w:b w:val="false"/>
+          <w:bCs w:val="false"/>
+          <w:color w:val="1F2937"/>
+          <w:sz w:val="20"/>
+          <w:szCs w:val="20"/>
+        </w:rPr>
+        <w:t xml:space="preserve"> Quản lý tiêu đề, slug URL thân thiện, tóm tắt, nội dung Markdown chi tiết, ảnh bìa, danh sách tags, cờ xuất bản (</w:t>
+      </w:r>
+      <w:r>
+        <w:rPr>
+          <w:rFonts w:ascii="Consolas" w:cs="Consolas" w:eastAsia="Consolas" w:hAnsi="Consolas"/>
+          <w:color w:val="0F172A"/>
+          <w:sz w:val="18"/>
+          <w:szCs w:val="18"/>
+          <w:shd w:fill="F1F5F9" w:color="auto" w:val="solid"/>
+        </w:rPr>
+        <w:t xml:space="preserve">published</w:t>
+      </w:r>
+      <w:r>
+        <w:rPr>
+          <w:rFonts w:ascii="Arial" w:cs="Arial" w:eastAsia="Arial" w:hAnsi="Arial"/>
+          <w:b w:val="false"/>
+          <w:bCs w:val="false"/>
+          <w:color w:val="1F2937"/>
+          <w:sz w:val="20"/>
+          <w:szCs w:val="20"/>
+        </w:rPr>
+        <w:t xml:space="preserve">).</w:t>
+      </w:r>
+    </w:p>
+    <w:p>
+      <w:pPr>
+        <w:pStyle w:val="ListParagraph"/>
+        <w:numPr>
+          <w:ilvl w:val="0"/>
+          <w:numId w:val="1"/>
+        </w:numPr>
+        <w:spacing w:after="30" w:before="30"/>
+      </w:pPr>
+      <w:r>
+        <w:rPr>
+          <w:rFonts w:ascii="Arial" w:cs="Arial" w:eastAsia="Arial" w:hAnsi="Arial"/>
+          <w:b/>
+          <w:bCs/>
+          <w:color w:val="1F2937"/>
+          <w:sz w:val="20"/>
+          <w:szCs w:val="20"/>
+        </w:rPr>
+        <w:t xml:space="preserve">Giao diện thao tác:</w:t>
+      </w:r>
+      <w:r>
+        <w:rPr>
+          <w:rFonts w:ascii="Arial" w:cs="Arial" w:eastAsia="Arial" w:hAnsi="Arial"/>
+          <w:b w:val="false"/>
+          <w:bCs w:val="false"/>
+          <w:color w:val="1F2937"/>
+          <w:sz w:val="20"/>
+          <w:szCs w:val="20"/>
+        </w:rPr>
+        <w:t xml:space="preserve"> Sử dụng hộp thoại Modal / Slide-over Drawer với Reactive Forms, xác thực dữ liệu tức thì trước khi submit.</w:t>
+      </w:r>
+    </w:p>
+    <w:p>
+      <w:pPr>
+        <w:pStyle w:val="Heading3"/>
+        <w:spacing w:after="80" w:before="180"/>
+      </w:pPr>
+      <w:r>
+        <w:rPr>
+          <w:rFonts w:ascii="Arial" w:cs="Arial" w:eastAsia="Arial" w:hAnsi="Arial"/>
+          <w:b/>
+          <w:bCs/>
+          <w:color w:val="334155"/>
+          <w:sz w:val="22"/>
+          <w:szCs w:val="22"/>
+        </w:rPr>
+        <w:t xml:space="preserve">4.7.4 Cơ chế kéo thả sắp xếp thứ tự hiển thị (FR-07.4: Drag-and-Drop Batch Reordering)</w:t>
+      </w:r>
+    </w:p>
+    <w:p>
+      <w:pPr>
+        <w:pStyle w:val="ListParagraph"/>
+        <w:numPr>
+          <w:ilvl w:val="0"/>
+          <w:numId w:val="1"/>
+        </w:numPr>
+        <w:spacing w:after="30" w:before="30"/>
+      </w:pPr>
+      <w:r>
+        <w:rPr>
+          <w:rFonts w:ascii="Arial" w:cs="Arial" w:eastAsia="Arial" w:hAnsi="Arial"/>
+          <w:b/>
+          <w:bCs/>
+          <w:color w:val="1F2937"/>
+          <w:sz w:val="20"/>
+          <w:szCs w:val="20"/>
+        </w:rPr>
+        <w:t xml:space="preserve">Mô tả nghiệp vụ:</w:t>
+      </w:r>
+      <w:r>
+        <w:rPr>
+          <w:rFonts w:ascii="Arial" w:cs="Arial" w:eastAsia="Arial" w:hAnsi="Arial"/>
+          <w:b w:val="false"/>
+          <w:bCs w:val="false"/>
+          <w:color w:val="1F2937"/>
+          <w:sz w:val="20"/>
+          <w:szCs w:val="20"/>
+        </w:rPr>
+        <w:t xml:space="preserve"> Người quản trị có thể thay đổi thứ tự xuất hiện của kỹ năng, dự án, kinh nghiệm trên trang chủ bằng thao tác kéo thả chuột trực quan (Drag-and-Drop) nhờ Angular CDK DragDrop.</w:t>
+      </w:r>
+    </w:p>
+    <w:p>
+      <w:pPr>
+        <w:pStyle w:val="ListParagraph"/>
+        <w:numPr>
+          <w:ilvl w:val="0"/>
+          <w:numId w:val="1"/>
+        </w:numPr>
+        <w:spacing w:after="30" w:before="30"/>
+      </w:pPr>
+      <w:r>
+        <w:rPr>
+          <w:rFonts w:ascii="Arial" w:cs="Arial" w:eastAsia="Arial" w:hAnsi="Arial"/>
+          <w:b/>
+          <w:bCs/>
+          <w:color w:val="1F2937"/>
+          <w:sz w:val="20"/>
+          <w:szCs w:val="20"/>
+        </w:rPr>
+        <w:t xml:space="preserve">Cơ chế đồng bộ Backend:</w:t>
+      </w:r>
+      <w:r>
+        <w:rPr>
+          <w:rFonts w:ascii="Arial" w:cs="Arial" w:eastAsia="Arial" w:hAnsi="Arial"/>
+          <w:b w:val="false"/>
+          <w:bCs w:val="false"/>
+          <w:color w:val="1F2937"/>
+          <w:sz w:val="20"/>
+          <w:szCs w:val="20"/>
+        </w:rPr>
+        <w:t xml:space="preserve"> Sau khi kéo thả hoàn tất, client gửi một mảng các đối tượng chứa </w:t>
+      </w:r>
+      <w:r>
+        <w:rPr>
+          <w:rFonts w:ascii="Consolas" w:cs="Consolas" w:eastAsia="Consolas" w:hAnsi="Consolas"/>
+          <w:color w:val="0F172A"/>
+          <w:sz w:val="18"/>
+          <w:szCs w:val="18"/>
+          <w:shd w:fill="F1F5F9" w:color="auto" w:val="solid"/>
+        </w:rPr>
+        <w:t xml:space="preserve">{ id, sort_order }</w:t>
+      </w:r>
+      <w:r>
+        <w:rPr>
+          <w:rFonts w:ascii="Arial" w:cs="Arial" w:eastAsia="Arial" w:hAnsi="Arial"/>
+          <w:b w:val="false"/>
+          <w:bCs w:val="false"/>
+          <w:color w:val="1F2937"/>
+          <w:sz w:val="20"/>
+          <w:szCs w:val="20"/>
+        </w:rPr>
+        <w:t xml:space="preserve"> lên endpoint </w:t>
+      </w:r>
+      <w:r>
+        <w:rPr>
+          <w:rFonts w:ascii="Consolas" w:cs="Consolas" w:eastAsia="Consolas" w:hAnsi="Consolas"/>
+          <w:color w:val="0F172A"/>
+          <w:sz w:val="18"/>
+          <w:szCs w:val="18"/>
+          <w:shd w:fill="F1F5F9" w:color="auto" w:val="solid"/>
+        </w:rPr>
+        <w:t xml:space="preserve">PUT /api/v1/admin/{resource}/reorder</w:t>
+      </w:r>
+      <w:r>
+        <w:rPr>
+          <w:rFonts w:ascii="Arial" w:cs="Arial" w:eastAsia="Arial" w:hAnsi="Arial"/>
+          <w:b w:val="false"/>
+          <w:bCs w:val="false"/>
+          <w:color w:val="1F2937"/>
+          <w:sz w:val="20"/>
+          <w:szCs w:val="20"/>
+        </w:rPr>
+        <w:t xml:space="preserve">. Backend thực hiện câu lệnh batch update trong một giao dịch cơ sở dữ liệu duy nhất (</w:t>
+      </w:r>
+      <w:r>
+        <w:rPr>
+          <w:rFonts w:ascii="Consolas" w:cs="Consolas" w:eastAsia="Consolas" w:hAnsi="Consolas"/>
+          <w:color w:val="0F172A"/>
+          <w:sz w:val="18"/>
+          <w:szCs w:val="18"/>
+          <w:shd w:fill="F1F5F9" w:color="auto" w:val="solid"/>
+        </w:rPr>
+        <w:t xml:space="preserve">@Transactional</w:t>
+      </w:r>
+      <w:r>
+        <w:rPr>
+          <w:rFonts w:ascii="Arial" w:cs="Arial" w:eastAsia="Arial" w:hAnsi="Arial"/>
+          <w:b w:val="false"/>
+          <w:bCs w:val="false"/>
+          <w:color w:val="1F2937"/>
+          <w:sz w:val="20"/>
+          <w:szCs w:val="20"/>
+        </w:rPr>
+        <w:t xml:space="preserve">) để cập nhật trường </w:t>
+      </w:r>
+      <w:r>
+        <w:rPr>
+          <w:rFonts w:ascii="Consolas" w:cs="Consolas" w:eastAsia="Consolas" w:hAnsi="Consolas"/>
+          <w:color w:val="0F172A"/>
+          <w:sz w:val="18"/>
+          <w:szCs w:val="18"/>
+          <w:shd w:fill="F1F5F9" w:color="auto" w:val="solid"/>
+        </w:rPr>
+        <w:t xml:space="preserve">sort_order</w:t>
+      </w:r>
+      <w:r>
+        <w:rPr>
+          <w:rFonts w:ascii="Arial" w:cs="Arial" w:eastAsia="Arial" w:hAnsi="Arial"/>
+          <w:b w:val="false"/>
+          <w:bCs w:val="false"/>
+          <w:color w:val="1F2937"/>
+          <w:sz w:val="20"/>
+          <w:szCs w:val="20"/>
+        </w:rPr>
+        <w:t xml:space="preserve"> đồng loạt, đảm bảo tính toàn vẹn và tốc độ tức thì.</w:t>
+      </w:r>
+    </w:p>
+    <w:p>
+      <w:pPr>
+        <w:pStyle w:val="Heading3"/>
+        <w:spacing w:after="80" w:before="180"/>
+      </w:pPr>
+      <w:r>
+        <w:rPr>
+          <w:rFonts w:ascii="Arial" w:cs="Arial" w:eastAsia="Arial" w:hAnsi="Arial"/>
+          <w:b/>
+          <w:bCs/>
+          <w:color w:val="334155"/>
+          <w:sz w:val="22"/>
+          <w:szCs w:val="22"/>
+        </w:rPr>
+        <w:t xml:space="preserve">4.7.5 Quản trị hộp thư tin nhắn liên hệ (FR-07.5: Message Inbox Management)</w:t>
+      </w:r>
+    </w:p>
+    <w:p>
+      <w:pPr>
+        <w:pStyle w:val="ListParagraph"/>
+        <w:numPr>
+          <w:ilvl w:val="0"/>
+          <w:numId w:val="1"/>
+        </w:numPr>
+        <w:spacing w:after="30" w:before="30"/>
+      </w:pPr>
+      <w:r>
+        <w:rPr>
+          <w:rFonts w:ascii="Arial" w:cs="Arial" w:eastAsia="Arial" w:hAnsi="Arial"/>
+          <w:b/>
+          <w:bCs/>
+          <w:color w:val="1F2937"/>
+          <w:sz w:val="20"/>
+          <w:szCs w:val="20"/>
+        </w:rPr>
+        <w:t xml:space="preserve">Mô tả nghiệp vụ:</w:t>
+      </w:r>
+      <w:r>
+        <w:rPr>
+          <w:rFonts w:ascii="Arial" w:cs="Arial" w:eastAsia="Arial" w:hAnsi="Arial"/>
+          <w:b w:val="false"/>
+          <w:bCs w:val="false"/>
+          <w:color w:val="1F2937"/>
+          <w:sz w:val="20"/>
+          <w:szCs w:val="20"/>
+        </w:rPr>
+        <w:t xml:space="preserve"> Tiếp nhận và quản lý toàn bộ các thông điệp do khách truy cập gửi qua form liên hệ.</w:t>
+      </w:r>
+    </w:p>
+    <w:p>
+      <w:pPr>
+        <w:pStyle w:val="ListParagraph"/>
+        <w:numPr>
+          <w:ilvl w:val="0"/>
+          <w:numId w:val="1"/>
+        </w:numPr>
+        <w:spacing w:after="30" w:before="30"/>
+      </w:pPr>
+      <w:r>
+        <w:rPr>
+          <w:rFonts w:ascii="Arial" w:cs="Arial" w:eastAsia="Arial" w:hAnsi="Arial"/>
+          <w:b/>
+          <w:bCs/>
+          <w:color w:val="1F2937"/>
+          <w:sz w:val="20"/>
+          <w:szCs w:val="20"/>
+        </w:rPr>
+        <w:t xml:space="preserve">Tính năng:</w:t>
+      </w:r>
+    </w:p>
+    <w:p>
+      <w:pPr>
+        <w:pStyle w:val="ListParagraph"/>
+        <w:numPr>
+          <w:ilvl w:val="0"/>
+          <w:numId w:val="1"/>
+        </w:numPr>
+        <w:spacing w:after="30" w:before="30"/>
+      </w:pPr>
+      <w:r>
+        <w:rPr>
+          <w:rFonts w:ascii="Arial" w:cs="Arial" w:eastAsia="Arial" w:hAnsi="Arial"/>
+          <w:b w:val="false"/>
+          <w:bCs w:val="false"/>
+          <w:color w:val="1F2937"/>
+          <w:sz w:val="20"/>
+          <w:szCs w:val="20"/>
+        </w:rPr>
+        <w:t xml:space="preserve">Hiển thị danh sách tin nhắn kèm huy hiệu số lượng tin nhắn chưa đọc (</w:t>
+      </w:r>
+      <w:r>
+        <w:rPr>
+          <w:rFonts w:ascii="Consolas" w:cs="Consolas" w:eastAsia="Consolas" w:hAnsi="Consolas"/>
+          <w:color w:val="0F172A"/>
+          <w:sz w:val="18"/>
+          <w:szCs w:val="18"/>
+          <w:shd w:fill="F1F5F9" w:color="auto" w:val="solid"/>
+        </w:rPr>
+        <w:t xml:space="preserve">is_read = false</w:t>
+      </w:r>
+      <w:r>
+        <w:rPr>
+          <w:rFonts w:ascii="Arial" w:cs="Arial" w:eastAsia="Arial" w:hAnsi="Arial"/>
+          <w:b w:val="false"/>
+          <w:bCs w:val="false"/>
+          <w:color w:val="1F2937"/>
+          <w:sz w:val="20"/>
+          <w:szCs w:val="20"/>
+        </w:rPr>
+        <w:t xml:space="preserve">) nổi bật trên menu quản trị.</w:t>
+      </w:r>
+    </w:p>
+    <w:p>
+      <w:pPr>
+        <w:pStyle w:val="ListParagraph"/>
+        <w:numPr>
+          <w:ilvl w:val="0"/>
+          <w:numId w:val="1"/>
+        </w:numPr>
+        <w:spacing w:after="30" w:before="30"/>
+      </w:pPr>
+      <w:r>
+        <w:rPr>
+          <w:rFonts w:ascii="Arial" w:cs="Arial" w:eastAsia="Arial" w:hAnsi="Arial"/>
+          <w:b w:val="false"/>
+          <w:bCs w:val="false"/>
+          <w:color w:val="1F2937"/>
+          <w:sz w:val="20"/>
+          <w:szCs w:val="20"/>
+        </w:rPr>
+        <w:t xml:space="preserve">Xem chi tiết nội dung tin nhắn, địa chỉ email và thời điểm gửi.</w:t>
+      </w:r>
+    </w:p>
+    <w:p>
+      <w:pPr>
+        <w:pStyle w:val="ListParagraph"/>
+        <w:numPr>
+          <w:ilvl w:val="0"/>
+          <w:numId w:val="1"/>
+        </w:numPr>
+        <w:spacing w:after="30" w:before="30"/>
+      </w:pPr>
+      <w:r>
+        <w:rPr>
+          <w:rFonts w:ascii="Arial" w:cs="Arial" w:eastAsia="Arial" w:hAnsi="Arial"/>
+          <w:b w:val="false"/>
+          <w:bCs w:val="false"/>
+          <w:color w:val="1F2937"/>
+          <w:sz w:val="20"/>
+          <w:szCs w:val="20"/>
+        </w:rPr>
+        <w:t xml:space="preserve">Đánh dấu tin nhắn đã đọc (</w:t>
+      </w:r>
+      <w:r>
+        <w:rPr>
+          <w:rFonts w:ascii="Consolas" w:cs="Consolas" w:eastAsia="Consolas" w:hAnsi="Consolas"/>
+          <w:color w:val="0F172A"/>
+          <w:sz w:val="18"/>
+          <w:szCs w:val="18"/>
+          <w:shd w:fill="F1F5F9" w:color="auto" w:val="solid"/>
+        </w:rPr>
+        <w:t xml:space="preserve">PUT /api/v1/admin/messages/{id}/read</w:t>
+      </w:r>
+      <w:r>
+        <w:rPr>
+          <w:rFonts w:ascii="Arial" w:cs="Arial" w:eastAsia="Arial" w:hAnsi="Arial"/>
+          <w:b w:val="false"/>
+          <w:bCs w:val="false"/>
+          <w:color w:val="1F2937"/>
+          <w:sz w:val="20"/>
+          <w:szCs w:val="20"/>
+        </w:rPr>
+        <w:t xml:space="preserve">).</w:t>
+      </w:r>
+    </w:p>
+    <w:p>
+      <w:pPr>
+        <w:pStyle w:val="ListParagraph"/>
+        <w:numPr>
+          <w:ilvl w:val="0"/>
+          <w:numId w:val="1"/>
+        </w:numPr>
+        <w:spacing w:after="30" w:before="30"/>
+      </w:pPr>
+      <w:r>
+        <w:rPr>
+          <w:rFonts w:ascii="Arial" w:cs="Arial" w:eastAsia="Arial" w:hAnsi="Arial"/>
+          <w:b w:val="false"/>
+          <w:bCs w:val="false"/>
+          <w:color w:val="1F2937"/>
+          <w:sz w:val="20"/>
+          <w:szCs w:val="20"/>
+        </w:rPr>
+        <w:t xml:space="preserve">Xóa tin nhắn rác hoặc tin nhắn không còn giá trị lưu trữ (</w:t>
+      </w:r>
+      <w:r>
+        <w:rPr>
+          <w:rFonts w:ascii="Consolas" w:cs="Consolas" w:eastAsia="Consolas" w:hAnsi="Consolas"/>
+          <w:color w:val="0F172A"/>
+          <w:sz w:val="18"/>
+          <w:szCs w:val="18"/>
+          <w:shd w:fill="F1F5F9" w:color="auto" w:val="solid"/>
+        </w:rPr>
+        <w:t xml:space="preserve">DELETE /api/v1/admin/messages/{id}</w:t>
+      </w:r>
+      <w:r>
+        <w:rPr>
+          <w:rFonts w:ascii="Arial" w:cs="Arial" w:eastAsia="Arial" w:hAnsi="Arial"/>
+          <w:b w:val="false"/>
+          <w:bCs w:val="false"/>
+          <w:color w:val="1F2937"/>
+          <w:sz w:val="20"/>
+          <w:szCs w:val="20"/>
+        </w:rPr>
+        <w:t xml:space="preserve">).</w:t>
+      </w:r>
+    </w:p>
+    <w:p>
+      <w:pPr>
+        <w:pStyle w:val="Heading3"/>
+        <w:spacing w:after="80" w:before="180"/>
+      </w:pPr>
+      <w:r>
+        <w:rPr>
+          <w:rFonts w:ascii="Arial" w:cs="Arial" w:eastAsia="Arial" w:hAnsi="Arial"/>
+          <w:b/>
+          <w:bCs/>
+          <w:color w:val="334155"/>
+          <w:sz w:val="22"/>
+          <w:szCs w:val="22"/>
+        </w:rPr>
+        <w:t xml:space="preserve">4.7.6 Dịch vụ lưu trữ tệp tin đám mây Supabase Storage (FR-07.6: Cloud Storage Service)</w:t>
+      </w:r>
+    </w:p>
+    <w:p>
+      <w:pPr>
+        <w:pStyle w:val="ListParagraph"/>
+        <w:numPr>
+          <w:ilvl w:val="0"/>
+          <w:numId w:val="1"/>
+        </w:numPr>
+        <w:spacing w:after="30" w:before="30"/>
+      </w:pPr>
+      <w:r>
+        <w:rPr>
+          <w:rFonts w:ascii="Arial" w:cs="Arial" w:eastAsia="Arial" w:hAnsi="Arial"/>
+          <w:b/>
+          <w:bCs/>
+          <w:color w:val="1F2937"/>
+          <w:sz w:val="20"/>
+          <w:szCs w:val="20"/>
+        </w:rPr>
+        <w:t xml:space="preserve">Mô tả nghiệp vụ:</w:t>
+      </w:r>
+      <w:r>
+        <w:rPr>
+          <w:rFonts w:ascii="Arial" w:cs="Arial" w:eastAsia="Arial" w:hAnsi="Arial"/>
+          <w:b w:val="false"/>
+          <w:bCs w:val="false"/>
+          <w:color w:val="1F2937"/>
+          <w:sz w:val="20"/>
+          <w:szCs w:val="20"/>
+        </w:rPr>
+        <w:t xml:space="preserve"> Cung cấp dịch vụ tải lên và lưu trữ các tệp ảnh tài nguyên (ảnh avatar, ảnh dự án, ảnh bài viết).</w:t>
+      </w:r>
+    </w:p>
+    <w:p>
+      <w:pPr>
+        <w:pStyle w:val="ListParagraph"/>
+        <w:numPr>
+          <w:ilvl w:val="0"/>
+          <w:numId w:val="1"/>
+        </w:numPr>
+        <w:spacing w:after="30" w:before="30"/>
+      </w:pPr>
+      <w:r>
+        <w:rPr>
+          <w:rFonts w:ascii="Arial" w:cs="Arial" w:eastAsia="Arial" w:hAnsi="Arial"/>
+          <w:b/>
+          <w:bCs/>
+          <w:color w:val="1F2937"/>
+          <w:sz w:val="20"/>
+          <w:szCs w:val="20"/>
+        </w:rPr>
+        <w:t xml:space="preserve">Điểm cuối API:</w:t>
+      </w:r>
+      <w:r>
+        <w:rPr>
+          <w:rFonts w:ascii="Arial" w:cs="Arial" w:eastAsia="Arial" w:hAnsi="Arial"/>
+          <w:b w:val="false"/>
+          <w:bCs w:val="false"/>
+          <w:color w:val="1F2937"/>
+          <w:sz w:val="20"/>
+          <w:szCs w:val="20"/>
+        </w:rPr>
+        <w:t xml:space="preserve"> </w:t>
+      </w:r>
+      <w:r>
+        <w:rPr>
+          <w:rFonts w:ascii="Consolas" w:cs="Consolas" w:eastAsia="Consolas" w:hAnsi="Consolas"/>
+          <w:color w:val="0F172A"/>
+          <w:sz w:val="18"/>
+          <w:szCs w:val="18"/>
+          <w:shd w:fill="F1F5F9" w:color="auto" w:val="solid"/>
+        </w:rPr>
+        <w:t xml:space="preserve">POST /api/v1/admin/upload</w:t>
+      </w:r>
+      <w:r>
+        <w:rPr>
+          <w:rFonts w:ascii="Arial" w:cs="Arial" w:eastAsia="Arial" w:hAnsi="Arial"/>
+          <w:b w:val="false"/>
+          <w:bCs w:val="false"/>
+          <w:color w:val="1F2937"/>
+          <w:sz w:val="20"/>
+          <w:szCs w:val="20"/>
+        </w:rPr>
+        <w:t xml:space="preserve"> (dạng </w:t>
+      </w:r>
+      <w:r>
+        <w:rPr>
+          <w:rFonts w:ascii="Consolas" w:cs="Consolas" w:eastAsia="Consolas" w:hAnsi="Consolas"/>
+          <w:color w:val="0F172A"/>
+          <w:sz w:val="18"/>
+          <w:szCs w:val="18"/>
+          <w:shd w:fill="F1F5F9" w:color="auto" w:val="solid"/>
+        </w:rPr>
+        <w:t xml:space="preserve">multipart/form-data</w:t>
+      </w:r>
+      <w:r>
+        <w:rPr>
+          <w:rFonts w:ascii="Arial" w:cs="Arial" w:eastAsia="Arial" w:hAnsi="Arial"/>
+          <w:b w:val="false"/>
+          <w:bCs w:val="false"/>
+          <w:color w:val="1F2937"/>
+          <w:sz w:val="20"/>
+          <w:szCs w:val="20"/>
+        </w:rPr>
+        <w:t xml:space="preserve">).</w:t>
+      </w:r>
+    </w:p>
+    <w:p>
+      <w:pPr>
+        <w:pStyle w:val="ListParagraph"/>
+        <w:numPr>
+          <w:ilvl w:val="0"/>
+          <w:numId w:val="1"/>
+        </w:numPr>
+        <w:spacing w:after="30" w:before="30"/>
+      </w:pPr>
+      <w:r>
+        <w:rPr>
+          <w:rFonts w:ascii="Arial" w:cs="Arial" w:eastAsia="Arial" w:hAnsi="Arial"/>
+          <w:b/>
+          <w:bCs/>
+          <w:color w:val="1F2937"/>
+          <w:sz w:val="20"/>
+          <w:szCs w:val="20"/>
+        </w:rPr>
+        <w:t xml:space="preserve">Cơ chế an ninh kiểm soát tệp tải lên:</w:t>
+      </w:r>
+    </w:p>
+    <w:p>
+      <w:pPr>
+        <w:pStyle w:val="ListParagraph"/>
+        <w:numPr>
+          <w:ilvl w:val="0"/>
+          <w:numId w:val="1"/>
+        </w:numPr>
+        <w:spacing w:after="30" w:before="30"/>
+      </w:pPr>
+      <w:r>
+        <w:rPr>
+          <w:rFonts w:ascii="Arial" w:cs="Arial" w:eastAsia="Arial" w:hAnsi="Arial"/>
+          <w:b w:val="false"/>
+          <w:bCs w:val="false"/>
+          <w:color w:val="1F2937"/>
+          <w:sz w:val="20"/>
+          <w:szCs w:val="20"/>
+        </w:rPr>
+        <w:t xml:space="preserve">Kiểm tra MIME type: Chỉ chấp nhận các định dạng ảnh an toàn: </w:t>
+      </w:r>
+      <w:r>
+        <w:rPr>
+          <w:rFonts w:ascii="Consolas" w:cs="Consolas" w:eastAsia="Consolas" w:hAnsi="Consolas"/>
+          <w:color w:val="0F172A"/>
+          <w:sz w:val="18"/>
+          <w:szCs w:val="18"/>
+          <w:shd w:fill="F1F5F9" w:color="auto" w:val="solid"/>
+        </w:rPr>
+        <w:t xml:space="preserve">image/jpeg</w:t>
+      </w:r>
+      <w:r>
+        <w:rPr>
+          <w:rFonts w:ascii="Arial" w:cs="Arial" w:eastAsia="Arial" w:hAnsi="Arial"/>
+          <w:b w:val="false"/>
+          <w:bCs w:val="false"/>
+          <w:color w:val="1F2937"/>
+          <w:sz w:val="20"/>
+          <w:szCs w:val="20"/>
+        </w:rPr>
+        <w:t xml:space="preserve">, </w:t>
+      </w:r>
+      <w:r>
+        <w:rPr>
+          <w:rFonts w:ascii="Consolas" w:cs="Consolas" w:eastAsia="Consolas" w:hAnsi="Consolas"/>
+          <w:color w:val="0F172A"/>
+          <w:sz w:val="18"/>
+          <w:szCs w:val="18"/>
+          <w:shd w:fill="F1F5F9" w:color="auto" w:val="solid"/>
+        </w:rPr>
+        <w:t xml:space="preserve">image/png</w:t>
+      </w:r>
+      <w:r>
+        <w:rPr>
+          <w:rFonts w:ascii="Arial" w:cs="Arial" w:eastAsia="Arial" w:hAnsi="Arial"/>
+          <w:b w:val="false"/>
+          <w:bCs w:val="false"/>
+          <w:color w:val="1F2937"/>
+          <w:sz w:val="20"/>
+          <w:szCs w:val="20"/>
+        </w:rPr>
+        <w:t xml:space="preserve">, </w:t>
+      </w:r>
+      <w:r>
+        <w:rPr>
+          <w:rFonts w:ascii="Consolas" w:cs="Consolas" w:eastAsia="Consolas" w:hAnsi="Consolas"/>
+          <w:color w:val="0F172A"/>
+          <w:sz w:val="18"/>
+          <w:szCs w:val="18"/>
+          <w:shd w:fill="F1F5F9" w:color="auto" w:val="solid"/>
+        </w:rPr>
+        <w:t xml:space="preserve">image/webp</w:t>
+      </w:r>
+      <w:r>
+        <w:rPr>
+          <w:rFonts w:ascii="Arial" w:cs="Arial" w:eastAsia="Arial" w:hAnsi="Arial"/>
+          <w:b w:val="false"/>
+          <w:bCs w:val="false"/>
+          <w:color w:val="1F2937"/>
+          <w:sz w:val="20"/>
+          <w:szCs w:val="20"/>
+        </w:rPr>
+        <w:t xml:space="preserve">.</w:t>
+      </w:r>
+    </w:p>
+    <w:p>
+      <w:pPr>
+        <w:pStyle w:val="ListParagraph"/>
+        <w:numPr>
+          <w:ilvl w:val="0"/>
+          <w:numId w:val="1"/>
+        </w:numPr>
+        <w:spacing w:after="30" w:before="30"/>
+      </w:pPr>
+      <w:r>
+        <w:rPr>
+          <w:rFonts w:ascii="Arial" w:cs="Arial" w:eastAsia="Arial" w:hAnsi="Arial"/>
+          <w:b w:val="false"/>
+          <w:bCs w:val="false"/>
+          <w:color w:val="1F2937"/>
+          <w:sz w:val="20"/>
+          <w:szCs w:val="20"/>
+        </w:rPr>
+        <w:t xml:space="preserve">Giới hạn kích thước tệp: Dung lượng tối đa không vượt quá 2 MB (2,097,152 bytes).</w:t>
+      </w:r>
+    </w:p>
+    <w:p>
+      <w:pPr>
+        <w:pStyle w:val="ListParagraph"/>
+        <w:numPr>
+          <w:ilvl w:val="0"/>
+          <w:numId w:val="1"/>
+        </w:numPr>
+        <w:spacing w:after="30" w:before="30"/>
+      </w:pPr>
+      <w:r>
+        <w:rPr>
+          <w:rFonts w:ascii="Arial" w:cs="Arial" w:eastAsia="Arial" w:hAnsi="Arial"/>
+          <w:b w:val="false"/>
+          <w:bCs w:val="false"/>
+          <w:color w:val="1F2937"/>
+          <w:sz w:val="20"/>
+          <w:szCs w:val="20"/>
+        </w:rPr>
+        <w:t xml:space="preserve">Tự động sinh tên tệp duy nhất bằng UUID (</w:t>
+      </w:r>
+      <w:r>
+        <w:rPr>
+          <w:rFonts w:ascii="Consolas" w:cs="Consolas" w:eastAsia="Consolas" w:hAnsi="Consolas"/>
+          <w:color w:val="0F172A"/>
+          <w:sz w:val="18"/>
+          <w:szCs w:val="18"/>
+          <w:shd w:fill="F1F5F9" w:color="auto" w:val="solid"/>
+        </w:rPr>
+        <w:t xml:space="preserve">UUID.randomUUID() + extension</w:t>
+      </w:r>
+      <w:r>
+        <w:rPr>
+          <w:rFonts w:ascii="Arial" w:cs="Arial" w:eastAsia="Arial" w:hAnsi="Arial"/>
+          <w:b w:val="false"/>
+          <w:bCs w:val="false"/>
+          <w:color w:val="1F2937"/>
+          <w:sz w:val="20"/>
+          <w:szCs w:val="20"/>
+        </w:rPr>
+        <w:t xml:space="preserve">) để chống tấn công ghi đè tệp tin và Path Traversal.</w:t>
+      </w:r>
+    </w:p>
+    <w:p>
+      <w:pPr>
+        <w:pStyle w:val="ListParagraph"/>
+        <w:numPr>
+          <w:ilvl w:val="0"/>
+          <w:numId w:val="1"/>
+        </w:numPr>
+        <w:spacing w:after="30" w:before="30"/>
+      </w:pPr>
+      <w:r>
+        <w:rPr>
+          <w:rFonts w:ascii="Arial" w:cs="Arial" w:eastAsia="Arial" w:hAnsi="Arial"/>
+          <w:b w:val="false"/>
+          <w:bCs w:val="false"/>
+          <w:color w:val="1F2937"/>
+          <w:sz w:val="20"/>
+          <w:szCs w:val="20"/>
+        </w:rPr>
+        <w:t xml:space="preserve">Tải tệp lên Supabase Storage bucket </w:t>
+      </w:r>
+      <w:r>
+        <w:rPr>
+          <w:rFonts w:ascii="Consolas" w:cs="Consolas" w:eastAsia="Consolas" w:hAnsi="Consolas"/>
+          <w:color w:val="0F172A"/>
+          <w:sz w:val="18"/>
+          <w:szCs w:val="18"/>
+          <w:shd w:fill="F1F5F9" w:color="auto" w:val="solid"/>
+        </w:rPr>
+        <w:t xml:space="preserve">portfolio</w:t>
+      </w:r>
+      <w:r>
+        <w:rPr>
+          <w:rFonts w:ascii="Arial" w:cs="Arial" w:eastAsia="Arial" w:hAnsi="Arial"/>
+          <w:b w:val="false"/>
+          <w:bCs w:val="false"/>
+          <w:color w:val="1F2937"/>
+          <w:sz w:val="20"/>
+          <w:szCs w:val="20"/>
+        </w:rPr>
+        <w:t xml:space="preserve"> qua REST API và trả về URL truy cập công khai CDN tốc độ cao.</w:t>
       </w:r>
     </w:p>
     <w:p>
